--- a/docs/GlobalGlueUpSync_Design_Spec.docx
+++ b/docs/GlobalGlueUpSync_Design_Spec.docx
@@ -44,39 +44,7 @@
           <w:i/>
           <w:iCs/>
         </w:rPr>
-        <w:t xml:space="preserve">Design </w:t>
-      </w:r>
-      <w:proofErr w:type="gramStart"/>
-      <w:r>
-        <w:rPr>
-          <w:i/>
-          <w:iCs/>
-        </w:rPr>
-        <w:t>Specification  |</w:t>
-      </w:r>
-      <w:proofErr w:type="gramEnd"/>
-      <w:r>
-        <w:rPr>
-          <w:i/>
-          <w:iCs/>
-        </w:rPr>
-        <w:t xml:space="preserve">  Version </w:t>
-      </w:r>
-      <w:proofErr w:type="gramStart"/>
-      <w:r>
-        <w:rPr>
-          <w:i/>
-          <w:iCs/>
-        </w:rPr>
-        <w:t>1.18  |</w:t>
-      </w:r>
-      <w:proofErr w:type="gramEnd"/>
-      <w:r>
-        <w:rPr>
-          <w:i/>
-          <w:iCs/>
-        </w:rPr>
-        <w:t xml:space="preserve">  April 2026</w:t>
+        <w:t>Design Specification  |  Version 1.20  |  May 2026</w:t>
       </w:r>
     </w:p>
     <w:p>
@@ -109,12 +77,6 @@
         <w:gridCol w:w="6860"/>
       </w:tblGrid>
       <w:tr>
-        <w:tblPrEx>
-          <w:tblCellMar>
-            <w:top w:w="0" w:type="dxa"/>
-            <w:bottom w:w="0" w:type="dxa"/>
-          </w:tblCellMar>
-        </w:tblPrEx>
         <w:tc>
           <w:tcPr>
             <w:tcW w:w="2500" w:type="dxa"/>
@@ -173,12 +135,6 @@
         </w:tc>
       </w:tr>
       <w:tr>
-        <w:tblPrEx>
-          <w:tblCellMar>
-            <w:top w:w="0" w:type="dxa"/>
-            <w:bottom w:w="0" w:type="dxa"/>
-          </w:tblCellMar>
-        </w:tblPrEx>
         <w:tc>
           <w:tcPr>
             <w:tcW w:w="2500" w:type="dxa"/>
@@ -231,25 +187,12 @@
                 <w:sz w:val="18"/>
                 <w:szCs w:val="18"/>
               </w:rPr>
-              <w:t>1.1</w:t>
-            </w:r>
-            <w:r>
-              <w:rPr>
-                <w:sz w:val="18"/>
-                <w:szCs w:val="18"/>
-              </w:rPr>
-              <w:t>9</w:t>
+              <w:t>1.20</w:t>
             </w:r>
           </w:p>
         </w:tc>
       </w:tr>
       <w:tr>
-        <w:tblPrEx>
-          <w:tblCellMar>
-            <w:top w:w="0" w:type="dxa"/>
-            <w:bottom w:w="0" w:type="dxa"/>
-          </w:tblCellMar>
-        </w:tblPrEx>
         <w:tc>
           <w:tcPr>
             <w:tcW w:w="2500" w:type="dxa"/>
@@ -302,18 +245,12 @@
                 <w:sz w:val="18"/>
                 <w:szCs w:val="18"/>
               </w:rPr>
-              <w:t>April 2026</w:t>
+              <w:t>May 2026</w:t>
             </w:r>
           </w:p>
         </w:tc>
       </w:tr>
       <w:tr>
-        <w:tblPrEx>
-          <w:tblCellMar>
-            <w:top w:w="0" w:type="dxa"/>
-            <w:bottom w:w="0" w:type="dxa"/>
-          </w:tblCellMar>
-        </w:tblPrEx>
         <w:tc>
           <w:tcPr>
             <w:tcW w:w="2500" w:type="dxa"/>
@@ -372,12 +309,6 @@
         </w:tc>
       </w:tr>
       <w:tr>
-        <w:tblPrEx>
-          <w:tblCellMar>
-            <w:top w:w="0" w:type="dxa"/>
-            <w:bottom w:w="0" w:type="dxa"/>
-          </w:tblCellMar>
-        </w:tblPrEx>
         <w:tc>
           <w:tcPr>
             <w:tcW w:w="2500" w:type="dxa"/>
@@ -436,12 +367,6 @@
         </w:tc>
       </w:tr>
       <w:tr>
-        <w:tblPrEx>
-          <w:tblCellMar>
-            <w:top w:w="0" w:type="dxa"/>
-            <w:bottom w:w="0" w:type="dxa"/>
-          </w:tblCellMar>
-        </w:tblPrEx>
         <w:tc>
           <w:tcPr>
             <w:tcW w:w="2500" w:type="dxa"/>
@@ -500,12 +425,6 @@
         </w:tc>
       </w:tr>
       <w:tr>
-        <w:tblPrEx>
-          <w:tblCellMar>
-            <w:top w:w="0" w:type="dxa"/>
-            <w:bottom w:w="0" w:type="dxa"/>
-          </w:tblCellMar>
-        </w:tblPrEx>
         <w:tc>
           <w:tcPr>
             <w:tcW w:w="2500" w:type="dxa"/>
@@ -524,7 +443,6 @@
             </w:tcMar>
           </w:tcPr>
           <w:p>
-            <w:proofErr w:type="spellStart"/>
             <w:r>
               <w:rPr>
                 <w:b/>
@@ -532,9 +450,57 @@
                 <w:sz w:val="18"/>
                 <w:szCs w:val="18"/>
               </w:rPr>
-              <w:t>GlueUp</w:t>
-            </w:r>
-            <w:proofErr w:type="spellEnd"/>
+              <w:t>GlueUp Org ID</w:t>
+            </w:r>
+          </w:p>
+        </w:tc>
+        <w:tc>
+          <w:tcPr>
+            <w:tcW w:w="6860" w:type="dxa"/>
+            <w:tcBorders>
+              <w:top w:val="single" w:sz="1" w:space="0" w:color="CCCCCC"/>
+              <w:left w:val="single" w:sz="1" w:space="0" w:color="CCCCCC"/>
+              <w:bottom w:val="single" w:sz="1" w:space="0" w:color="CCCCCC"/>
+              <w:right w:val="single" w:sz="1" w:space="0" w:color="CCCCCC"/>
+            </w:tcBorders>
+            <w:shd w:val="clear" w:color="auto" w:fill="FFFFFF"/>
+            <w:tcMar>
+              <w:top w:w="80" w:type="dxa"/>
+              <w:left w:w="120" w:type="dxa"/>
+              <w:bottom w:w="80" w:type="dxa"/>
+              <w:right w:w="120" w:type="dxa"/>
+            </w:tcMar>
+          </w:tcPr>
+          <w:p>
+            <w:r>
+              <w:rPr>
+                <w:sz w:val="18"/>
+                <w:szCs w:val="18"/>
+              </w:rPr>
+              <w:t>7912</w:t>
+            </w:r>
+          </w:p>
+        </w:tc>
+      </w:tr>
+      <w:tr>
+        <w:tc>
+          <w:tcPr>
+            <w:tcW w:w="2500" w:type="dxa"/>
+            <w:tcBorders>
+              <w:top w:val="single" w:sz="1" w:space="0" w:color="CCCCCC"/>
+              <w:left w:val="single" w:sz="1" w:space="0" w:color="CCCCCC"/>
+              <w:bottom w:val="single" w:sz="1" w:space="0" w:color="CCCCCC"/>
+              <w:right w:val="single" w:sz="1" w:space="0" w:color="CCCCCC"/>
+            </w:tcBorders>
+            <w:shd w:val="clear" w:color="auto" w:fill="D9D9D9"/>
+            <w:tcMar>
+              <w:top w:w="80" w:type="dxa"/>
+              <w:left w:w="120" w:type="dxa"/>
+              <w:bottom w:w="80" w:type="dxa"/>
+              <w:right w:w="120" w:type="dxa"/>
+            </w:tcMar>
+          </w:tcPr>
+          <w:p>
             <w:r>
               <w:rPr>
                 <w:b/>
@@ -542,7 +508,7 @@
                 <w:sz w:val="18"/>
                 <w:szCs w:val="18"/>
               </w:rPr>
-              <w:t xml:space="preserve"> Org ID</w:t>
+              <w:t>Membership Type ID</w:t>
             </w:r>
           </w:p>
         </w:tc>
@@ -569,18 +535,12 @@
                 <w:sz w:val="18"/>
                 <w:szCs w:val="18"/>
               </w:rPr>
-              <w:t>7912</w:t>
+              <w:t>37600</w:t>
             </w:r>
           </w:p>
         </w:tc>
       </w:tr>
       <w:tr>
-        <w:tblPrEx>
-          <w:tblCellMar>
-            <w:top w:w="0" w:type="dxa"/>
-            <w:bottom w:w="0" w:type="dxa"/>
-          </w:tblCellMar>
-        </w:tblPrEx>
         <w:tc>
           <w:tcPr>
             <w:tcW w:w="2500" w:type="dxa"/>
@@ -606,7 +566,7 @@
                 <w:sz w:val="18"/>
                 <w:szCs w:val="18"/>
               </w:rPr>
-              <w:t>Membership Type ID</w:t>
+              <w:t>Token File</w:t>
             </w:r>
           </w:p>
         </w:tc>
@@ -633,83 +593,8 @@
                 <w:sz w:val="18"/>
                 <w:szCs w:val="18"/>
               </w:rPr>
-              <w:t>37600</w:t>
-            </w:r>
-          </w:p>
-        </w:tc>
-      </w:tr>
-      <w:tr>
-        <w:tblPrEx>
-          <w:tblCellMar>
-            <w:top w:w="0" w:type="dxa"/>
-            <w:bottom w:w="0" w:type="dxa"/>
-          </w:tblCellMar>
-        </w:tblPrEx>
-        <w:tc>
-          <w:tcPr>
-            <w:tcW w:w="2500" w:type="dxa"/>
-            <w:tcBorders>
-              <w:top w:val="single" w:sz="1" w:space="0" w:color="CCCCCC"/>
-              <w:left w:val="single" w:sz="1" w:space="0" w:color="CCCCCC"/>
-              <w:bottom w:val="single" w:sz="1" w:space="0" w:color="CCCCCC"/>
-              <w:right w:val="single" w:sz="1" w:space="0" w:color="CCCCCC"/>
-            </w:tcBorders>
-            <w:shd w:val="clear" w:color="auto" w:fill="D9D9D9"/>
-            <w:tcMar>
-              <w:top w:w="80" w:type="dxa"/>
-              <w:left w:w="120" w:type="dxa"/>
-              <w:bottom w:w="80" w:type="dxa"/>
-              <w:right w:w="120" w:type="dxa"/>
-            </w:tcMar>
-          </w:tcPr>
-          <w:p>
-            <w:r>
-              <w:rPr>
-                <w:b/>
-                <w:bCs/>
-                <w:sz w:val="18"/>
-                <w:szCs w:val="18"/>
-              </w:rPr>
-              <w:t>Token File</w:t>
-            </w:r>
-          </w:p>
-        </w:tc>
-        <w:tc>
-          <w:tcPr>
-            <w:tcW w:w="6860" w:type="dxa"/>
-            <w:tcBorders>
-              <w:top w:val="single" w:sz="1" w:space="0" w:color="CCCCCC"/>
-              <w:left w:val="single" w:sz="1" w:space="0" w:color="CCCCCC"/>
-              <w:bottom w:val="single" w:sz="1" w:space="0" w:color="CCCCCC"/>
-              <w:right w:val="single" w:sz="1" w:space="0" w:color="CCCCCC"/>
-            </w:tcBorders>
-            <w:shd w:val="clear" w:color="auto" w:fill="FFFFFF"/>
-            <w:tcMar>
-              <w:top w:w="80" w:type="dxa"/>
-              <w:left w:w="120" w:type="dxa"/>
-              <w:bottom w:w="80" w:type="dxa"/>
-              <w:right w:w="120" w:type="dxa"/>
-            </w:tcMar>
-          </w:tcPr>
-          <w:p>
-            <w:proofErr w:type="spellStart"/>
-            <w:r>
-              <w:rPr>
-                <w:sz w:val="18"/>
-                <w:szCs w:val="18"/>
-              </w:rPr>
-              <w:t>glueup_</w:t>
-            </w:r>
-            <w:proofErr w:type="gramStart"/>
-            <w:r>
-              <w:rPr>
-                <w:sz w:val="18"/>
-                <w:szCs w:val="18"/>
-              </w:rPr>
-              <w:t>token.json</w:t>
-            </w:r>
-            <w:proofErr w:type="spellEnd"/>
-            <w:proofErr w:type="gramEnd"/>
+              <w:t>glueup_token.json</w:t>
+            </w:r>
           </w:p>
         </w:tc>
       </w:tr>
@@ -729,23 +614,7 @@
         <w:spacing w:after="120"/>
       </w:pPr>
       <w:r>
-        <w:t xml:space="preserve">GlobalGlueUpSync.py is the redesigned replacement for ICFGlueUpSync.py. It reads the ICF Global active-member CSV export (produced by the Get Active Members Make scenario), looks up each member in </w:t>
-      </w:r>
-      <w:proofErr w:type="spellStart"/>
-      <w:r>
-        <w:t>GlueUp</w:t>
-      </w:r>
-      <w:proofErr w:type="spellEnd"/>
-      <w:r>
-        <w:t xml:space="preserve"> by loading all </w:t>
-      </w:r>
-      <w:proofErr w:type="spellStart"/>
-      <w:r>
-        <w:t>GlueUp</w:t>
-      </w:r>
-      <w:proofErr w:type="spellEnd"/>
-      <w:r>
-        <w:t xml:space="preserve"> members into memory once at startup, and produces five output files per run.</w:t>
+        <w:t>GlobalGlueUpSync.py is the redesigned replacement for ICFGlueUpSync.py. It reads the ICF Global active-member CSV export (produced by the Get Active Members Make scenario), looks up each member in GlueUp by loading all GlueUp members into memory once at startup, and produces five output files per run.</w:t>
       </w:r>
     </w:p>
     <w:p>
@@ -753,23 +622,7 @@
         <w:spacing w:after="120"/>
       </w:pPr>
       <w:r>
-        <w:t xml:space="preserve">The script operates in Phase 0/1: </w:t>
-      </w:r>
-      <w:proofErr w:type="spellStart"/>
-      <w:r>
-        <w:t>GlueUp</w:t>
-      </w:r>
-      <w:proofErr w:type="spellEnd"/>
-      <w:r>
-        <w:t xml:space="preserve"> write API endpoints are confirmed read-only as of March 31, 2026. All record creation and updates are performed via manual Admin UI import. This is the permanent operational state pending a </w:t>
-      </w:r>
-      <w:proofErr w:type="spellStart"/>
-      <w:r>
-        <w:t>GlueUp</w:t>
-      </w:r>
-      <w:proofErr w:type="spellEnd"/>
-      <w:r>
-        <w:t xml:space="preserve"> platform change.</w:t>
+        <w:t>The script operates in Phase 0/1: GlueUp write API endpoints are confirmed read-only as of March 31, 2026. All record creation and updates are performed via manual Admin UI import. This is the permanent operational state pending a GlueUp platform change.</w:t>
       </w:r>
     </w:p>
     <w:p/>
@@ -786,15 +639,7 @@
         <w:spacing w:after="120"/>
       </w:pPr>
       <w:r>
-        <w:t xml:space="preserve">For purposes of this specification, and when communicating about </w:t>
-      </w:r>
-      <w:proofErr w:type="spellStart"/>
-      <w:r>
-        <w:t>GlueUp</w:t>
-      </w:r>
-      <w:proofErr w:type="spellEnd"/>
-      <w:r>
-        <w:t>, the following definitions apply:</w:t>
+        <w:t>For purposes of this specification, and when communicating about GlueUp, the following definitions apply:</w:t>
       </w:r>
     </w:p>
     <w:p>
@@ -807,15 +652,7 @@
         <w:spacing w:after="80"/>
       </w:pPr>
       <w:r>
-        <w:t xml:space="preserve">Contact — A person with contact information in </w:t>
-      </w:r>
-      <w:proofErr w:type="spellStart"/>
-      <w:r>
-        <w:t>GlueUp</w:t>
-      </w:r>
-      <w:proofErr w:type="spellEnd"/>
-      <w:r>
-        <w:t xml:space="preserve"> (address, phone, email). They are 'contact-able'.</w:t>
+        <w:t>Contact — A person with contact information in GlueUp (address, phone, email). They are 'contact-able'.</w:t>
       </w:r>
     </w:p>
     <w:p>
@@ -841,15 +678,7 @@
         <w:spacing w:after="80"/>
       </w:pPr>
       <w:r>
-        <w:t xml:space="preserve">Registered User — A Member with a </w:t>
-      </w:r>
-      <w:proofErr w:type="spellStart"/>
-      <w:r>
-        <w:t>GlueUp</w:t>
-      </w:r>
-      <w:proofErr w:type="spellEnd"/>
-      <w:r>
-        <w:t xml:space="preserve"> login.</w:t>
+        <w:t>Registered User — A Member with a GlueUp login.</w:t>
       </w:r>
     </w:p>
     <w:p>
@@ -862,15 +691,7 @@
         <w:spacing w:after="80"/>
       </w:pPr>
       <w:r>
-        <w:t xml:space="preserve">Membership — A membership record of the ICF Chapter association or an Affiliate membership. ICF Global-sourced memberships are pulled via API and imported into </w:t>
-      </w:r>
-      <w:proofErr w:type="spellStart"/>
-      <w:r>
-        <w:t>GlueUp</w:t>
-      </w:r>
-      <w:proofErr w:type="spellEnd"/>
-      <w:r>
-        <w:t>.</w:t>
+        <w:t>Membership — A membership record of the ICF Chapter association or an Affiliate membership. ICF Global-sourced memberships are pulled via API and imported into GlueUp.</w:t>
       </w:r>
     </w:p>
     <w:p/>
@@ -904,12 +725,6 @@
         <w:gridCol w:w="6360"/>
       </w:tblGrid>
       <w:tr>
-        <w:tblPrEx>
-          <w:tblCellMar>
-            <w:top w:w="0" w:type="dxa"/>
-            <w:bottom w:w="0" w:type="dxa"/>
-          </w:tblCellMar>
-        </w:tblPrEx>
         <w:trPr>
           <w:tblHeader/>
         </w:trPr>
@@ -973,12 +788,6 @@
         </w:tc>
       </w:tr>
       <w:tr>
-        <w:tblPrEx>
-          <w:tblCellMar>
-            <w:top w:w="0" w:type="dxa"/>
-            <w:bottom w:w="0" w:type="dxa"/>
-          </w:tblCellMar>
-        </w:tblPrEx>
         <w:tc>
           <w:tcPr>
             <w:tcW w:w="3000" w:type="dxa"/>
@@ -1035,12 +844,6 @@
         </w:tc>
       </w:tr>
       <w:tr>
-        <w:tblPrEx>
-          <w:tblCellMar>
-            <w:top w:w="0" w:type="dxa"/>
-            <w:bottom w:w="0" w:type="dxa"/>
-          </w:tblCellMar>
-        </w:tblPrEx>
         <w:tc>
           <w:tcPr>
             <w:tcW w:w="3000" w:type="dxa"/>
@@ -1059,22 +862,13 @@
             </w:tcMar>
           </w:tcPr>
           <w:p>
-            <w:proofErr w:type="spellStart"/>
             <w:r>
               <w:rPr>
                 <w:sz w:val="18"/>
                 <w:szCs w:val="18"/>
               </w:rPr>
               <w:lastRenderedPageBreak/>
-              <w:t>GlueUp</w:t>
-            </w:r>
-            <w:proofErr w:type="spellEnd"/>
-            <w:r>
-              <w:rPr>
-                <w:sz w:val="18"/>
-                <w:szCs w:val="18"/>
-              </w:rPr>
-              <w:t xml:space="preserve"> lookup method</w:t>
+              <w:t>GlueUp lookup method</w:t>
             </w:r>
           </w:p>
         </w:tc>
@@ -1101,34 +895,12 @@
                 <w:sz w:val="18"/>
                 <w:szCs w:val="18"/>
               </w:rPr>
-              <w:t xml:space="preserve">All </w:t>
-            </w:r>
-            <w:proofErr w:type="spellStart"/>
-            <w:r>
-              <w:rPr>
-                <w:sz w:val="18"/>
-                <w:szCs w:val="18"/>
-              </w:rPr>
-              <w:t>GlueUp</w:t>
-            </w:r>
-            <w:proofErr w:type="spellEnd"/>
-            <w:r>
-              <w:rPr>
-                <w:sz w:val="18"/>
-                <w:szCs w:val="18"/>
-              </w:rPr>
-              <w:t xml:space="preserve"> members are fetched once at startup into two in-memory indexes (by email and by ICF Member ID). No per-member API calls during processing.</w:t>
+              <w:t>All GlueUp members are fetched once at startup into two in-memory indexes (by email and by ICF Member ID). No per-member API calls during processing.</w:t>
             </w:r>
           </w:p>
         </w:tc>
       </w:tr>
       <w:tr>
-        <w:tblPrEx>
-          <w:tblCellMar>
-            <w:top w:w="0" w:type="dxa"/>
-            <w:bottom w:w="0" w:type="dxa"/>
-          </w:tblCellMar>
-        </w:tblPrEx>
         <w:tc>
           <w:tcPr>
             <w:tcW w:w="3000" w:type="dxa"/>
@@ -1179,34 +951,12 @@
                 <w:sz w:val="18"/>
                 <w:szCs w:val="18"/>
               </w:rPr>
-              <w:t>1. Look up by email. 2. If not found, look up by ICF Member ID (</w:t>
-            </w:r>
-            <w:proofErr w:type="spellStart"/>
-            <w:r>
-              <w:rPr>
-                <w:sz w:val="18"/>
-                <w:szCs w:val="18"/>
-              </w:rPr>
-              <w:t>cst_recno</w:t>
-            </w:r>
-            <w:proofErr w:type="spellEnd"/>
-            <w:r>
-              <w:rPr>
-                <w:sz w:val="18"/>
-                <w:szCs w:val="18"/>
-              </w:rPr>
-              <w:t>) as fallback for email mismatches.</w:t>
+              <w:t>1. Look up by email. 2. If not found, look up by ICF Member ID (cst_recno) as fallback for email mismatches.</w:t>
             </w:r>
           </w:p>
         </w:tc>
       </w:tr>
       <w:tr>
-        <w:tblPrEx>
-          <w:tblCellMar>
-            <w:top w:w="0" w:type="dxa"/>
-            <w:bottom w:w="0" w:type="dxa"/>
-          </w:tblCellMar>
-        </w:tblPrEx>
         <w:tc>
           <w:tcPr>
             <w:tcW w:w="3000" w:type="dxa"/>
@@ -1252,32 +1002,17 @@
             </w:tcMar>
           </w:tcPr>
           <w:p>
-            <w:proofErr w:type="spellStart"/>
-            <w:r>
-              <w:rPr>
-                <w:sz w:val="18"/>
-                <w:szCs w:val="18"/>
-              </w:rPr>
-              <w:t>GlueUp</w:t>
-            </w:r>
-            <w:proofErr w:type="spellEnd"/>
-            <w:r>
-              <w:rPr>
-                <w:sz w:val="18"/>
-                <w:szCs w:val="18"/>
-              </w:rPr>
-              <w:t xml:space="preserve"> is source of truth for First/Last Name and profile fields for existing real-email members. Shadow-email members and new members use ICF Global data.</w:t>
+            <w:r>
+              <w:rPr>
+                <w:sz w:val="18"/>
+                <w:szCs w:val="18"/>
+              </w:rPr>
+              <w:t>GlueUp is source of truth for First/Last Name and profile fields for existing real-email members. Shadow-email members and new members use ICF Global data.</w:t>
             </w:r>
           </w:p>
         </w:tc>
       </w:tr>
       <w:tr>
-        <w:tblPrEx>
-          <w:tblCellMar>
-            <w:top w:w="0" w:type="dxa"/>
-            <w:bottom w:w="0" w:type="dxa"/>
-          </w:tblCellMar>
-        </w:tblPrEx>
         <w:tc>
           <w:tcPr>
             <w:tcW w:w="3000" w:type="dxa"/>
@@ -1328,50 +1063,12 @@
                 <w:sz w:val="18"/>
                 <w:szCs w:val="18"/>
               </w:rPr>
-              <w:t xml:space="preserve">If ICF Global sends a blank value and </w:t>
-            </w:r>
-            <w:proofErr w:type="spellStart"/>
-            <w:r>
-              <w:rPr>
-                <w:sz w:val="18"/>
-                <w:szCs w:val="18"/>
-              </w:rPr>
-              <w:t>GlueUp</w:t>
-            </w:r>
-            <w:proofErr w:type="spellEnd"/>
-            <w:r>
-              <w:rPr>
-                <w:sz w:val="18"/>
-                <w:szCs w:val="18"/>
-              </w:rPr>
-              <w:t xml:space="preserve"> has a non-blank value, they are treated as equal. Historical data in </w:t>
-            </w:r>
-            <w:proofErr w:type="spellStart"/>
-            <w:r>
-              <w:rPr>
-                <w:sz w:val="18"/>
-                <w:szCs w:val="18"/>
-              </w:rPr>
-              <w:t>GlueUp</w:t>
-            </w:r>
-            <w:proofErr w:type="spellEnd"/>
-            <w:r>
-              <w:rPr>
-                <w:sz w:val="18"/>
-                <w:szCs w:val="18"/>
-              </w:rPr>
-              <w:t xml:space="preserve"> (e.g. expired credential dates) is never blanked out.</w:t>
+              <w:t>If ICF Global sends a blank value and GlueUp has a non-blank value, they are treated as equal. Historical data in GlueUp (e.g. expired credential dates) is never blanked out.</w:t>
             </w:r>
           </w:p>
         </w:tc>
       </w:tr>
       <w:tr>
-        <w:tblPrEx>
-          <w:tblCellMar>
-            <w:top w:w="0" w:type="dxa"/>
-            <w:bottom w:w="0" w:type="dxa"/>
-          </w:tblCellMar>
-        </w:tblPrEx>
         <w:tc>
           <w:tcPr>
             <w:tcW w:w="3000" w:type="dxa"/>
@@ -1428,12 +1125,6 @@
         </w:tc>
       </w:tr>
       <w:tr>
-        <w:tblPrEx>
-          <w:tblCellMar>
-            <w:top w:w="0" w:type="dxa"/>
-            <w:bottom w:w="0" w:type="dxa"/>
-          </w:tblCellMar>
-        </w:tblPrEx>
         <w:tc>
           <w:tcPr>
             <w:tcW w:w="3000" w:type="dxa"/>
@@ -1452,21 +1143,12 @@
             </w:tcMar>
           </w:tcPr>
           <w:p>
-            <w:proofErr w:type="spellStart"/>
-            <w:r>
-              <w:rPr>
-                <w:sz w:val="18"/>
-                <w:szCs w:val="18"/>
-              </w:rPr>
-              <w:t>GlueUp</w:t>
-            </w:r>
-            <w:proofErr w:type="spellEnd"/>
-            <w:r>
-              <w:rPr>
-                <w:sz w:val="18"/>
-                <w:szCs w:val="18"/>
-              </w:rPr>
-              <w:t xml:space="preserve"> 'none' code</w:t>
+            <w:r>
+              <w:rPr>
+                <w:sz w:val="18"/>
+                <w:szCs w:val="18"/>
+              </w:rPr>
+              <w:t>GlueUp 'none' code</w:t>
             </w:r>
           </w:p>
         </w:tc>
@@ -1488,32 +1170,17 @@
             </w:tcMar>
           </w:tcPr>
           <w:p>
-            <w:proofErr w:type="spellStart"/>
-            <w:r>
-              <w:rPr>
-                <w:sz w:val="18"/>
-                <w:szCs w:val="18"/>
-              </w:rPr>
-              <w:t>GlueUp</w:t>
-            </w:r>
-            <w:proofErr w:type="spellEnd"/>
-            <w:r>
-              <w:rPr>
-                <w:sz w:val="18"/>
-                <w:szCs w:val="18"/>
-              </w:rPr>
-              <w:t xml:space="preserve"> stores 'no credential' as code 'none'. This is treated as equivalent to blank for comparison purposes.</w:t>
+            <w:r>
+              <w:rPr>
+                <w:sz w:val="18"/>
+                <w:szCs w:val="18"/>
+              </w:rPr>
+              <w:t>GlueUp stores 'no credential' as code 'none'. This is treated as equivalent to blank for comparison purposes.</w:t>
             </w:r>
           </w:p>
         </w:tc>
       </w:tr>
       <w:tr>
-        <w:tblPrEx>
-          <w:tblCellMar>
-            <w:top w:w="0" w:type="dxa"/>
-            <w:bottom w:w="0" w:type="dxa"/>
-          </w:tblCellMar>
-        </w:tblPrEx>
         <w:tc>
           <w:tcPr>
             <w:tcW w:w="3000" w:type="dxa"/>
@@ -1570,12 +1237,6 @@
         </w:tc>
       </w:tr>
       <w:tr>
-        <w:tblPrEx>
-          <w:tblCellMar>
-            <w:top w:w="0" w:type="dxa"/>
-            <w:bottom w:w="0" w:type="dxa"/>
-          </w:tblCellMar>
-        </w:tblPrEx>
         <w:tc>
           <w:tcPr>
             <w:tcW w:w="3000" w:type="dxa"/>
@@ -1632,12 +1293,6 @@
         </w:tc>
       </w:tr>
       <w:tr>
-        <w:tblPrEx>
-          <w:tblCellMar>
-            <w:top w:w="0" w:type="dxa"/>
-            <w:bottom w:w="0" w:type="dxa"/>
-          </w:tblCellMar>
-        </w:tblPrEx>
         <w:tc>
           <w:tcPr>
             <w:tcW w:w="3000" w:type="dxa"/>
@@ -1688,34 +1343,12 @@
                 <w:sz w:val="18"/>
                 <w:szCs w:val="18"/>
               </w:rPr>
-              <w:t xml:space="preserve">If ICF Global Status = Active but Expiration Date has already passed, contact is imported but no membership row is created. </w:t>
-            </w:r>
-            <w:proofErr w:type="spellStart"/>
-            <w:r>
-              <w:rPr>
-                <w:sz w:val="18"/>
-                <w:szCs w:val="18"/>
-              </w:rPr>
-              <w:t>GlueUp</w:t>
-            </w:r>
-            <w:proofErr w:type="spellEnd"/>
-            <w:r>
-              <w:rPr>
-                <w:sz w:val="18"/>
-                <w:szCs w:val="18"/>
-              </w:rPr>
-              <w:t xml:space="preserve"> handles the grace period automatically.</w:t>
+              <w:t>If ICF Global Status = Active but Expiration Date has already passed, contact is imported but no membership row is created. GlueUp handles the grace period automatically.</w:t>
             </w:r>
           </w:p>
         </w:tc>
       </w:tr>
       <w:tr>
-        <w:tblPrEx>
-          <w:tblCellMar>
-            <w:top w:w="0" w:type="dxa"/>
-            <w:bottom w:w="0" w:type="dxa"/>
-          </w:tblCellMar>
-        </w:tblPrEx>
         <w:tc>
           <w:tcPr>
             <w:tcW w:w="3000" w:type="dxa"/>
@@ -1772,12 +1405,6 @@
         </w:tc>
       </w:tr>
       <w:tr>
-        <w:tblPrEx>
-          <w:tblCellMar>
-            <w:top w:w="0" w:type="dxa"/>
-            <w:bottom w:w="0" w:type="dxa"/>
-          </w:tblCellMar>
-        </w:tblPrEx>
         <w:tc>
           <w:tcPr>
             <w:tcW w:w="3000" w:type="dxa"/>
@@ -1834,12 +1461,6 @@
         </w:tc>
       </w:tr>
       <w:tr>
-        <w:tblPrEx>
-          <w:tblCellMar>
-            <w:top w:w="0" w:type="dxa"/>
-            <w:bottom w:w="0" w:type="dxa"/>
-          </w:tblCellMar>
-        </w:tblPrEx>
         <w:tc>
           <w:tcPr>
             <w:tcW w:w="3000" w:type="dxa"/>
@@ -1890,23 +1511,7 @@
                 <w:sz w:val="18"/>
                 <w:szCs w:val="18"/>
               </w:rPr>
-              <w:t xml:space="preserve">Each row is validated before processing. Invalid rows (column-shift, bad dates, </w:t>
-            </w:r>
-            <w:proofErr w:type="spellStart"/>
-            <w:r>
-              <w:rPr>
-                <w:sz w:val="18"/>
-                <w:szCs w:val="18"/>
-              </w:rPr>
-              <w:t>unrecognised</w:t>
-            </w:r>
-            <w:proofErr w:type="spellEnd"/>
-            <w:r>
-              <w:rPr>
-                <w:sz w:val="18"/>
-                <w:szCs w:val="18"/>
-              </w:rPr>
-              <w:t xml:space="preserve"> credentials, etc.) are hard-skipped and logged. They do not appear in any output file.</w:t>
+              <w:t>Each row is validated before processing. Invalid rows (column-shift, bad dates, unrecognised credentials, etc.) are hard-skipped and logged. They do not appear in any output file.</w:t>
             </w:r>
           </w:p>
         </w:tc>
@@ -1926,15 +1531,7 @@
         <w:spacing w:after="120"/>
       </w:pPr>
       <w:r>
-        <w:t xml:space="preserve">ICFGlueUpSync.py produced a single combined import XLSX and three report files. GlobalGlueUpSync.py produces two separate import XLSX files aligned to validated </w:t>
-      </w:r>
-      <w:proofErr w:type="spellStart"/>
-      <w:r>
-        <w:t>GlueUp</w:t>
-      </w:r>
-      <w:proofErr w:type="spellEnd"/>
-      <w:r>
-        <w:t xml:space="preserve"> templates, plus a comparison report, duplicate report, and run log.</w:t>
+        <w:t>ICFGlueUpSync.py produced a single combined import XLSX and three report files. GlobalGlueUpSync.py produces two separate import XLSX files aligned to validated GlueUp templates, plus a comparison report, duplicate report, and run log.</w:t>
       </w:r>
     </w:p>
     <w:p/>
@@ -1968,12 +1565,6 @@
         <w:gridCol w:w="5860"/>
       </w:tblGrid>
       <w:tr>
-        <w:tblPrEx>
-          <w:tblCellMar>
-            <w:top w:w="0" w:type="dxa"/>
-            <w:bottom w:w="0" w:type="dxa"/>
-          </w:tblCellMar>
-        </w:tblPrEx>
         <w:trPr>
           <w:tblHeader/>
         </w:trPr>
@@ -2037,12 +1628,6 @@
         </w:tc>
       </w:tr>
       <w:tr>
-        <w:tblPrEx>
-          <w:tblCellMar>
-            <w:top w:w="0" w:type="dxa"/>
-            <w:bottom w:w="0" w:type="dxa"/>
-          </w:tblCellMar>
-        </w:tblPrEx>
         <w:tc>
           <w:tcPr>
             <w:tcW w:w="3500" w:type="dxa"/>
@@ -2061,21 +1646,12 @@
             </w:tcMar>
           </w:tcPr>
           <w:p>
-            <w:proofErr w:type="spellStart"/>
-            <w:r>
-              <w:rPr>
-                <w:sz w:val="18"/>
-                <w:szCs w:val="18"/>
-              </w:rPr>
-              <w:t>GlueUp</w:t>
-            </w:r>
-            <w:proofErr w:type="spellEnd"/>
-            <w:r>
-              <w:rPr>
-                <w:sz w:val="18"/>
-                <w:szCs w:val="18"/>
-              </w:rPr>
-              <w:t xml:space="preserve"> Sync Design Spec</w:t>
+            <w:r>
+              <w:rPr>
+                <w:sz w:val="18"/>
+                <w:szCs w:val="18"/>
+              </w:rPr>
+              <w:t>GlueUp Sync Design Spec</w:t>
             </w:r>
           </w:p>
         </w:tc>
@@ -2108,12 +1684,6 @@
         </w:tc>
       </w:tr>
       <w:tr>
-        <w:tblPrEx>
-          <w:tblCellMar>
-            <w:top w:w="0" w:type="dxa"/>
-            <w:bottom w:w="0" w:type="dxa"/>
-          </w:tblCellMar>
-        </w:tblPrEx>
         <w:tc>
           <w:tcPr>
             <w:tcW w:w="3500" w:type="dxa"/>
@@ -2132,21 +1702,12 @@
             </w:tcMar>
           </w:tcPr>
           <w:p>
-            <w:proofErr w:type="spellStart"/>
-            <w:r>
-              <w:rPr>
-                <w:sz w:val="18"/>
-                <w:szCs w:val="18"/>
-              </w:rPr>
-              <w:t>GlueUp</w:t>
-            </w:r>
-            <w:proofErr w:type="spellEnd"/>
-            <w:r>
-              <w:rPr>
-                <w:sz w:val="18"/>
-                <w:szCs w:val="18"/>
-              </w:rPr>
-              <w:t xml:space="preserve"> Make Operations Guide</w:t>
+            <w:r>
+              <w:rPr>
+                <w:sz w:val="18"/>
+                <w:szCs w:val="18"/>
+              </w:rPr>
+              <w:t>GlueUp Make Operations Guide</w:t>
             </w:r>
           </w:p>
         </w:tc>
@@ -2179,12 +1740,6 @@
         </w:tc>
       </w:tr>
       <w:tr>
-        <w:tblPrEx>
-          <w:tblCellMar>
-            <w:top w:w="0" w:type="dxa"/>
-            <w:bottom w:w="0" w:type="dxa"/>
-          </w:tblCellMar>
-        </w:tblPrEx>
         <w:tc>
           <w:tcPr>
             <w:tcW w:w="3500" w:type="dxa"/>
@@ -2241,12 +1796,6 @@
         </w:tc>
       </w:tr>
       <w:tr>
-        <w:tblPrEx>
-          <w:tblCellMar>
-            <w:top w:w="0" w:type="dxa"/>
-            <w:bottom w:w="0" w:type="dxa"/>
-          </w:tblCellMar>
-        </w:tblPrEx>
         <w:tc>
           <w:tcPr>
             <w:tcW w:w="3500" w:type="dxa"/>
@@ -2303,12 +1852,6 @@
         </w:tc>
       </w:tr>
       <w:tr>
-        <w:tblPrEx>
-          <w:tblCellMar>
-            <w:top w:w="0" w:type="dxa"/>
-            <w:bottom w:w="0" w:type="dxa"/>
-          </w:tblCellMar>
-        </w:tblPrEx>
         <w:tc>
           <w:tcPr>
             <w:tcW w:w="3500" w:type="dxa"/>
@@ -2327,21 +1870,12 @@
             </w:tcMar>
           </w:tcPr>
           <w:p>
-            <w:proofErr w:type="spellStart"/>
-            <w:r>
-              <w:rPr>
-                <w:sz w:val="18"/>
-                <w:szCs w:val="18"/>
-              </w:rPr>
-              <w:t>GlueUp</w:t>
-            </w:r>
-            <w:proofErr w:type="spellEnd"/>
-            <w:r>
-              <w:rPr>
-                <w:sz w:val="18"/>
-                <w:szCs w:val="18"/>
-              </w:rPr>
-              <w:t xml:space="preserve"> API v2 (Apiary)</w:t>
+            <w:r>
+              <w:rPr>
+                <w:sz w:val="18"/>
+                <w:szCs w:val="18"/>
+              </w:rPr>
+              <w:t>GlueUp API v2 (Apiary)</w:t>
             </w:r>
           </w:p>
         </w:tc>
@@ -2374,12 +1908,6 @@
         </w:tc>
       </w:tr>
       <w:tr>
-        <w:tblPrEx>
-          <w:tblCellMar>
-            <w:top w:w="0" w:type="dxa"/>
-            <w:bottom w:w="0" w:type="dxa"/>
-          </w:tblCellMar>
-        </w:tblPrEx>
         <w:tc>
           <w:tcPr>
             <w:tcW w:w="3500" w:type="dxa"/>
@@ -2436,12 +1964,6 @@
         </w:tc>
       </w:tr>
       <w:tr>
-        <w:tblPrEx>
-          <w:tblCellMar>
-            <w:top w:w="0" w:type="dxa"/>
-            <w:bottom w:w="0" w:type="dxa"/>
-          </w:tblCellMar>
-        </w:tblPrEx>
         <w:tc>
           <w:tcPr>
             <w:tcW w:w="3500" w:type="dxa"/>
@@ -2499,12 +2021,6 @@
         </w:tc>
       </w:tr>
       <w:tr>
-        <w:tblPrEx>
-          <w:tblCellMar>
-            <w:top w:w="0" w:type="dxa"/>
-            <w:bottom w:w="0" w:type="dxa"/>
-          </w:tblCellMar>
-        </w:tblPrEx>
         <w:tc>
           <w:tcPr>
             <w:tcW w:w="3500" w:type="dxa"/>
@@ -2523,21 +2039,12 @@
             </w:tcMar>
           </w:tcPr>
           <w:p>
-            <w:proofErr w:type="spellStart"/>
-            <w:r>
-              <w:rPr>
-                <w:sz w:val="18"/>
-                <w:szCs w:val="18"/>
-              </w:rPr>
-              <w:t>TemplateList</w:t>
-            </w:r>
-            <w:proofErr w:type="spellEnd"/>
-            <w:r>
-              <w:rPr>
-                <w:sz w:val="18"/>
-                <w:szCs w:val="18"/>
-              </w:rPr>
-              <w:t xml:space="preserve"> Cross Reference</w:t>
+            <w:r>
+              <w:rPr>
+                <w:sz w:val="18"/>
+                <w:szCs w:val="18"/>
+              </w:rPr>
+              <w:t>TemplateList Cross Reference</w:t>
             </w:r>
           </w:p>
         </w:tc>
@@ -2570,12 +2077,6 @@
         </w:tc>
       </w:tr>
       <w:tr>
-        <w:tblPrEx>
-          <w:tblCellMar>
-            <w:top w:w="0" w:type="dxa"/>
-            <w:bottom w:w="0" w:type="dxa"/>
-          </w:tblCellMar>
-        </w:tblPrEx>
         <w:tc>
           <w:tcPr>
             <w:tcW w:w="3500" w:type="dxa"/>
@@ -2594,21 +2095,12 @@
             </w:tcMar>
           </w:tcPr>
           <w:p>
-            <w:proofErr w:type="spellStart"/>
-            <w:r>
-              <w:rPr>
-                <w:sz w:val="18"/>
-                <w:szCs w:val="18"/>
-              </w:rPr>
-              <w:t>ZipCodes_Areas_CCC</w:t>
-            </w:r>
-            <w:proofErr w:type="spellEnd"/>
-            <w:r>
-              <w:rPr>
-                <w:sz w:val="18"/>
-                <w:szCs w:val="18"/>
-              </w:rPr>
-              <w:t xml:space="preserve"> Cross Reference</w:t>
+            <w:r>
+              <w:rPr>
+                <w:sz w:val="18"/>
+                <w:szCs w:val="18"/>
+              </w:rPr>
+              <w:t>ZipCodes_Areas_CCC Cross Reference</w:t>
             </w:r>
           </w:p>
         </w:tc>
@@ -2664,23 +2156,7 @@
         <w:spacing w:after="120"/>
       </w:pPr>
       <w:r>
-        <w:t>The input file is a CSV produced by the Get Active Members Make scenario (</w:t>
-      </w:r>
-      <w:proofErr w:type="spellStart"/>
-      <w:r>
-        <w:t>activemembers_YYYYMMDD</w:t>
-      </w:r>
-      <w:proofErr w:type="spellEnd"/>
-      <w:r>
-        <w:t>). The script does not support the manual ICF Global XLS download — the column structure is different. If no filename is specified on the command line, the script auto-discovers the most recently modified file with '</w:t>
-      </w:r>
-      <w:proofErr w:type="spellStart"/>
-      <w:r>
-        <w:t>activemembers</w:t>
-      </w:r>
-      <w:proofErr w:type="spellEnd"/>
-      <w:r>
-        <w:t>' in its name in the current directory.</w:t>
+        <w:t>The input file is a CSV produced by the Get Active Members Make scenario (activemembers_YYYYMMDD). The script does not support the manual ICF Global XLS download — the column structure is different. If no filename is specified on the command line, the script auto-discovers the most recently modified file with 'activemembers' in its name in the current directory.</w:t>
       </w:r>
     </w:p>
     <w:p/>
@@ -2725,12 +2201,6 @@
         <w:gridCol w:w="1563"/>
       </w:tblGrid>
       <w:tr>
-        <w:tblPrEx>
-          <w:tblCellMar>
-            <w:top w:w="0" w:type="dxa"/>
-            <w:bottom w:w="0" w:type="dxa"/>
-          </w:tblCellMar>
-        </w:tblPrEx>
         <w:trPr>
           <w:tblHeader/>
         </w:trPr>
@@ -2881,12 +2351,6 @@
         </w:tc>
       </w:tr>
       <w:tr>
-        <w:tblPrEx>
-          <w:tblCellMar>
-            <w:top w:w="0" w:type="dxa"/>
-            <w:bottom w:w="0" w:type="dxa"/>
-          </w:tblCellMar>
-        </w:tblPrEx>
         <w:tc>
           <w:tcPr>
             <w:tcW w:w="350" w:type="dxa"/>
@@ -2959,7 +2423,6 @@
             </w:tcMar>
           </w:tcPr>
           <w:p>
-            <w:proofErr w:type="spellStart"/>
             <w:r>
               <w:rPr>
                 <w:sz w:val="18"/>
@@ -2967,7 +2430,6 @@
               </w:rPr>
               <w:t>cst_recno</w:t>
             </w:r>
-            <w:proofErr w:type="spellEnd"/>
           </w:p>
         </w:tc>
         <w:tc>
@@ -3026,12 +2488,6 @@
         </w:tc>
       </w:tr>
       <w:tr>
-        <w:tblPrEx>
-          <w:tblCellMar>
-            <w:top w:w="0" w:type="dxa"/>
-            <w:bottom w:w="0" w:type="dxa"/>
-          </w:tblCellMar>
-        </w:tblPrEx>
         <w:tc>
           <w:tcPr>
             <w:tcW w:w="350" w:type="dxa"/>
@@ -3104,7 +2560,6 @@
             </w:tcMar>
           </w:tcPr>
           <w:p>
-            <w:proofErr w:type="spellStart"/>
             <w:r>
               <w:rPr>
                 <w:sz w:val="18"/>
@@ -3112,7 +2567,6 @@
               </w:rPr>
               <w:t>Member_Status</w:t>
             </w:r>
-            <w:proofErr w:type="spellEnd"/>
           </w:p>
         </w:tc>
         <w:tc>
@@ -3171,12 +2625,6 @@
         </w:tc>
       </w:tr>
       <w:tr>
-        <w:tblPrEx>
-          <w:tblCellMar>
-            <w:top w:w="0" w:type="dxa"/>
-            <w:bottom w:w="0" w:type="dxa"/>
-          </w:tblCellMar>
-        </w:tblPrEx>
         <w:tc>
           <w:tcPr>
             <w:tcW w:w="350" w:type="dxa"/>
@@ -3249,7 +2697,6 @@
             </w:tcMar>
           </w:tcPr>
           <w:p>
-            <w:proofErr w:type="spellStart"/>
             <w:r>
               <w:rPr>
                 <w:sz w:val="18"/>
@@ -3257,7 +2704,6 @@
               </w:rPr>
               <w:t>First_Name</w:t>
             </w:r>
-            <w:proofErr w:type="spellEnd"/>
           </w:p>
         </w:tc>
         <w:tc>
@@ -3308,12 +2754,6 @@
         </w:tc>
       </w:tr>
       <w:tr>
-        <w:tblPrEx>
-          <w:tblCellMar>
-            <w:top w:w="0" w:type="dxa"/>
-            <w:bottom w:w="0" w:type="dxa"/>
-          </w:tblCellMar>
-        </w:tblPrEx>
         <w:tc>
           <w:tcPr>
             <w:tcW w:w="350" w:type="dxa"/>
@@ -3386,7 +2826,6 @@
             </w:tcMar>
           </w:tcPr>
           <w:p>
-            <w:proofErr w:type="spellStart"/>
             <w:r>
               <w:rPr>
                 <w:sz w:val="18"/>
@@ -3394,7 +2833,6 @@
               </w:rPr>
               <w:t>Last_Name</w:t>
             </w:r>
-            <w:proofErr w:type="spellEnd"/>
           </w:p>
         </w:tc>
         <w:tc>
@@ -3445,12 +2883,6 @@
         </w:tc>
       </w:tr>
       <w:tr>
-        <w:tblPrEx>
-          <w:tblCellMar>
-            <w:top w:w="0" w:type="dxa"/>
-            <w:bottom w:w="0" w:type="dxa"/>
-          </w:tblCellMar>
-        </w:tblPrEx>
         <w:tc>
           <w:tcPr>
             <w:tcW w:w="350" w:type="dxa"/>
@@ -3577,32 +3009,17 @@
             </w:tcMar>
           </w:tcPr>
           <w:p>
-            <w:proofErr w:type="gramStart"/>
-            <w:r>
-              <w:rPr>
-                <w:sz w:val="18"/>
-                <w:szCs w:val="18"/>
-              </w:rPr>
-              <w:t>Usually</w:t>
-            </w:r>
-            <w:proofErr w:type="gramEnd"/>
-            <w:r>
-              <w:rPr>
-                <w:sz w:val="18"/>
-                <w:szCs w:val="18"/>
-              </w:rPr>
-              <w:t xml:space="preserve"> blank</w:t>
+            <w:r>
+              <w:rPr>
+                <w:sz w:val="18"/>
+                <w:szCs w:val="18"/>
+              </w:rPr>
+              <w:t>Usually blank</w:t>
             </w:r>
           </w:p>
         </w:tc>
       </w:tr>
       <w:tr>
-        <w:tblPrEx>
-          <w:tblCellMar>
-            <w:top w:w="0" w:type="dxa"/>
-            <w:bottom w:w="0" w:type="dxa"/>
-          </w:tblCellMar>
-        </w:tblPrEx>
         <w:tc>
           <w:tcPr>
             <w:tcW w:w="350" w:type="dxa"/>
@@ -3740,12 +3157,6 @@
         </w:tc>
       </w:tr>
       <w:tr>
-        <w:tblPrEx>
-          <w:tblCellMar>
-            <w:top w:w="0" w:type="dxa"/>
-            <w:bottom w:w="0" w:type="dxa"/>
-          </w:tblCellMar>
-        </w:tblPrEx>
         <w:tc>
           <w:tcPr>
             <w:tcW w:w="350" w:type="dxa"/>
@@ -3877,34 +3288,12 @@
                 <w:sz w:val="18"/>
                 <w:szCs w:val="18"/>
               </w:rPr>
-              <w:t>Not imported (</w:t>
-            </w:r>
-            <w:proofErr w:type="spellStart"/>
-            <w:r>
-              <w:rPr>
-                <w:sz w:val="18"/>
-                <w:szCs w:val="18"/>
-              </w:rPr>
-              <w:t>GlueUp</w:t>
-            </w:r>
-            <w:proofErr w:type="spellEnd"/>
-            <w:r>
-              <w:rPr>
-                <w:sz w:val="18"/>
-                <w:szCs w:val="18"/>
-              </w:rPr>
-              <w:t xml:space="preserve"> phone verification required)</w:t>
+              <w:t>Not imported (GlueUp phone verification required)</w:t>
             </w:r>
           </w:p>
         </w:tc>
       </w:tr>
       <w:tr>
-        <w:tblPrEx>
-          <w:tblCellMar>
-            <w:top w:w="0" w:type="dxa"/>
-            <w:bottom w:w="0" w:type="dxa"/>
-          </w:tblCellMar>
-        </w:tblPrEx>
         <w:tc>
           <w:tcPr>
             <w:tcW w:w="350" w:type="dxa"/>
@@ -4034,12 +3423,6 @@
         </w:tc>
       </w:tr>
       <w:tr>
-        <w:tblPrEx>
-          <w:tblCellMar>
-            <w:top w:w="0" w:type="dxa"/>
-            <w:bottom w:w="0" w:type="dxa"/>
-          </w:tblCellMar>
-        </w:tblPrEx>
         <w:tc>
           <w:tcPr>
             <w:tcW w:w="350" w:type="dxa"/>
@@ -4169,12 +3552,6 @@
         </w:tc>
       </w:tr>
       <w:tr>
-        <w:tblPrEx>
-          <w:tblCellMar>
-            <w:top w:w="0" w:type="dxa"/>
-            <w:bottom w:w="0" w:type="dxa"/>
-          </w:tblCellMar>
-        </w:tblPrEx>
         <w:tc>
           <w:tcPr>
             <w:tcW w:w="350" w:type="dxa"/>
@@ -4312,12 +3689,6 @@
         </w:tc>
       </w:tr>
       <w:tr>
-        <w:tblPrEx>
-          <w:tblCellMar>
-            <w:top w:w="0" w:type="dxa"/>
-            <w:bottom w:w="0" w:type="dxa"/>
-          </w:tblCellMar>
-        </w:tblPrEx>
         <w:tc>
           <w:tcPr>
             <w:tcW w:w="350" w:type="dxa"/>
@@ -4447,12 +3818,6 @@
         </w:tc>
       </w:tr>
       <w:tr>
-        <w:tblPrEx>
-          <w:tblCellMar>
-            <w:top w:w="0" w:type="dxa"/>
-            <w:bottom w:w="0" w:type="dxa"/>
-          </w:tblCellMar>
-        </w:tblPrEx>
         <w:tc>
           <w:tcPr>
             <w:tcW w:w="350" w:type="dxa"/>
@@ -4498,7 +3863,6 @@
             </w:tcMar>
           </w:tcPr>
           <w:p>
-            <w:proofErr w:type="spellStart"/>
             <w:r>
               <w:rPr>
                 <w:sz w:val="18"/>
@@ -4506,7 +3870,6 @@
               </w:rPr>
               <w:t>Chapter_Start_Date</w:t>
             </w:r>
-            <w:proofErr w:type="spellEnd"/>
           </w:p>
         </w:tc>
         <w:tc>
@@ -4527,7 +3890,6 @@
             </w:tcMar>
           </w:tcPr>
           <w:p>
-            <w:proofErr w:type="spellStart"/>
             <w:r>
               <w:rPr>
                 <w:sz w:val="18"/>
@@ -4535,7 +3897,6 @@
               </w:rPr>
               <w:t>Chapter_Start_Date</w:t>
             </w:r>
-            <w:proofErr w:type="spellEnd"/>
           </w:p>
         </w:tc>
         <w:tc>
@@ -4586,12 +3947,6 @@
         </w:tc>
       </w:tr>
       <w:tr>
-        <w:tblPrEx>
-          <w:tblCellMar>
-            <w:top w:w="0" w:type="dxa"/>
-            <w:bottom w:w="0" w:type="dxa"/>
-          </w:tblCellMar>
-        </w:tblPrEx>
         <w:tc>
           <w:tcPr>
             <w:tcW w:w="350" w:type="dxa"/>
@@ -4637,7 +3992,6 @@
             </w:tcMar>
           </w:tcPr>
           <w:p>
-            <w:proofErr w:type="spellStart"/>
             <w:r>
               <w:rPr>
                 <w:sz w:val="18"/>
@@ -4645,7 +3999,6 @@
               </w:rPr>
               <w:t>Membership_Join_Date</w:t>
             </w:r>
-            <w:proofErr w:type="spellEnd"/>
           </w:p>
         </w:tc>
         <w:tc>
@@ -4666,7 +4019,6 @@
             </w:tcMar>
           </w:tcPr>
           <w:p>
-            <w:proofErr w:type="spellStart"/>
             <w:r>
               <w:rPr>
                 <w:sz w:val="18"/>
@@ -4674,7 +4026,6 @@
               </w:rPr>
               <w:t>Membership_Join_Date</w:t>
             </w:r>
-            <w:proofErr w:type="spellEnd"/>
           </w:p>
         </w:tc>
         <w:tc>
@@ -4733,12 +4084,6 @@
         </w:tc>
       </w:tr>
       <w:tr>
-        <w:tblPrEx>
-          <w:tblCellMar>
-            <w:top w:w="0" w:type="dxa"/>
-            <w:bottom w:w="0" w:type="dxa"/>
-          </w:tblCellMar>
-        </w:tblPrEx>
         <w:tc>
           <w:tcPr>
             <w:tcW w:w="350" w:type="dxa"/>
@@ -4811,7 +4156,6 @@
             </w:tcMar>
           </w:tcPr>
           <w:p>
-            <w:proofErr w:type="spellStart"/>
             <w:r>
               <w:rPr>
                 <w:sz w:val="18"/>
@@ -4819,7 +4163,6 @@
               </w:rPr>
               <w:t>Membership_Expiration_Date</w:t>
             </w:r>
-            <w:proofErr w:type="spellEnd"/>
           </w:p>
         </w:tc>
         <w:tc>
@@ -4878,12 +4221,6 @@
         </w:tc>
       </w:tr>
       <w:tr>
-        <w:tblPrEx>
-          <w:tblCellMar>
-            <w:top w:w="0" w:type="dxa"/>
-            <w:bottom w:w="0" w:type="dxa"/>
-          </w:tblCellMar>
-        </w:tblPrEx>
         <w:tc>
           <w:tcPr>
             <w:tcW w:w="350" w:type="dxa"/>
@@ -4957,7 +4294,6 @@
             </w:tcMar>
           </w:tcPr>
           <w:p>
-            <w:proofErr w:type="spellStart"/>
             <w:r>
               <w:rPr>
                 <w:sz w:val="18"/>
@@ -4965,7 +4301,6 @@
               </w:rPr>
               <w:t>Reinstate.Rejoin</w:t>
             </w:r>
-            <w:proofErr w:type="spellEnd"/>
           </w:p>
         </w:tc>
         <w:tc>
@@ -5024,12 +4359,6 @@
         </w:tc>
       </w:tr>
       <w:tr>
-        <w:tblPrEx>
-          <w:tblCellMar>
-            <w:top w:w="0" w:type="dxa"/>
-            <w:bottom w:w="0" w:type="dxa"/>
-          </w:tblCellMar>
-        </w:tblPrEx>
         <w:tc>
           <w:tcPr>
             <w:tcW w:w="350" w:type="dxa"/>
@@ -5102,7 +4431,6 @@
             </w:tcMar>
           </w:tcPr>
           <w:p>
-            <w:proofErr w:type="spellStart"/>
             <w:r>
               <w:rPr>
                 <w:sz w:val="18"/>
@@ -5110,7 +4438,6 @@
               </w:rPr>
               <w:t>Auto_Renewal</w:t>
             </w:r>
-            <w:proofErr w:type="spellEnd"/>
           </w:p>
         </w:tc>
         <w:tc>
@@ -5158,32 +4485,17 @@
             </w:tcMar>
           </w:tcPr>
           <w:p>
-            <w:proofErr w:type="gramStart"/>
-            <w:r>
-              <w:rPr>
-                <w:sz w:val="18"/>
-                <w:szCs w:val="18"/>
-              </w:rPr>
-              <w:t>Yes</w:t>
-            </w:r>
-            <w:proofErr w:type="gramEnd"/>
-            <w:r>
-              <w:rPr>
-                <w:sz w:val="18"/>
-                <w:szCs w:val="18"/>
-              </w:rPr>
-              <w:t xml:space="preserve"> or blank</w:t>
+            <w:r>
+              <w:rPr>
+                <w:sz w:val="18"/>
+                <w:szCs w:val="18"/>
+              </w:rPr>
+              <w:t>Yes or blank</w:t>
             </w:r>
           </w:p>
         </w:tc>
       </w:tr>
       <w:tr>
-        <w:tblPrEx>
-          <w:tblCellMar>
-            <w:top w:w="0" w:type="dxa"/>
-            <w:bottom w:w="0" w:type="dxa"/>
-          </w:tblCellMar>
-        </w:tblPrEx>
         <w:tc>
           <w:tcPr>
             <w:tcW w:w="350" w:type="dxa"/>
@@ -5256,7 +4568,6 @@
             </w:tcMar>
           </w:tcPr>
           <w:p>
-            <w:proofErr w:type="spellStart"/>
             <w:r>
               <w:rPr>
                 <w:sz w:val="18"/>
@@ -5264,7 +4575,6 @@
               </w:rPr>
               <w:t>Flagship_Credential</w:t>
             </w:r>
-            <w:proofErr w:type="spellEnd"/>
           </w:p>
         </w:tc>
         <w:tc>
@@ -5323,12 +4633,6 @@
         </w:tc>
       </w:tr>
       <w:tr>
-        <w:tblPrEx>
-          <w:tblCellMar>
-            <w:top w:w="0" w:type="dxa"/>
-            <w:bottom w:w="0" w:type="dxa"/>
-          </w:tblCellMar>
-        </w:tblPrEx>
         <w:tc>
           <w:tcPr>
             <w:tcW w:w="350" w:type="dxa"/>
@@ -5401,7 +4705,6 @@
             </w:tcMar>
           </w:tcPr>
           <w:p>
-            <w:proofErr w:type="spellStart"/>
             <w:r>
               <w:rPr>
                 <w:sz w:val="18"/>
@@ -5409,7 +4712,6 @@
               </w:rPr>
               <w:t>Credential_Award_Date</w:t>
             </w:r>
-            <w:proofErr w:type="spellEnd"/>
           </w:p>
         </w:tc>
         <w:tc>
@@ -5460,12 +4762,6 @@
         </w:tc>
       </w:tr>
       <w:tr>
-        <w:tblPrEx>
-          <w:tblCellMar>
-            <w:top w:w="0" w:type="dxa"/>
-            <w:bottom w:w="0" w:type="dxa"/>
-          </w:tblCellMar>
-        </w:tblPrEx>
         <w:tc>
           <w:tcPr>
             <w:tcW w:w="350" w:type="dxa"/>
@@ -5538,7 +4834,6 @@
             </w:tcMar>
           </w:tcPr>
           <w:p>
-            <w:proofErr w:type="spellStart"/>
             <w:r>
               <w:rPr>
                 <w:sz w:val="18"/>
@@ -5546,7 +4841,6 @@
               </w:rPr>
               <w:t>Credential_Expire_Date</w:t>
             </w:r>
-            <w:proofErr w:type="spellEnd"/>
           </w:p>
         </w:tc>
         <w:tc>
@@ -5597,12 +4891,6 @@
         </w:tc>
       </w:tr>
       <w:tr>
-        <w:tblPrEx>
-          <w:tblCellMar>
-            <w:top w:w="0" w:type="dxa"/>
-            <w:bottom w:w="0" w:type="dxa"/>
-          </w:tblCellMar>
-        </w:tblPrEx>
         <w:tc>
           <w:tcPr>
             <w:tcW w:w="350" w:type="dxa"/>
@@ -5648,7 +4936,6 @@
             </w:tcMar>
           </w:tcPr>
           <w:p>
-            <w:proofErr w:type="spellStart"/>
             <w:r>
               <w:rPr>
                 <w:sz w:val="18"/>
@@ -5656,7 +4943,6 @@
               </w:rPr>
               <w:t>ACTC_Credential</w:t>
             </w:r>
-            <w:proofErr w:type="spellEnd"/>
           </w:p>
         </w:tc>
         <w:tc>
@@ -5677,7 +4963,6 @@
             </w:tcMar>
           </w:tcPr>
           <w:p>
-            <w:proofErr w:type="spellStart"/>
             <w:r>
               <w:rPr>
                 <w:sz w:val="18"/>
@@ -5685,7 +4970,6 @@
               </w:rPr>
               <w:t>ACTC_Credential</w:t>
             </w:r>
-            <w:proofErr w:type="spellEnd"/>
           </w:p>
         </w:tc>
         <w:tc>
@@ -5736,12 +5020,6 @@
         </w:tc>
       </w:tr>
       <w:tr>
-        <w:tblPrEx>
-          <w:tblCellMar>
-            <w:top w:w="0" w:type="dxa"/>
-            <w:bottom w:w="0" w:type="dxa"/>
-          </w:tblCellMar>
-        </w:tblPrEx>
         <w:tc>
           <w:tcPr>
             <w:tcW w:w="350" w:type="dxa"/>
@@ -5787,7 +5065,6 @@
             </w:tcMar>
           </w:tcPr>
           <w:p>
-            <w:proofErr w:type="spellStart"/>
             <w:r>
               <w:rPr>
                 <w:sz w:val="18"/>
@@ -5795,7 +5072,6 @@
               </w:rPr>
               <w:t>ACTC_Credential_Award_Date</w:t>
             </w:r>
-            <w:proofErr w:type="spellEnd"/>
           </w:p>
         </w:tc>
         <w:tc>
@@ -5816,7 +5092,6 @@
             </w:tcMar>
           </w:tcPr>
           <w:p>
-            <w:proofErr w:type="spellStart"/>
             <w:r>
               <w:rPr>
                 <w:sz w:val="18"/>
@@ -5824,7 +5099,6 @@
               </w:rPr>
               <w:t>ACTC_Credential_Award_Date</w:t>
             </w:r>
-            <w:proofErr w:type="spellEnd"/>
           </w:p>
         </w:tc>
         <w:tc>
@@ -5875,12 +5149,6 @@
         </w:tc>
       </w:tr>
       <w:tr>
-        <w:tblPrEx>
-          <w:tblCellMar>
-            <w:top w:w="0" w:type="dxa"/>
-            <w:bottom w:w="0" w:type="dxa"/>
-          </w:tblCellMar>
-        </w:tblPrEx>
         <w:tc>
           <w:tcPr>
             <w:tcW w:w="350" w:type="dxa"/>
@@ -5926,7 +5194,6 @@
             </w:tcMar>
           </w:tcPr>
           <w:p>
-            <w:proofErr w:type="spellStart"/>
             <w:r>
               <w:rPr>
                 <w:sz w:val="18"/>
@@ -5934,7 +5201,6 @@
               </w:rPr>
               <w:t>ACTC_Credential_Expire_Date</w:t>
             </w:r>
-            <w:proofErr w:type="spellEnd"/>
           </w:p>
         </w:tc>
         <w:tc>
@@ -5955,7 +5221,6 @@
             </w:tcMar>
           </w:tcPr>
           <w:p>
-            <w:proofErr w:type="spellStart"/>
             <w:r>
               <w:rPr>
                 <w:sz w:val="18"/>
@@ -5963,7 +5228,6 @@
               </w:rPr>
               <w:t>ACTC_Credential_Expire_Date</w:t>
             </w:r>
-            <w:proofErr w:type="spellEnd"/>
           </w:p>
         </w:tc>
         <w:tc>
@@ -6014,12 +5278,6 @@
         </w:tc>
       </w:tr>
       <w:tr>
-        <w:tblPrEx>
-          <w:tblCellMar>
-            <w:top w:w="0" w:type="dxa"/>
-            <w:bottom w:w="0" w:type="dxa"/>
-          </w:tblCellMar>
-        </w:tblPrEx>
         <w:tc>
           <w:tcPr>
             <w:tcW w:w="350" w:type="dxa"/>
@@ -6065,7 +5323,6 @@
             </w:tcMar>
           </w:tcPr>
           <w:p>
-            <w:proofErr w:type="spellStart"/>
             <w:r>
               <w:rPr>
                 <w:sz w:val="18"/>
@@ -6073,7 +5330,6 @@
               </w:rPr>
               <w:t>Member_Type</w:t>
             </w:r>
-            <w:proofErr w:type="spellEnd"/>
           </w:p>
         </w:tc>
         <w:tc>
@@ -6094,7 +5350,6 @@
             </w:tcMar>
           </w:tcPr>
           <w:p>
-            <w:proofErr w:type="spellStart"/>
             <w:r>
               <w:rPr>
                 <w:sz w:val="18"/>
@@ -6102,7 +5357,6 @@
               </w:rPr>
               <w:t>Member_Type</w:t>
             </w:r>
-            <w:proofErr w:type="spellEnd"/>
           </w:p>
         </w:tc>
         <w:tc>
@@ -6174,13 +5428,8 @@
       <w:pPr>
         <w:spacing w:after="120"/>
       </w:pPr>
-      <w:proofErr w:type="spellStart"/>
       <w:r>
-        <w:t>GlueUp</w:t>
-      </w:r>
-      <w:proofErr w:type="spellEnd"/>
-      <w:r>
-        <w:t xml:space="preserve"> requires a unique email for every record. For members with no email in ICF Global (Col F blank), a deterministic shadow email is generated:</w:t>
+        <w:t>GlueUp requires a unique email for every record. For members with no email in ICF Global (Col F blank), a deterministic shadow email is generated:</w:t>
       </w:r>
     </w:p>
     <w:p>
@@ -6193,43 +5442,7 @@
           <w:b/>
           <w:bCs/>
         </w:rPr>
-        <w:t xml:space="preserve">    id_[</w:t>
-      </w:r>
-      <w:proofErr w:type="spellStart"/>
-      <w:r>
-        <w:rPr>
-          <w:rFonts w:ascii="Courier New" w:eastAsia="Courier New" w:hAnsi="Courier New" w:cs="Courier New"/>
-          <w:b/>
-          <w:bCs/>
-        </w:rPr>
-        <w:t>Member_</w:t>
-      </w:r>
-      <w:proofErr w:type="gramStart"/>
-      <w:r>
-        <w:rPr>
-          <w:rFonts w:ascii="Courier New" w:eastAsia="Courier New" w:hAnsi="Courier New" w:cs="Courier New"/>
-          <w:b/>
-          <w:bCs/>
-        </w:rPr>
-        <w:t>ID</w:t>
-      </w:r>
-      <w:proofErr w:type="spellEnd"/>
-      <w:r>
-        <w:rPr>
-          <w:rFonts w:ascii="Courier New" w:eastAsia="Courier New" w:hAnsi="Courier New" w:cs="Courier New"/>
-          <w:b/>
-          <w:bCs/>
-        </w:rPr>
-        <w:t>]@</w:t>
-      </w:r>
-      <w:proofErr w:type="gramEnd"/>
-      <w:r>
-        <w:rPr>
-          <w:rFonts w:ascii="Courier New" w:eastAsia="Courier New" w:hAnsi="Courier New" w:cs="Courier New"/>
-          <w:b/>
-          <w:bCs/>
-        </w:rPr>
-        <w:t>members.icfwashingtonstate.org</w:t>
+        <w:t xml:space="preserve">    id_[Member_ID]@members.icfwashingtonstate.org</w:t>
       </w:r>
     </w:p>
     <w:p>
@@ -6332,15 +5545,7 @@
         <w:spacing w:after="80"/>
       </w:pPr>
       <w:r>
-        <w:t xml:space="preserve">Credential must be one of: acc, </w:t>
-      </w:r>
-      <w:proofErr w:type="spellStart"/>
-      <w:r>
-        <w:t>pcc</w:t>
-      </w:r>
-      <w:proofErr w:type="spellEnd"/>
-      <w:r>
-        <w:t>, mcc, or blank.</w:t>
+        <w:t>Credential must be one of: acc, pcc, mcc, or blank.</w:t>
       </w:r>
     </w:p>
     <w:p>
@@ -6353,15 +5558,7 @@
         <w:spacing w:after="80"/>
       </w:pPr>
       <w:r>
-        <w:t xml:space="preserve">TC Credential must be one of: </w:t>
-      </w:r>
-      <w:proofErr w:type="spellStart"/>
-      <w:r>
-        <w:t>actc</w:t>
-      </w:r>
-      <w:proofErr w:type="spellEnd"/>
-      <w:r>
-        <w:t>, or blank.</w:t>
+        <w:t>TC Credential must be one of: actc, or blank.</w:t>
       </w:r>
     </w:p>
     <w:p>
@@ -6386,15 +5583,7 @@
       </w:pPr>
       <w:r>
         <w:lastRenderedPageBreak/>
-        <w:t xml:space="preserve">3. </w:t>
-      </w:r>
-      <w:proofErr w:type="spellStart"/>
-      <w:r>
-        <w:t>GlueUp</w:t>
-      </w:r>
-      <w:proofErr w:type="spellEnd"/>
-      <w:r>
-        <w:t xml:space="preserve"> Lookup Logic</w:t>
+        <w:t>3. GlueUp Lookup Logic</w:t>
       </w:r>
     </w:p>
     <w:p>
@@ -6410,31 +5599,7 @@
         <w:spacing w:after="120"/>
       </w:pPr>
       <w:r>
-        <w:t xml:space="preserve">All </w:t>
-      </w:r>
-      <w:proofErr w:type="spellStart"/>
-      <w:r>
-        <w:t>GlueUp</w:t>
-      </w:r>
-      <w:proofErr w:type="spellEnd"/>
-      <w:r>
-        <w:t xml:space="preserve"> members are fetched once at startup using the /v2/</w:t>
-      </w:r>
-      <w:proofErr w:type="spellStart"/>
-      <w:r>
-        <w:t>membershipDirectory</w:t>
-      </w:r>
-      <w:proofErr w:type="spellEnd"/>
-      <w:r>
-        <w:t xml:space="preserve">/members endpoint (paginated, limit 100). Two in-memory </w:t>
-      </w:r>
-      <w:proofErr w:type="spellStart"/>
-      <w:r>
-        <w:t>dicts</w:t>
-      </w:r>
-      <w:proofErr w:type="spellEnd"/>
-      <w:r>
-        <w:t xml:space="preserve"> are built from the results:</w:t>
+        <w:t>All GlueUp members are fetched once at startup using the /v2/membershipDirectory/members endpoint (paginated, limit 100). Two in-memory dicts are built from the results:</w:t>
       </w:r>
     </w:p>
     <w:p>
@@ -6446,13 +5611,8 @@
         </w:numPr>
         <w:spacing w:after="80"/>
       </w:pPr>
-      <w:proofErr w:type="spellStart"/>
       <w:r>
-        <w:t>glueup_by_email</w:t>
-      </w:r>
-      <w:proofErr w:type="spellEnd"/>
-      <w:r>
-        <w:t xml:space="preserve"> — keyed by email address (lowercase)</w:t>
+        <w:t>glueup_by_email — keyed by email address (lowercase)</w:t>
       </w:r>
     </w:p>
     <w:p>
@@ -6464,21 +5624,8 @@
         </w:numPr>
         <w:spacing w:after="80"/>
       </w:pPr>
-      <w:proofErr w:type="spellStart"/>
       <w:r>
-        <w:t>glueup_by_member_id</w:t>
-      </w:r>
-      <w:proofErr w:type="spellEnd"/>
-      <w:r>
-        <w:t xml:space="preserve"> — keyed by </w:t>
-      </w:r>
-      <w:proofErr w:type="spellStart"/>
-      <w:r>
-        <w:t>icfmemberid</w:t>
-      </w:r>
-      <w:proofErr w:type="spellEnd"/>
-      <w:r>
-        <w:t xml:space="preserve"> custom property value</w:t>
+        <w:t>glueup_by_member_id — keyed by icfmemberid custom property value</w:t>
       </w:r>
     </w:p>
     <w:p>
@@ -6486,15 +5633,7 @@
         <w:spacing w:after="120"/>
       </w:pPr>
       <w:r>
-        <w:t xml:space="preserve">Per-member lookups are then plain </w:t>
-      </w:r>
-      <w:proofErr w:type="spellStart"/>
-      <w:r>
-        <w:t>dict</w:t>
-      </w:r>
-      <w:proofErr w:type="spellEnd"/>
-      <w:r>
-        <w:t xml:space="preserve"> key lookups — no additional API calls during the processing loop. The same fetched list is reused for the duplicate report at no extra cost.</w:t>
+        <w:t>Per-member lookups are then plain dict key lookups — no additional API calls during the processing loop. The same fetched list is reused for the duplicate report at no extra cost.</w:t>
       </w:r>
     </w:p>
     <w:p>
@@ -6508,67 +5647,7 @@
           <w:sz w:val="20"/>
           <w:szCs w:val="20"/>
         </w:rPr>
-        <w:t>Note: The /v2/</w:t>
-      </w:r>
-      <w:proofErr w:type="spellStart"/>
-      <w:r>
-        <w:rPr>
-          <w:i/>
-          <w:iCs/>
-          <w:sz w:val="20"/>
-          <w:szCs w:val="20"/>
-        </w:rPr>
-        <w:t>membershipDirectory</w:t>
-      </w:r>
-      <w:proofErr w:type="spellEnd"/>
-      <w:r>
-        <w:rPr>
-          <w:i/>
-          <w:iCs/>
-          <w:sz w:val="20"/>
-          <w:szCs w:val="20"/>
-        </w:rPr>
-        <w:t xml:space="preserve">/members endpoint returns only active memberships. Members in </w:t>
-      </w:r>
-      <w:proofErr w:type="spellStart"/>
-      <w:r>
-        <w:rPr>
-          <w:i/>
-          <w:iCs/>
-          <w:sz w:val="20"/>
-          <w:szCs w:val="20"/>
-        </w:rPr>
-        <w:t>GlueUp's</w:t>
-      </w:r>
-      <w:proofErr w:type="spellEnd"/>
-      <w:r>
-        <w:rPr>
-          <w:i/>
-          <w:iCs/>
-          <w:sz w:val="20"/>
-          <w:szCs w:val="20"/>
-        </w:rPr>
-        <w:t xml:space="preserve"> 90-day grace period (expired but not yet purged) are NOT returned and will appear as NEW on subsequent runs. This is a </w:t>
-      </w:r>
-      <w:proofErr w:type="spellStart"/>
-      <w:r>
-        <w:rPr>
-          <w:i/>
-          <w:iCs/>
-          <w:sz w:val="20"/>
-          <w:szCs w:val="20"/>
-        </w:rPr>
-        <w:t>GlueUp</w:t>
-      </w:r>
-      <w:proofErr w:type="spellEnd"/>
-      <w:r>
-        <w:rPr>
-          <w:i/>
-          <w:iCs/>
-          <w:sz w:val="20"/>
-          <w:szCs w:val="20"/>
-        </w:rPr>
-        <w:t xml:space="preserve"> platform limitation with no workaround via the current API.</w:t>
+        <w:t>Note: The /v2/membershipDirectory/members endpoint returns only active memberships. Members in GlueUp's 90-day grace period (expired but not yet purged) are NOT returned and will appear as NEW on subsequent runs. This is a GlueUp platform limitation with no workaround via the current API.</w:t>
       </w:r>
     </w:p>
     <w:p/>
@@ -6604,12 +5683,6 @@
         <w:gridCol w:w="3206"/>
       </w:tblGrid>
       <w:tr>
-        <w:tblPrEx>
-          <w:tblCellMar>
-            <w:top w:w="0" w:type="dxa"/>
-            <w:bottom w:w="0" w:type="dxa"/>
-          </w:tblCellMar>
-        </w:tblPrEx>
         <w:trPr>
           <w:tblHeader/>
         </w:trPr>
@@ -6696,9 +5769,28 @@
                 <w:sz w:val="18"/>
                 <w:szCs w:val="18"/>
               </w:rPr>
-              <w:t xml:space="preserve">Action if </w:t>
-            </w:r>
-            <w:proofErr w:type="gramStart"/>
+              <w:t>Action if Found</w:t>
+            </w:r>
+          </w:p>
+        </w:tc>
+        <w:tc>
+          <w:tcPr>
+            <w:tcW w:w="3260" w:type="dxa"/>
+            <w:tcBorders>
+              <w:top w:val="single" w:sz="1" w:space="0" w:color="CCCCCC"/>
+              <w:left w:val="single" w:sz="1" w:space="0" w:color="CCCCCC"/>
+              <w:bottom w:val="single" w:sz="1" w:space="0" w:color="CCCCCC"/>
+              <w:right w:val="single" w:sz="1" w:space="0" w:color="CCCCCC"/>
+            </w:tcBorders>
+            <w:shd w:val="clear" w:color="auto" w:fill="D9D9D9"/>
+            <w:tcMar>
+              <w:top w:w="80" w:type="dxa"/>
+              <w:left w:w="120" w:type="dxa"/>
+              <w:bottom w:w="80" w:type="dxa"/>
+              <w:right w:w="120" w:type="dxa"/>
+            </w:tcMar>
+          </w:tcPr>
+          <w:p>
             <w:r>
               <w:rPr>
                 <w:b/>
@@ -6706,48 +5798,12 @@
                 <w:sz w:val="18"/>
                 <w:szCs w:val="18"/>
               </w:rPr>
-              <w:t>Found</w:t>
-            </w:r>
-            <w:proofErr w:type="gramEnd"/>
-          </w:p>
-        </w:tc>
-        <w:tc>
-          <w:tcPr>
-            <w:tcW w:w="3260" w:type="dxa"/>
-            <w:tcBorders>
-              <w:top w:val="single" w:sz="1" w:space="0" w:color="CCCCCC"/>
-              <w:left w:val="single" w:sz="1" w:space="0" w:color="CCCCCC"/>
-              <w:bottom w:val="single" w:sz="1" w:space="0" w:color="CCCCCC"/>
-              <w:right w:val="single" w:sz="1" w:space="0" w:color="CCCCCC"/>
-            </w:tcBorders>
-            <w:shd w:val="clear" w:color="auto" w:fill="D9D9D9"/>
-            <w:tcMar>
-              <w:top w:w="80" w:type="dxa"/>
-              <w:left w:w="120" w:type="dxa"/>
-              <w:bottom w:w="80" w:type="dxa"/>
-              <w:right w:w="120" w:type="dxa"/>
-            </w:tcMar>
-          </w:tcPr>
-          <w:p>
-            <w:r>
-              <w:rPr>
-                <w:b/>
-                <w:bCs/>
-                <w:sz w:val="18"/>
-                <w:szCs w:val="18"/>
-              </w:rPr>
               <w:t>Action if Not Found</w:t>
             </w:r>
           </w:p>
         </w:tc>
       </w:tr>
       <w:tr>
-        <w:tblPrEx>
-          <w:tblCellMar>
-            <w:top w:w="0" w:type="dxa"/>
-            <w:bottom w:w="0" w:type="dxa"/>
-          </w:tblCellMar>
-        </w:tblPrEx>
         <w:tc>
           <w:tcPr>
             <w:tcW w:w="500" w:type="dxa"/>
@@ -6825,23 +5881,7 @@
                 <w:sz w:val="18"/>
                 <w:szCs w:val="18"/>
               </w:rPr>
-              <w:t xml:space="preserve">Use matched </w:t>
-            </w:r>
-            <w:proofErr w:type="spellStart"/>
-            <w:r>
-              <w:rPr>
-                <w:sz w:val="18"/>
-                <w:szCs w:val="18"/>
-              </w:rPr>
-              <w:t>GlueUp</w:t>
-            </w:r>
-            <w:proofErr w:type="spellEnd"/>
-            <w:r>
-              <w:rPr>
-                <w:sz w:val="18"/>
-                <w:szCs w:val="18"/>
-              </w:rPr>
-              <w:t xml:space="preserve"> record. Extract First/Last Name.</w:t>
+              <w:t>Use matched GlueUp record. Extract First/Last Name.</w:t>
             </w:r>
           </w:p>
         </w:tc>
@@ -6874,12 +5914,6 @@
         </w:tc>
       </w:tr>
       <w:tr>
-        <w:tblPrEx>
-          <w:tblCellMar>
-            <w:top w:w="0" w:type="dxa"/>
-            <w:bottom w:w="0" w:type="dxa"/>
-          </w:tblCellMar>
-        </w:tblPrEx>
         <w:tc>
           <w:tcPr>
             <w:tcW w:w="500" w:type="dxa"/>
@@ -6930,23 +5964,7 @@
                 <w:sz w:val="18"/>
                 <w:szCs w:val="18"/>
               </w:rPr>
-              <w:t xml:space="preserve">Look up by ICF Member ID (Col A) via </w:t>
-            </w:r>
-            <w:proofErr w:type="spellStart"/>
-            <w:r>
-              <w:rPr>
-                <w:sz w:val="18"/>
-                <w:szCs w:val="18"/>
-              </w:rPr>
-              <w:t>icfmemberid</w:t>
-            </w:r>
-            <w:proofErr w:type="spellEnd"/>
-            <w:r>
-              <w:rPr>
-                <w:sz w:val="18"/>
-                <w:szCs w:val="18"/>
-              </w:rPr>
-              <w:t xml:space="preserve"> custom field</w:t>
+              <w:t>Look up by ICF Member ID (Col A) via icfmemberid custom field</w:t>
             </w:r>
           </w:p>
         </w:tc>
@@ -6973,23 +5991,7 @@
                 <w:sz w:val="18"/>
                 <w:szCs w:val="18"/>
               </w:rPr>
-              <w:t xml:space="preserve">Use matched </w:t>
-            </w:r>
-            <w:proofErr w:type="spellStart"/>
-            <w:r>
-              <w:rPr>
-                <w:sz w:val="18"/>
-                <w:szCs w:val="18"/>
-              </w:rPr>
-              <w:t>GlueUp</w:t>
-            </w:r>
-            <w:proofErr w:type="spellEnd"/>
-            <w:r>
-              <w:rPr>
-                <w:sz w:val="18"/>
-                <w:szCs w:val="18"/>
-              </w:rPr>
-              <w:t xml:space="preserve"> record. Extract First/Last Name.</w:t>
+              <w:t>Use matched GlueUp record. Extract First/Last Name.</w:t>
             </w:r>
           </w:p>
         </w:tc>
@@ -7028,15 +6030,7 @@
         <w:pStyle w:val="Heading2"/>
       </w:pPr>
       <w:r>
-        <w:t xml:space="preserve">3.3 </w:t>
-      </w:r>
-      <w:proofErr w:type="spellStart"/>
-      <w:r>
-        <w:t>GlueUp</w:t>
-      </w:r>
-      <w:proofErr w:type="spellEnd"/>
-      <w:r>
-        <w:t xml:space="preserve"> API Response Structure</w:t>
+        <w:t>3.3 GlueUp API Response Structure</w:t>
       </w:r>
     </w:p>
     <w:p>
@@ -7044,192 +6038,20 @@
         <w:spacing w:after="120"/>
       </w:pPr>
       <w:r>
-        <w:t>The /</w:t>
-      </w:r>
-      <w:proofErr w:type="spellStart"/>
-      <w:r>
-        <w:t>membershipDirectory</w:t>
-      </w:r>
-      <w:proofErr w:type="spellEnd"/>
-      <w:r>
-        <w:t>/members list endpoint wraps each record as:</w:t>
+        <w:t>The /membershipDirectory/members list endpoint wraps each record as:</w:t>
       </w:r>
     </w:p>
     <w:p>
       <w:pPr>
         <w:spacing w:after="120"/>
       </w:pPr>
-      <w:proofErr w:type="gramStart"/>
       <w:r>
         <w:rPr>
           <w:rFonts w:ascii="Courier New" w:eastAsia="Courier New" w:hAnsi="Courier New" w:cs="Courier New"/>
           <w:sz w:val="18"/>
           <w:szCs w:val="18"/>
         </w:rPr>
-        <w:t>{ "</w:t>
-      </w:r>
-      <w:proofErr w:type="gramEnd"/>
-      <w:r>
-        <w:rPr>
-          <w:rFonts w:ascii="Courier New" w:eastAsia="Courier New" w:hAnsi="Courier New" w:cs="Courier New"/>
-          <w:sz w:val="18"/>
-          <w:szCs w:val="18"/>
-        </w:rPr>
-        <w:t>membership": {...}, "</w:t>
-      </w:r>
-      <w:proofErr w:type="spellStart"/>
-      <w:r>
-        <w:rPr>
-          <w:rFonts w:ascii="Courier New" w:eastAsia="Courier New" w:hAnsi="Courier New" w:cs="Courier New"/>
-          <w:sz w:val="18"/>
-          <w:szCs w:val="18"/>
-        </w:rPr>
-        <w:t>individualMember</w:t>
-      </w:r>
-      <w:proofErr w:type="spellEnd"/>
-      <w:r>
-        <w:rPr>
-          <w:rFonts w:ascii="Courier New" w:eastAsia="Courier New" w:hAnsi="Courier New" w:cs="Courier New"/>
-          <w:sz w:val="18"/>
-          <w:szCs w:val="18"/>
-        </w:rPr>
-        <w:t xml:space="preserve">": </w:t>
-      </w:r>
-      <w:proofErr w:type="gramStart"/>
-      <w:r>
-        <w:rPr>
-          <w:rFonts w:ascii="Courier New" w:eastAsia="Courier New" w:hAnsi="Courier New" w:cs="Courier New"/>
-          <w:sz w:val="18"/>
-          <w:szCs w:val="18"/>
-        </w:rPr>
-        <w:t>{ "</w:t>
-      </w:r>
-      <w:proofErr w:type="spellStart"/>
-      <w:proofErr w:type="gramEnd"/>
-      <w:r>
-        <w:rPr>
-          <w:rFonts w:ascii="Courier New" w:eastAsia="Courier New" w:hAnsi="Courier New" w:cs="Courier New"/>
-          <w:sz w:val="18"/>
-          <w:szCs w:val="18"/>
-        </w:rPr>
-        <w:t>givenName</w:t>
-      </w:r>
-      <w:proofErr w:type="spellEnd"/>
-      <w:r>
-        <w:rPr>
-          <w:rFonts w:ascii="Courier New" w:eastAsia="Courier New" w:hAnsi="Courier New" w:cs="Courier New"/>
-          <w:sz w:val="18"/>
-          <w:szCs w:val="18"/>
-        </w:rPr>
-        <w:t>": ..., "</w:t>
-      </w:r>
-      <w:proofErr w:type="spellStart"/>
-      <w:r>
-        <w:rPr>
-          <w:rFonts w:ascii="Courier New" w:eastAsia="Courier New" w:hAnsi="Courier New" w:cs="Courier New"/>
-          <w:sz w:val="18"/>
-          <w:szCs w:val="18"/>
-        </w:rPr>
-        <w:t>familyName</w:t>
-      </w:r>
-      <w:proofErr w:type="spellEnd"/>
-      <w:r>
-        <w:rPr>
-          <w:rFonts w:ascii="Courier New" w:eastAsia="Courier New" w:hAnsi="Courier New" w:cs="Courier New"/>
-          <w:sz w:val="18"/>
-          <w:szCs w:val="18"/>
-        </w:rPr>
-        <w:t>": ..., "</w:t>
-      </w:r>
-      <w:proofErr w:type="spellStart"/>
-      <w:r>
-        <w:rPr>
-          <w:rFonts w:ascii="Courier New" w:eastAsia="Courier New" w:hAnsi="Courier New" w:cs="Courier New"/>
-          <w:sz w:val="18"/>
-          <w:szCs w:val="18"/>
-        </w:rPr>
-        <w:t>emailAddress</w:t>
-      </w:r>
-      <w:proofErr w:type="spellEnd"/>
-      <w:r>
-        <w:rPr>
-          <w:rFonts w:ascii="Courier New" w:eastAsia="Courier New" w:hAnsi="Courier New" w:cs="Courier New"/>
-          <w:sz w:val="18"/>
-          <w:szCs w:val="18"/>
-        </w:rPr>
-        <w:t>": {"value": "..."}, "address": {"</w:t>
-      </w:r>
-      <w:proofErr w:type="spellStart"/>
-      <w:r>
-        <w:rPr>
-          <w:rFonts w:ascii="Courier New" w:eastAsia="Courier New" w:hAnsi="Courier New" w:cs="Courier New"/>
-          <w:sz w:val="18"/>
-          <w:szCs w:val="18"/>
-        </w:rPr>
-        <w:t>cityName</w:t>
-      </w:r>
-      <w:proofErr w:type="spellEnd"/>
-      <w:r>
-        <w:rPr>
-          <w:rFonts w:ascii="Courier New" w:eastAsia="Courier New" w:hAnsi="Courier New" w:cs="Courier New"/>
-          <w:sz w:val="18"/>
-          <w:szCs w:val="18"/>
-        </w:rPr>
-        <w:t>": ..., "</w:t>
-      </w:r>
-      <w:proofErr w:type="spellStart"/>
-      <w:r>
-        <w:rPr>
-          <w:rFonts w:ascii="Courier New" w:eastAsia="Courier New" w:hAnsi="Courier New" w:cs="Courier New"/>
-          <w:sz w:val="18"/>
-          <w:szCs w:val="18"/>
-        </w:rPr>
-        <w:t>zipCode</w:t>
-      </w:r>
-      <w:proofErr w:type="spellEnd"/>
-      <w:r>
-        <w:rPr>
-          <w:rFonts w:ascii="Courier New" w:eastAsia="Courier New" w:hAnsi="Courier New" w:cs="Courier New"/>
-          <w:sz w:val="18"/>
-          <w:szCs w:val="18"/>
-        </w:rPr>
-        <w:t>": ...}, "properties": {"</w:t>
-      </w:r>
-      <w:proofErr w:type="spellStart"/>
-      <w:r>
-        <w:rPr>
-          <w:rFonts w:ascii="Courier New" w:eastAsia="Courier New" w:hAnsi="Courier New" w:cs="Courier New"/>
-          <w:sz w:val="18"/>
-          <w:szCs w:val="18"/>
-        </w:rPr>
-        <w:t>icfmemberid</w:t>
-      </w:r>
-      <w:proofErr w:type="spellEnd"/>
-      <w:r>
-        <w:rPr>
-          <w:rFonts w:ascii="Courier New" w:eastAsia="Courier New" w:hAnsi="Courier New" w:cs="Courier New"/>
-          <w:sz w:val="18"/>
-          <w:szCs w:val="18"/>
-        </w:rPr>
-        <w:t>": ..., ...</w:t>
-      </w:r>
-      <w:proofErr w:type="gramStart"/>
-      <w:r>
-        <w:rPr>
-          <w:rFonts w:ascii="Courier New" w:eastAsia="Courier New" w:hAnsi="Courier New" w:cs="Courier New"/>
-          <w:sz w:val="18"/>
-          <w:szCs w:val="18"/>
-        </w:rPr>
-        <w:t>} }</w:t>
-      </w:r>
-      <w:proofErr w:type="gramEnd"/>
-      <w:r>
-        <w:rPr>
-          <w:rFonts w:ascii="Courier New" w:eastAsia="Courier New" w:hAnsi="Courier New" w:cs="Courier New"/>
-          <w:sz w:val="18"/>
-          <w:szCs w:val="18"/>
-        </w:rPr>
-        <w:t xml:space="preserve"> }</w:t>
+        <w:t>{ "membership": {...}, "individualMember": { "givenName": ..., "familyName": ..., "emailAddress": {"value": "..."}, "address": {"cityName": ..., "zipCode": ...}, "properties": {"icfmemberid": ..., ...} } }</w:t>
       </w:r>
     </w:p>
     <w:p>
@@ -7263,12 +6085,6 @@
         <w:gridCol w:w="4422"/>
       </w:tblGrid>
       <w:tr>
-        <w:tblPrEx>
-          <w:tblCellMar>
-            <w:top w:w="0" w:type="dxa"/>
-            <w:bottom w:w="0" w:type="dxa"/>
-          </w:tblCellMar>
-        </w:tblPrEx>
         <w:trPr>
           <w:tblHeader/>
         </w:trPr>
@@ -7361,12 +6177,6 @@
         </w:tc>
       </w:tr>
       <w:tr>
-        <w:tblPrEx>
-          <w:tblCellMar>
-            <w:top w:w="0" w:type="dxa"/>
-            <w:bottom w:w="0" w:type="dxa"/>
-          </w:tblCellMar>
-        </w:tblPrEx>
         <w:tc>
           <w:tcPr>
             <w:tcW w:w="1500" w:type="dxa"/>
@@ -7412,8 +6222,6 @@
             </w:tcMar>
           </w:tcPr>
           <w:p>
-            <w:proofErr w:type="spellStart"/>
-            <w:proofErr w:type="gramStart"/>
             <w:r>
               <w:rPr>
                 <w:sz w:val="18"/>
@@ -7421,8 +6229,6 @@
               </w:rPr>
               <w:t>individualMember.address.cityName</w:t>
             </w:r>
-            <w:proofErr w:type="spellEnd"/>
-            <w:proofErr w:type="gramEnd"/>
           </w:p>
         </w:tc>
         <w:tc>
@@ -7448,29 +6254,12 @@
                 <w:sz w:val="18"/>
                 <w:szCs w:val="18"/>
               </w:rPr>
-              <w:t xml:space="preserve">NOT </w:t>
-            </w:r>
-            <w:proofErr w:type="spellStart"/>
-            <w:proofErr w:type="gramStart"/>
-            <w:r>
-              <w:rPr>
-                <w:sz w:val="18"/>
-                <w:szCs w:val="18"/>
-              </w:rPr>
-              <w:t>address.city</w:t>
-            </w:r>
-            <w:proofErr w:type="spellEnd"/>
-            <w:proofErr w:type="gramEnd"/>
+              <w:t>NOT address.city</w:t>
+            </w:r>
           </w:p>
         </w:tc>
       </w:tr>
       <w:tr>
-        <w:tblPrEx>
-          <w:tblCellMar>
-            <w:top w:w="0" w:type="dxa"/>
-            <w:bottom w:w="0" w:type="dxa"/>
-          </w:tblCellMar>
-        </w:tblPrEx>
         <w:tc>
           <w:tcPr>
             <w:tcW w:w="1500" w:type="dxa"/>
@@ -7516,8 +6305,6 @@
             </w:tcMar>
           </w:tcPr>
           <w:p>
-            <w:proofErr w:type="spellStart"/>
-            <w:proofErr w:type="gramStart"/>
             <w:r>
               <w:rPr>
                 <w:sz w:val="18"/>
@@ -7525,8 +6312,6 @@
               </w:rPr>
               <w:t>individualMember.address.zipCode</w:t>
             </w:r>
-            <w:proofErr w:type="spellEnd"/>
-            <w:proofErr w:type="gramEnd"/>
           </w:p>
         </w:tc>
         <w:tc>
@@ -7550,12 +6335,6 @@
         </w:tc>
       </w:tr>
       <w:tr>
-        <w:tblPrEx>
-          <w:tblCellMar>
-            <w:top w:w="0" w:type="dxa"/>
-            <w:bottom w:w="0" w:type="dxa"/>
-          </w:tblCellMar>
-        </w:tblPrEx>
         <w:tc>
           <w:tcPr>
             <w:tcW w:w="1500" w:type="dxa"/>
@@ -7601,7 +6380,6 @@
             </w:tcMar>
           </w:tcPr>
           <w:p>
-            <w:proofErr w:type="spellStart"/>
             <w:r>
               <w:rPr>
                 <w:sz w:val="18"/>
@@ -7609,7 +6387,6 @@
               </w:rPr>
               <w:t>individualMember.emailAddress.value</w:t>
             </w:r>
-            <w:proofErr w:type="spellEnd"/>
           </w:p>
         </w:tc>
         <w:tc>
@@ -7633,12 +6410,6 @@
         </w:tc>
       </w:tr>
       <w:tr>
-        <w:tblPrEx>
-          <w:tblCellMar>
-            <w:top w:w="0" w:type="dxa"/>
-            <w:bottom w:w="0" w:type="dxa"/>
-          </w:tblCellMar>
-        </w:tblPrEx>
         <w:tc>
           <w:tcPr>
             <w:tcW w:w="1500" w:type="dxa"/>
@@ -7684,7 +6455,6 @@
             </w:tcMar>
           </w:tcPr>
           <w:p>
-            <w:proofErr w:type="gramStart"/>
             <w:r>
               <w:rPr>
                 <w:sz w:val="18"/>
@@ -7692,7 +6462,6 @@
               </w:rPr>
               <w:t>individualMember.properties.*</w:t>
             </w:r>
-            <w:proofErr w:type="gramEnd"/>
           </w:p>
         </w:tc>
         <w:tc>
@@ -7724,12 +6493,6 @@
         </w:tc>
       </w:tr>
       <w:tr>
-        <w:tblPrEx>
-          <w:tblCellMar>
-            <w:top w:w="0" w:type="dxa"/>
-            <w:bottom w:w="0" w:type="dxa"/>
-          </w:tblCellMar>
-        </w:tblPrEx>
         <w:tc>
           <w:tcPr>
             <w:tcW w:w="1500" w:type="dxa"/>
@@ -7775,8 +6538,6 @@
             </w:tcMar>
           </w:tcPr>
           <w:p>
-            <w:proofErr w:type="spellStart"/>
-            <w:proofErr w:type="gramStart"/>
             <w:r>
               <w:rPr>
                 <w:sz w:val="18"/>
@@ -7784,8 +6545,6 @@
               </w:rPr>
               <w:t>individualMember.properties.icfimportdate</w:t>
             </w:r>
-            <w:proofErr w:type="spellEnd"/>
-            <w:proofErr w:type="gramEnd"/>
           </w:p>
         </w:tc>
         <w:tc>
@@ -7828,67 +6587,7 @@
           <w:sz w:val="20"/>
           <w:szCs w:val="20"/>
         </w:rPr>
-        <w:t xml:space="preserve">Note: Single-select custom fields (credential, auto renewal, membership type) return a </w:t>
-      </w:r>
-      <w:proofErr w:type="spellStart"/>
-      <w:r>
-        <w:rPr>
-          <w:i/>
-          <w:iCs/>
-          <w:sz w:val="20"/>
-          <w:szCs w:val="20"/>
-        </w:rPr>
-        <w:t>dict</w:t>
-      </w:r>
-      <w:proofErr w:type="spellEnd"/>
-      <w:r>
-        <w:rPr>
-          <w:i/>
-          <w:iCs/>
-          <w:sz w:val="20"/>
-          <w:szCs w:val="20"/>
-        </w:rPr>
-        <w:t>: {"code": "</w:t>
-      </w:r>
-      <w:proofErr w:type="spellStart"/>
-      <w:r>
-        <w:rPr>
-          <w:i/>
-          <w:iCs/>
-          <w:sz w:val="20"/>
-          <w:szCs w:val="20"/>
-        </w:rPr>
-        <w:t>pcc</w:t>
-      </w:r>
-      <w:proofErr w:type="spellEnd"/>
-      <w:r>
-        <w:rPr>
-          <w:i/>
-          <w:iCs/>
-          <w:sz w:val="20"/>
-          <w:szCs w:val="20"/>
-        </w:rPr>
-        <w:t>", "title": {"</w:t>
-      </w:r>
-      <w:proofErr w:type="spellStart"/>
-      <w:r>
-        <w:rPr>
-          <w:i/>
-          <w:iCs/>
-          <w:sz w:val="20"/>
-          <w:szCs w:val="20"/>
-        </w:rPr>
-        <w:t>en</w:t>
-      </w:r>
-      <w:proofErr w:type="spellEnd"/>
-      <w:r>
-        <w:rPr>
-          <w:i/>
-          <w:iCs/>
-          <w:sz w:val="20"/>
-          <w:szCs w:val="20"/>
-        </w:rPr>
-        <w:t>": "PCC"}}. The script extracts the code value for comparison and display.</w:t>
+        <w:t>Note: Single-select custom fields (credential, auto renewal, membership type) return a dict: {"code": "pcc", "title": {"en": "PCC"}}. The script extracts the code value for comparison and display.</w:t>
       </w:r>
     </w:p>
     <w:p/>
@@ -7923,12 +6622,6 @@
         <w:gridCol w:w="4360"/>
       </w:tblGrid>
       <w:tr>
-        <w:tblPrEx>
-          <w:tblCellMar>
-            <w:top w:w="0" w:type="dxa"/>
-            <w:bottom w:w="0" w:type="dxa"/>
-          </w:tblCellMar>
-        </w:tblPrEx>
         <w:trPr>
           <w:tblHeader/>
         </w:trPr>
@@ -8021,12 +6714,6 @@
         </w:tc>
       </w:tr>
       <w:tr>
-        <w:tblPrEx>
-          <w:tblCellMar>
-            <w:top w:w="0" w:type="dxa"/>
-            <w:bottom w:w="0" w:type="dxa"/>
-          </w:tblCellMar>
-        </w:tblPrEx>
         <w:tc>
           <w:tcPr>
             <w:tcW w:w="2000" w:type="dxa"/>
@@ -8050,23 +6737,7 @@
                 <w:sz w:val="18"/>
                 <w:szCs w:val="18"/>
               </w:rPr>
-              <w:t xml:space="preserve">New (no </w:t>
-            </w:r>
-            <w:proofErr w:type="spellStart"/>
-            <w:r>
-              <w:rPr>
-                <w:sz w:val="18"/>
-                <w:szCs w:val="18"/>
-              </w:rPr>
-              <w:t>GlueUp</w:t>
-            </w:r>
-            <w:proofErr w:type="spellEnd"/>
-            <w:r>
-              <w:rPr>
-                <w:sz w:val="18"/>
-                <w:szCs w:val="18"/>
-              </w:rPr>
-              <w:t xml:space="preserve"> match)</w:t>
+              <w:t>New (no GlueUp match)</w:t>
             </w:r>
           </w:p>
         </w:tc>
@@ -8126,12 +6797,6 @@
         </w:tc>
       </w:tr>
       <w:tr>
-        <w:tblPrEx>
-          <w:tblCellMar>
-            <w:top w:w="0" w:type="dxa"/>
-            <w:bottom w:w="0" w:type="dxa"/>
-          </w:tblCellMar>
-        </w:tblPrEx>
         <w:tc>
           <w:tcPr>
             <w:tcW w:w="2000" w:type="dxa"/>
@@ -8178,21 +6843,12 @@
             </w:tcMar>
           </w:tcPr>
           <w:p>
-            <w:proofErr w:type="spellStart"/>
-            <w:r>
-              <w:rPr>
-                <w:sz w:val="18"/>
-                <w:szCs w:val="18"/>
-              </w:rPr>
-              <w:t>GlueUp</w:t>
-            </w:r>
-            <w:proofErr w:type="spellEnd"/>
-            <w:r>
-              <w:rPr>
-                <w:sz w:val="18"/>
-                <w:szCs w:val="18"/>
-              </w:rPr>
-              <w:t xml:space="preserve"> (matched record)</w:t>
+            <w:r>
+              <w:rPr>
+                <w:sz w:val="18"/>
+                <w:szCs w:val="18"/>
+              </w:rPr>
+              <w:t>GlueUp (matched record)</w:t>
             </w:r>
           </w:p>
         </w:tc>
@@ -8214,32 +6870,17 @@
             </w:tcMar>
           </w:tcPr>
           <w:p>
-            <w:proofErr w:type="spellStart"/>
-            <w:r>
-              <w:rPr>
-                <w:sz w:val="18"/>
-                <w:szCs w:val="18"/>
-              </w:rPr>
-              <w:t>GlueUp</w:t>
-            </w:r>
-            <w:proofErr w:type="spellEnd"/>
-            <w:r>
-              <w:rPr>
-                <w:sz w:val="18"/>
-                <w:szCs w:val="18"/>
-              </w:rPr>
-              <w:t xml:space="preserve"> is source of truth</w:t>
+            <w:r>
+              <w:rPr>
+                <w:sz w:val="18"/>
+                <w:szCs w:val="18"/>
+              </w:rPr>
+              <w:t>GlueUp is source of truth</w:t>
             </w:r>
           </w:p>
         </w:tc>
       </w:tr>
       <w:tr>
-        <w:tblPrEx>
-          <w:tblCellMar>
-            <w:top w:w="0" w:type="dxa"/>
-            <w:bottom w:w="0" w:type="dxa"/>
-          </w:tblCellMar>
-        </w:tblPrEx>
         <w:tc>
           <w:tcPr>
             <w:tcW w:w="2000" w:type="dxa"/>
@@ -8364,12 +7005,6 @@
         <w:gridCol w:w="2131"/>
       </w:tblGrid>
       <w:tr>
-        <w:tblPrEx>
-          <w:tblCellMar>
-            <w:top w:w="0" w:type="dxa"/>
-            <w:bottom w:w="0" w:type="dxa"/>
-          </w:tblCellMar>
-        </w:tblPrEx>
         <w:trPr>
           <w:tblHeader/>
         </w:trPr>
@@ -8462,12 +7097,6 @@
         </w:tc>
       </w:tr>
       <w:tr>
-        <w:tblPrEx>
-          <w:tblCellMar>
-            <w:top w:w="0" w:type="dxa"/>
-            <w:bottom w:w="0" w:type="dxa"/>
-          </w:tblCellMar>
-        </w:tblPrEx>
         <w:tc>
           <w:tcPr>
             <w:tcW w:w="3000" w:type="dxa"/>
@@ -8545,34 +7174,12 @@
                 <w:sz w:val="18"/>
                 <w:szCs w:val="18"/>
               </w:rPr>
-              <w:t xml:space="preserve">Upload via </w:t>
-            </w:r>
-            <w:proofErr w:type="spellStart"/>
-            <w:r>
-              <w:rPr>
-                <w:sz w:val="18"/>
-                <w:szCs w:val="18"/>
-              </w:rPr>
-              <w:t>GlueUp</w:t>
-            </w:r>
-            <w:proofErr w:type="spellEnd"/>
-            <w:r>
-              <w:rPr>
-                <w:sz w:val="18"/>
-                <w:szCs w:val="18"/>
-              </w:rPr>
-              <w:t xml:space="preserve"> Admin UI &gt; Contacts &gt; Import.</w:t>
+              <w:t>Upload via GlueUp Admin UI &gt; Contacts &gt; Import.</w:t>
             </w:r>
           </w:p>
         </w:tc>
       </w:tr>
       <w:tr>
-        <w:tblPrEx>
-          <w:tblCellMar>
-            <w:top w:w="0" w:type="dxa"/>
-            <w:bottom w:w="0" w:type="dxa"/>
-          </w:tblCellMar>
-        </w:tblPrEx>
         <w:tc>
           <w:tcPr>
             <w:tcW w:w="3000" w:type="dxa"/>
@@ -8650,34 +7257,12 @@
                 <w:sz w:val="18"/>
                 <w:szCs w:val="18"/>
               </w:rPr>
-              <w:t xml:space="preserve">Upload via </w:t>
-            </w:r>
-            <w:proofErr w:type="spellStart"/>
-            <w:r>
-              <w:rPr>
-                <w:sz w:val="18"/>
-                <w:szCs w:val="18"/>
-              </w:rPr>
-              <w:t>GlueUp</w:t>
-            </w:r>
-            <w:proofErr w:type="spellEnd"/>
-            <w:r>
-              <w:rPr>
-                <w:sz w:val="18"/>
-                <w:szCs w:val="18"/>
-              </w:rPr>
-              <w:t xml:space="preserve"> Admin UI &gt; Members &gt; Import.</w:t>
+              <w:t>Upload via GlueUp Admin UI &gt; Members &gt; Import.</w:t>
             </w:r>
           </w:p>
         </w:tc>
       </w:tr>
       <w:tr>
-        <w:tblPrEx>
-          <w:tblCellMar>
-            <w:top w:w="0" w:type="dxa"/>
-            <w:bottom w:w="0" w:type="dxa"/>
-          </w:tblCellMar>
-        </w:tblPrEx>
         <w:tc>
           <w:tcPr>
             <w:tcW w:w="3000" w:type="dxa"/>
@@ -8728,23 +7313,7 @@
                 <w:sz w:val="18"/>
                 <w:szCs w:val="18"/>
               </w:rPr>
-              <w:t xml:space="preserve">Field-by-field diff: Summary tab (counts), Detail tab (all members), Changed tab (CHANGED only). </w:t>
-            </w:r>
-            <w:proofErr w:type="spellStart"/>
-            <w:r>
-              <w:rPr>
-                <w:sz w:val="18"/>
-                <w:szCs w:val="18"/>
-              </w:rPr>
-              <w:t>Colour</w:t>
-            </w:r>
-            <w:proofErr w:type="spellEnd"/>
-            <w:r>
-              <w:rPr>
-                <w:sz w:val="18"/>
-                <w:szCs w:val="18"/>
-              </w:rPr>
-              <w:t xml:space="preserve"> coded: green=NEW, yellow=CHANGED, red=differing cell.</w:t>
+              <w:t>Field-by-field diff: Summary tab (counts), Detail tab (all members), Changed tab (CHANGED only). Colour coded: green=NEW, yellow=CHANGED, red=differing cell.</w:t>
             </w:r>
           </w:p>
         </w:tc>
@@ -8777,12 +7346,6 @@
         </w:tc>
       </w:tr>
       <w:tr>
-        <w:tblPrEx>
-          <w:tblCellMar>
-            <w:top w:w="0" w:type="dxa"/>
-            <w:bottom w:w="0" w:type="dxa"/>
-          </w:tblCellMar>
-        </w:tblPrEx>
         <w:tc>
           <w:tcPr>
             <w:tcW w:w="3000" w:type="dxa"/>
@@ -8833,23 +7396,7 @@
                 <w:sz w:val="18"/>
                 <w:szCs w:val="18"/>
               </w:rPr>
-              <w:t xml:space="preserve">Members with &gt;1 active </w:t>
-            </w:r>
-            <w:proofErr w:type="spellStart"/>
-            <w:r>
-              <w:rPr>
-                <w:sz w:val="18"/>
-                <w:szCs w:val="18"/>
-              </w:rPr>
-              <w:t>GlueUp</w:t>
-            </w:r>
-            <w:proofErr w:type="spellEnd"/>
-            <w:r>
-              <w:rPr>
-                <w:sz w:val="18"/>
-                <w:szCs w:val="18"/>
-              </w:rPr>
-              <w:t xml:space="preserve"> membership for same ICF Member ID. KEEP = most recent import date. REVIEW = older record to cancel.</w:t>
+              <w:t>Members with &gt;1 active GlueUp membership for same ICF Member ID. KEEP = most recent import date. REVIEW = older record to cancel.</w:t>
             </w:r>
           </w:p>
         </w:tc>
@@ -8876,34 +7423,12 @@
                 <w:sz w:val="18"/>
                 <w:szCs w:val="18"/>
               </w:rPr>
-              <w:t xml:space="preserve">Cancel flagged records in </w:t>
-            </w:r>
-            <w:proofErr w:type="spellStart"/>
-            <w:r>
-              <w:rPr>
-                <w:sz w:val="18"/>
-                <w:szCs w:val="18"/>
-              </w:rPr>
-              <w:t>GlueUp</w:t>
-            </w:r>
-            <w:proofErr w:type="spellEnd"/>
-            <w:r>
-              <w:rPr>
-                <w:sz w:val="18"/>
-                <w:szCs w:val="18"/>
-              </w:rPr>
-              <w:t xml:space="preserve"> Admin UI.</w:t>
+              <w:t>Cancel flagged records in GlueUp Admin UI.</w:t>
             </w:r>
           </w:p>
         </w:tc>
       </w:tr>
       <w:tr>
-        <w:tblPrEx>
-          <w:tblCellMar>
-            <w:top w:w="0" w:type="dxa"/>
-            <w:bottom w:w="0" w:type="dxa"/>
-          </w:tblCellMar>
-        </w:tblPrEx>
         <w:tc>
           <w:tcPr>
             <w:tcW w:w="3000" w:type="dxa"/>
@@ -9028,12 +7553,6 @@
         <w:gridCol w:w="1047"/>
       </w:tblGrid>
       <w:tr>
-        <w:tblPrEx>
-          <w:tblCellMar>
-            <w:top w:w="0" w:type="dxa"/>
-            <w:bottom w:w="0" w:type="dxa"/>
-          </w:tblCellMar>
-        </w:tblPrEx>
         <w:trPr>
           <w:tblHeader/>
         </w:trPr>
@@ -9155,12 +7674,6 @@
         </w:tc>
       </w:tr>
       <w:tr>
-        <w:tblPrEx>
-          <w:tblCellMar>
-            <w:top w:w="0" w:type="dxa"/>
-            <w:bottom w:w="0" w:type="dxa"/>
-          </w:tblCellMar>
-        </w:tblPrEx>
         <w:tc>
           <w:tcPr>
             <w:tcW w:w="350" w:type="dxa"/>
@@ -9238,23 +7751,7 @@
                 <w:sz w:val="18"/>
                 <w:szCs w:val="18"/>
               </w:rPr>
-              <w:t xml:space="preserve">ICF Global or </w:t>
-            </w:r>
-            <w:proofErr w:type="spellStart"/>
-            <w:r>
-              <w:rPr>
-                <w:sz w:val="18"/>
-                <w:szCs w:val="18"/>
-              </w:rPr>
-              <w:t>GlueUp</w:t>
-            </w:r>
-            <w:proofErr w:type="spellEnd"/>
-            <w:r>
-              <w:rPr>
-                <w:sz w:val="18"/>
-                <w:szCs w:val="18"/>
-              </w:rPr>
-              <w:t xml:space="preserve"> per source-of-truth rules</w:t>
+              <w:t>ICF Global or GlueUp per source-of-truth rules</w:t>
             </w:r>
           </w:p>
         </w:tc>
@@ -9287,12 +7784,6 @@
         </w:tc>
       </w:tr>
       <w:tr>
-        <w:tblPrEx>
-          <w:tblCellMar>
-            <w:top w:w="0" w:type="dxa"/>
-            <w:bottom w:w="0" w:type="dxa"/>
-          </w:tblCellMar>
-        </w:tblPrEx>
         <w:tc>
           <w:tcPr>
             <w:tcW w:w="350" w:type="dxa"/>
@@ -9370,23 +7861,7 @@
                 <w:sz w:val="18"/>
                 <w:szCs w:val="18"/>
               </w:rPr>
-              <w:t xml:space="preserve">ICF Global or </w:t>
-            </w:r>
-            <w:proofErr w:type="spellStart"/>
-            <w:r>
-              <w:rPr>
-                <w:sz w:val="18"/>
-                <w:szCs w:val="18"/>
-              </w:rPr>
-              <w:t>GlueUp</w:t>
-            </w:r>
-            <w:proofErr w:type="spellEnd"/>
-            <w:r>
-              <w:rPr>
-                <w:sz w:val="18"/>
-                <w:szCs w:val="18"/>
-              </w:rPr>
-              <w:t xml:space="preserve"> per source-of-truth rules</w:t>
+              <w:t>ICF Global or GlueUp per source-of-truth rules</w:t>
             </w:r>
           </w:p>
         </w:tc>
@@ -9419,12 +7894,6 @@
         </w:tc>
       </w:tr>
       <w:tr>
-        <w:tblPrEx>
-          <w:tblCellMar>
-            <w:top w:w="0" w:type="dxa"/>
-            <w:bottom w:w="0" w:type="dxa"/>
-          </w:tblCellMar>
-        </w:tblPrEx>
         <w:tc>
           <w:tcPr>
             <w:tcW w:w="350" w:type="dxa"/>
@@ -9535,12 +8004,6 @@
         </w:tc>
       </w:tr>
       <w:tr>
-        <w:tblPrEx>
-          <w:tblCellMar>
-            <w:top w:w="0" w:type="dxa"/>
-            <w:bottom w:w="0" w:type="dxa"/>
-          </w:tblCellMar>
-        </w:tblPrEx>
         <w:tc>
           <w:tcPr>
             <w:tcW w:w="350" w:type="dxa"/>
@@ -9651,12 +8114,6 @@
         </w:tc>
       </w:tr>
       <w:tr>
-        <w:tblPrEx>
-          <w:tblCellMar>
-            <w:top w:w="0" w:type="dxa"/>
-            <w:bottom w:w="0" w:type="dxa"/>
-          </w:tblCellMar>
-        </w:tblPrEx>
         <w:tc>
           <w:tcPr>
             <w:tcW w:w="350" w:type="dxa"/>
@@ -9767,12 +8224,6 @@
         </w:tc>
       </w:tr>
       <w:tr>
-        <w:tblPrEx>
-          <w:tblCellMar>
-            <w:top w:w="0" w:type="dxa"/>
-            <w:bottom w:w="0" w:type="dxa"/>
-          </w:tblCellMar>
-        </w:tblPrEx>
         <w:tc>
           <w:tcPr>
             <w:tcW w:w="350" w:type="dxa"/>
@@ -9883,12 +8334,6 @@
         </w:tc>
       </w:tr>
       <w:tr>
-        <w:tblPrEx>
-          <w:tblCellMar>
-            <w:top w:w="0" w:type="dxa"/>
-            <w:bottom w:w="0" w:type="dxa"/>
-          </w:tblCellMar>
-        </w:tblPrEx>
         <w:tc>
           <w:tcPr>
             <w:tcW w:w="350" w:type="dxa"/>
@@ -9999,12 +8444,6 @@
         </w:tc>
       </w:tr>
       <w:tr>
-        <w:tblPrEx>
-          <w:tblCellMar>
-            <w:top w:w="0" w:type="dxa"/>
-            <w:bottom w:w="0" w:type="dxa"/>
-          </w:tblCellMar>
-        </w:tblPrEx>
         <w:tc>
           <w:tcPr>
             <w:tcW w:w="350" w:type="dxa"/>
@@ -10115,12 +8554,6 @@
         </w:tc>
       </w:tr>
       <w:tr>
-        <w:tblPrEx>
-          <w:tblCellMar>
-            <w:top w:w="0" w:type="dxa"/>
-            <w:bottom w:w="0" w:type="dxa"/>
-          </w:tblCellMar>
-        </w:tblPrEx>
         <w:tc>
           <w:tcPr>
             <w:tcW w:w="350" w:type="dxa"/>
@@ -10232,12 +8665,6 @@
         </w:tc>
       </w:tr>
       <w:tr>
-        <w:tblPrEx>
-          <w:tblCellMar>
-            <w:top w:w="0" w:type="dxa"/>
-            <w:bottom w:w="0" w:type="dxa"/>
-          </w:tblCellMar>
-        </w:tblPrEx>
         <w:tc>
           <w:tcPr>
             <w:tcW w:w="350" w:type="dxa"/>
@@ -10348,12 +8775,6 @@
         </w:tc>
       </w:tr>
       <w:tr>
-        <w:tblPrEx>
-          <w:tblCellMar>
-            <w:top w:w="0" w:type="dxa"/>
-            <w:bottom w:w="0" w:type="dxa"/>
-          </w:tblCellMar>
-        </w:tblPrEx>
         <w:tc>
           <w:tcPr>
             <w:tcW w:w="350" w:type="dxa"/>
@@ -10464,12 +8885,6 @@
         </w:tc>
       </w:tr>
       <w:tr>
-        <w:tblPrEx>
-          <w:tblCellMar>
-            <w:top w:w="0" w:type="dxa"/>
-            <w:bottom w:w="0" w:type="dxa"/>
-          </w:tblCellMar>
-        </w:tblPrEx>
         <w:tc>
           <w:tcPr>
             <w:tcW w:w="350" w:type="dxa"/>
@@ -10580,12 +8995,6 @@
         </w:tc>
       </w:tr>
       <w:tr>
-        <w:tblPrEx>
-          <w:tblCellMar>
-            <w:top w:w="0" w:type="dxa"/>
-            <w:bottom w:w="0" w:type="dxa"/>
-          </w:tblCellMar>
-        </w:tblPrEx>
         <w:tc>
           <w:tcPr>
             <w:tcW w:w="350" w:type="dxa"/>
@@ -10696,12 +9105,6 @@
         </w:tc>
       </w:tr>
       <w:tr>
-        <w:tblPrEx>
-          <w:tblCellMar>
-            <w:top w:w="0" w:type="dxa"/>
-            <w:bottom w:w="0" w:type="dxa"/>
-          </w:tblCellMar>
-        </w:tblPrEx>
         <w:tc>
           <w:tcPr>
             <w:tcW w:w="350" w:type="dxa"/>
@@ -10812,12 +9215,6 @@
         </w:tc>
       </w:tr>
       <w:tr>
-        <w:tblPrEx>
-          <w:tblCellMar>
-            <w:top w:w="0" w:type="dxa"/>
-            <w:bottom w:w="0" w:type="dxa"/>
-          </w:tblCellMar>
-        </w:tblPrEx>
         <w:tc>
           <w:tcPr>
             <w:tcW w:w="350" w:type="dxa"/>
@@ -10928,12 +9325,6 @@
         </w:tc>
       </w:tr>
       <w:tr>
-        <w:tblPrEx>
-          <w:tblCellMar>
-            <w:top w:w="0" w:type="dxa"/>
-            <w:bottom w:w="0" w:type="dxa"/>
-          </w:tblCellMar>
-        </w:tblPrEx>
         <w:tc>
           <w:tcPr>
             <w:tcW w:w="350" w:type="dxa"/>
@@ -11044,12 +9435,6 @@
         </w:tc>
       </w:tr>
       <w:tr>
-        <w:tblPrEx>
-          <w:tblCellMar>
-            <w:top w:w="0" w:type="dxa"/>
-            <w:bottom w:w="0" w:type="dxa"/>
-          </w:tblCellMar>
-        </w:tblPrEx>
         <w:tc>
           <w:tcPr>
             <w:tcW w:w="350" w:type="dxa"/>
@@ -11160,12 +9545,6 @@
         </w:tc>
       </w:tr>
       <w:tr>
-        <w:tblPrEx>
-          <w:tblCellMar>
-            <w:top w:w="0" w:type="dxa"/>
-            <w:bottom w:w="0" w:type="dxa"/>
-          </w:tblCellMar>
-        </w:tblPrEx>
         <w:tc>
           <w:tcPr>
             <w:tcW w:w="350" w:type="dxa"/>
@@ -11243,23 +9622,7 @@
                 <w:sz w:val="18"/>
                 <w:szCs w:val="18"/>
               </w:rPr>
-              <w:t xml:space="preserve">Col Q — lowercase (acc, </w:t>
-            </w:r>
-            <w:proofErr w:type="spellStart"/>
-            <w:r>
-              <w:rPr>
-                <w:sz w:val="18"/>
-                <w:szCs w:val="18"/>
-              </w:rPr>
-              <w:t>pcc</w:t>
-            </w:r>
-            <w:proofErr w:type="spellEnd"/>
-            <w:r>
-              <w:rPr>
-                <w:sz w:val="18"/>
-                <w:szCs w:val="18"/>
-              </w:rPr>
-              <w:t>, mcc)</w:t>
+              <w:t>Col Q — lowercase (acc, pcc, mcc)</w:t>
             </w:r>
           </w:p>
         </w:tc>
@@ -11292,12 +9655,6 @@
         </w:tc>
       </w:tr>
       <w:tr>
-        <w:tblPrEx>
-          <w:tblCellMar>
-            <w:top w:w="0" w:type="dxa"/>
-            <w:bottom w:w="0" w:type="dxa"/>
-          </w:tblCellMar>
-        </w:tblPrEx>
         <w:tc>
           <w:tcPr>
             <w:tcW w:w="350" w:type="dxa"/>
@@ -11408,12 +9765,6 @@
         </w:tc>
       </w:tr>
       <w:tr>
-        <w:tblPrEx>
-          <w:tblCellMar>
-            <w:top w:w="0" w:type="dxa"/>
-            <w:bottom w:w="0" w:type="dxa"/>
-          </w:tblCellMar>
-        </w:tblPrEx>
         <w:tc>
           <w:tcPr>
             <w:tcW w:w="350" w:type="dxa"/>
@@ -11524,12 +9875,6 @@
         </w:tc>
       </w:tr>
       <w:tr>
-        <w:tblPrEx>
-          <w:tblCellMar>
-            <w:top w:w="0" w:type="dxa"/>
-            <w:bottom w:w="0" w:type="dxa"/>
-          </w:tblCellMar>
-        </w:tblPrEx>
         <w:tc>
           <w:tcPr>
             <w:tcW w:w="350" w:type="dxa"/>
@@ -11640,12 +9985,6 @@
         </w:tc>
       </w:tr>
       <w:tr>
-        <w:tblPrEx>
-          <w:tblCellMar>
-            <w:top w:w="0" w:type="dxa"/>
-            <w:bottom w:w="0" w:type="dxa"/>
-          </w:tblCellMar>
-        </w:tblPrEx>
         <w:tc>
           <w:tcPr>
             <w:tcW w:w="350" w:type="dxa"/>
@@ -11723,23 +10062,7 @@
                 <w:sz w:val="18"/>
                 <w:szCs w:val="18"/>
               </w:rPr>
-              <w:t>Col A (</w:t>
-            </w:r>
-            <w:proofErr w:type="spellStart"/>
-            <w:r>
-              <w:rPr>
-                <w:sz w:val="18"/>
-                <w:szCs w:val="18"/>
-              </w:rPr>
-              <w:t>cst_recno</w:t>
-            </w:r>
-            <w:proofErr w:type="spellEnd"/>
-            <w:r>
-              <w:rPr>
-                <w:sz w:val="18"/>
-                <w:szCs w:val="18"/>
-              </w:rPr>
-              <w:t>)</w:t>
+              <w:t>Col A (cst_recno)</w:t>
             </w:r>
           </w:p>
         </w:tc>
@@ -11772,12 +10095,6 @@
         </w:tc>
       </w:tr>
       <w:tr>
-        <w:tblPrEx>
-          <w:tblCellMar>
-            <w:top w:w="0" w:type="dxa"/>
-            <w:bottom w:w="0" w:type="dxa"/>
-          </w:tblCellMar>
-        </w:tblPrEx>
         <w:tc>
           <w:tcPr>
             <w:tcW w:w="350" w:type="dxa"/>
@@ -11888,12 +10205,6 @@
         </w:tc>
       </w:tr>
       <w:tr>
-        <w:tblPrEx>
-          <w:tblCellMar>
-            <w:top w:w="0" w:type="dxa"/>
-            <w:bottom w:w="0" w:type="dxa"/>
-          </w:tblCellMar>
-        </w:tblPrEx>
         <w:tc>
           <w:tcPr>
             <w:tcW w:w="350" w:type="dxa"/>
@@ -11971,23 +10282,7 @@
                 <w:sz w:val="18"/>
                 <w:szCs w:val="18"/>
               </w:rPr>
-              <w:t>Col T — lowercase (</w:t>
-            </w:r>
-            <w:proofErr w:type="spellStart"/>
-            <w:r>
-              <w:rPr>
-                <w:sz w:val="18"/>
-                <w:szCs w:val="18"/>
-              </w:rPr>
-              <w:t>actc</w:t>
-            </w:r>
-            <w:proofErr w:type="spellEnd"/>
-            <w:r>
-              <w:rPr>
-                <w:sz w:val="18"/>
-                <w:szCs w:val="18"/>
-              </w:rPr>
-              <w:t>)</w:t>
+              <w:t>Col T — lowercase (actc)</w:t>
             </w:r>
           </w:p>
         </w:tc>
@@ -12020,12 +10315,6 @@
         </w:tc>
       </w:tr>
       <w:tr>
-        <w:tblPrEx>
-          <w:tblCellMar>
-            <w:top w:w="0" w:type="dxa"/>
-            <w:bottom w:w="0" w:type="dxa"/>
-          </w:tblCellMar>
-        </w:tblPrEx>
         <w:tc>
           <w:tcPr>
             <w:tcW w:w="350" w:type="dxa"/>
@@ -12136,12 +10425,6 @@
         </w:tc>
       </w:tr>
       <w:tr>
-        <w:tblPrEx>
-          <w:tblCellMar>
-            <w:top w:w="0" w:type="dxa"/>
-            <w:bottom w:w="0" w:type="dxa"/>
-          </w:tblCellMar>
-        </w:tblPrEx>
         <w:tc>
           <w:tcPr>
             <w:tcW w:w="350" w:type="dxa"/>
@@ -12252,12 +10535,6 @@
         </w:tc>
       </w:tr>
       <w:tr>
-        <w:tblPrEx>
-          <w:tblCellMar>
-            <w:top w:w="0" w:type="dxa"/>
-            <w:bottom w:w="0" w:type="dxa"/>
-          </w:tblCellMar>
-        </w:tblPrEx>
         <w:tc>
           <w:tcPr>
             <w:tcW w:w="350" w:type="dxa"/>
@@ -12368,12 +10645,6 @@
         </w:tc>
       </w:tr>
       <w:tr>
-        <w:tblPrEx>
-          <w:tblCellMar>
-            <w:top w:w="0" w:type="dxa"/>
-            <w:bottom w:w="0" w:type="dxa"/>
-          </w:tblCellMar>
-        </w:tblPrEx>
         <w:tc>
           <w:tcPr>
             <w:tcW w:w="350" w:type="dxa"/>
@@ -12451,23 +10722,7 @@
                 <w:sz w:val="18"/>
                 <w:szCs w:val="18"/>
               </w:rPr>
-              <w:t xml:space="preserve">Derived from City + Zip via </w:t>
-            </w:r>
-            <w:proofErr w:type="spellStart"/>
-            <w:r>
-              <w:rPr>
-                <w:sz w:val="18"/>
-                <w:szCs w:val="18"/>
-              </w:rPr>
-              <w:t>ZipCodes_Areas_CCC</w:t>
-            </w:r>
-            <w:proofErr w:type="spellEnd"/>
-            <w:r>
-              <w:rPr>
-                <w:sz w:val="18"/>
-                <w:szCs w:val="18"/>
-              </w:rPr>
-              <w:t xml:space="preserve"> lookup. 'No Region' if not found.</w:t>
+              <w:t>Derived from City + Zip via ZipCodes_Areas_CCC lookup. 'No Region' if not found.</w:t>
             </w:r>
           </w:p>
         </w:tc>
@@ -12500,12 +10755,6 @@
         </w:tc>
       </w:tr>
       <w:tr>
-        <w:tblPrEx>
-          <w:tblCellMar>
-            <w:top w:w="0" w:type="dxa"/>
-            <w:bottom w:w="0" w:type="dxa"/>
-          </w:tblCellMar>
-        </w:tblPrEx>
         <w:tc>
           <w:tcPr>
             <w:tcW w:w="350" w:type="dxa"/>
@@ -12583,23 +10832,7 @@
                 <w:sz w:val="18"/>
                 <w:szCs w:val="18"/>
               </w:rPr>
-              <w:t>Col W (</w:t>
-            </w:r>
-            <w:proofErr w:type="spellStart"/>
-            <w:r>
-              <w:rPr>
-                <w:sz w:val="18"/>
-                <w:szCs w:val="18"/>
-              </w:rPr>
-              <w:t>Member_Type</w:t>
-            </w:r>
-            <w:proofErr w:type="spellEnd"/>
-            <w:r>
-              <w:rPr>
-                <w:sz w:val="18"/>
-                <w:szCs w:val="18"/>
-              </w:rPr>
-              <w:t>) — blank if column absent</w:t>
+              <w:t>Col W (Member_Type) — blank if column absent</w:t>
             </w:r>
           </w:p>
         </w:tc>
@@ -12632,12 +10865,6 @@
         </w:tc>
       </w:tr>
       <w:tr>
-        <w:tblPrEx>
-          <w:tblCellMar>
-            <w:top w:w="0" w:type="dxa"/>
-            <w:bottom w:w="0" w:type="dxa"/>
-          </w:tblCellMar>
-        </w:tblPrEx>
         <w:tc>
           <w:tcPr>
             <w:tcW w:w="350" w:type="dxa"/>
@@ -12748,12 +10975,6 @@
         </w:tc>
       </w:tr>
       <w:tr>
-        <w:tblPrEx>
-          <w:tblCellMar>
-            <w:top w:w="0" w:type="dxa"/>
-            <w:bottom w:w="0" w:type="dxa"/>
-          </w:tblCellMar>
-        </w:tblPrEx>
         <w:tc>
           <w:tcPr>
             <w:tcW w:w="350" w:type="dxa"/>
@@ -12864,12 +11085,6 @@
         </w:tc>
       </w:tr>
       <w:tr>
-        <w:tblPrEx>
-          <w:tblCellMar>
-            <w:top w:w="0" w:type="dxa"/>
-            <w:bottom w:w="0" w:type="dxa"/>
-          </w:tblCellMar>
-        </w:tblPrEx>
         <w:tc>
           <w:tcPr>
             <w:tcW w:w="350" w:type="dxa"/>
@@ -12980,12 +11195,6 @@
         </w:tc>
       </w:tr>
       <w:tr>
-        <w:tblPrEx>
-          <w:tblCellMar>
-            <w:top w:w="0" w:type="dxa"/>
-            <w:bottom w:w="0" w:type="dxa"/>
-          </w:tblCellMar>
-        </w:tblPrEx>
         <w:tc>
           <w:tcPr>
             <w:tcW w:w="350" w:type="dxa"/>
@@ -13111,15 +11320,7 @@
       </w:pPr>
       <w:r>
         <w:lastRenderedPageBreak/>
-        <w:t xml:space="preserve">All 34 columns from sample_membership_import.xlsx are present. Blue (ignored) columns are blank. Active columns are populated per TemplateList.xlsx. First Name and Last Name are required by </w:t>
-      </w:r>
-      <w:proofErr w:type="spellStart"/>
-      <w:r>
-        <w:t>GlueUp</w:t>
-      </w:r>
-      <w:proofErr w:type="spellEnd"/>
-      <w:r>
-        <w:t xml:space="preserve"> for record matching.</w:t>
+        <w:t>All 34 columns from sample_membership_import.xlsx are present. Blue (ignored) columns are blank. Active columns are populated per TemplateList.xlsx. First Name and Last Name are required by GlueUp for record matching.</w:t>
       </w:r>
     </w:p>
     <w:tbl>
@@ -13146,12 +11347,6 @@
         <w:gridCol w:w="1047"/>
       </w:tblGrid>
       <w:tr>
-        <w:tblPrEx>
-          <w:tblCellMar>
-            <w:top w:w="0" w:type="dxa"/>
-            <w:bottom w:w="0" w:type="dxa"/>
-          </w:tblCellMar>
-        </w:tblPrEx>
         <w:trPr>
           <w:tblHeader/>
         </w:trPr>
@@ -13273,12 +11468,6 @@
         </w:tc>
       </w:tr>
       <w:tr>
-        <w:tblPrEx>
-          <w:tblCellMar>
-            <w:top w:w="0" w:type="dxa"/>
-            <w:bottom w:w="0" w:type="dxa"/>
-          </w:tblCellMar>
-        </w:tblPrEx>
         <w:tc>
           <w:tcPr>
             <w:tcW w:w="350" w:type="dxa"/>
@@ -13356,23 +11545,7 @@
                 <w:sz w:val="18"/>
                 <w:szCs w:val="18"/>
               </w:rPr>
-              <w:t>Col M (</w:t>
-            </w:r>
-            <w:proofErr w:type="spellStart"/>
-            <w:r>
-              <w:rPr>
-                <w:sz w:val="18"/>
-                <w:szCs w:val="18"/>
-              </w:rPr>
-              <w:t>Membership_Join_Date</w:t>
-            </w:r>
-            <w:proofErr w:type="spellEnd"/>
-            <w:r>
-              <w:rPr>
-                <w:sz w:val="18"/>
-                <w:szCs w:val="18"/>
-              </w:rPr>
-              <w:t>)</w:t>
+              <w:t>Col M (Membership_Join_Date)</w:t>
             </w:r>
           </w:p>
         </w:tc>
@@ -13405,12 +11578,6 @@
         </w:tc>
       </w:tr>
       <w:tr>
-        <w:tblPrEx>
-          <w:tblCellMar>
-            <w:top w:w="0" w:type="dxa"/>
-            <w:bottom w:w="0" w:type="dxa"/>
-          </w:tblCellMar>
-        </w:tblPrEx>
         <w:tc>
           <w:tcPr>
             <w:tcW w:w="350" w:type="dxa"/>
@@ -13521,12 +11688,6 @@
         </w:tc>
       </w:tr>
       <w:tr>
-        <w:tblPrEx>
-          <w:tblCellMar>
-            <w:top w:w="0" w:type="dxa"/>
-            <w:bottom w:w="0" w:type="dxa"/>
-          </w:tblCellMar>
-        </w:tblPrEx>
         <w:tc>
           <w:tcPr>
             <w:tcW w:w="350" w:type="dxa"/>
@@ -13637,12 +11798,6 @@
         </w:tc>
       </w:tr>
       <w:tr>
-        <w:tblPrEx>
-          <w:tblCellMar>
-            <w:top w:w="0" w:type="dxa"/>
-            <w:bottom w:w="0" w:type="dxa"/>
-          </w:tblCellMar>
-        </w:tblPrEx>
         <w:tc>
           <w:tcPr>
             <w:tcW w:w="350" w:type="dxa"/>
@@ -13720,39 +11875,7 @@
                 <w:sz w:val="18"/>
                 <w:szCs w:val="18"/>
               </w:rPr>
-              <w:t xml:space="preserve">ICF Global or </w:t>
-            </w:r>
-            <w:proofErr w:type="spellStart"/>
-            <w:r>
-              <w:rPr>
-                <w:sz w:val="18"/>
-                <w:szCs w:val="18"/>
-              </w:rPr>
-              <w:t>GlueUp</w:t>
-            </w:r>
-            <w:proofErr w:type="spellEnd"/>
-            <w:r>
-              <w:rPr>
-                <w:sz w:val="18"/>
-                <w:szCs w:val="18"/>
-              </w:rPr>
-              <w:t xml:space="preserve"> per source-of-truth rules (required by </w:t>
-            </w:r>
-            <w:proofErr w:type="spellStart"/>
-            <w:r>
-              <w:rPr>
-                <w:sz w:val="18"/>
-                <w:szCs w:val="18"/>
-              </w:rPr>
-              <w:t>GlueUp</w:t>
-            </w:r>
-            <w:proofErr w:type="spellEnd"/>
-            <w:r>
-              <w:rPr>
-                <w:sz w:val="18"/>
-                <w:szCs w:val="18"/>
-              </w:rPr>
-              <w:t>)</w:t>
+              <w:t>ICF Global or GlueUp per source-of-truth rules (required by GlueUp)</w:t>
             </w:r>
           </w:p>
         </w:tc>
@@ -13785,12 +11908,6 @@
         </w:tc>
       </w:tr>
       <w:tr>
-        <w:tblPrEx>
-          <w:tblCellMar>
-            <w:top w:w="0" w:type="dxa"/>
-            <w:bottom w:w="0" w:type="dxa"/>
-          </w:tblCellMar>
-        </w:tblPrEx>
         <w:tc>
           <w:tcPr>
             <w:tcW w:w="350" w:type="dxa"/>
@@ -13868,39 +11985,7 @@
                 <w:sz w:val="18"/>
                 <w:szCs w:val="18"/>
               </w:rPr>
-              <w:t xml:space="preserve">ICF Global or </w:t>
-            </w:r>
-            <w:proofErr w:type="spellStart"/>
-            <w:r>
-              <w:rPr>
-                <w:sz w:val="18"/>
-                <w:szCs w:val="18"/>
-              </w:rPr>
-              <w:t>GlueUp</w:t>
-            </w:r>
-            <w:proofErr w:type="spellEnd"/>
-            <w:r>
-              <w:rPr>
-                <w:sz w:val="18"/>
-                <w:szCs w:val="18"/>
-              </w:rPr>
-              <w:t xml:space="preserve"> per source-of-truth rules (required by </w:t>
-            </w:r>
-            <w:proofErr w:type="spellStart"/>
-            <w:r>
-              <w:rPr>
-                <w:sz w:val="18"/>
-                <w:szCs w:val="18"/>
-              </w:rPr>
-              <w:t>GlueUp</w:t>
-            </w:r>
-            <w:proofErr w:type="spellEnd"/>
-            <w:r>
-              <w:rPr>
-                <w:sz w:val="18"/>
-                <w:szCs w:val="18"/>
-              </w:rPr>
-              <w:t>)</w:t>
+              <w:t>ICF Global or GlueUp per source-of-truth rules (required by GlueUp)</w:t>
             </w:r>
           </w:p>
         </w:tc>
@@ -13933,12 +12018,6 @@
         </w:tc>
       </w:tr>
       <w:tr>
-        <w:tblPrEx>
-          <w:tblCellMar>
-            <w:top w:w="0" w:type="dxa"/>
-            <w:bottom w:w="0" w:type="dxa"/>
-          </w:tblCellMar>
-        </w:tblPrEx>
         <w:tc>
           <w:tcPr>
             <w:tcW w:w="350" w:type="dxa"/>
@@ -14049,12 +12128,6 @@
         </w:tc>
       </w:tr>
       <w:tr>
-        <w:tblPrEx>
-          <w:tblCellMar>
-            <w:top w:w="0" w:type="dxa"/>
-            <w:bottom w:w="0" w:type="dxa"/>
-          </w:tblCellMar>
-        </w:tblPrEx>
         <w:tc>
           <w:tcPr>
             <w:tcW w:w="350" w:type="dxa"/>
@@ -14165,12 +12238,6 @@
         </w:tc>
       </w:tr>
       <w:tr>
-        <w:tblPrEx>
-          <w:tblCellMar>
-            <w:top w:w="0" w:type="dxa"/>
-            <w:bottom w:w="0" w:type="dxa"/>
-          </w:tblCellMar>
-        </w:tblPrEx>
         <w:tc>
           <w:tcPr>
             <w:tcW w:w="350" w:type="dxa"/>
@@ -14281,12 +12348,6 @@
         </w:tc>
       </w:tr>
       <w:tr>
-        <w:tblPrEx>
-          <w:tblCellMar>
-            <w:top w:w="0" w:type="dxa"/>
-            <w:bottom w:w="0" w:type="dxa"/>
-          </w:tblCellMar>
-        </w:tblPrEx>
         <w:tc>
           <w:tcPr>
             <w:tcW w:w="350" w:type="dxa"/>
@@ -14397,12 +12458,6 @@
         </w:tc>
       </w:tr>
       <w:tr>
-        <w:tblPrEx>
-          <w:tblCellMar>
-            <w:top w:w="0" w:type="dxa"/>
-            <w:bottom w:w="0" w:type="dxa"/>
-          </w:tblCellMar>
-        </w:tblPrEx>
         <w:tc>
           <w:tcPr>
             <w:tcW w:w="350" w:type="dxa"/>
@@ -14513,12 +12568,6 @@
         </w:tc>
       </w:tr>
       <w:tr>
-        <w:tblPrEx>
-          <w:tblCellMar>
-            <w:top w:w="0" w:type="dxa"/>
-            <w:bottom w:w="0" w:type="dxa"/>
-          </w:tblCellMar>
-        </w:tblPrEx>
         <w:tc>
           <w:tcPr>
             <w:tcW w:w="350" w:type="dxa"/>
@@ -14629,12 +12678,6 @@
         </w:tc>
       </w:tr>
       <w:tr>
-        <w:tblPrEx>
-          <w:tblCellMar>
-            <w:top w:w="0" w:type="dxa"/>
-            <w:bottom w:w="0" w:type="dxa"/>
-          </w:tblCellMar>
-        </w:tblPrEx>
         <w:tc>
           <w:tcPr>
             <w:tcW w:w="350" w:type="dxa"/>
@@ -14745,12 +12788,6 @@
         </w:tc>
       </w:tr>
       <w:tr>
-        <w:tblPrEx>
-          <w:tblCellMar>
-            <w:top w:w="0" w:type="dxa"/>
-            <w:bottom w:w="0" w:type="dxa"/>
-          </w:tblCellMar>
-        </w:tblPrEx>
         <w:tc>
           <w:tcPr>
             <w:tcW w:w="350" w:type="dxa"/>
@@ -14861,12 +12898,6 @@
         </w:tc>
       </w:tr>
       <w:tr>
-        <w:tblPrEx>
-          <w:tblCellMar>
-            <w:top w:w="0" w:type="dxa"/>
-            <w:bottom w:w="0" w:type="dxa"/>
-          </w:tblCellMar>
-        </w:tblPrEx>
         <w:tc>
           <w:tcPr>
             <w:tcW w:w="350" w:type="dxa"/>
@@ -14977,12 +13008,6 @@
         </w:tc>
       </w:tr>
       <w:tr>
-        <w:tblPrEx>
-          <w:tblCellMar>
-            <w:top w:w="0" w:type="dxa"/>
-            <w:bottom w:w="0" w:type="dxa"/>
-          </w:tblCellMar>
-        </w:tblPrEx>
         <w:tc>
           <w:tcPr>
             <w:tcW w:w="350" w:type="dxa"/>
@@ -15093,12 +13118,6 @@
         </w:tc>
       </w:tr>
       <w:tr>
-        <w:tblPrEx>
-          <w:tblCellMar>
-            <w:top w:w="0" w:type="dxa"/>
-            <w:bottom w:w="0" w:type="dxa"/>
-          </w:tblCellMar>
-        </w:tblPrEx>
         <w:tc>
           <w:tcPr>
             <w:tcW w:w="350" w:type="dxa"/>
@@ -15209,12 +13228,6 @@
         </w:tc>
       </w:tr>
       <w:tr>
-        <w:tblPrEx>
-          <w:tblCellMar>
-            <w:top w:w="0" w:type="dxa"/>
-            <w:bottom w:w="0" w:type="dxa"/>
-          </w:tblCellMar>
-        </w:tblPrEx>
         <w:tc>
           <w:tcPr>
             <w:tcW w:w="350" w:type="dxa"/>
@@ -15325,12 +13338,6 @@
         </w:tc>
       </w:tr>
       <w:tr>
-        <w:tblPrEx>
-          <w:tblCellMar>
-            <w:top w:w="0" w:type="dxa"/>
-            <w:bottom w:w="0" w:type="dxa"/>
-          </w:tblCellMar>
-        </w:tblPrEx>
         <w:tc>
           <w:tcPr>
             <w:tcW w:w="350" w:type="dxa"/>
@@ -15441,12 +13448,6 @@
         </w:tc>
       </w:tr>
       <w:tr>
-        <w:tblPrEx>
-          <w:tblCellMar>
-            <w:top w:w="0" w:type="dxa"/>
-            <w:bottom w:w="0" w:type="dxa"/>
-          </w:tblCellMar>
-        </w:tblPrEx>
         <w:tc>
           <w:tcPr>
             <w:tcW w:w="350" w:type="dxa"/>
@@ -15557,12 +13558,6 @@
         </w:tc>
       </w:tr>
       <w:tr>
-        <w:tblPrEx>
-          <w:tblCellMar>
-            <w:top w:w="0" w:type="dxa"/>
-            <w:bottom w:w="0" w:type="dxa"/>
-          </w:tblCellMar>
-        </w:tblPrEx>
         <w:tc>
           <w:tcPr>
             <w:tcW w:w="350" w:type="dxa"/>
@@ -15673,12 +13668,6 @@
         </w:tc>
       </w:tr>
       <w:tr>
-        <w:tblPrEx>
-          <w:tblCellMar>
-            <w:top w:w="0" w:type="dxa"/>
-            <w:bottom w:w="0" w:type="dxa"/>
-          </w:tblCellMar>
-        </w:tblPrEx>
         <w:tc>
           <w:tcPr>
             <w:tcW w:w="350" w:type="dxa"/>
@@ -15789,12 +13778,6 @@
         </w:tc>
       </w:tr>
       <w:tr>
-        <w:tblPrEx>
-          <w:tblCellMar>
-            <w:top w:w="0" w:type="dxa"/>
-            <w:bottom w:w="0" w:type="dxa"/>
-          </w:tblCellMar>
-        </w:tblPrEx>
         <w:tc>
           <w:tcPr>
             <w:tcW w:w="350" w:type="dxa"/>
@@ -15905,12 +13888,6 @@
         </w:tc>
       </w:tr>
       <w:tr>
-        <w:tblPrEx>
-          <w:tblCellMar>
-            <w:top w:w="0" w:type="dxa"/>
-            <w:bottom w:w="0" w:type="dxa"/>
-          </w:tblCellMar>
-        </w:tblPrEx>
         <w:tc>
           <w:tcPr>
             <w:tcW w:w="350" w:type="dxa"/>
@@ -16022,12 +13999,6 @@
         </w:tc>
       </w:tr>
       <w:tr>
-        <w:tblPrEx>
-          <w:tblCellMar>
-            <w:top w:w="0" w:type="dxa"/>
-            <w:bottom w:w="0" w:type="dxa"/>
-          </w:tblCellMar>
-        </w:tblPrEx>
         <w:tc>
           <w:tcPr>
             <w:tcW w:w="350" w:type="dxa"/>
@@ -16138,12 +14109,6 @@
         </w:tc>
       </w:tr>
       <w:tr>
-        <w:tblPrEx>
-          <w:tblCellMar>
-            <w:top w:w="0" w:type="dxa"/>
-            <w:bottom w:w="0" w:type="dxa"/>
-          </w:tblCellMar>
-        </w:tblPrEx>
         <w:tc>
           <w:tcPr>
             <w:tcW w:w="350" w:type="dxa"/>
@@ -16221,23 +14186,7 @@
                 <w:sz w:val="18"/>
                 <w:szCs w:val="18"/>
               </w:rPr>
-              <w:t>Col A (</w:t>
-            </w:r>
-            <w:proofErr w:type="spellStart"/>
-            <w:r>
-              <w:rPr>
-                <w:sz w:val="18"/>
-                <w:szCs w:val="18"/>
-              </w:rPr>
-              <w:t>cst_recno</w:t>
-            </w:r>
-            <w:proofErr w:type="spellEnd"/>
-            <w:r>
-              <w:rPr>
-                <w:sz w:val="18"/>
-                <w:szCs w:val="18"/>
-              </w:rPr>
-              <w:t>)</w:t>
+              <w:t>Col A (cst_recno)</w:t>
             </w:r>
           </w:p>
         </w:tc>
@@ -16270,12 +14219,6 @@
         </w:tc>
       </w:tr>
       <w:tr>
-        <w:tblPrEx>
-          <w:tblCellMar>
-            <w:top w:w="0" w:type="dxa"/>
-            <w:bottom w:w="0" w:type="dxa"/>
-          </w:tblCellMar>
-        </w:tblPrEx>
         <w:tc>
           <w:tcPr>
             <w:tcW w:w="350" w:type="dxa"/>
@@ -16386,12 +14329,6 @@
         </w:tc>
       </w:tr>
       <w:tr>
-        <w:tblPrEx>
-          <w:tblCellMar>
-            <w:top w:w="0" w:type="dxa"/>
-            <w:bottom w:w="0" w:type="dxa"/>
-          </w:tblCellMar>
-        </w:tblPrEx>
         <w:tc>
           <w:tcPr>
             <w:tcW w:w="350" w:type="dxa"/>
@@ -16469,23 +14406,7 @@
                 <w:sz w:val="18"/>
                 <w:szCs w:val="18"/>
               </w:rPr>
-              <w:t>Col M (</w:t>
-            </w:r>
-            <w:proofErr w:type="spellStart"/>
-            <w:r>
-              <w:rPr>
-                <w:sz w:val="18"/>
-                <w:szCs w:val="18"/>
-              </w:rPr>
-              <w:t>Membership_Join_Date</w:t>
-            </w:r>
-            <w:proofErr w:type="spellEnd"/>
-            <w:r>
-              <w:rPr>
-                <w:sz w:val="18"/>
-                <w:szCs w:val="18"/>
-              </w:rPr>
-              <w:t>)</w:t>
+              <w:t>Col M (Membership_Join_Date)</w:t>
             </w:r>
           </w:p>
         </w:tc>
@@ -16518,12 +14439,6 @@
         </w:tc>
       </w:tr>
       <w:tr>
-        <w:tblPrEx>
-          <w:tblCellMar>
-            <w:top w:w="0" w:type="dxa"/>
-            <w:bottom w:w="0" w:type="dxa"/>
-          </w:tblCellMar>
-        </w:tblPrEx>
         <w:tc>
           <w:tcPr>
             <w:tcW w:w="350" w:type="dxa"/>
@@ -16634,12 +14549,6 @@
         </w:tc>
       </w:tr>
       <w:tr>
-        <w:tblPrEx>
-          <w:tblCellMar>
-            <w:top w:w="0" w:type="dxa"/>
-            <w:bottom w:w="0" w:type="dxa"/>
-          </w:tblCellMar>
-        </w:tblPrEx>
         <w:tc>
           <w:tcPr>
             <w:tcW w:w="350" w:type="dxa"/>
@@ -16750,12 +14659,6 @@
         </w:tc>
       </w:tr>
       <w:tr>
-        <w:tblPrEx>
-          <w:tblCellMar>
-            <w:top w:w="0" w:type="dxa"/>
-            <w:bottom w:w="0" w:type="dxa"/>
-          </w:tblCellMar>
-        </w:tblPrEx>
         <w:tc>
           <w:tcPr>
             <w:tcW w:w="350" w:type="dxa"/>
@@ -16866,12 +14769,6 @@
         </w:tc>
       </w:tr>
       <w:tr>
-        <w:tblPrEx>
-          <w:tblCellMar>
-            <w:top w:w="0" w:type="dxa"/>
-            <w:bottom w:w="0" w:type="dxa"/>
-          </w:tblCellMar>
-        </w:tblPrEx>
         <w:tc>
           <w:tcPr>
             <w:tcW w:w="350" w:type="dxa"/>
@@ -16982,12 +14879,6 @@
         </w:tc>
       </w:tr>
       <w:tr>
-        <w:tblPrEx>
-          <w:tblCellMar>
-            <w:top w:w="0" w:type="dxa"/>
-            <w:bottom w:w="0" w:type="dxa"/>
-          </w:tblCellMar>
-        </w:tblPrEx>
         <w:tc>
           <w:tcPr>
             <w:tcW w:w="350" w:type="dxa"/>
@@ -17098,12 +14989,6 @@
         </w:tc>
       </w:tr>
       <w:tr>
-        <w:tblPrEx>
-          <w:tblCellMar>
-            <w:top w:w="0" w:type="dxa"/>
-            <w:bottom w:w="0" w:type="dxa"/>
-          </w:tblCellMar>
-        </w:tblPrEx>
         <w:tc>
           <w:tcPr>
             <w:tcW w:w="350" w:type="dxa"/>
@@ -17214,12 +15099,6 @@
         </w:tc>
       </w:tr>
       <w:tr>
-        <w:tblPrEx>
-          <w:tblCellMar>
-            <w:top w:w="0" w:type="dxa"/>
-            <w:bottom w:w="0" w:type="dxa"/>
-          </w:tblCellMar>
-        </w:tblPrEx>
         <w:tc>
           <w:tcPr>
             <w:tcW w:w="350" w:type="dxa"/>
@@ -17371,23 +15250,7 @@
         <w:spacing w:after="80"/>
       </w:pPr>
       <w:r>
-        <w:t>Col F blank: generate id_[</w:t>
-      </w:r>
-      <w:proofErr w:type="spellStart"/>
-      <w:r>
-        <w:t>Member_</w:t>
-      </w:r>
-      <w:proofErr w:type="gramStart"/>
-      <w:r>
-        <w:t>ID</w:t>
-      </w:r>
-      <w:proofErr w:type="spellEnd"/>
-      <w:r>
-        <w:t>]@</w:t>
-      </w:r>
-      <w:proofErr w:type="gramEnd"/>
-      <w:r>
-        <w:t>members.icfwashingtonstate.org. Set Has Email = no.</w:t>
+        <w:t>Col F blank: generate id_[Member_ID]@members.icfwashingtonstate.org. Set Has Email = no.</w:t>
       </w:r>
     </w:p>
     <w:p/>
@@ -17421,29 +15284,8 @@
         </w:numPr>
         <w:spacing w:after="80"/>
       </w:pPr>
-      <w:proofErr w:type="spellStart"/>
       <w:r>
-        <w:t>GlueUp</w:t>
-      </w:r>
-      <w:proofErr w:type="spellEnd"/>
-      <w:r>
-        <w:t xml:space="preserve"> stores dates internally as YYYY-MM-DD; the API returns them as plain strings or epoch-</w:t>
-      </w:r>
-      <w:proofErr w:type="spellStart"/>
-      <w:r>
-        <w:t>ms</w:t>
-      </w:r>
-      <w:proofErr w:type="spellEnd"/>
-      <w:r>
-        <w:t xml:space="preserve"> integers. Both are </w:t>
-      </w:r>
-      <w:proofErr w:type="spellStart"/>
-      <w:r>
-        <w:t>normalised</w:t>
-      </w:r>
-      <w:proofErr w:type="spellEnd"/>
-      <w:r>
-        <w:t xml:space="preserve"> to MM/DD/YYYY for comparison.</w:t>
+        <w:t>GlueUp stores dates internally as YYYY-MM-DD; the API returns them as plain strings or epoch-ms integers. Both are normalised to MM/DD/YYYY for comparison.</w:t>
       </w:r>
     </w:p>
     <w:p>
@@ -17478,15 +15320,7 @@
         <w:spacing w:after="80"/>
       </w:pPr>
       <w:r>
-        <w:t xml:space="preserve">Credential (Col Q): lowercase (acc, </w:t>
-      </w:r>
-      <w:proofErr w:type="spellStart"/>
-      <w:r>
-        <w:t>pcc</w:t>
-      </w:r>
-      <w:proofErr w:type="spellEnd"/>
-      <w:r>
-        <w:t>, mcc). Blank stays blank.</w:t>
+        <w:t>Credential (Col Q): lowercase (acc, pcc, mcc). Blank stays blank.</w:t>
       </w:r>
     </w:p>
     <w:p>
@@ -17512,15 +15346,7 @@
         <w:spacing w:after="80"/>
       </w:pPr>
       <w:r>
-        <w:t>TC Credential (Col T): lowercase (</w:t>
-      </w:r>
-      <w:proofErr w:type="spellStart"/>
-      <w:r>
-        <w:t>actc</w:t>
-      </w:r>
-      <w:proofErr w:type="spellEnd"/>
-      <w:r>
-        <w:t>). Blank stays blank.</w:t>
+        <w:t>TC Credential (Col T): lowercase (actc). Blank stays blank.</w:t>
       </w:r>
     </w:p>
     <w:p>
@@ -17546,23 +15372,7 @@
         <w:spacing w:after="80"/>
       </w:pPr>
       <w:r>
-        <w:t xml:space="preserve">Non-overwrite rule: if ICF sends blank and </w:t>
-      </w:r>
-      <w:proofErr w:type="spellStart"/>
-      <w:r>
-        <w:t>GlueUp</w:t>
-      </w:r>
-      <w:proofErr w:type="spellEnd"/>
-      <w:r>
-        <w:t xml:space="preserve"> has a historical value (e.g. expired credential dates), they compare as equal. </w:t>
-      </w:r>
-      <w:proofErr w:type="spellStart"/>
-      <w:r>
-        <w:t>GlueUp</w:t>
-      </w:r>
-      <w:proofErr w:type="spellEnd"/>
-      <w:r>
-        <w:t xml:space="preserve"> data is not blanked out.</w:t>
+        <w:t>Non-overwrite rule: if ICF sends blank and GlueUp has a historical value (e.g. expired credential dates), they compare as equal. GlueUp data is not blanked out.</w:t>
       </w:r>
     </w:p>
     <w:p/>
@@ -17667,15 +15477,7 @@
         <w:spacing w:after="80"/>
       </w:pPr>
       <w:r>
-        <w:t xml:space="preserve">Lookup tries </w:t>
-      </w:r>
-      <w:proofErr w:type="spellStart"/>
-      <w:r>
-        <w:t>City+Zip</w:t>
-      </w:r>
-      <w:proofErr w:type="spellEnd"/>
-      <w:r>
-        <w:t xml:space="preserve"> first, then Zip alone. Falls back to 'No Region' if not found.</w:t>
+        <w:t>Lookup tries City+Zip first, then Zip alone. Falls back to 'No Region' if not found.</w:t>
       </w:r>
     </w:p>
     <w:p/>
@@ -17684,13 +15486,8 @@
         <w:pStyle w:val="Heading2"/>
       </w:pPr>
       <w:r>
-        <w:t xml:space="preserve">5.7 Comparison </w:t>
+        <w:t>5.7 Comparison Normalisation</w:t>
       </w:r>
-      <w:proofErr w:type="spellStart"/>
-      <w:r>
-        <w:t>Normalisation</w:t>
-      </w:r>
-      <w:proofErr w:type="spellEnd"/>
     </w:p>
     <w:p>
       <w:pPr>
@@ -17714,13 +15511,8 @@
         </w:numPr>
         <w:spacing w:after="80"/>
       </w:pPr>
-      <w:proofErr w:type="spellStart"/>
       <w:r>
-        <w:t>GlueUp</w:t>
-      </w:r>
-      <w:proofErr w:type="spellEnd"/>
-      <w:r>
-        <w:t xml:space="preserve"> 'none' and 'unspecified' codes treated as blank for comparison.</w:t>
+        <w:t>GlueUp 'none' and 'unspecified' codes treated as blank for comparison.</w:t>
       </w:r>
     </w:p>
     <w:p>
@@ -17733,15 +15525,7 @@
         <w:spacing w:after="80"/>
       </w:pPr>
       <w:r>
-        <w:t xml:space="preserve">ICF blank + </w:t>
-      </w:r>
-      <w:proofErr w:type="spellStart"/>
-      <w:r>
-        <w:t>GlueUp</w:t>
-      </w:r>
-      <w:proofErr w:type="spellEnd"/>
-      <w:r>
-        <w:t xml:space="preserve"> has value → treated as equal (non-overwrite rule).</w:t>
+        <w:t>ICF blank + GlueUp has value → treated as equal (non-overwrite rule).</w:t>
       </w:r>
     </w:p>
     <w:p>
@@ -17754,15 +15538,7 @@
         <w:spacing w:after="80"/>
       </w:pPr>
       <w:r>
-        <w:t xml:space="preserve">Dates </w:t>
-      </w:r>
-      <w:proofErr w:type="spellStart"/>
-      <w:r>
-        <w:t>normalised</w:t>
-      </w:r>
-      <w:proofErr w:type="spellEnd"/>
-      <w:r>
-        <w:t xml:space="preserve"> to YYYY-MM-DD before comparison regardless of input format.</w:t>
+        <w:t>Dates normalised to YYYY-MM-DD before comparison regardless of input format.</w:t>
       </w:r>
     </w:p>
     <w:p/>
@@ -17805,12 +15581,6 @@
         <w:gridCol w:w="8729"/>
       </w:tblGrid>
       <w:tr>
-        <w:tblPrEx>
-          <w:tblCellMar>
-            <w:top w:w="0" w:type="dxa"/>
-            <w:bottom w:w="0" w:type="dxa"/>
-          </w:tblCellMar>
-        </w:tblPrEx>
         <w:trPr>
           <w:tblHeader/>
         </w:trPr>
@@ -17874,12 +15644,6 @@
         </w:tc>
       </w:tr>
       <w:tr>
-        <w:tblPrEx>
-          <w:tblCellMar>
-            <w:top w:w="0" w:type="dxa"/>
-            <w:bottom w:w="0" w:type="dxa"/>
-          </w:tblCellMar>
-        </w:tblPrEx>
         <w:tc>
           <w:tcPr>
             <w:tcW w:w="500" w:type="dxa"/>
@@ -17936,12 +15700,6 @@
         </w:tc>
       </w:tr>
       <w:tr>
-        <w:tblPrEx>
-          <w:tblCellMar>
-            <w:top w:w="0" w:type="dxa"/>
-            <w:bottom w:w="0" w:type="dxa"/>
-          </w:tblCellMar>
-        </w:tblPrEx>
         <w:tc>
           <w:tcPr>
             <w:tcW w:w="500" w:type="dxa"/>
@@ -17998,12 +15756,6 @@
         </w:tc>
       </w:tr>
       <w:tr>
-        <w:tblPrEx>
-          <w:tblCellMar>
-            <w:top w:w="0" w:type="dxa"/>
-            <w:bottom w:w="0" w:type="dxa"/>
-          </w:tblCellMar>
-        </w:tblPrEx>
         <w:tc>
           <w:tcPr>
             <w:tcW w:w="500" w:type="dxa"/>
@@ -18054,50 +15806,12 @@
                 <w:sz w:val="18"/>
                 <w:szCs w:val="18"/>
               </w:rPr>
-              <w:t xml:space="preserve">Validation check: run </w:t>
-            </w:r>
-            <w:proofErr w:type="spellStart"/>
-            <w:r>
-              <w:rPr>
-                <w:sz w:val="18"/>
-                <w:szCs w:val="18"/>
-              </w:rPr>
-              <w:t>validate_</w:t>
-            </w:r>
-            <w:proofErr w:type="gramStart"/>
-            <w:r>
-              <w:rPr>
-                <w:sz w:val="18"/>
-                <w:szCs w:val="18"/>
-              </w:rPr>
-              <w:t>row</w:t>
-            </w:r>
-            <w:proofErr w:type="spellEnd"/>
-            <w:r>
-              <w:rPr>
-                <w:sz w:val="18"/>
-                <w:szCs w:val="18"/>
-              </w:rPr>
-              <w:t>(</w:t>
-            </w:r>
-            <w:proofErr w:type="gramEnd"/>
-            <w:r>
-              <w:rPr>
-                <w:sz w:val="18"/>
-                <w:szCs w:val="18"/>
-              </w:rPr>
-              <w:t>). Any failure → hard skip. Log all errors by name and ID.</w:t>
+              <w:t>Validation check: run validate_row(). Any failure → hard skip. Log all errors by name and ID.</w:t>
             </w:r>
           </w:p>
         </w:tc>
       </w:tr>
       <w:tr>
-        <w:tblPrEx>
-          <w:tblCellMar>
-            <w:top w:w="0" w:type="dxa"/>
-            <w:bottom w:w="0" w:type="dxa"/>
-          </w:tblCellMar>
-        </w:tblPrEx>
         <w:tc>
           <w:tcPr>
             <w:tcW w:w="500" w:type="dxa"/>
@@ -18154,12 +15868,6 @@
         </w:tc>
       </w:tr>
       <w:tr>
-        <w:tblPrEx>
-          <w:tblCellMar>
-            <w:top w:w="0" w:type="dxa"/>
-            <w:bottom w:w="0" w:type="dxa"/>
-          </w:tblCellMar>
-        </w:tblPrEx>
         <w:tc>
           <w:tcPr>
             <w:tcW w:w="500" w:type="dxa"/>
@@ -18210,50 +15918,12 @@
                 <w:sz w:val="18"/>
                 <w:szCs w:val="18"/>
               </w:rPr>
-              <w:t xml:space="preserve">Look up in </w:t>
-            </w:r>
-            <w:proofErr w:type="spellStart"/>
-            <w:r>
-              <w:rPr>
-                <w:sz w:val="18"/>
-                <w:szCs w:val="18"/>
-              </w:rPr>
-              <w:t>glueup_by_email</w:t>
-            </w:r>
-            <w:proofErr w:type="spellEnd"/>
-            <w:r>
-              <w:rPr>
-                <w:sz w:val="18"/>
-                <w:szCs w:val="18"/>
-              </w:rPr>
-              <w:t xml:space="preserve"> index. If not found, look up in </w:t>
-            </w:r>
-            <w:proofErr w:type="spellStart"/>
-            <w:r>
-              <w:rPr>
-                <w:sz w:val="18"/>
-                <w:szCs w:val="18"/>
-              </w:rPr>
-              <w:t>glueup_by_member_id</w:t>
-            </w:r>
-            <w:proofErr w:type="spellEnd"/>
-            <w:r>
-              <w:rPr>
-                <w:sz w:val="18"/>
-                <w:szCs w:val="18"/>
-              </w:rPr>
-              <w:t xml:space="preserve"> index (increment fallback counter).</w:t>
+              <w:t>Look up in glueup_by_email index. If not found, look up in glueup_by_member_id index (increment fallback counter).</w:t>
             </w:r>
           </w:p>
         </w:tc>
       </w:tr>
       <w:tr>
-        <w:tblPrEx>
-          <w:tblCellMar>
-            <w:top w:w="0" w:type="dxa"/>
-            <w:bottom w:w="0" w:type="dxa"/>
-          </w:tblCellMar>
-        </w:tblPrEx>
         <w:tc>
           <w:tcPr>
             <w:tcW w:w="500" w:type="dxa"/>
@@ -18310,12 +15980,6 @@
         </w:tc>
       </w:tr>
       <w:tr>
-        <w:tblPrEx>
-          <w:tblCellMar>
-            <w:top w:w="0" w:type="dxa"/>
-            <w:bottom w:w="0" w:type="dxa"/>
-          </w:tblCellMar>
-        </w:tblPrEx>
         <w:tc>
           <w:tcPr>
             <w:tcW w:w="500" w:type="dxa"/>
@@ -18366,34 +16030,12 @@
                 <w:sz w:val="18"/>
                 <w:szCs w:val="18"/>
               </w:rPr>
-              <w:t xml:space="preserve">Compare ICF Global fields against </w:t>
-            </w:r>
-            <w:proofErr w:type="spellStart"/>
-            <w:r>
-              <w:rPr>
-                <w:sz w:val="18"/>
-                <w:szCs w:val="18"/>
-              </w:rPr>
-              <w:t>GlueUp</w:t>
-            </w:r>
-            <w:proofErr w:type="spellEnd"/>
-            <w:r>
-              <w:rPr>
-                <w:sz w:val="18"/>
-                <w:szCs w:val="18"/>
-              </w:rPr>
-              <w:t xml:space="preserve"> fields per Section 5.7. Classify as NEW / CHANGED / SAME.</w:t>
+              <w:t>Compare ICF Global fields against GlueUp fields per Section 5.7. Classify as NEW / CHANGED / SAME.</w:t>
             </w:r>
           </w:p>
         </w:tc>
       </w:tr>
       <w:tr>
-        <w:tblPrEx>
-          <w:tblCellMar>
-            <w:top w:w="0" w:type="dxa"/>
-            <w:bottom w:w="0" w:type="dxa"/>
-          </w:tblCellMar>
-        </w:tblPrEx>
         <w:tc>
           <w:tcPr>
             <w:tcW w:w="500" w:type="dxa"/>
@@ -18450,12 +16092,6 @@
         </w:tc>
       </w:tr>
       <w:tr>
-        <w:tblPrEx>
-          <w:tblCellMar>
-            <w:top w:w="0" w:type="dxa"/>
-            <w:bottom w:w="0" w:type="dxa"/>
-          </w:tblCellMar>
-        </w:tblPrEx>
         <w:tc>
           <w:tcPr>
             <w:tcW w:w="500" w:type="dxa"/>
@@ -18512,12 +16148,6 @@
         </w:tc>
       </w:tr>
       <w:tr>
-        <w:tblPrEx>
-          <w:tblCellMar>
-            <w:top w:w="0" w:type="dxa"/>
-            <w:bottom w:w="0" w:type="dxa"/>
-          </w:tblCellMar>
-        </w:tblPrEx>
         <w:tc>
           <w:tcPr>
             <w:tcW w:w="500" w:type="dxa"/>
@@ -18574,12 +16204,6 @@
         </w:tc>
       </w:tr>
       <w:tr>
-        <w:tblPrEx>
-          <w:tblCellMar>
-            <w:top w:w="0" w:type="dxa"/>
-            <w:bottom w:w="0" w:type="dxa"/>
-          </w:tblCellMar>
-        </w:tblPrEx>
         <w:tc>
           <w:tcPr>
             <w:tcW w:w="500" w:type="dxa"/>
@@ -18630,23 +16254,7 @@
                 <w:sz w:val="18"/>
                 <w:szCs w:val="18"/>
               </w:rPr>
-              <w:t xml:space="preserve">Append to </w:t>
-            </w:r>
-            <w:proofErr w:type="spellStart"/>
-            <w:r>
-              <w:rPr>
-                <w:sz w:val="18"/>
-                <w:szCs w:val="18"/>
-              </w:rPr>
-              <w:t>comparison_data</w:t>
-            </w:r>
-            <w:proofErr w:type="spellEnd"/>
-            <w:r>
-              <w:rPr>
-                <w:sz w:val="18"/>
-                <w:szCs w:val="18"/>
-              </w:rPr>
-              <w:t xml:space="preserve"> for report generation.</w:t>
+              <w:t>Append to comparison_data for report generation.</w:t>
             </w:r>
           </w:p>
         </w:tc>
@@ -18685,12 +16293,6 @@
         <w:gridCol w:w="5160"/>
       </w:tblGrid>
       <w:tr>
-        <w:tblPrEx>
-          <w:tblCellMar>
-            <w:top w:w="0" w:type="dxa"/>
-            <w:bottom w:w="0" w:type="dxa"/>
-          </w:tblCellMar>
-        </w:tblPrEx>
         <w:trPr>
           <w:tblHeader/>
         </w:trPr>
@@ -18812,12 +16414,6 @@
         </w:tc>
       </w:tr>
       <w:tr>
-        <w:tblPrEx>
-          <w:tblCellMar>
-            <w:top w:w="0" w:type="dxa"/>
-            <w:bottom w:w="0" w:type="dxa"/>
-          </w:tblCellMar>
-        </w:tblPrEx>
         <w:tc>
           <w:tcPr>
             <w:tcW w:w="1200" w:type="dxa"/>
@@ -18928,12 +16524,6 @@
         </w:tc>
       </w:tr>
       <w:tr>
-        <w:tblPrEx>
-          <w:tblCellMar>
-            <w:top w:w="0" w:type="dxa"/>
-            <w:bottom w:w="0" w:type="dxa"/>
-          </w:tblCellMar>
-        </w:tblPrEx>
         <w:tc>
           <w:tcPr>
             <w:tcW w:w="1200" w:type="dxa"/>
@@ -19038,34 +16628,12 @@
                 <w:sz w:val="18"/>
                 <w:szCs w:val="18"/>
               </w:rPr>
-              <w:t xml:space="preserve">No — </w:t>
-            </w:r>
-            <w:proofErr w:type="spellStart"/>
-            <w:r>
-              <w:rPr>
-                <w:sz w:val="18"/>
-                <w:szCs w:val="18"/>
-              </w:rPr>
-              <w:t>GlueUp</w:t>
-            </w:r>
-            <w:proofErr w:type="spellEnd"/>
-            <w:r>
-              <w:rPr>
-                <w:sz w:val="18"/>
-                <w:szCs w:val="18"/>
-              </w:rPr>
-              <w:t xml:space="preserve"> handles grace period</w:t>
+              <w:t>No — GlueUp handles grace period</w:t>
             </w:r>
           </w:p>
         </w:tc>
       </w:tr>
       <w:tr>
-        <w:tblPrEx>
-          <w:tblCellMar>
-            <w:top w:w="0" w:type="dxa"/>
-            <w:bottom w:w="0" w:type="dxa"/>
-          </w:tblCellMar>
-        </w:tblPrEx>
         <w:tc>
           <w:tcPr>
             <w:tcW w:w="1200" w:type="dxa"/>
@@ -19176,12 +16744,6 @@
         </w:tc>
       </w:tr>
       <w:tr>
-        <w:tblPrEx>
-          <w:tblCellMar>
-            <w:top w:w="0" w:type="dxa"/>
-            <w:bottom w:w="0" w:type="dxa"/>
-          </w:tblCellMar>
-        </w:tblPrEx>
         <w:tc>
           <w:tcPr>
             <w:tcW w:w="1200" w:type="dxa"/>
@@ -19281,32 +16843,17 @@
             </w:tcMar>
           </w:tcPr>
           <w:p>
-            <w:proofErr w:type="gramStart"/>
-            <w:r>
-              <w:rPr>
-                <w:sz w:val="18"/>
-                <w:szCs w:val="18"/>
-              </w:rPr>
-              <w:t>Yes</w:t>
-            </w:r>
-            <w:proofErr w:type="gramEnd"/>
-            <w:r>
-              <w:rPr>
-                <w:sz w:val="18"/>
-                <w:szCs w:val="18"/>
-              </w:rPr>
-              <w:t xml:space="preserve"> if Membership End Date or Auto Renewal changed; otherwise No</w:t>
+            <w:r>
+              <w:rPr>
+                <w:sz w:val="18"/>
+                <w:szCs w:val="18"/>
+              </w:rPr>
+              <w:t>Yes if Membership End Date or Auto Renewal changed; otherwise No</w:t>
             </w:r>
           </w:p>
         </w:tc>
       </w:tr>
       <w:tr>
-        <w:tblPrEx>
-          <w:tblCellMar>
-            <w:top w:w="0" w:type="dxa"/>
-            <w:bottom w:w="0" w:type="dxa"/>
-          </w:tblCellMar>
-        </w:tblPrEx>
         <w:tc>
           <w:tcPr>
             <w:tcW w:w="1200" w:type="dxa"/>
@@ -19417,12 +16964,6 @@
         </w:tc>
       </w:tr>
       <w:tr>
-        <w:tblPrEx>
-          <w:tblCellMar>
-            <w:top w:w="0" w:type="dxa"/>
-            <w:bottom w:w="0" w:type="dxa"/>
-          </w:tblCellMar>
-        </w:tblPrEx>
         <w:tc>
           <w:tcPr>
             <w:tcW w:w="1200" w:type="dxa"/>
@@ -19539,13 +17080,8 @@
         <w:pStyle w:val="Heading2"/>
       </w:pPr>
       <w:r>
-        <w:t xml:space="preserve">6.3 </w:t>
+        <w:t>6.3 Post-Processing</w:t>
       </w:r>
-      <w:proofErr w:type="gramStart"/>
-      <w:r>
-        <w:t>Post-Processing</w:t>
-      </w:r>
-      <w:proofErr w:type="gramEnd"/>
     </w:p>
     <w:p>
       <w:pPr>
@@ -19618,33 +17154,7 @@
         <w:pStyle w:val="Heading2"/>
       </w:pPr>
       <w:r>
-        <w:t xml:space="preserve">6.4 </w:t>
-      </w:r>
-      <w:proofErr w:type="spellStart"/>
-      <w:r>
-        <w:t>GlueUp</w:t>
-      </w:r>
-      <w:proofErr w:type="spellEnd"/>
-      <w:r>
-        <w:t xml:space="preserve"> API Constraints</w:t>
-      </w:r>
-    </w:p>
-    <w:p>
-      <w:pPr>
-        <w:pStyle w:val="ListParagraph"/>
-        <w:numPr>
-          <w:ilvl w:val="0"/>
-          <w:numId w:val="2"/>
-        </w:numPr>
-        <w:spacing w:after="80"/>
-      </w:pPr>
-      <w:proofErr w:type="spellStart"/>
-      <w:r>
-        <w:t>GlueUp</w:t>
-      </w:r>
-      <w:proofErr w:type="spellEnd"/>
-      <w:r>
-        <w:t xml:space="preserve"> v2 API is read-only for membership records (HTTP 405 on all write methods). Script never attempts writes.</w:t>
+        <w:t>6.4 GlueUp API Constraints</w:t>
       </w:r>
     </w:p>
     <w:p>
@@ -19657,28 +17167,7 @@
         <w:spacing w:after="80"/>
       </w:pPr>
       <w:r>
-        <w:t xml:space="preserve">Authentication: HMAC-SHA256. Token saved to </w:t>
-      </w:r>
-      <w:proofErr w:type="spellStart"/>
-      <w:r>
-        <w:t>glueup_</w:t>
-      </w:r>
-      <w:proofErr w:type="gramStart"/>
-      <w:r>
-        <w:t>token.json</w:t>
-      </w:r>
-      <w:proofErr w:type="spellEnd"/>
-      <w:proofErr w:type="gramEnd"/>
-      <w:r>
-        <w:t xml:space="preserve"> by GetToken.py (~</w:t>
-      </w:r>
-      <w:proofErr w:type="gramStart"/>
-      <w:r>
-        <w:t>7 day</w:t>
-      </w:r>
-      <w:proofErr w:type="gramEnd"/>
-      <w:r>
-        <w:t xml:space="preserve"> expiry).</w:t>
+        <w:t>GlueUp v2 API is read-only for membership records (HTTP 405 on all write methods). Script never attempts writes.</w:t>
       </w:r>
     </w:p>
     <w:p>
@@ -19691,15 +17180,20 @@
         <w:spacing w:after="80"/>
       </w:pPr>
       <w:r>
-        <w:t>The /</w:t>
+        <w:t>Authentication: HMAC-SHA256. Token saved to glueup_token.json by GetToken.py (~7 day expiry).</w:t>
       </w:r>
-      <w:proofErr w:type="spellStart"/>
+    </w:p>
+    <w:p>
+      <w:pPr>
+        <w:pStyle w:val="ListParagraph"/>
+        <w:numPr>
+          <w:ilvl w:val="0"/>
+          <w:numId w:val="2"/>
+        </w:numPr>
+        <w:spacing w:after="80"/>
+      </w:pPr>
       <w:r>
-        <w:t>membershipDirectory</w:t>
-      </w:r>
-      <w:proofErr w:type="spellEnd"/>
-      <w:r>
-        <w:t>/members endpoint returns only active memberships — grace-period members are not returned. This is a permanent platform limitation.</w:t>
+        <w:t>The /membershipDirectory/members endpoint returns only active memberships — grace-period members are not returned. This is a permanent platform limitation.</w:t>
       </w:r>
     </w:p>
     <w:p>
@@ -19748,12 +17242,6 @@
         <w:gridCol w:w="7541"/>
       </w:tblGrid>
       <w:tr>
-        <w:tblPrEx>
-          <w:tblCellMar>
-            <w:top w:w="0" w:type="dxa"/>
-            <w:bottom w:w="0" w:type="dxa"/>
-          </w:tblCellMar>
-        </w:tblPrEx>
         <w:trPr>
           <w:tblHeader/>
         </w:trPr>
@@ -19846,12 +17334,6 @@
         </w:tc>
       </w:tr>
       <w:tr>
-        <w:tblPrEx>
-          <w:tblCellMar>
-            <w:top w:w="0" w:type="dxa"/>
-            <w:bottom w:w="0" w:type="dxa"/>
-          </w:tblCellMar>
-        </w:tblPrEx>
         <w:tc>
           <w:tcPr>
             <w:tcW w:w="500" w:type="dxa"/>
@@ -19935,12 +17417,6 @@
         </w:tc>
       </w:tr>
       <w:tr>
-        <w:tblPrEx>
-          <w:tblCellMar>
-            <w:top w:w="0" w:type="dxa"/>
-            <w:bottom w:w="0" w:type="dxa"/>
-          </w:tblCellMar>
-        </w:tblPrEx>
         <w:tc>
           <w:tcPr>
             <w:tcW w:w="500" w:type="dxa"/>
@@ -19991,7 +17467,7 @@
                 <w:sz w:val="18"/>
                 <w:szCs w:val="18"/>
               </w:rPr>
-              <w:t>Admin</w:t>
+              <w:t>Cloud Run</w:t>
             </w:r>
           </w:p>
         </w:tc>
@@ -20018,43 +17494,12 @@
                 <w:sz w:val="18"/>
                 <w:szCs w:val="18"/>
               </w:rPr>
-              <w:t xml:space="preserve">Confirm </w:t>
-            </w:r>
-            <w:proofErr w:type="spellStart"/>
-            <w:r>
-              <w:rPr>
-                <w:sz w:val="18"/>
-                <w:szCs w:val="18"/>
-              </w:rPr>
-              <w:t>glueup_</w:t>
-            </w:r>
-            <w:proofErr w:type="gramStart"/>
-            <w:r>
-              <w:rPr>
-                <w:sz w:val="18"/>
-                <w:szCs w:val="18"/>
-              </w:rPr>
-              <w:t>token.json</w:t>
-            </w:r>
-            <w:proofErr w:type="spellEnd"/>
-            <w:proofErr w:type="gramEnd"/>
-            <w:r>
-              <w:rPr>
-                <w:sz w:val="18"/>
-                <w:szCs w:val="18"/>
-              </w:rPr>
-              <w:t xml:space="preserve"> is present and valid. If expired: python3 GetToken.py.</w:t>
+              <w:t>Cloud Scheduler fires the glueup-sync Cloud Run job automatically at 9:00 AM Pacific every Monday. No manual action required. The job checks the Inbound folder for an activemembers*.csv file. If no file is present, a notification email is sent to technology@icfwashingtonstate.org and the job exits cleanly.</w:t>
             </w:r>
           </w:p>
         </w:tc>
       </w:tr>
       <w:tr>
-        <w:tblPrEx>
-          <w:tblCellMar>
-            <w:top w:w="0" w:type="dxa"/>
-            <w:bottom w:w="0" w:type="dxa"/>
-          </w:tblCellMar>
-        </w:tblPrEx>
         <w:tc>
           <w:tcPr>
             <w:tcW w:w="500" w:type="dxa"/>
@@ -20105,7 +17550,7 @@
                 <w:sz w:val="18"/>
                 <w:szCs w:val="18"/>
               </w:rPr>
-              <w:t>Admin</w:t>
+              <w:t>Cloud Run</w:t>
             </w:r>
           </w:p>
         </w:tc>
@@ -20132,66 +17577,12 @@
                 <w:sz w:val="18"/>
                 <w:szCs w:val="18"/>
               </w:rPr>
-              <w:t xml:space="preserve">Run: python3 </w:t>
-            </w:r>
-            <w:proofErr w:type="gramStart"/>
-            <w:r>
-              <w:rPr>
-                <w:sz w:val="18"/>
-                <w:szCs w:val="18"/>
-              </w:rPr>
-              <w:t>GlobalGlueUpSync.py  (</w:t>
-            </w:r>
-            <w:proofErr w:type="gramEnd"/>
-            <w:r>
-              <w:rPr>
-                <w:sz w:val="18"/>
-                <w:szCs w:val="18"/>
-              </w:rPr>
-              <w:t xml:space="preserve">auto-discovers most recent </w:t>
-            </w:r>
-            <w:proofErr w:type="spellStart"/>
-            <w:r>
-              <w:rPr>
-                <w:sz w:val="18"/>
-                <w:szCs w:val="18"/>
-              </w:rPr>
-              <w:t>activemembers</w:t>
-            </w:r>
-            <w:proofErr w:type="spellEnd"/>
-            <w:r>
-              <w:rPr>
-                <w:sz w:val="18"/>
-                <w:szCs w:val="18"/>
-              </w:rPr>
-              <w:t xml:space="preserve"> file) or: python3 GlobalGlueUpSync.py &lt;filename.csv</w:t>
-            </w:r>
-            <w:proofErr w:type="gramStart"/>
-            <w:r>
-              <w:rPr>
-                <w:sz w:val="18"/>
-                <w:szCs w:val="18"/>
-              </w:rPr>
-              <w:t>&gt;  Add</w:t>
-            </w:r>
-            <w:proofErr w:type="gramEnd"/>
-            <w:r>
-              <w:rPr>
-                <w:sz w:val="18"/>
-                <w:szCs w:val="18"/>
-              </w:rPr>
-              <w:t xml:space="preserve"> --no-drive to skip Drive upload.</w:t>
+              <w:t>GlobalGlueUpSync.py runs automatically inside the Cloud Run job. The script authenticates to Google Drive and GlueUp using the service account (glueup-sync@gg-sync-492000.iam.gserviceaccount.com). It auto-discovers the most recent activemembers*.csv in the Inbound folder, processes all rows, writes the five output files to Drive, and sends a completion notification email. No manual script execution required.</w:t>
             </w:r>
           </w:p>
         </w:tc>
       </w:tr>
       <w:tr>
-        <w:tblPrEx>
-          <w:tblCellMar>
-            <w:top w:w="0" w:type="dxa"/>
-            <w:bottom w:w="0" w:type="dxa"/>
-          </w:tblCellMar>
-        </w:tblPrEx>
         <w:tc>
           <w:tcPr>
             <w:tcW w:w="500" w:type="dxa"/>
@@ -20215,6 +17606,7 @@
                 <w:sz w:val="18"/>
                 <w:szCs w:val="18"/>
               </w:rPr>
+              <w:lastRenderedPageBreak/>
               <w:t>4</w:t>
             </w:r>
           </w:p>
@@ -20269,34 +17661,12 @@
                 <w:sz w:val="18"/>
                 <w:szCs w:val="18"/>
               </w:rPr>
-              <w:t xml:space="preserve">Review console summary. Check VALIDATION ERROR lines. Verify NEW / CHANGED / SAME counts are plausible. Review </w:t>
-            </w:r>
-            <w:proofErr w:type="spellStart"/>
-            <w:r>
-              <w:rPr>
-                <w:sz w:val="18"/>
-                <w:szCs w:val="18"/>
-              </w:rPr>
-              <w:t>comparison_report</w:t>
-            </w:r>
-            <w:proofErr w:type="spellEnd"/>
-            <w:r>
-              <w:rPr>
-                <w:sz w:val="18"/>
-                <w:szCs w:val="18"/>
-              </w:rPr>
-              <w:t xml:space="preserve"> for any unexpected CHANGED records.</w:t>
+              <w:t>Review the completion notification email sent to technology@icfwashingtonstate.org. The email includes the run summary counts. Open the Sync output folder in Drive to review the comparison_report and run_log files. Verify NEW / CHANGED / SAME counts are plausible and check for any VALIDATION ERROR lines in the run log.</w:t>
             </w:r>
           </w:p>
         </w:tc>
       </w:tr>
       <w:tr>
-        <w:tblPrEx>
-          <w:tblCellMar>
-            <w:top w:w="0" w:type="dxa"/>
-            <w:bottom w:w="0" w:type="dxa"/>
-          </w:tblCellMar>
-        </w:tblPrEx>
         <w:tc>
           <w:tcPr>
             <w:tcW w:w="500" w:type="dxa"/>
@@ -20320,7 +17690,6 @@
                 <w:sz w:val="18"/>
                 <w:szCs w:val="18"/>
               </w:rPr>
-              <w:lastRenderedPageBreak/>
               <w:t>5</w:t>
             </w:r>
           </w:p>
@@ -20375,34 +17744,12 @@
                 <w:sz w:val="18"/>
                 <w:szCs w:val="18"/>
               </w:rPr>
-              <w:t xml:space="preserve">Upload contact_import_*.xlsx via </w:t>
-            </w:r>
-            <w:proofErr w:type="spellStart"/>
-            <w:r>
-              <w:rPr>
-                <w:sz w:val="18"/>
-                <w:szCs w:val="18"/>
-              </w:rPr>
-              <w:t>GlueUp</w:t>
-            </w:r>
-            <w:proofErr w:type="spellEnd"/>
-            <w:r>
-              <w:rPr>
-                <w:sz w:val="18"/>
-                <w:szCs w:val="18"/>
-              </w:rPr>
-              <w:t xml:space="preserve"> Admin UI &gt; Contacts &gt; Import. Select Has Titles and Overwrite.</w:t>
+              <w:t>Upload contact_import_*.xlsx via GlueUp Admin UI &gt; Contacts &gt; Import. Select Has Titles and Overwrite.</w:t>
             </w:r>
           </w:p>
         </w:tc>
       </w:tr>
       <w:tr>
-        <w:tblPrEx>
-          <w:tblCellMar>
-            <w:top w:w="0" w:type="dxa"/>
-            <w:bottom w:w="0" w:type="dxa"/>
-          </w:tblCellMar>
-        </w:tblPrEx>
         <w:tc>
           <w:tcPr>
             <w:tcW w:w="500" w:type="dxa"/>
@@ -20480,34 +17827,12 @@
                 <w:sz w:val="18"/>
                 <w:szCs w:val="18"/>
               </w:rPr>
-              <w:t xml:space="preserve">Upload membership_import_*.xlsx via </w:t>
-            </w:r>
-            <w:proofErr w:type="spellStart"/>
-            <w:r>
-              <w:rPr>
-                <w:sz w:val="18"/>
-                <w:szCs w:val="18"/>
-              </w:rPr>
-              <w:t>GlueUp</w:t>
-            </w:r>
-            <w:proofErr w:type="spellEnd"/>
-            <w:r>
-              <w:rPr>
-                <w:sz w:val="18"/>
-                <w:szCs w:val="18"/>
-              </w:rPr>
-              <w:t xml:space="preserve"> Admin UI &gt; Members &gt; Import. Select ICF Chapter Member (Type ID 37600) in step 1. Verify field mappings in step 3. Confirm import and activate. Activation triggers the Welcome system email.</w:t>
+              <w:t>Upload membership_import_*.xlsx via GlueUp Admin UI &gt; Members &gt; Import. Select ICF Chapter Member (Type ID 37600) in step 1. Verify field mappings in step 3. Confirm import and activate. Activation triggers the Welcome system email.</w:t>
             </w:r>
           </w:p>
         </w:tc>
       </w:tr>
       <w:tr>
-        <w:tblPrEx>
-          <w:tblCellMar>
-            <w:top w:w="0" w:type="dxa"/>
-            <w:bottom w:w="0" w:type="dxa"/>
-          </w:tblCellMar>
-        </w:tblPrEx>
         <w:tc>
           <w:tcPr>
             <w:tcW w:w="500" w:type="dxa"/>
@@ -20585,23 +17910,7 @@
                 <w:sz w:val="18"/>
                 <w:szCs w:val="18"/>
               </w:rPr>
-              <w:t xml:space="preserve">Review </w:t>
-            </w:r>
-            <w:proofErr w:type="spellStart"/>
-            <w:r>
-              <w:rPr>
-                <w:sz w:val="18"/>
-                <w:szCs w:val="18"/>
-              </w:rPr>
-              <w:t>GlueUp</w:t>
-            </w:r>
-            <w:proofErr w:type="spellEnd"/>
-            <w:r>
-              <w:rPr>
-                <w:sz w:val="18"/>
-                <w:szCs w:val="18"/>
-              </w:rPr>
-              <w:t xml:space="preserve"> import results. Green = success. Red = error (usually duplicate email or missing required field). Investigate any red rows.</w:t>
+              <w:t>Review GlueUp import results. Green = success. Red = error (usually duplicate email or missing required field). Investigate any red rows.</w:t>
             </w:r>
           </w:p>
         </w:tc>
@@ -20639,12 +17948,6 @@
         <w:gridCol w:w="5360"/>
       </w:tblGrid>
       <w:tr>
-        <w:tblPrEx>
-          <w:tblCellMar>
-            <w:top w:w="0" w:type="dxa"/>
-            <w:bottom w:w="0" w:type="dxa"/>
-          </w:tblCellMar>
-        </w:tblPrEx>
         <w:trPr>
           <w:tblHeader/>
         </w:trPr>
@@ -20737,12 +18040,6 @@
         </w:tc>
       </w:tr>
       <w:tr>
-        <w:tblPrEx>
-          <w:tblCellMar>
-            <w:top w:w="0" w:type="dxa"/>
-            <w:bottom w:w="0" w:type="dxa"/>
-          </w:tblCellMar>
-        </w:tblPrEx>
         <w:tc>
           <w:tcPr>
             <w:tcW w:w="1500" w:type="dxa"/>
@@ -20826,12 +18123,6 @@
         </w:tc>
       </w:tr>
       <w:tr>
-        <w:tblPrEx>
-          <w:tblCellMar>
-            <w:top w:w="0" w:type="dxa"/>
-            <w:bottom w:w="0" w:type="dxa"/>
-          </w:tblCellMar>
-        </w:tblPrEx>
         <w:tc>
           <w:tcPr>
             <w:tcW w:w="1500" w:type="dxa"/>
@@ -20915,12 +18206,6 @@
         </w:tc>
       </w:tr>
       <w:tr>
-        <w:tblPrEx>
-          <w:tblCellMar>
-            <w:top w:w="0" w:type="dxa"/>
-            <w:bottom w:w="0" w:type="dxa"/>
-          </w:tblCellMar>
-        </w:tblPrEx>
         <w:tc>
           <w:tcPr>
             <w:tcW w:w="1500" w:type="dxa"/>
@@ -21004,12 +18289,6 @@
         </w:tc>
       </w:tr>
       <w:tr>
-        <w:tblPrEx>
-          <w:tblCellMar>
-            <w:top w:w="0" w:type="dxa"/>
-            <w:bottom w:w="0" w:type="dxa"/>
-          </w:tblCellMar>
-        </w:tblPrEx>
         <w:tc>
           <w:tcPr>
             <w:tcW w:w="1500" w:type="dxa"/>
@@ -21134,15 +18413,7 @@
         <w:spacing w:after="80"/>
       </w:pPr>
       <w:r>
-        <w:t xml:space="preserve">pip3 install </w:t>
-      </w:r>
-      <w:proofErr w:type="spellStart"/>
-      <w:r>
-        <w:t>openpyxl</w:t>
-      </w:r>
-      <w:proofErr w:type="spellEnd"/>
-      <w:r>
-        <w:t xml:space="preserve"> --break-system-packages</w:t>
+        <w:t>pip3 install openpyxl --break-system-packages</w:t>
       </w:r>
     </w:p>
     <w:p>
@@ -21155,23 +18426,7 @@
         <w:spacing w:after="80"/>
       </w:pPr>
       <w:r>
-        <w:t>pip3 install google-</w:t>
-      </w:r>
-      <w:proofErr w:type="spellStart"/>
-      <w:r>
-        <w:t>api</w:t>
-      </w:r>
-      <w:proofErr w:type="spellEnd"/>
-      <w:r>
-        <w:t>-python-client google-auth-httplib2 google-auth-</w:t>
-      </w:r>
-      <w:proofErr w:type="spellStart"/>
-      <w:r>
-        <w:t>oauthlib</w:t>
-      </w:r>
-      <w:proofErr w:type="spellEnd"/>
-      <w:r>
-        <w:t xml:space="preserve"> --break-system-packages</w:t>
+        <w:t>pip3 install google-api-python-client google-auth-httplib2 google-auth-oauthlib --break-system-packages</w:t>
       </w:r>
     </w:p>
     <w:p>
@@ -21183,18 +18438,8 @@
         </w:numPr>
         <w:spacing w:after="80"/>
       </w:pPr>
-      <w:proofErr w:type="spellStart"/>
       <w:r>
-        <w:t>glueup_</w:t>
-      </w:r>
-      <w:proofErr w:type="gramStart"/>
-      <w:r>
-        <w:t>token.json</w:t>
-      </w:r>
-      <w:proofErr w:type="spellEnd"/>
-      <w:proofErr w:type="gramEnd"/>
-      <w:r>
-        <w:t xml:space="preserve"> in working directory (generated by GetToken.py)</w:t>
+        <w:t>glueup_token.json in working directory (generated by GetToken.py)</w:t>
       </w:r>
     </w:p>
     <w:p>
@@ -21241,12 +18486,6 @@
         <w:gridCol w:w="5560"/>
       </w:tblGrid>
       <w:tr>
-        <w:tblPrEx>
-          <w:tblCellMar>
-            <w:top w:w="0" w:type="dxa"/>
-            <w:bottom w:w="0" w:type="dxa"/>
-          </w:tblCellMar>
-        </w:tblPrEx>
         <w:trPr>
           <w:tblHeader/>
         </w:trPr>
@@ -21310,12 +18549,6 @@
         </w:tc>
       </w:tr>
       <w:tr>
-        <w:tblPrEx>
-          <w:tblCellMar>
-            <w:top w:w="0" w:type="dxa"/>
-            <w:bottom w:w="0" w:type="dxa"/>
-          </w:tblCellMar>
-        </w:tblPrEx>
         <w:tc>
           <w:tcPr>
             <w:tcW w:w="3800" w:type="dxa"/>
@@ -21366,34 +18599,12 @@
                 <w:sz w:val="18"/>
                 <w:szCs w:val="18"/>
               </w:rPr>
-              <w:t xml:space="preserve">Auto-discover most recent </w:t>
-            </w:r>
-            <w:proofErr w:type="spellStart"/>
-            <w:r>
-              <w:rPr>
-                <w:sz w:val="18"/>
-                <w:szCs w:val="18"/>
-              </w:rPr>
-              <w:t>activemembers</w:t>
-            </w:r>
-            <w:proofErr w:type="spellEnd"/>
-            <w:r>
-              <w:rPr>
-                <w:sz w:val="18"/>
-                <w:szCs w:val="18"/>
-              </w:rPr>
-              <w:t>*.csv, full run, upload to Drive.</w:t>
+              <w:t>Auto-discover most recent activemembers*.csv, full run, upload to Drive.</w:t>
             </w:r>
           </w:p>
         </w:tc>
       </w:tr>
       <w:tr>
-        <w:tblPrEx>
-          <w:tblCellMar>
-            <w:top w:w="0" w:type="dxa"/>
-            <w:bottom w:w="0" w:type="dxa"/>
-          </w:tblCellMar>
-        </w:tblPrEx>
         <w:tc>
           <w:tcPr>
             <w:tcW w:w="3800" w:type="dxa"/>
@@ -21450,12 +18661,6 @@
         </w:tc>
       </w:tr>
       <w:tr>
-        <w:tblPrEx>
-          <w:tblCellMar>
-            <w:top w:w="0" w:type="dxa"/>
-            <w:bottom w:w="0" w:type="dxa"/>
-          </w:tblCellMar>
-        </w:tblPrEx>
         <w:tc>
           <w:tcPr>
             <w:tcW w:w="3800" w:type="dxa"/>
@@ -21512,12 +18717,6 @@
         </w:tc>
       </w:tr>
       <w:tr>
-        <w:tblPrEx>
-          <w:tblCellMar>
-            <w:top w:w="0" w:type="dxa"/>
-            <w:bottom w:w="0" w:type="dxa"/>
-          </w:tblCellMar>
-        </w:tblPrEx>
         <w:tc>
           <w:tcPr>
             <w:tcW w:w="3800" w:type="dxa"/>
@@ -21574,12 +18773,6 @@
         </w:tc>
       </w:tr>
       <w:tr>
-        <w:tblPrEx>
-          <w:tblCellMar>
-            <w:top w:w="0" w:type="dxa"/>
-            <w:bottom w:w="0" w:type="dxa"/>
-          </w:tblCellMar>
-        </w:tblPrEx>
         <w:tc>
           <w:tcPr>
             <w:tcW w:w="3800" w:type="dxa"/>
@@ -21630,48 +18823,7 @@
                 <w:sz w:val="18"/>
                 <w:szCs w:val="18"/>
               </w:rPr>
-              <w:t xml:space="preserve">Authenticate to </w:t>
-            </w:r>
-            <w:proofErr w:type="spellStart"/>
-            <w:r>
-              <w:rPr>
-                <w:sz w:val="18"/>
-                <w:szCs w:val="18"/>
-              </w:rPr>
-              <w:t>GlueUp</w:t>
-            </w:r>
-            <w:proofErr w:type="spellEnd"/>
-            <w:r>
-              <w:rPr>
-                <w:sz w:val="18"/>
-                <w:szCs w:val="18"/>
-              </w:rPr>
-              <w:t xml:space="preserve">. Saves </w:t>
-            </w:r>
-            <w:proofErr w:type="spellStart"/>
-            <w:r>
-              <w:rPr>
-                <w:sz w:val="18"/>
-                <w:szCs w:val="18"/>
-              </w:rPr>
-              <w:t>glueup_</w:t>
-            </w:r>
-            <w:proofErr w:type="gramStart"/>
-            <w:r>
-              <w:rPr>
-                <w:sz w:val="18"/>
-                <w:szCs w:val="18"/>
-              </w:rPr>
-              <w:t>token.json</w:t>
-            </w:r>
-            <w:proofErr w:type="spellEnd"/>
-            <w:proofErr w:type="gramEnd"/>
-            <w:r>
-              <w:rPr>
-                <w:sz w:val="18"/>
-                <w:szCs w:val="18"/>
-              </w:rPr>
-              <w:t>. Run when token is missing or expired.</w:t>
+              <w:t>Authenticate to GlueUp. Saves glueup_token.json. Run when token is missing or expired.</w:t>
             </w:r>
           </w:p>
         </w:tc>
@@ -21683,6 +18835,7 @@
         <w:pStyle w:val="Heading2"/>
       </w:pPr>
       <w:r>
+        <w:lastRenderedPageBreak/>
         <w:t>8.3 Run Summary Output</w:t>
       </w:r>
     </w:p>
@@ -21704,7 +18857,6 @@
           <w:sz w:val="18"/>
           <w:szCs w:val="18"/>
         </w:rPr>
-        <w:lastRenderedPageBreak/>
         <w:t>── Run Summary ──────────────────────────────────────────────   Total rows read:                                1036   Skipped (no data):                                 0   New — Active:                                      6   New — no membership created (expired/grace):     101   Existing — real email:                           929   Existing — shadow email:                           0   Errors:                                            0   Contact rows to import:                          ...     Membership rows to import:                         6 ─────────────────────────────────────────────────────────────</w:t>
       </w:r>
     </w:p>
@@ -21760,23 +18912,7 @@
         <w:spacing w:after="80"/>
       </w:pPr>
       <w:r>
-        <w:t xml:space="preserve">Create OAuth 2.0 credentials (Desktop App type). Download as </w:t>
-      </w:r>
-      <w:proofErr w:type="spellStart"/>
-      <w:proofErr w:type="gramStart"/>
-      <w:r>
-        <w:t>credentials.json</w:t>
-      </w:r>
-      <w:proofErr w:type="spellEnd"/>
-      <w:proofErr w:type="gramEnd"/>
-      <w:r>
-        <w:t xml:space="preserve"> into the GG-Integration </w:t>
-      </w:r>
-      <w:r>
-        <w:t xml:space="preserve">run-time/working </w:t>
-      </w:r>
-      <w:r>
-        <w:t>directory.</w:t>
+        <w:t>Create OAuth 2.0 credentials (Desktop App type). Download as credentials.json into the GG-Integration run-time/working directory.</w:t>
       </w:r>
     </w:p>
     <w:p>
@@ -21793,23 +18929,7 @@
       </w:r>
       <w:bookmarkStart w:id="0" w:name="_Hlk227760400"/>
       <w:r>
-        <w:t>pip3 install google-</w:t>
-      </w:r>
-      <w:proofErr w:type="spellStart"/>
-      <w:r>
-        <w:t>api</w:t>
-      </w:r>
-      <w:proofErr w:type="spellEnd"/>
-      <w:r>
-        <w:t>-python-client google-auth-httplib2 google-auth-</w:t>
-      </w:r>
-      <w:proofErr w:type="spellStart"/>
-      <w:r>
-        <w:t>oauthlib</w:t>
-      </w:r>
-      <w:proofErr w:type="spellEnd"/>
-      <w:r>
-        <w:t xml:space="preserve"> --break-system-packages</w:t>
+        <w:t>pip3 install google-api-python-client google-auth-httplib2 google-auth-oauthlib --break-system-packages</w:t>
       </w:r>
       <w:bookmarkEnd w:id="0"/>
     </w:p>
@@ -21823,28 +18943,7 @@
         <w:spacing w:after="80"/>
       </w:pPr>
       <w:r>
-        <w:t xml:space="preserve">Run GlobalGlueUpSync.py normally. The first run opens a browser for Google account consent and saves </w:t>
-      </w:r>
-      <w:proofErr w:type="spellStart"/>
-      <w:r>
-        <w:t>drive_</w:t>
-      </w:r>
-      <w:proofErr w:type="gramStart"/>
-      <w:r>
-        <w:t>token.json</w:t>
-      </w:r>
-      <w:proofErr w:type="spellEnd"/>
-      <w:proofErr w:type="gramEnd"/>
-      <w:r>
-        <w:t xml:space="preserve">. Subsequent runs are silent (token is reused and </w:t>
-      </w:r>
-      <w:proofErr w:type="gramStart"/>
-      <w:r>
-        <w:t>auto-refreshed</w:t>
-      </w:r>
-      <w:proofErr w:type="gramEnd"/>
-      <w:r>
-        <w:t>).</w:t>
+        <w:t>Run GlobalGlueUpSync.py normally. The first run opens a browser for Google account consent and saves drive_token.json. Subsequent runs are silent (token is reused and auto-refreshed).</w:t>
       </w:r>
     </w:p>
     <w:p/>
@@ -21875,12 +18974,6 @@
         <w:gridCol w:w="7020"/>
       </w:tblGrid>
       <w:tr>
-        <w:tblPrEx>
-          <w:tblCellMar>
-            <w:top w:w="0" w:type="dxa"/>
-            <w:bottom w:w="0" w:type="dxa"/>
-          </w:tblCellMar>
-        </w:tblPrEx>
         <w:tc>
           <w:tcPr>
             <w:tcW w:w="2340" w:type="dxa"/>
@@ -21939,12 +19032,6 @@
         </w:tc>
       </w:tr>
       <w:tr>
-        <w:tblPrEx>
-          <w:tblCellMar>
-            <w:top w:w="0" w:type="dxa"/>
-            <w:bottom w:w="0" w:type="dxa"/>
-          </w:tblCellMar>
-        </w:tblPrEx>
         <w:tc>
           <w:tcPr>
             <w:tcW w:w="2340" w:type="dxa"/>
@@ -22001,12 +19088,6 @@
         </w:tc>
       </w:tr>
       <w:tr>
-        <w:tblPrEx>
-          <w:tblCellMar>
-            <w:top w:w="0" w:type="dxa"/>
-            <w:bottom w:w="0" w:type="dxa"/>
-          </w:tblCellMar>
-        </w:tblPrEx>
         <w:tc>
           <w:tcPr>
             <w:tcW w:w="2340" w:type="dxa"/>
@@ -22052,32 +19133,17 @@
             </w:tcMar>
           </w:tcPr>
           <w:p>
-            <w:proofErr w:type="spellStart"/>
-            <w:r>
-              <w:rPr>
-                <w:sz w:val="18"/>
-                <w:szCs w:val="18"/>
-              </w:rPr>
-              <w:t>Sync_YYYYMMDD_HHMM</w:t>
-            </w:r>
-            <w:proofErr w:type="spellEnd"/>
-            <w:r>
-              <w:rPr>
-                <w:sz w:val="18"/>
-                <w:szCs w:val="18"/>
-              </w:rPr>
-              <w:t xml:space="preserve"> (e.g. Sync_20260422_1430)</w:t>
+            <w:r>
+              <w:rPr>
+                <w:sz w:val="18"/>
+                <w:szCs w:val="18"/>
+              </w:rPr>
+              <w:t>Sync_YYYYMMDD_HHMM (e.g. Sync_20260422_1430)</w:t>
             </w:r>
           </w:p>
         </w:tc>
       </w:tr>
       <w:tr>
-        <w:tblPrEx>
-          <w:tblCellMar>
-            <w:top w:w="0" w:type="dxa"/>
-            <w:bottom w:w="0" w:type="dxa"/>
-          </w:tblCellMar>
-        </w:tblPrEx>
         <w:tc>
           <w:tcPr>
             <w:tcW w:w="2340" w:type="dxa"/>
@@ -22128,36 +19194,12 @@
                 <w:sz w:val="18"/>
                 <w:szCs w:val="18"/>
               </w:rPr>
-              <w:t xml:space="preserve">OAuth 2.0, Desktop App type, cached in </w:t>
-            </w:r>
-            <w:proofErr w:type="spellStart"/>
-            <w:r>
-              <w:rPr>
-                <w:sz w:val="18"/>
-                <w:szCs w:val="18"/>
-              </w:rPr>
-              <w:t>drive_</w:t>
-            </w:r>
-            <w:proofErr w:type="gramStart"/>
-            <w:r>
-              <w:rPr>
-                <w:sz w:val="18"/>
-                <w:szCs w:val="18"/>
-              </w:rPr>
-              <w:t>token.json</w:t>
-            </w:r>
-            <w:proofErr w:type="spellEnd"/>
-            <w:proofErr w:type="gramEnd"/>
+              <w:t>OAuth 2.0, Desktop App type, cached in drive_token.json</w:t>
+            </w:r>
           </w:p>
         </w:tc>
       </w:tr>
       <w:tr>
-        <w:tblPrEx>
-          <w:tblCellMar>
-            <w:top w:w="0" w:type="dxa"/>
-            <w:bottom w:w="0" w:type="dxa"/>
-          </w:tblCellMar>
-        </w:tblPrEx>
         <w:tc>
           <w:tcPr>
             <w:tcW w:w="2340" w:type="dxa"/>
@@ -22203,34 +19245,17 @@
             </w:tcMar>
           </w:tcPr>
           <w:p>
-            <w:proofErr w:type="spellStart"/>
-            <w:proofErr w:type="gramStart"/>
-            <w:r>
-              <w:rPr>
-                <w:sz w:val="18"/>
-                <w:szCs w:val="18"/>
-              </w:rPr>
-              <w:t>credentials.json</w:t>
-            </w:r>
-            <w:proofErr w:type="spellEnd"/>
-            <w:proofErr w:type="gramEnd"/>
-            <w:r>
-              <w:rPr>
-                <w:sz w:val="18"/>
-                <w:szCs w:val="18"/>
-              </w:rPr>
-              <w:t xml:space="preserve"> — one-time download from Google Cloud Console. Place in GG-Integration directory.</w:t>
+            <w:r>
+              <w:rPr>
+                <w:sz w:val="18"/>
+                <w:szCs w:val="18"/>
+              </w:rPr>
+              <w:t>credentials.json — one-time download from Google Cloud Console. Place in GG-Integration directory.</w:t>
             </w:r>
           </w:p>
         </w:tc>
       </w:tr>
       <w:tr>
-        <w:tblPrEx>
-          <w:tblCellMar>
-            <w:top w:w="0" w:type="dxa"/>
-            <w:bottom w:w="0" w:type="dxa"/>
-          </w:tblCellMar>
-        </w:tblPrEx>
         <w:tc>
           <w:tcPr>
             <w:tcW w:w="2340" w:type="dxa"/>
@@ -22287,12 +19312,6 @@
         </w:tc>
       </w:tr>
       <w:tr>
-        <w:tblPrEx>
-          <w:tblCellMar>
-            <w:top w:w="0" w:type="dxa"/>
-            <w:bottom w:w="0" w:type="dxa"/>
-          </w:tblCellMar>
-        </w:tblPrEx>
         <w:tc>
           <w:tcPr>
             <w:tcW w:w="2340" w:type="dxa"/>
@@ -22343,87 +19362,7 @@
                 <w:sz w:val="18"/>
                 <w:szCs w:val="18"/>
               </w:rPr>
-              <w:t xml:space="preserve">All five output files: </w:t>
-            </w:r>
-            <w:proofErr w:type="spellStart"/>
-            <w:r>
-              <w:rPr>
-                <w:sz w:val="18"/>
-                <w:szCs w:val="18"/>
-              </w:rPr>
-              <w:t>contact_import</w:t>
-            </w:r>
-            <w:proofErr w:type="spellEnd"/>
-            <w:r>
-              <w:rPr>
-                <w:sz w:val="18"/>
-                <w:szCs w:val="18"/>
-              </w:rPr>
-              <w:t xml:space="preserve">, </w:t>
-            </w:r>
-            <w:proofErr w:type="spellStart"/>
-            <w:r>
-              <w:rPr>
-                <w:sz w:val="18"/>
-                <w:szCs w:val="18"/>
-              </w:rPr>
-              <w:t>membership_import</w:t>
-            </w:r>
-            <w:proofErr w:type="spellEnd"/>
-            <w:r>
-              <w:rPr>
-                <w:sz w:val="18"/>
-                <w:szCs w:val="18"/>
-              </w:rPr>
-              <w:t xml:space="preserve">, </w:t>
-            </w:r>
-            <w:proofErr w:type="spellStart"/>
-            <w:r>
-              <w:rPr>
-                <w:sz w:val="18"/>
-                <w:szCs w:val="18"/>
-              </w:rPr>
-              <w:t>comparison_report</w:t>
-            </w:r>
-            <w:proofErr w:type="spellEnd"/>
-            <w:r>
-              <w:rPr>
-                <w:sz w:val="18"/>
-                <w:szCs w:val="18"/>
-              </w:rPr>
-              <w:t xml:space="preserve">, </w:t>
-            </w:r>
-            <w:proofErr w:type="spellStart"/>
-            <w:r>
-              <w:rPr>
-                <w:sz w:val="18"/>
-                <w:szCs w:val="18"/>
-              </w:rPr>
-              <w:t>duplicate_report</w:t>
-            </w:r>
-            <w:proofErr w:type="spellEnd"/>
-            <w:r>
-              <w:rPr>
-                <w:sz w:val="18"/>
-                <w:szCs w:val="18"/>
-              </w:rPr>
-              <w:t xml:space="preserve">, </w:t>
-            </w:r>
-            <w:proofErr w:type="spellStart"/>
-            <w:r>
-              <w:rPr>
-                <w:sz w:val="18"/>
-                <w:szCs w:val="18"/>
-              </w:rPr>
-              <w:t>run_log</w:t>
-            </w:r>
-            <w:proofErr w:type="spellEnd"/>
-            <w:r>
-              <w:rPr>
-                <w:sz w:val="18"/>
-                <w:szCs w:val="18"/>
-              </w:rPr>
-              <w:t>.</w:t>
+              <w:t>All five output files: contact_import, membership_import, comparison_report, duplicate_report, run_log.</w:t>
             </w:r>
           </w:p>
         </w:tc>
@@ -22441,25 +19380,7 @@
           <w:sz w:val="18"/>
           <w:szCs w:val="18"/>
         </w:rPr>
-        <w:t xml:space="preserve">If </w:t>
-      </w:r>
-      <w:proofErr w:type="spellStart"/>
-      <w:proofErr w:type="gramStart"/>
-      <w:r>
-        <w:rPr>
-          <w:sz w:val="18"/>
-          <w:szCs w:val="18"/>
-        </w:rPr>
-        <w:t>credentials.json</w:t>
-      </w:r>
-      <w:proofErr w:type="spellEnd"/>
-      <w:proofErr w:type="gramEnd"/>
-      <w:r>
-        <w:rPr>
-          <w:sz w:val="18"/>
-          <w:szCs w:val="18"/>
-        </w:rPr>
-        <w:t xml:space="preserve"> is missing, the script logs a clear error and continues without uploading. If the Google Drive libraries are not installed, the same graceful fallback applies. In both cases all output files are still written locally.</w:t>
+        <w:t>If credentials.json is missing, the script logs a clear error and continues without uploading. If the Google Drive libraries are not installed, the same graceful fallback applies. In both cases all output files are still written locally.</w:t>
       </w:r>
     </w:p>
     <w:p/>
@@ -22470,55 +19391,7 @@
           <w:sz w:val="18"/>
           <w:szCs w:val="18"/>
         </w:rPr>
-        <w:t xml:space="preserve">Note: Open Item 15 (service account migration) documents a future path to replace the OAuth 2.0 </w:t>
-      </w:r>
-      <w:proofErr w:type="spellStart"/>
-      <w:proofErr w:type="gramStart"/>
-      <w:r>
-        <w:rPr>
-          <w:i/>
-          <w:sz w:val="18"/>
-          <w:szCs w:val="18"/>
-        </w:rPr>
-        <w:t>credentials.json</w:t>
-      </w:r>
-      <w:proofErr w:type="spellEnd"/>
-      <w:proofErr w:type="gramEnd"/>
-      <w:r>
-        <w:rPr>
-          <w:i/>
-          <w:sz w:val="18"/>
-          <w:szCs w:val="18"/>
-        </w:rPr>
-        <w:t xml:space="preserve"> / </w:t>
-      </w:r>
-      <w:proofErr w:type="spellStart"/>
-      <w:r>
-        <w:rPr>
-          <w:i/>
-          <w:sz w:val="18"/>
-          <w:szCs w:val="18"/>
-        </w:rPr>
-        <w:t>drive_</w:t>
-      </w:r>
-      <w:proofErr w:type="gramStart"/>
-      <w:r>
-        <w:rPr>
-          <w:i/>
-          <w:sz w:val="18"/>
-          <w:szCs w:val="18"/>
-        </w:rPr>
-        <w:t>token.json</w:t>
-      </w:r>
-      <w:proofErr w:type="spellEnd"/>
-      <w:proofErr w:type="gramEnd"/>
-      <w:r>
-        <w:rPr>
-          <w:i/>
-          <w:sz w:val="18"/>
-          <w:szCs w:val="18"/>
-        </w:rPr>
-        <w:t xml:space="preserve"> flow with a service account, eliminating the one-time browser consent step.</w:t>
+        <w:t>Note: Open Item 15 (service account migration) documents a future path to replace the OAuth 2.0 credentials.json / drive_token.json flow with a service account, eliminating the one-time browser consent step.</w:t>
       </w:r>
     </w:p>
     <w:p/>
@@ -22528,7 +19401,13 @@
         <w:pStyle w:val="Heading1"/>
       </w:pPr>
       <w:r>
-        <w:t>9. Open Items</w:t>
+        <w:t xml:space="preserve">9. Open </w:t>
+      </w:r>
+      <w:r>
+        <w:t xml:space="preserve">(or Recently Closed) </w:t>
+      </w:r>
+      <w:r>
+        <w:t>Items</w:t>
       </w:r>
     </w:p>
     <w:tbl>
@@ -22549,18 +19428,12 @@
         <w:tblLook w:val="04A0" w:firstRow="1" w:lastRow="0" w:firstColumn="1" w:lastColumn="0" w:noHBand="0" w:noVBand="1"/>
       </w:tblPr>
       <w:tblGrid>
-        <w:gridCol w:w="350"/>
-        <w:gridCol w:w="4000"/>
-        <w:gridCol w:w="1800"/>
-        <w:gridCol w:w="3210"/>
+        <w:gridCol w:w="441"/>
+        <w:gridCol w:w="3990"/>
+        <w:gridCol w:w="1780"/>
+        <w:gridCol w:w="3149"/>
       </w:tblGrid>
       <w:tr>
-        <w:tblPrEx>
-          <w:tblCellMar>
-            <w:top w:w="0" w:type="dxa"/>
-            <w:bottom w:w="0" w:type="dxa"/>
-          </w:tblCellMar>
-        </w:tblPrEx>
         <w:trPr>
           <w:tblHeader/>
         </w:trPr>
@@ -22682,12 +19555,6 @@
         </w:tc>
       </w:tr>
       <w:tr>
-        <w:tblPrEx>
-          <w:tblCellMar>
-            <w:top w:w="0" w:type="dxa"/>
-            <w:bottom w:w="0" w:type="dxa"/>
-          </w:tblCellMar>
-        </w:tblPrEx>
         <w:tc>
           <w:tcPr>
             <w:tcW w:w="350" w:type="dxa"/>
@@ -22738,23 +19605,7 @@
                 <w:sz w:val="18"/>
                 <w:szCs w:val="18"/>
               </w:rPr>
-              <w:t xml:space="preserve">Welcome email template: update the </w:t>
-            </w:r>
-            <w:proofErr w:type="spellStart"/>
-            <w:r>
-              <w:rPr>
-                <w:sz w:val="18"/>
-                <w:szCs w:val="18"/>
-              </w:rPr>
-              <w:t>GlueUp</w:t>
-            </w:r>
-            <w:proofErr w:type="spellEnd"/>
-            <w:r>
-              <w:rPr>
-                <w:sz w:val="18"/>
-                <w:szCs w:val="18"/>
-              </w:rPr>
-              <w:t xml:space="preserve"> Welcome system email template before production import.</w:t>
+              <w:t>Welcome email template: update the GlueUp Welcome system email template before production import.</w:t>
             </w:r>
           </w:p>
         </w:tc>
@@ -22808,18 +19659,12 @@
                 <w:sz w:val="18"/>
                 <w:szCs w:val="18"/>
               </w:rPr>
-              <w:t>Open</w:t>
+              <w:t>✓ Closed — v1.18</w:t>
             </w:r>
           </w:p>
         </w:tc>
       </w:tr>
       <w:tr>
-        <w:tblPrEx>
-          <w:tblCellMar>
-            <w:top w:w="0" w:type="dxa"/>
-            <w:bottom w:w="0" w:type="dxa"/>
-          </w:tblCellMar>
-        </w:tblPrEx>
         <w:tc>
           <w:tcPr>
             <w:tcW w:w="350" w:type="dxa"/>
@@ -22870,50 +19715,7 @@
                 <w:sz w:val="18"/>
                 <w:szCs w:val="18"/>
               </w:rPr>
-              <w:t xml:space="preserve">Drive upload implemented. Sync Output folder ID confirmed: 1BQ53mlYzkl3N5wz6AiTZm1kDpibempJy. OAuth 2.0 flow via </w:t>
-            </w:r>
-            <w:proofErr w:type="spellStart"/>
-            <w:proofErr w:type="gramStart"/>
-            <w:r>
-              <w:rPr>
-                <w:sz w:val="18"/>
-                <w:szCs w:val="18"/>
-              </w:rPr>
-              <w:t>credentials.json</w:t>
-            </w:r>
-            <w:proofErr w:type="spellEnd"/>
-            <w:proofErr w:type="gramEnd"/>
-            <w:r>
-              <w:rPr>
-                <w:sz w:val="18"/>
-                <w:szCs w:val="18"/>
-              </w:rPr>
-              <w:t xml:space="preserve"> / </w:t>
-            </w:r>
-            <w:proofErr w:type="spellStart"/>
-            <w:r>
-              <w:rPr>
-                <w:sz w:val="18"/>
-                <w:szCs w:val="18"/>
-              </w:rPr>
-              <w:t>drive_</w:t>
-            </w:r>
-            <w:proofErr w:type="gramStart"/>
-            <w:r>
-              <w:rPr>
-                <w:sz w:val="18"/>
-                <w:szCs w:val="18"/>
-              </w:rPr>
-              <w:t>token.json</w:t>
-            </w:r>
-            <w:proofErr w:type="spellEnd"/>
-            <w:proofErr w:type="gramEnd"/>
-            <w:r>
-              <w:rPr>
-                <w:sz w:val="18"/>
-                <w:szCs w:val="18"/>
-              </w:rPr>
-              <w:t>. See Section 8.4.</w:t>
+              <w:t>Drive upload implemented. Sync Output folder ID confirmed: 1BQ53mlYzkl3N5wz6AiTZm1kDpibempJy. OAuth 2.0 flow via credentials.json / drive_token.json. See Section 8.4.</w:t>
             </w:r>
           </w:p>
         </w:tc>
@@ -22962,6 +19764,7 @@
             </w:tcMar>
           </w:tcPr>
           <w:p>
+            <w:bookmarkStart w:id="1" w:name="_Hlk229832095"/>
             <w:r>
               <w:rPr>
                 <w:sz w:val="18"/>
@@ -22969,16 +19772,11 @@
               </w:rPr>
               <w:t>✓ Closed — v1.18</w:t>
             </w:r>
+            <w:bookmarkEnd w:id="1"/>
           </w:p>
         </w:tc>
       </w:tr>
       <w:tr>
-        <w:tblPrEx>
-          <w:tblCellMar>
-            <w:top w:w="0" w:type="dxa"/>
-            <w:bottom w:w="0" w:type="dxa"/>
-          </w:tblCellMar>
-        </w:tblPrEx>
         <w:tc>
           <w:tcPr>
             <w:tcW w:w="350" w:type="dxa"/>
@@ -23002,6 +19800,7 @@
                 <w:sz w:val="18"/>
                 <w:szCs w:val="18"/>
               </w:rPr>
+              <w:lastRenderedPageBreak/>
               <w:t>7</w:t>
             </w:r>
           </w:p>
@@ -23024,21 +19823,12 @@
             </w:tcMar>
           </w:tcPr>
           <w:p>
-            <w:proofErr w:type="spellStart"/>
-            <w:r>
-              <w:rPr>
-                <w:sz w:val="18"/>
-                <w:szCs w:val="18"/>
-              </w:rPr>
-              <w:t>Member_Type</w:t>
-            </w:r>
-            <w:proofErr w:type="spellEnd"/>
-            <w:r>
-              <w:rPr>
-                <w:sz w:val="18"/>
-                <w:szCs w:val="18"/>
-              </w:rPr>
-              <w:t xml:space="preserve"> column: add to the Make Get Active Members scenario output (Col W).</w:t>
+            <w:r>
+              <w:rPr>
+                <w:sz w:val="18"/>
+                <w:szCs w:val="18"/>
+              </w:rPr>
+              <w:t>Member_Type column: add to the Make Get Active Members scenario output (Col W).</w:t>
             </w:r>
           </w:p>
         </w:tc>
@@ -23098,12 +19888,6 @@
         </w:tc>
       </w:tr>
       <w:tr>
-        <w:tblPrEx>
-          <w:tblCellMar>
-            <w:top w:w="0" w:type="dxa"/>
-            <w:bottom w:w="0" w:type="dxa"/>
-          </w:tblCellMar>
-        </w:tblPrEx>
         <w:tc>
           <w:tcPr>
             <w:tcW w:w="350" w:type="dxa"/>
@@ -23127,7 +19911,6 @@
                 <w:sz w:val="18"/>
                 <w:szCs w:val="18"/>
               </w:rPr>
-              <w:lastRenderedPageBreak/>
               <w:t>8</w:t>
             </w:r>
           </w:p>
@@ -23155,23 +19938,7 @@
                 <w:sz w:val="18"/>
                 <w:szCs w:val="18"/>
               </w:rPr>
-              <w:t xml:space="preserve">Grace-period members: </w:t>
-            </w:r>
-            <w:proofErr w:type="spellStart"/>
-            <w:r>
-              <w:rPr>
-                <w:sz w:val="18"/>
-                <w:szCs w:val="18"/>
-              </w:rPr>
-              <w:t>GlueUp</w:t>
-            </w:r>
-            <w:proofErr w:type="spellEnd"/>
-            <w:r>
-              <w:rPr>
-                <w:sz w:val="18"/>
-                <w:szCs w:val="18"/>
-              </w:rPr>
-              <w:t xml:space="preserve"> API does not return members in the 90-day grace period. These will always appear as NEW. No API workaround available.</w:t>
+              <w:t>Grace-period members: GlueUp API does not return members in the 90-day grace period. These will always appear as NEW. No API workaround available.</w:t>
             </w:r>
           </w:p>
         </w:tc>
@@ -23193,21 +19960,12 @@
             </w:tcMar>
           </w:tcPr>
           <w:p>
-            <w:proofErr w:type="spellStart"/>
-            <w:r>
-              <w:rPr>
-                <w:sz w:val="18"/>
-                <w:szCs w:val="18"/>
-              </w:rPr>
-              <w:t>GlueUp</w:t>
-            </w:r>
-            <w:proofErr w:type="spellEnd"/>
-            <w:r>
-              <w:rPr>
-                <w:sz w:val="18"/>
-                <w:szCs w:val="18"/>
-              </w:rPr>
-              <w:t xml:space="preserve"> Platform</w:t>
+            <w:r>
+              <w:rPr>
+                <w:sz w:val="18"/>
+                <w:szCs w:val="18"/>
+              </w:rPr>
+              <w:t>GlueUp Platform</w:t>
             </w:r>
           </w:p>
         </w:tc>
@@ -23240,12 +19998,6 @@
         </w:tc>
       </w:tr>
       <w:tr>
-        <w:tblPrEx>
-          <w:tblCellMar>
-            <w:top w:w="0" w:type="dxa"/>
-            <w:bottom w:w="0" w:type="dxa"/>
-          </w:tblCellMar>
-        </w:tblPrEx>
         <w:tc>
           <w:tcPr>
             <w:tcW w:w="350" w:type="dxa"/>
@@ -23351,21 +20103,216 @@
                 <w:szCs w:val="18"/>
               </w:rPr>
               <w:t>Open — validation catches and hard-skips affected rows</w:t>
+            </w:r>
+          </w:p>
+        </w:tc>
+      </w:tr>
+      <w:tr>
+        <w:tc>
+          <w:tcPr>
+            <w:tcW w:w="350" w:type="dxa"/>
+            <w:tcBorders>
+              <w:top w:val="single" w:sz="1" w:space="0" w:color="CCCCCC"/>
+              <w:left w:val="single" w:sz="1" w:space="0" w:color="CCCCCC"/>
+              <w:bottom w:val="single" w:sz="1" w:space="0" w:color="CCCCCC"/>
+              <w:right w:val="single" w:sz="1" w:space="0" w:color="CCCCCC"/>
+            </w:tcBorders>
+            <w:shd w:val="clear" w:color="auto" w:fill="FFFFFF"/>
+            <w:tcMar>
+              <w:top w:w="80" w:type="dxa"/>
+              <w:left w:w="120" w:type="dxa"/>
+              <w:bottom w:w="80" w:type="dxa"/>
+              <w:right w:w="120" w:type="dxa"/>
+            </w:tcMar>
+          </w:tcPr>
+          <w:p>
+            <w:r>
+              <w:rPr>
+                <w:sz w:val="18"/>
+                <w:szCs w:val="18"/>
+              </w:rPr>
+              <w:t>15</w:t>
+            </w:r>
+          </w:p>
+        </w:tc>
+        <w:tc>
+          <w:tcPr>
+            <w:tcW w:w="4000" w:type="dxa"/>
+            <w:tcBorders>
+              <w:top w:val="single" w:sz="1" w:space="0" w:color="CCCCCC"/>
+              <w:left w:val="single" w:sz="1" w:space="0" w:color="CCCCCC"/>
+              <w:bottom w:val="single" w:sz="1" w:space="0" w:color="CCCCCC"/>
+              <w:right w:val="single" w:sz="1" w:space="0" w:color="CCCCCC"/>
+            </w:tcBorders>
+            <w:shd w:val="clear" w:color="auto" w:fill="FFFFFF"/>
+            <w:tcMar>
+              <w:top w:w="80" w:type="dxa"/>
+              <w:left w:w="120" w:type="dxa"/>
+              <w:bottom w:w="80" w:type="dxa"/>
+              <w:right w:w="120" w:type="dxa"/>
+            </w:tcMar>
+          </w:tcPr>
+          <w:p>
+            <w:r>
+              <w:rPr>
+                <w:sz w:val="18"/>
+                <w:szCs w:val="18"/>
+              </w:rPr>
+              <w:t xml:space="preserve">Cloud Run migration: Replace local script execution with Google Cloud Run job triggered by Cloud Scheduler. Eliminates manual run step and OAuth 2.0 browser consent flow. GCP project: gg-sync-492000. </w:t>
+            </w:r>
+            <w:r>
+              <w:rPr>
+                <w:sz w:val="18"/>
+                <w:szCs w:val="18"/>
+              </w:rPr>
+              <w:br/>
+            </w:r>
+            <w:r>
+              <w:rPr>
+                <w:sz w:val="18"/>
+                <w:szCs w:val="18"/>
+              </w:rPr>
+              <w:t xml:space="preserve">Job: </w:t>
+            </w:r>
+            <w:proofErr w:type="spellStart"/>
+            <w:r>
+              <w:rPr>
+                <w:sz w:val="18"/>
+                <w:szCs w:val="18"/>
+              </w:rPr>
+              <w:t>glueup</w:t>
+            </w:r>
+            <w:proofErr w:type="spellEnd"/>
+            <w:r>
+              <w:rPr>
+                <w:sz w:val="18"/>
+                <w:szCs w:val="18"/>
+              </w:rPr>
+              <w:t xml:space="preserve">-sync. </w:t>
+            </w:r>
+            <w:r>
+              <w:rPr>
+                <w:sz w:val="18"/>
+                <w:szCs w:val="18"/>
+              </w:rPr>
+              <w:br/>
+            </w:r>
+            <w:r>
+              <w:rPr>
+                <w:sz w:val="18"/>
+                <w:szCs w:val="18"/>
+              </w:rPr>
+              <w:t xml:space="preserve">Region: us-west1. </w:t>
+            </w:r>
+            <w:r>
+              <w:rPr>
+                <w:sz w:val="18"/>
+                <w:szCs w:val="18"/>
+              </w:rPr>
+              <w:br/>
+            </w:r>
+            <w:r>
+              <w:rPr>
+                <w:sz w:val="18"/>
+                <w:szCs w:val="18"/>
+              </w:rPr>
+              <w:t xml:space="preserve">Service account: glueup-sync@gg-sync-492000.iam.gserviceaccount.com. </w:t>
+            </w:r>
+            <w:r>
+              <w:rPr>
+                <w:sz w:val="18"/>
+                <w:szCs w:val="18"/>
+              </w:rPr>
+              <w:br/>
+            </w:r>
+            <w:r>
+              <w:rPr>
+                <w:sz w:val="18"/>
+                <w:szCs w:val="18"/>
+              </w:rPr>
+              <w:t xml:space="preserve">Scheduler: </w:t>
+            </w:r>
+            <w:proofErr w:type="spellStart"/>
+            <w:r>
+              <w:rPr>
+                <w:sz w:val="18"/>
+                <w:szCs w:val="18"/>
+              </w:rPr>
+              <w:t>glueup</w:t>
+            </w:r>
+            <w:proofErr w:type="spellEnd"/>
+            <w:r>
+              <w:rPr>
+                <w:sz w:val="18"/>
+                <w:szCs w:val="18"/>
+              </w:rPr>
+              <w:t>-sync-weekly, Mondays 9:00 AM Pacific.</w:t>
+            </w:r>
+            <w:r>
+              <w:rPr>
+                <w:sz w:val="18"/>
+                <w:szCs w:val="18"/>
+              </w:rPr>
+              <w:t xml:space="preserve"> (Make scenario runs Mondays @ 7:00 AM Pacific).</w:t>
+            </w:r>
+          </w:p>
+        </w:tc>
+        <w:tc>
+          <w:tcPr>
+            <w:tcW w:w="1800" w:type="dxa"/>
+            <w:tcBorders>
+              <w:top w:val="single" w:sz="1" w:space="0" w:color="CCCCCC"/>
+              <w:left w:val="single" w:sz="1" w:space="0" w:color="CCCCCC"/>
+              <w:bottom w:val="single" w:sz="1" w:space="0" w:color="CCCCCC"/>
+              <w:right w:val="single" w:sz="1" w:space="0" w:color="CCCCCC"/>
+            </w:tcBorders>
+            <w:shd w:val="clear" w:color="auto" w:fill="FFFFFF"/>
+            <w:tcMar>
+              <w:top w:w="80" w:type="dxa"/>
+              <w:left w:w="120" w:type="dxa"/>
+              <w:bottom w:w="80" w:type="dxa"/>
+              <w:right w:w="120" w:type="dxa"/>
+            </w:tcMar>
+          </w:tcPr>
+          <w:p>
+            <w:r>
+              <w:rPr>
+                <w:sz w:val="18"/>
+                <w:szCs w:val="18"/>
+              </w:rPr>
+              <w:t>Developer</w:t>
+            </w:r>
+          </w:p>
+        </w:tc>
+        <w:tc>
+          <w:tcPr>
+            <w:tcW w:w="3210" w:type="dxa"/>
+            <w:tcBorders>
+              <w:top w:val="single" w:sz="1" w:space="0" w:color="CCCCCC"/>
+              <w:left w:val="single" w:sz="1" w:space="0" w:color="CCCCCC"/>
+              <w:bottom w:val="single" w:sz="1" w:space="0" w:color="CCCCCC"/>
+              <w:right w:val="single" w:sz="1" w:space="0" w:color="CCCCCC"/>
+            </w:tcBorders>
+            <w:shd w:val="clear" w:color="auto" w:fill="FFFFFF"/>
+            <w:tcMar>
+              <w:top w:w="80" w:type="dxa"/>
+              <w:left w:w="120" w:type="dxa"/>
+              <w:bottom w:w="80" w:type="dxa"/>
+              <w:right w:w="120" w:type="dxa"/>
+            </w:tcMar>
+          </w:tcPr>
+          <w:p>
+            <w:r>
+              <w:rPr>
+                <w:sz w:val="18"/>
+                <w:szCs w:val="18"/>
+              </w:rPr>
+              <w:t>✓ Closed — v1.20</w:t>
             </w:r>
           </w:p>
         </w:tc>
       </w:tr>
     </w:tbl>
-    <w:p/>
-    <w:p/>
-    <w:p>
-      <w:pPr>
-        <w:pStyle w:val="Heading1"/>
-      </w:pPr>
-      <w:r>
-        <w:t>10. Script Architecture</w:t>
-      </w:r>
-    </w:p>
     <w:p>
       <w:pPr>
         <w:pStyle w:val="Heading2"/>
@@ -23396,12 +20343,6 @@
         <w:gridCol w:w="6360"/>
       </w:tblGrid>
       <w:tr>
-        <w:tblPrEx>
-          <w:tblCellMar>
-            <w:top w:w="0" w:type="dxa"/>
-            <w:bottom w:w="0" w:type="dxa"/>
-          </w:tblCellMar>
-        </w:tblPrEx>
         <w:trPr>
           <w:tblHeader/>
         </w:trPr>
@@ -23465,12 +20406,6 @@
         </w:tc>
       </w:tr>
       <w:tr>
-        <w:tblPrEx>
-          <w:tblCellMar>
-            <w:top w:w="0" w:type="dxa"/>
-            <w:bottom w:w="0" w:type="dxa"/>
-          </w:tblCellMar>
-        </w:tblPrEx>
         <w:tc>
           <w:tcPr>
             <w:tcW w:w="3000" w:type="dxa"/>
@@ -23489,21 +20424,12 @@
             </w:tcMar>
           </w:tcPr>
           <w:p>
-            <w:proofErr w:type="gramStart"/>
-            <w:r>
-              <w:rPr>
-                <w:sz w:val="18"/>
-                <w:szCs w:val="18"/>
-              </w:rPr>
-              <w:t>main(</w:t>
-            </w:r>
-            <w:proofErr w:type="gramEnd"/>
-            <w:r>
-              <w:rPr>
-                <w:sz w:val="18"/>
-                <w:szCs w:val="18"/>
-              </w:rPr>
-              <w:t>)</w:t>
+            <w:r>
+              <w:rPr>
+                <w:sz w:val="18"/>
+                <w:szCs w:val="18"/>
+              </w:rPr>
+              <w:t>main()</w:t>
             </w:r>
           </w:p>
         </w:tc>
@@ -23530,146 +20456,12 @@
                 <w:sz w:val="18"/>
                 <w:szCs w:val="18"/>
               </w:rPr>
-              <w:t xml:space="preserve">Entry point. Parses CLI </w:t>
-            </w:r>
-            <w:proofErr w:type="spellStart"/>
-            <w:r>
-              <w:rPr>
-                <w:sz w:val="18"/>
-                <w:szCs w:val="18"/>
-              </w:rPr>
-              <w:t>args</w:t>
-            </w:r>
-            <w:proofErr w:type="spellEnd"/>
-            <w:r>
-              <w:rPr>
-                <w:sz w:val="18"/>
-                <w:szCs w:val="18"/>
-              </w:rPr>
-              <w:t xml:space="preserve">. Orchestrates: </w:t>
-            </w:r>
-            <w:proofErr w:type="spellStart"/>
-            <w:r>
-              <w:rPr>
-                <w:sz w:val="18"/>
-                <w:szCs w:val="18"/>
-              </w:rPr>
-              <w:t>find_input_file</w:t>
-            </w:r>
-            <w:proofErr w:type="spellEnd"/>
-            <w:r>
-              <w:rPr>
-                <w:sz w:val="18"/>
-                <w:szCs w:val="18"/>
-              </w:rPr>
-              <w:t xml:space="preserve"> → </w:t>
-            </w:r>
-            <w:proofErr w:type="spellStart"/>
-            <w:r>
-              <w:rPr>
-                <w:sz w:val="18"/>
-                <w:szCs w:val="18"/>
-              </w:rPr>
-              <w:t>load_zip_region_lookup</w:t>
-            </w:r>
-            <w:proofErr w:type="spellEnd"/>
-            <w:r>
-              <w:rPr>
-                <w:sz w:val="18"/>
-                <w:szCs w:val="18"/>
-              </w:rPr>
-              <w:t xml:space="preserve"> → </w:t>
-            </w:r>
-            <w:proofErr w:type="spellStart"/>
-            <w:r>
-              <w:rPr>
-                <w:sz w:val="18"/>
-                <w:szCs w:val="18"/>
-              </w:rPr>
-              <w:t>load_csv</w:t>
-            </w:r>
-            <w:proofErr w:type="spellEnd"/>
-            <w:r>
-              <w:rPr>
-                <w:sz w:val="18"/>
-                <w:szCs w:val="18"/>
-              </w:rPr>
-              <w:t xml:space="preserve"> → </w:t>
-            </w:r>
-            <w:proofErr w:type="spellStart"/>
-            <w:r>
-              <w:rPr>
-                <w:sz w:val="18"/>
-                <w:szCs w:val="18"/>
-              </w:rPr>
-              <w:t>glueup_auth</w:t>
-            </w:r>
-            <w:proofErr w:type="spellEnd"/>
-            <w:r>
-              <w:rPr>
-                <w:sz w:val="18"/>
-                <w:szCs w:val="18"/>
-              </w:rPr>
-              <w:t xml:space="preserve"> → </w:t>
-            </w:r>
-            <w:proofErr w:type="spellStart"/>
-            <w:r>
-              <w:rPr>
-                <w:sz w:val="18"/>
-                <w:szCs w:val="18"/>
-              </w:rPr>
-              <w:t>get_all_glueup_members</w:t>
-            </w:r>
-            <w:proofErr w:type="spellEnd"/>
-            <w:r>
-              <w:rPr>
-                <w:sz w:val="18"/>
-                <w:szCs w:val="18"/>
-              </w:rPr>
-              <w:t xml:space="preserve"> → </w:t>
-            </w:r>
-            <w:proofErr w:type="spellStart"/>
-            <w:r>
-              <w:rPr>
-                <w:sz w:val="18"/>
-                <w:szCs w:val="18"/>
-              </w:rPr>
-              <w:t>build_glueup_index</w:t>
-            </w:r>
-            <w:proofErr w:type="spellEnd"/>
-            <w:r>
-              <w:rPr>
-                <w:sz w:val="18"/>
-                <w:szCs w:val="18"/>
-              </w:rPr>
-              <w:t xml:space="preserve"> → </w:t>
-            </w:r>
-            <w:proofErr w:type="spellStart"/>
-            <w:r>
-              <w:rPr>
-                <w:sz w:val="18"/>
-                <w:szCs w:val="18"/>
-              </w:rPr>
-              <w:t>process_rows</w:t>
-            </w:r>
-            <w:proofErr w:type="spellEnd"/>
-            <w:r>
-              <w:rPr>
-                <w:sz w:val="18"/>
-                <w:szCs w:val="18"/>
-              </w:rPr>
-              <w:t xml:space="preserve"> → write outputs.</w:t>
+              <w:t>Entry point. Parses CLI args. Orchestrates: find_input_file → load_zip_region_lookup → load_csv → glueup_auth → get_all_glueup_members → build_glueup_index → process_rows → write outputs.</w:t>
             </w:r>
           </w:p>
         </w:tc>
       </w:tr>
       <w:tr>
-        <w:tblPrEx>
-          <w:tblCellMar>
-            <w:top w:w="0" w:type="dxa"/>
-            <w:bottom w:w="0" w:type="dxa"/>
-          </w:tblCellMar>
-        </w:tblPrEx>
         <w:tc>
           <w:tcPr>
             <w:tcW w:w="3000" w:type="dxa"/>
@@ -23688,37 +20480,12 @@
             </w:tcMar>
           </w:tcPr>
           <w:p>
-            <w:proofErr w:type="spellStart"/>
-            <w:r>
-              <w:rPr>
-                <w:sz w:val="18"/>
-                <w:szCs w:val="18"/>
-              </w:rPr>
-              <w:t>find_input_</w:t>
-            </w:r>
-            <w:proofErr w:type="gramStart"/>
-            <w:r>
-              <w:rPr>
-                <w:sz w:val="18"/>
-                <w:szCs w:val="18"/>
-              </w:rPr>
-              <w:t>file</w:t>
-            </w:r>
-            <w:proofErr w:type="spellEnd"/>
-            <w:r>
-              <w:rPr>
-                <w:sz w:val="18"/>
-                <w:szCs w:val="18"/>
-              </w:rPr>
-              <w:t>(</w:t>
-            </w:r>
-            <w:proofErr w:type="gramEnd"/>
-            <w:r>
-              <w:rPr>
-                <w:sz w:val="18"/>
-                <w:szCs w:val="18"/>
-              </w:rPr>
-              <w:t>)</w:t>
+            <w:r>
+              <w:rPr>
+                <w:sz w:val="18"/>
+                <w:szCs w:val="18"/>
+              </w:rPr>
+              <w:t>find_input_file()</w:t>
             </w:r>
           </w:p>
         </w:tc>
@@ -23751,12 +20518,6 @@
         </w:tc>
       </w:tr>
       <w:tr>
-        <w:tblPrEx>
-          <w:tblCellMar>
-            <w:top w:w="0" w:type="dxa"/>
-            <w:bottom w:w="0" w:type="dxa"/>
-          </w:tblCellMar>
-        </w:tblPrEx>
         <w:tc>
           <w:tcPr>
             <w:tcW w:w="3000" w:type="dxa"/>
@@ -23775,21 +20536,12 @@
             </w:tcMar>
           </w:tcPr>
           <w:p>
-            <w:proofErr w:type="spellStart"/>
-            <w:r>
-              <w:rPr>
-                <w:sz w:val="18"/>
-                <w:szCs w:val="18"/>
-              </w:rPr>
-              <w:t>load_csv</w:t>
-            </w:r>
-            <w:proofErr w:type="spellEnd"/>
-            <w:r>
-              <w:rPr>
-                <w:sz w:val="18"/>
-                <w:szCs w:val="18"/>
-              </w:rPr>
-              <w:t>(path)</w:t>
+            <w:r>
+              <w:rPr>
+                <w:sz w:val="18"/>
+                <w:szCs w:val="18"/>
+              </w:rPr>
+              <w:t>load_csv(path)</w:t>
             </w:r>
           </w:p>
         </w:tc>
@@ -23816,50 +20568,12 @@
                 <w:sz w:val="18"/>
                 <w:szCs w:val="18"/>
               </w:rPr>
-              <w:t>Reads input CSV. Validates required columns present. Notes optional columns (</w:t>
-            </w:r>
-            <w:proofErr w:type="spellStart"/>
-            <w:r>
-              <w:rPr>
-                <w:sz w:val="18"/>
-                <w:szCs w:val="18"/>
-              </w:rPr>
-              <w:t>Member_Type</w:t>
-            </w:r>
-            <w:proofErr w:type="spellEnd"/>
-            <w:r>
-              <w:rPr>
-                <w:sz w:val="18"/>
-                <w:szCs w:val="18"/>
-              </w:rPr>
-              <w:t xml:space="preserve">) if absent. Returns list of row </w:t>
-            </w:r>
-            <w:proofErr w:type="spellStart"/>
-            <w:r>
-              <w:rPr>
-                <w:sz w:val="18"/>
-                <w:szCs w:val="18"/>
-              </w:rPr>
-              <w:t>dicts</w:t>
-            </w:r>
-            <w:proofErr w:type="spellEnd"/>
-            <w:r>
-              <w:rPr>
-                <w:sz w:val="18"/>
-                <w:szCs w:val="18"/>
-              </w:rPr>
-              <w:t>.</w:t>
+              <w:t>Reads input CSV. Validates required columns present. Notes optional columns (Member_Type) if absent. Returns list of row dicts.</w:t>
             </w:r>
           </w:p>
         </w:tc>
       </w:tr>
       <w:tr>
-        <w:tblPrEx>
-          <w:tblCellMar>
-            <w:top w:w="0" w:type="dxa"/>
-            <w:bottom w:w="0" w:type="dxa"/>
-          </w:tblCellMar>
-        </w:tblPrEx>
         <w:tc>
           <w:tcPr>
             <w:tcW w:w="3000" w:type="dxa"/>
@@ -23878,37 +20592,12 @@
             </w:tcMar>
           </w:tcPr>
           <w:p>
-            <w:proofErr w:type="spellStart"/>
-            <w:r>
-              <w:rPr>
-                <w:sz w:val="18"/>
-                <w:szCs w:val="18"/>
-              </w:rPr>
-              <w:t>glueup_</w:t>
-            </w:r>
-            <w:proofErr w:type="gramStart"/>
-            <w:r>
-              <w:rPr>
-                <w:sz w:val="18"/>
-                <w:szCs w:val="18"/>
-              </w:rPr>
-              <w:t>auth</w:t>
-            </w:r>
-            <w:proofErr w:type="spellEnd"/>
-            <w:r>
-              <w:rPr>
-                <w:sz w:val="18"/>
-                <w:szCs w:val="18"/>
-              </w:rPr>
-              <w:t>(</w:t>
-            </w:r>
-            <w:proofErr w:type="gramEnd"/>
-            <w:r>
-              <w:rPr>
-                <w:sz w:val="18"/>
-                <w:szCs w:val="18"/>
-              </w:rPr>
-              <w:t>)</w:t>
+            <w:r>
+              <w:rPr>
+                <w:sz w:val="18"/>
+                <w:szCs w:val="18"/>
+              </w:rPr>
+              <w:t>glueup_auth()</w:t>
             </w:r>
           </w:p>
         </w:tc>
@@ -23935,43 +20624,12 @@
                 <w:sz w:val="18"/>
                 <w:szCs w:val="18"/>
               </w:rPr>
-              <w:t xml:space="preserve">Reads </w:t>
-            </w:r>
-            <w:proofErr w:type="spellStart"/>
-            <w:r>
-              <w:rPr>
-                <w:sz w:val="18"/>
-                <w:szCs w:val="18"/>
-              </w:rPr>
-              <w:t>glueup_</w:t>
-            </w:r>
-            <w:proofErr w:type="gramStart"/>
-            <w:r>
-              <w:rPr>
-                <w:sz w:val="18"/>
-                <w:szCs w:val="18"/>
-              </w:rPr>
-              <w:t>token.json</w:t>
-            </w:r>
-            <w:proofErr w:type="spellEnd"/>
-            <w:proofErr w:type="gramEnd"/>
-            <w:r>
-              <w:rPr>
-                <w:sz w:val="18"/>
-                <w:szCs w:val="18"/>
-              </w:rPr>
-              <w:t>. Returns auth headers dict. Exits with error if missing or expired (401).</w:t>
+              <w:t>Reads glueup_token.json. Returns auth headers dict. Exits with error if missing or expired (401).</w:t>
             </w:r>
           </w:p>
         </w:tc>
       </w:tr>
       <w:tr>
-        <w:tblPrEx>
-          <w:tblCellMar>
-            <w:top w:w="0" w:type="dxa"/>
-            <w:bottom w:w="0" w:type="dxa"/>
-          </w:tblCellMar>
-        </w:tblPrEx>
         <w:tc>
           <w:tcPr>
             <w:tcW w:w="3000" w:type="dxa"/>
@@ -23990,21 +20648,12 @@
             </w:tcMar>
           </w:tcPr>
           <w:p>
-            <w:proofErr w:type="spellStart"/>
-            <w:r>
-              <w:rPr>
-                <w:sz w:val="18"/>
-                <w:szCs w:val="18"/>
-              </w:rPr>
-              <w:t>get_all_glueup_members</w:t>
-            </w:r>
-            <w:proofErr w:type="spellEnd"/>
-            <w:r>
-              <w:rPr>
-                <w:sz w:val="18"/>
-                <w:szCs w:val="18"/>
-              </w:rPr>
-              <w:t>(auth)</w:t>
+            <w:r>
+              <w:rPr>
+                <w:sz w:val="18"/>
+                <w:szCs w:val="18"/>
+              </w:rPr>
+              <w:t>get_all_glueup_members(auth)</w:t>
             </w:r>
           </w:p>
         </w:tc>
@@ -24031,50 +20680,12 @@
                 <w:sz w:val="18"/>
                 <w:szCs w:val="18"/>
               </w:rPr>
-              <w:t xml:space="preserve">Fetches all </w:t>
-            </w:r>
-            <w:proofErr w:type="spellStart"/>
-            <w:r>
-              <w:rPr>
-                <w:sz w:val="18"/>
-                <w:szCs w:val="18"/>
-              </w:rPr>
-              <w:t>GlueUp</w:t>
-            </w:r>
-            <w:proofErr w:type="spellEnd"/>
-            <w:r>
-              <w:rPr>
-                <w:sz w:val="18"/>
-                <w:szCs w:val="18"/>
-              </w:rPr>
-              <w:t xml:space="preserve"> members via paginated POST /v2/</w:t>
-            </w:r>
-            <w:proofErr w:type="spellStart"/>
-            <w:r>
-              <w:rPr>
-                <w:sz w:val="18"/>
-                <w:szCs w:val="18"/>
-              </w:rPr>
-              <w:t>membershipDirectory</w:t>
-            </w:r>
-            <w:proofErr w:type="spellEnd"/>
-            <w:r>
-              <w:rPr>
-                <w:sz w:val="18"/>
-                <w:szCs w:val="18"/>
-              </w:rPr>
-              <w:t>/members. Returns list of raw records.</w:t>
+              <w:t>Fetches all GlueUp members via paginated POST /v2/membershipDirectory/members. Returns list of raw records.</w:t>
             </w:r>
           </w:p>
         </w:tc>
       </w:tr>
       <w:tr>
-        <w:tblPrEx>
-          <w:tblCellMar>
-            <w:top w:w="0" w:type="dxa"/>
-            <w:bottom w:w="0" w:type="dxa"/>
-          </w:tblCellMar>
-        </w:tblPrEx>
         <w:tc>
           <w:tcPr>
             <w:tcW w:w="3000" w:type="dxa"/>
@@ -24125,50 +20736,12 @@
                 <w:sz w:val="18"/>
                 <w:szCs w:val="18"/>
               </w:rPr>
-              <w:t xml:space="preserve">Unwraps the {membership, </w:t>
-            </w:r>
-            <w:proofErr w:type="spellStart"/>
-            <w:r>
-              <w:rPr>
-                <w:sz w:val="18"/>
-                <w:szCs w:val="18"/>
-              </w:rPr>
-              <w:t>individualMember</w:t>
-            </w:r>
-            <w:proofErr w:type="spellEnd"/>
-            <w:r>
-              <w:rPr>
-                <w:sz w:val="18"/>
-                <w:szCs w:val="18"/>
-              </w:rPr>
-              <w:t xml:space="preserve">} API response envelope to the </w:t>
-            </w:r>
-            <w:proofErr w:type="spellStart"/>
-            <w:r>
-              <w:rPr>
-                <w:sz w:val="18"/>
-                <w:szCs w:val="18"/>
-              </w:rPr>
-              <w:t>individualMember</w:t>
-            </w:r>
-            <w:proofErr w:type="spellEnd"/>
-            <w:r>
-              <w:rPr>
-                <w:sz w:val="18"/>
-                <w:szCs w:val="18"/>
-              </w:rPr>
-              <w:t xml:space="preserve"> dict.</w:t>
+              <w:t>Unwraps the {membership, individualMember} API response envelope to the individualMember dict.</w:t>
             </w:r>
           </w:p>
         </w:tc>
       </w:tr>
       <w:tr>
-        <w:tblPrEx>
-          <w:tblCellMar>
-            <w:top w:w="0" w:type="dxa"/>
-            <w:bottom w:w="0" w:type="dxa"/>
-          </w:tblCellMar>
-        </w:tblPrEx>
         <w:tc>
           <w:tcPr>
             <w:tcW w:w="3000" w:type="dxa"/>
@@ -24187,37 +20760,12 @@
             </w:tcMar>
           </w:tcPr>
           <w:p>
-            <w:proofErr w:type="spellStart"/>
-            <w:r>
-              <w:rPr>
-                <w:sz w:val="18"/>
-                <w:szCs w:val="18"/>
-              </w:rPr>
-              <w:t>build_glueup_index</w:t>
-            </w:r>
-            <w:proofErr w:type="spellEnd"/>
-            <w:r>
-              <w:rPr>
-                <w:sz w:val="18"/>
-                <w:szCs w:val="18"/>
-              </w:rPr>
-              <w:t>(</w:t>
-            </w:r>
-            <w:proofErr w:type="spellStart"/>
-            <w:r>
-              <w:rPr>
-                <w:sz w:val="18"/>
-                <w:szCs w:val="18"/>
-              </w:rPr>
-              <w:t>all_records</w:t>
-            </w:r>
-            <w:proofErr w:type="spellEnd"/>
-            <w:r>
-              <w:rPr>
-                <w:sz w:val="18"/>
-                <w:szCs w:val="18"/>
-              </w:rPr>
-              <w:t>)</w:t>
+            <w:r>
+              <w:rPr>
+                <w:sz w:val="18"/>
+                <w:szCs w:val="18"/>
+              </w:rPr>
+              <w:t>build_glueup_index(all_records)</w:t>
             </w:r>
           </w:p>
         </w:tc>
@@ -24244,66 +20792,12 @@
                 <w:sz w:val="18"/>
                 <w:szCs w:val="18"/>
               </w:rPr>
-              <w:t xml:space="preserve">Builds two </w:t>
-            </w:r>
-            <w:proofErr w:type="spellStart"/>
-            <w:r>
-              <w:rPr>
-                <w:sz w:val="18"/>
-                <w:szCs w:val="18"/>
-              </w:rPr>
-              <w:t>dicts</w:t>
-            </w:r>
-            <w:proofErr w:type="spellEnd"/>
-            <w:r>
-              <w:rPr>
-                <w:sz w:val="18"/>
-                <w:szCs w:val="18"/>
-              </w:rPr>
-              <w:t xml:space="preserve"> from the bulk fetch: </w:t>
-            </w:r>
-            <w:proofErr w:type="spellStart"/>
-            <w:r>
-              <w:rPr>
-                <w:sz w:val="18"/>
-                <w:szCs w:val="18"/>
-              </w:rPr>
-              <w:t>glueup_by_email</w:t>
-            </w:r>
-            <w:proofErr w:type="spellEnd"/>
-            <w:r>
-              <w:rPr>
-                <w:sz w:val="18"/>
-                <w:szCs w:val="18"/>
-              </w:rPr>
-              <w:t xml:space="preserve"> and </w:t>
-            </w:r>
-            <w:proofErr w:type="spellStart"/>
-            <w:r>
-              <w:rPr>
-                <w:sz w:val="18"/>
-                <w:szCs w:val="18"/>
-              </w:rPr>
-              <w:t>glueup_by_member_id</w:t>
-            </w:r>
-            <w:proofErr w:type="spellEnd"/>
-            <w:r>
-              <w:rPr>
-                <w:sz w:val="18"/>
-                <w:szCs w:val="18"/>
-              </w:rPr>
-              <w:t>.</w:t>
+              <w:t>Builds two dicts from the bulk fetch: glueup_by_email and glueup_by_member_id.</w:t>
             </w:r>
           </w:p>
         </w:tc>
       </w:tr>
       <w:tr>
-        <w:tblPrEx>
-          <w:tblCellMar>
-            <w:top w:w="0" w:type="dxa"/>
-            <w:bottom w:w="0" w:type="dxa"/>
-          </w:tblCellMar>
-        </w:tblPrEx>
         <w:tc>
           <w:tcPr>
             <w:tcW w:w="3000" w:type="dxa"/>
@@ -24322,21 +20816,12 @@
             </w:tcMar>
           </w:tcPr>
           <w:p>
-            <w:proofErr w:type="spellStart"/>
-            <w:r>
-              <w:rPr>
-                <w:sz w:val="18"/>
-                <w:szCs w:val="18"/>
-              </w:rPr>
-              <w:t>should_skip</w:t>
-            </w:r>
-            <w:proofErr w:type="spellEnd"/>
-            <w:r>
-              <w:rPr>
-                <w:sz w:val="18"/>
-                <w:szCs w:val="18"/>
-              </w:rPr>
-              <w:t>(row)</w:t>
+            <w:r>
+              <w:rPr>
+                <w:sz w:val="18"/>
+                <w:szCs w:val="18"/>
+              </w:rPr>
+              <w:t>should_skip(row)</w:t>
             </w:r>
           </w:p>
         </w:tc>
@@ -24369,12 +20854,6 @@
         </w:tc>
       </w:tr>
       <w:tr>
-        <w:tblPrEx>
-          <w:tblCellMar>
-            <w:top w:w="0" w:type="dxa"/>
-            <w:bottom w:w="0" w:type="dxa"/>
-          </w:tblCellMar>
-        </w:tblPrEx>
         <w:tc>
           <w:tcPr>
             <w:tcW w:w="3000" w:type="dxa"/>
@@ -24393,21 +20872,12 @@
             </w:tcMar>
           </w:tcPr>
           <w:p>
-            <w:proofErr w:type="spellStart"/>
-            <w:r>
-              <w:rPr>
-                <w:sz w:val="18"/>
-                <w:szCs w:val="18"/>
-              </w:rPr>
-              <w:t>validate_row</w:t>
-            </w:r>
-            <w:proofErr w:type="spellEnd"/>
-            <w:r>
-              <w:rPr>
-                <w:sz w:val="18"/>
-                <w:szCs w:val="18"/>
-              </w:rPr>
-              <w:t>(row)</w:t>
+            <w:r>
+              <w:rPr>
+                <w:sz w:val="18"/>
+                <w:szCs w:val="18"/>
+              </w:rPr>
+              <w:t>validate_row(row)</w:t>
             </w:r>
           </w:p>
         </w:tc>
@@ -24440,12 +20910,6 @@
         </w:tc>
       </w:tr>
       <w:tr>
-        <w:tblPrEx>
-          <w:tblCellMar>
-            <w:top w:w="0" w:type="dxa"/>
-            <w:bottom w:w="0" w:type="dxa"/>
-          </w:tblCellMar>
-        </w:tblPrEx>
         <w:tc>
           <w:tcPr>
             <w:tcW w:w="3000" w:type="dxa"/>
@@ -24464,37 +20928,12 @@
             </w:tcMar>
           </w:tcPr>
           <w:p>
-            <w:proofErr w:type="spellStart"/>
-            <w:r>
-              <w:rPr>
-                <w:sz w:val="18"/>
-                <w:szCs w:val="18"/>
-              </w:rPr>
-              <w:t>make_shadow_email</w:t>
-            </w:r>
-            <w:proofErr w:type="spellEnd"/>
-            <w:r>
-              <w:rPr>
-                <w:sz w:val="18"/>
-                <w:szCs w:val="18"/>
-              </w:rPr>
-              <w:t>(</w:t>
-            </w:r>
-            <w:proofErr w:type="spellStart"/>
-            <w:r>
-              <w:rPr>
-                <w:sz w:val="18"/>
-                <w:szCs w:val="18"/>
-              </w:rPr>
-              <w:t>member_id</w:t>
-            </w:r>
-            <w:proofErr w:type="spellEnd"/>
-            <w:r>
-              <w:rPr>
-                <w:sz w:val="18"/>
-                <w:szCs w:val="18"/>
-              </w:rPr>
-              <w:t>)</w:t>
+            <w:r>
+              <w:rPr>
+                <w:sz w:val="18"/>
+                <w:szCs w:val="18"/>
+              </w:rPr>
+              <w:t>make_shadow_email(member_id)</w:t>
             </w:r>
           </w:p>
         </w:tc>
@@ -24521,50 +20960,12 @@
                 <w:sz w:val="18"/>
                 <w:szCs w:val="18"/>
               </w:rPr>
-              <w:t>Returns id_[</w:t>
-            </w:r>
-            <w:proofErr w:type="spellStart"/>
-            <w:r>
-              <w:rPr>
-                <w:sz w:val="18"/>
-                <w:szCs w:val="18"/>
-              </w:rPr>
-              <w:t>member_</w:t>
-            </w:r>
-            <w:proofErr w:type="gramStart"/>
-            <w:r>
-              <w:rPr>
-                <w:sz w:val="18"/>
-                <w:szCs w:val="18"/>
-              </w:rPr>
-              <w:t>id</w:t>
-            </w:r>
-            <w:proofErr w:type="spellEnd"/>
-            <w:r>
-              <w:rPr>
-                <w:sz w:val="18"/>
-                <w:szCs w:val="18"/>
-              </w:rPr>
-              <w:t>]@</w:t>
-            </w:r>
-            <w:proofErr w:type="gramEnd"/>
-            <w:r>
-              <w:rPr>
-                <w:sz w:val="18"/>
-                <w:szCs w:val="18"/>
-              </w:rPr>
-              <w:t>members.icfwashingtonstate.org.</w:t>
+              <w:t>Returns id_[member_id]@members.icfwashingtonstate.org.</w:t>
             </w:r>
           </w:p>
         </w:tc>
       </w:tr>
       <w:tr>
-        <w:tblPrEx>
-          <w:tblCellMar>
-            <w:top w:w="0" w:type="dxa"/>
-            <w:bottom w:w="0" w:type="dxa"/>
-          </w:tblCellMar>
-        </w:tblPrEx>
         <w:tc>
           <w:tcPr>
             <w:tcW w:w="3000" w:type="dxa"/>
@@ -24583,53 +20984,12 @@
             </w:tcMar>
           </w:tcPr>
           <w:p>
-            <w:proofErr w:type="spellStart"/>
-            <w:r>
-              <w:rPr>
-                <w:sz w:val="18"/>
-                <w:szCs w:val="18"/>
-              </w:rPr>
-              <w:t>extract_glueup_</w:t>
-            </w:r>
-            <w:proofErr w:type="gramStart"/>
-            <w:r>
-              <w:rPr>
-                <w:sz w:val="18"/>
-                <w:szCs w:val="18"/>
-              </w:rPr>
-              <w:t>field</w:t>
-            </w:r>
-            <w:proofErr w:type="spellEnd"/>
-            <w:r>
-              <w:rPr>
-                <w:sz w:val="18"/>
-                <w:szCs w:val="18"/>
-              </w:rPr>
-              <w:t>(</w:t>
-            </w:r>
-            <w:proofErr w:type="gramEnd"/>
-            <w:r>
-              <w:rPr>
-                <w:sz w:val="18"/>
-                <w:szCs w:val="18"/>
-              </w:rPr>
-              <w:t xml:space="preserve">rec, </w:t>
-            </w:r>
-            <w:proofErr w:type="spellStart"/>
-            <w:r>
-              <w:rPr>
-                <w:sz w:val="18"/>
-                <w:szCs w:val="18"/>
-              </w:rPr>
-              <w:t>prop_key</w:t>
-            </w:r>
-            <w:proofErr w:type="spellEnd"/>
-            <w:r>
-              <w:rPr>
-                <w:sz w:val="18"/>
-                <w:szCs w:val="18"/>
-              </w:rPr>
-              <w:t>)</w:t>
+            <w:r>
+              <w:rPr>
+                <w:sz w:val="18"/>
+                <w:szCs w:val="18"/>
+              </w:rPr>
+              <w:t>extract_glueup_field(rec, prop_key)</w:t>
             </w:r>
           </w:p>
         </w:tc>
@@ -24656,84 +21016,12 @@
                 <w:sz w:val="18"/>
                 <w:szCs w:val="18"/>
               </w:rPr>
-              <w:t xml:space="preserve">Extracts a field value from a </w:t>
-            </w:r>
-            <w:proofErr w:type="spellStart"/>
-            <w:r>
-              <w:rPr>
-                <w:sz w:val="18"/>
-                <w:szCs w:val="18"/>
-              </w:rPr>
-              <w:t>GlueUp</w:t>
-            </w:r>
-            <w:proofErr w:type="spellEnd"/>
-            <w:r>
-              <w:rPr>
-                <w:sz w:val="18"/>
-                <w:szCs w:val="18"/>
-              </w:rPr>
-              <w:t xml:space="preserve"> record, handling </w:t>
-            </w:r>
-            <w:proofErr w:type="spellStart"/>
-            <w:proofErr w:type="gramStart"/>
-            <w:r>
-              <w:rPr>
-                <w:sz w:val="18"/>
-                <w:szCs w:val="18"/>
-              </w:rPr>
-              <w:t>address.cityName</w:t>
-            </w:r>
-            <w:proofErr w:type="spellEnd"/>
-            <w:proofErr w:type="gramEnd"/>
-            <w:r>
-              <w:rPr>
-                <w:sz w:val="18"/>
-                <w:szCs w:val="18"/>
-              </w:rPr>
-              <w:t xml:space="preserve">, </w:t>
-            </w:r>
-            <w:proofErr w:type="spellStart"/>
-            <w:r>
-              <w:rPr>
-                <w:sz w:val="18"/>
-                <w:szCs w:val="18"/>
-              </w:rPr>
-              <w:t>dict</w:t>
-            </w:r>
-            <w:proofErr w:type="spellEnd"/>
-            <w:r>
-              <w:rPr>
-                <w:sz w:val="18"/>
-                <w:szCs w:val="18"/>
-              </w:rPr>
-              <w:t>-valued properties, epoch-</w:t>
-            </w:r>
-            <w:proofErr w:type="spellStart"/>
-            <w:r>
-              <w:rPr>
-                <w:sz w:val="18"/>
-                <w:szCs w:val="18"/>
-              </w:rPr>
-              <w:t>ms</w:t>
-            </w:r>
-            <w:proofErr w:type="spellEnd"/>
-            <w:r>
-              <w:rPr>
-                <w:sz w:val="18"/>
-                <w:szCs w:val="18"/>
-              </w:rPr>
-              <w:t xml:space="preserve"> dates, and YYYY-MM-DD dates.</w:t>
+              <w:t>Extracts a field value from a GlueUp record, handling address.cityName, dict-valued properties, epoch-ms dates, and YYYY-MM-DD dates.</w:t>
             </w:r>
           </w:p>
         </w:tc>
       </w:tr>
       <w:tr>
-        <w:tblPrEx>
-          <w:tblCellMar>
-            <w:top w:w="0" w:type="dxa"/>
-            <w:bottom w:w="0" w:type="dxa"/>
-          </w:tblCellMar>
-        </w:tblPrEx>
         <w:tc>
           <w:tcPr>
             <w:tcW w:w="3000" w:type="dxa"/>
@@ -24757,39 +21045,7 @@
                 <w:sz w:val="18"/>
                 <w:szCs w:val="18"/>
               </w:rPr>
-              <w:t>_</w:t>
-            </w:r>
-            <w:proofErr w:type="spellStart"/>
-            <w:r>
-              <w:rPr>
-                <w:sz w:val="18"/>
-                <w:szCs w:val="18"/>
-              </w:rPr>
-              <w:t>extract_prop_value</w:t>
-            </w:r>
-            <w:proofErr w:type="spellEnd"/>
-            <w:r>
-              <w:rPr>
-                <w:sz w:val="18"/>
-                <w:szCs w:val="18"/>
-              </w:rPr>
-              <w:t>(</w:t>
-            </w:r>
-            <w:proofErr w:type="spellStart"/>
-            <w:r>
-              <w:rPr>
-                <w:sz w:val="18"/>
-                <w:szCs w:val="18"/>
-              </w:rPr>
-              <w:t>val</w:t>
-            </w:r>
-            <w:proofErr w:type="spellEnd"/>
-            <w:r>
-              <w:rPr>
-                <w:sz w:val="18"/>
-                <w:szCs w:val="18"/>
-              </w:rPr>
-              <w:t>)</w:t>
+              <w:t>_extract_prop_value(val)</w:t>
             </w:r>
           </w:p>
         </w:tc>
@@ -24816,66 +21072,12 @@
                 <w:sz w:val="18"/>
                 <w:szCs w:val="18"/>
               </w:rPr>
-              <w:t xml:space="preserve">Handles </w:t>
-            </w:r>
-            <w:proofErr w:type="spellStart"/>
-            <w:r>
-              <w:rPr>
-                <w:sz w:val="18"/>
-                <w:szCs w:val="18"/>
-              </w:rPr>
-              <w:t>GlueUp</w:t>
-            </w:r>
-            <w:proofErr w:type="spellEnd"/>
-            <w:r>
-              <w:rPr>
-                <w:sz w:val="18"/>
-                <w:szCs w:val="18"/>
-              </w:rPr>
-              <w:t xml:space="preserve"> single-select property </w:t>
-            </w:r>
-            <w:proofErr w:type="spellStart"/>
-            <w:r>
-              <w:rPr>
-                <w:sz w:val="18"/>
-                <w:szCs w:val="18"/>
-              </w:rPr>
-              <w:t>dicts</w:t>
-            </w:r>
-            <w:proofErr w:type="spellEnd"/>
-            <w:r>
-              <w:rPr>
-                <w:sz w:val="18"/>
-                <w:szCs w:val="18"/>
-              </w:rPr>
-              <w:t xml:space="preserve"> ({code, title}), epoch-</w:t>
-            </w:r>
-            <w:proofErr w:type="spellStart"/>
-            <w:r>
-              <w:rPr>
-                <w:sz w:val="18"/>
-                <w:szCs w:val="18"/>
-              </w:rPr>
-              <w:t>ms</w:t>
-            </w:r>
-            <w:proofErr w:type="spellEnd"/>
-            <w:r>
-              <w:rPr>
-                <w:sz w:val="18"/>
-                <w:szCs w:val="18"/>
-              </w:rPr>
-              <w:t xml:space="preserve"> timestamps, YYYY-MM-DD strings.</w:t>
+              <w:t>Handles GlueUp single-select property dicts ({code, title}), epoch-ms timestamps, YYYY-MM-DD strings.</w:t>
             </w:r>
           </w:p>
         </w:tc>
       </w:tr>
       <w:tr>
-        <w:tblPrEx>
-          <w:tblCellMar>
-            <w:top w:w="0" w:type="dxa"/>
-            <w:bottom w:w="0" w:type="dxa"/>
-          </w:tblCellMar>
-        </w:tblPrEx>
         <w:tc>
           <w:tcPr>
             <w:tcW w:w="3000" w:type="dxa"/>
@@ -24894,37 +21096,13 @@
             </w:tcMar>
           </w:tcPr>
           <w:p>
-            <w:proofErr w:type="spellStart"/>
-            <w:r>
-              <w:rPr>
-                <w:sz w:val="18"/>
-                <w:szCs w:val="18"/>
-              </w:rPr>
-              <w:t>normalize_for_</w:t>
-            </w:r>
-            <w:proofErr w:type="gramStart"/>
-            <w:r>
-              <w:rPr>
-                <w:sz w:val="18"/>
-                <w:szCs w:val="18"/>
-              </w:rPr>
-              <w:t>compare</w:t>
-            </w:r>
-            <w:proofErr w:type="spellEnd"/>
-            <w:r>
-              <w:rPr>
-                <w:sz w:val="18"/>
-                <w:szCs w:val="18"/>
-              </w:rPr>
-              <w:t>(</w:t>
-            </w:r>
-            <w:proofErr w:type="gramEnd"/>
-            <w:r>
-              <w:rPr>
-                <w:sz w:val="18"/>
-                <w:szCs w:val="18"/>
-              </w:rPr>
-              <w:t>value, transform)</w:t>
+            <w:r>
+              <w:rPr>
+                <w:sz w:val="18"/>
+                <w:szCs w:val="18"/>
+              </w:rPr>
+              <w:lastRenderedPageBreak/>
+              <w:t>normalize_for_compare(value, transform)</w:t>
             </w:r>
           </w:p>
         </w:tc>
@@ -24946,48 +21124,17 @@
             </w:tcMar>
           </w:tcPr>
           <w:p>
-            <w:proofErr w:type="spellStart"/>
-            <w:r>
-              <w:rPr>
-                <w:sz w:val="18"/>
-                <w:szCs w:val="18"/>
-              </w:rPr>
-              <w:t>Normalises</w:t>
-            </w:r>
-            <w:proofErr w:type="spellEnd"/>
-            <w:r>
-              <w:rPr>
-                <w:sz w:val="18"/>
-                <w:szCs w:val="18"/>
-              </w:rPr>
-              <w:t xml:space="preserve"> values for comparison: lower, date (→YYYY-MM-DD), autorenewal (yes/no). Treats </w:t>
-            </w:r>
-            <w:proofErr w:type="spellStart"/>
-            <w:r>
-              <w:rPr>
-                <w:sz w:val="18"/>
-                <w:szCs w:val="18"/>
-              </w:rPr>
-              <w:t>GlueUp</w:t>
-            </w:r>
-            <w:proofErr w:type="spellEnd"/>
-            <w:r>
-              <w:rPr>
-                <w:sz w:val="18"/>
-                <w:szCs w:val="18"/>
-              </w:rPr>
-              <w:t xml:space="preserve"> 'none'/'unspecified' as blank.</w:t>
+            <w:r>
+              <w:rPr>
+                <w:sz w:val="18"/>
+                <w:szCs w:val="18"/>
+              </w:rPr>
+              <w:t>Normalises values for comparison: lower, date (→YYYY-MM-DD), autorenewal (yes/no). Treats GlueUp 'none'/'unspecified' as blank.</w:t>
             </w:r>
           </w:p>
         </w:tc>
       </w:tr>
       <w:tr>
-        <w:tblPrEx>
-          <w:tblCellMar>
-            <w:top w:w="0" w:type="dxa"/>
-            <w:bottom w:w="0" w:type="dxa"/>
-          </w:tblCellMar>
-        </w:tblPrEx>
         <w:tc>
           <w:tcPr>
             <w:tcW w:w="3000" w:type="dxa"/>
@@ -25006,53 +21153,12 @@
             </w:tcMar>
           </w:tcPr>
           <w:p>
-            <w:proofErr w:type="spellStart"/>
-            <w:r>
-              <w:rPr>
-                <w:sz w:val="18"/>
-                <w:szCs w:val="18"/>
-              </w:rPr>
-              <w:t>compare_</w:t>
-            </w:r>
-            <w:proofErr w:type="gramStart"/>
-            <w:r>
-              <w:rPr>
-                <w:sz w:val="18"/>
-                <w:szCs w:val="18"/>
-              </w:rPr>
-              <w:t>record</w:t>
-            </w:r>
-            <w:proofErr w:type="spellEnd"/>
-            <w:r>
-              <w:rPr>
-                <w:sz w:val="18"/>
-                <w:szCs w:val="18"/>
-              </w:rPr>
-              <w:t>(</w:t>
-            </w:r>
-            <w:proofErr w:type="gramEnd"/>
-            <w:r>
-              <w:rPr>
-                <w:sz w:val="18"/>
-                <w:szCs w:val="18"/>
-              </w:rPr>
-              <w:t xml:space="preserve">row, </w:t>
-            </w:r>
-            <w:proofErr w:type="spellStart"/>
-            <w:r>
-              <w:rPr>
-                <w:sz w:val="18"/>
-                <w:szCs w:val="18"/>
-              </w:rPr>
-              <w:t>glueup_rec</w:t>
-            </w:r>
-            <w:proofErr w:type="spellEnd"/>
-            <w:r>
-              <w:rPr>
-                <w:sz w:val="18"/>
-                <w:szCs w:val="18"/>
-              </w:rPr>
-              <w:t>, email)</w:t>
+            <w:r>
+              <w:rPr>
+                <w:sz w:val="18"/>
+                <w:szCs w:val="18"/>
+              </w:rPr>
+              <w:t>compare_record(row, glueup_rec, email)</w:t>
             </w:r>
           </w:p>
         </w:tc>
@@ -25079,34 +21185,12 @@
                 <w:sz w:val="18"/>
                 <w:szCs w:val="18"/>
               </w:rPr>
-              <w:t xml:space="preserve">Field-by-field diff with non-overwrite rule: ICF blank + </w:t>
-            </w:r>
-            <w:proofErr w:type="spellStart"/>
-            <w:r>
-              <w:rPr>
-                <w:sz w:val="18"/>
-                <w:szCs w:val="18"/>
-              </w:rPr>
-              <w:t>GlueUp</w:t>
-            </w:r>
-            <w:proofErr w:type="spellEnd"/>
-            <w:r>
-              <w:rPr>
-                <w:sz w:val="18"/>
-                <w:szCs w:val="18"/>
-              </w:rPr>
-              <w:t xml:space="preserve"> has value → not a difference.</w:t>
+              <w:t>Field-by-field diff with non-overwrite rule: ICF blank + GlueUp has value → not a difference.</w:t>
             </w:r>
           </w:p>
         </w:tc>
       </w:tr>
       <w:tr>
-        <w:tblPrEx>
-          <w:tblCellMar>
-            <w:top w:w="0" w:type="dxa"/>
-            <w:bottom w:w="0" w:type="dxa"/>
-          </w:tblCellMar>
-        </w:tblPrEx>
         <w:tc>
           <w:tcPr>
             <w:tcW w:w="3000" w:type="dxa"/>
@@ -25125,53 +21209,12 @@
             </w:tcMar>
           </w:tcPr>
           <w:p>
-            <w:proofErr w:type="spellStart"/>
-            <w:r>
-              <w:rPr>
-                <w:sz w:val="18"/>
-                <w:szCs w:val="18"/>
-              </w:rPr>
-              <w:t>build_contact_</w:t>
-            </w:r>
-            <w:proofErr w:type="gramStart"/>
-            <w:r>
-              <w:rPr>
-                <w:sz w:val="18"/>
-                <w:szCs w:val="18"/>
-              </w:rPr>
-              <w:t>row</w:t>
-            </w:r>
-            <w:proofErr w:type="spellEnd"/>
-            <w:r>
-              <w:rPr>
-                <w:sz w:val="18"/>
-                <w:szCs w:val="18"/>
-              </w:rPr>
-              <w:t>(</w:t>
-            </w:r>
-            <w:proofErr w:type="gramEnd"/>
-            <w:r>
-              <w:rPr>
-                <w:sz w:val="18"/>
-                <w:szCs w:val="18"/>
-              </w:rPr>
-              <w:t xml:space="preserve">row, </w:t>
-            </w:r>
-            <w:proofErr w:type="spellStart"/>
-            <w:r>
-              <w:rPr>
-                <w:sz w:val="18"/>
-                <w:szCs w:val="18"/>
-              </w:rPr>
-              <w:t>glueup_rec</w:t>
-            </w:r>
-            <w:proofErr w:type="spellEnd"/>
-            <w:r>
-              <w:rPr>
-                <w:sz w:val="18"/>
-                <w:szCs w:val="18"/>
-              </w:rPr>
-              <w:t>, ...)</w:t>
+            <w:r>
+              <w:rPr>
+                <w:sz w:val="18"/>
+                <w:szCs w:val="18"/>
+              </w:rPr>
+              <w:t>build_contact_row(row, glueup_rec, ...)</w:t>
             </w:r>
           </w:p>
         </w:tc>
@@ -25204,12 +21247,6 @@
         </w:tc>
       </w:tr>
       <w:tr>
-        <w:tblPrEx>
-          <w:tblCellMar>
-            <w:top w:w="0" w:type="dxa"/>
-            <w:bottom w:w="0" w:type="dxa"/>
-          </w:tblCellMar>
-        </w:tblPrEx>
         <w:tc>
           <w:tcPr>
             <w:tcW w:w="3000" w:type="dxa"/>
@@ -25228,54 +21265,12 @@
             </w:tcMar>
           </w:tcPr>
           <w:p>
-            <w:proofErr w:type="spellStart"/>
-            <w:r>
-              <w:rPr>
-                <w:sz w:val="18"/>
-                <w:szCs w:val="18"/>
-              </w:rPr>
-              <w:lastRenderedPageBreak/>
-              <w:t>build_membership_</w:t>
-            </w:r>
-            <w:proofErr w:type="gramStart"/>
-            <w:r>
-              <w:rPr>
-                <w:sz w:val="18"/>
-                <w:szCs w:val="18"/>
-              </w:rPr>
-              <w:t>row</w:t>
-            </w:r>
-            <w:proofErr w:type="spellEnd"/>
-            <w:r>
-              <w:rPr>
-                <w:sz w:val="18"/>
-                <w:szCs w:val="18"/>
-              </w:rPr>
-              <w:t>(</w:t>
-            </w:r>
-            <w:proofErr w:type="gramEnd"/>
-            <w:r>
-              <w:rPr>
-                <w:sz w:val="18"/>
-                <w:szCs w:val="18"/>
-              </w:rPr>
-              <w:t xml:space="preserve">row, </w:t>
-            </w:r>
-            <w:proofErr w:type="spellStart"/>
-            <w:r>
-              <w:rPr>
-                <w:sz w:val="18"/>
-                <w:szCs w:val="18"/>
-              </w:rPr>
-              <w:t>glueup_rec</w:t>
-            </w:r>
-            <w:proofErr w:type="spellEnd"/>
-            <w:r>
-              <w:rPr>
-                <w:sz w:val="18"/>
-                <w:szCs w:val="18"/>
-              </w:rPr>
-              <w:t>, ...)</w:t>
+            <w:r>
+              <w:rPr>
+                <w:sz w:val="18"/>
+                <w:szCs w:val="18"/>
+              </w:rPr>
+              <w:t>build_membership_row(row, glueup_rec, ...)</w:t>
             </w:r>
           </w:p>
         </w:tc>
@@ -25308,12 +21303,6 @@
         </w:tc>
       </w:tr>
       <w:tr>
-        <w:tblPrEx>
-          <w:tblCellMar>
-            <w:top w:w="0" w:type="dxa"/>
-            <w:bottom w:w="0" w:type="dxa"/>
-          </w:tblCellMar>
-        </w:tblPrEx>
         <w:tc>
           <w:tcPr>
             <w:tcW w:w="3000" w:type="dxa"/>
@@ -25332,37 +21321,12 @@
             </w:tcMar>
           </w:tcPr>
           <w:p>
-            <w:proofErr w:type="spellStart"/>
-            <w:r>
-              <w:rPr>
-                <w:sz w:val="18"/>
-                <w:szCs w:val="18"/>
-              </w:rPr>
-              <w:t>expand_state</w:t>
-            </w:r>
-            <w:proofErr w:type="spellEnd"/>
-            <w:r>
-              <w:rPr>
-                <w:sz w:val="18"/>
-                <w:szCs w:val="18"/>
-              </w:rPr>
-              <w:t>(</w:t>
-            </w:r>
-            <w:proofErr w:type="spellStart"/>
-            <w:r>
-              <w:rPr>
-                <w:sz w:val="18"/>
-                <w:szCs w:val="18"/>
-              </w:rPr>
-              <w:t>state_code</w:t>
-            </w:r>
-            <w:proofErr w:type="spellEnd"/>
-            <w:r>
-              <w:rPr>
-                <w:sz w:val="18"/>
-                <w:szCs w:val="18"/>
-              </w:rPr>
-              <w:t>)</w:t>
+            <w:r>
+              <w:rPr>
+                <w:sz w:val="18"/>
+                <w:szCs w:val="18"/>
+              </w:rPr>
+              <w:t>expand_state(state_code)</w:t>
             </w:r>
           </w:p>
         </w:tc>
@@ -25395,12 +21359,6 @@
         </w:tc>
       </w:tr>
       <w:tr>
-        <w:tblPrEx>
-          <w:tblCellMar>
-            <w:top w:w="0" w:type="dxa"/>
-            <w:bottom w:w="0" w:type="dxa"/>
-          </w:tblCellMar>
-        </w:tblPrEx>
         <w:tc>
           <w:tcPr>
             <w:tcW w:w="3000" w:type="dxa"/>
@@ -25419,53 +21377,12 @@
             </w:tcMar>
           </w:tcPr>
           <w:p>
-            <w:proofErr w:type="spellStart"/>
-            <w:r>
-              <w:rPr>
-                <w:sz w:val="18"/>
-                <w:szCs w:val="18"/>
-              </w:rPr>
-              <w:t>get_local_</w:t>
-            </w:r>
-            <w:proofErr w:type="gramStart"/>
-            <w:r>
-              <w:rPr>
-                <w:sz w:val="18"/>
-                <w:szCs w:val="18"/>
-              </w:rPr>
-              <w:t>region</w:t>
-            </w:r>
-            <w:proofErr w:type="spellEnd"/>
-            <w:r>
-              <w:rPr>
-                <w:sz w:val="18"/>
-                <w:szCs w:val="18"/>
-              </w:rPr>
-              <w:t>(</w:t>
-            </w:r>
-            <w:proofErr w:type="gramEnd"/>
-            <w:r>
-              <w:rPr>
-                <w:sz w:val="18"/>
-                <w:szCs w:val="18"/>
-              </w:rPr>
-              <w:t xml:space="preserve">city, </w:t>
-            </w:r>
-            <w:proofErr w:type="spellStart"/>
-            <w:r>
-              <w:rPr>
-                <w:sz w:val="18"/>
-                <w:szCs w:val="18"/>
-              </w:rPr>
-              <w:t>zip_code</w:t>
-            </w:r>
-            <w:proofErr w:type="spellEnd"/>
-            <w:r>
-              <w:rPr>
-                <w:sz w:val="18"/>
-                <w:szCs w:val="18"/>
-              </w:rPr>
-              <w:t>)</w:t>
+            <w:r>
+              <w:rPr>
+                <w:sz w:val="18"/>
+                <w:szCs w:val="18"/>
+              </w:rPr>
+              <w:t>get_local_region(city, zip_code)</w:t>
             </w:r>
           </w:p>
         </w:tc>
@@ -25498,12 +21415,6 @@
         </w:tc>
       </w:tr>
       <w:tr>
-        <w:tblPrEx>
-          <w:tblCellMar>
-            <w:top w:w="0" w:type="dxa"/>
-            <w:bottom w:w="0" w:type="dxa"/>
-          </w:tblCellMar>
-        </w:tblPrEx>
         <w:tc>
           <w:tcPr>
             <w:tcW w:w="3000" w:type="dxa"/>
@@ -25522,37 +21433,12 @@
             </w:tcMar>
           </w:tcPr>
           <w:p>
-            <w:proofErr w:type="spellStart"/>
-            <w:r>
-              <w:rPr>
-                <w:sz w:val="18"/>
-                <w:szCs w:val="18"/>
-              </w:rPr>
-              <w:t>load_zip_region_</w:t>
-            </w:r>
-            <w:proofErr w:type="gramStart"/>
-            <w:r>
-              <w:rPr>
-                <w:sz w:val="18"/>
-                <w:szCs w:val="18"/>
-              </w:rPr>
-              <w:t>lookup</w:t>
-            </w:r>
-            <w:proofErr w:type="spellEnd"/>
-            <w:r>
-              <w:rPr>
-                <w:sz w:val="18"/>
-                <w:szCs w:val="18"/>
-              </w:rPr>
-              <w:t>(</w:t>
-            </w:r>
-            <w:proofErr w:type="gramEnd"/>
-            <w:r>
-              <w:rPr>
-                <w:sz w:val="18"/>
-                <w:szCs w:val="18"/>
-              </w:rPr>
-              <w:t>)</w:t>
+            <w:r>
+              <w:rPr>
+                <w:sz w:val="18"/>
+                <w:szCs w:val="18"/>
+              </w:rPr>
+              <w:t>load_zip_region_lookup()</w:t>
             </w:r>
           </w:p>
         </w:tc>
@@ -25585,12 +21471,6 @@
         </w:tc>
       </w:tr>
       <w:tr>
-        <w:tblPrEx>
-          <w:tblCellMar>
-            <w:top w:w="0" w:type="dxa"/>
-            <w:bottom w:w="0" w:type="dxa"/>
-          </w:tblCellMar>
-        </w:tblPrEx>
         <w:tc>
           <w:tcPr>
             <w:tcW w:w="3000" w:type="dxa"/>
@@ -25609,37 +21489,12 @@
             </w:tcMar>
           </w:tcPr>
           <w:p>
-            <w:proofErr w:type="spellStart"/>
-            <w:r>
-              <w:rPr>
-                <w:sz w:val="18"/>
-                <w:szCs w:val="18"/>
-              </w:rPr>
-              <w:t>write_import_</w:t>
-            </w:r>
-            <w:proofErr w:type="gramStart"/>
-            <w:r>
-              <w:rPr>
-                <w:sz w:val="18"/>
-                <w:szCs w:val="18"/>
-              </w:rPr>
-              <w:t>xlsx</w:t>
-            </w:r>
-            <w:proofErr w:type="spellEnd"/>
-            <w:r>
-              <w:rPr>
-                <w:sz w:val="18"/>
-                <w:szCs w:val="18"/>
-              </w:rPr>
-              <w:t>(</w:t>
-            </w:r>
-            <w:proofErr w:type="gramEnd"/>
-            <w:r>
-              <w:rPr>
-                <w:sz w:val="18"/>
-                <w:szCs w:val="18"/>
-              </w:rPr>
-              <w:t>rows, path, fieldnames)</w:t>
+            <w:r>
+              <w:rPr>
+                <w:sz w:val="18"/>
+                <w:szCs w:val="18"/>
+              </w:rPr>
+              <w:t>write_import_xlsx(rows, path, fieldnames)</w:t>
             </w:r>
           </w:p>
         </w:tc>
@@ -25672,12 +21527,6 @@
         </w:tc>
       </w:tr>
       <w:tr>
-        <w:tblPrEx>
-          <w:tblCellMar>
-            <w:top w:w="0" w:type="dxa"/>
-            <w:bottom w:w="0" w:type="dxa"/>
-          </w:tblCellMar>
-        </w:tblPrEx>
         <w:tc>
           <w:tcPr>
             <w:tcW w:w="3000" w:type="dxa"/>
@@ -25696,37 +21545,12 @@
             </w:tcMar>
           </w:tcPr>
           <w:p>
-            <w:proofErr w:type="spellStart"/>
-            <w:r>
-              <w:rPr>
-                <w:sz w:val="18"/>
-                <w:szCs w:val="18"/>
-              </w:rPr>
-              <w:t>write_comparison_</w:t>
-            </w:r>
-            <w:proofErr w:type="gramStart"/>
-            <w:r>
-              <w:rPr>
-                <w:sz w:val="18"/>
-                <w:szCs w:val="18"/>
-              </w:rPr>
-              <w:t>report</w:t>
-            </w:r>
-            <w:proofErr w:type="spellEnd"/>
-            <w:r>
-              <w:rPr>
-                <w:sz w:val="18"/>
-                <w:szCs w:val="18"/>
-              </w:rPr>
-              <w:t>(</w:t>
-            </w:r>
-            <w:proofErr w:type="gramEnd"/>
-            <w:r>
-              <w:rPr>
-                <w:sz w:val="18"/>
-                <w:szCs w:val="18"/>
-              </w:rPr>
-              <w:t>data, path)</w:t>
+            <w:r>
+              <w:rPr>
+                <w:sz w:val="18"/>
+                <w:szCs w:val="18"/>
+              </w:rPr>
+              <w:t>write_comparison_report(data, path)</w:t>
             </w:r>
           </w:p>
         </w:tc>
@@ -25753,34 +21577,12 @@
                 <w:sz w:val="18"/>
                 <w:szCs w:val="18"/>
               </w:rPr>
-              <w:t xml:space="preserve">Writes Summary, Detail, Changed tabs with </w:t>
-            </w:r>
-            <w:proofErr w:type="spellStart"/>
-            <w:r>
-              <w:rPr>
-                <w:sz w:val="18"/>
-                <w:szCs w:val="18"/>
-              </w:rPr>
-              <w:t>colour</w:t>
-            </w:r>
-            <w:proofErr w:type="spellEnd"/>
-            <w:r>
-              <w:rPr>
-                <w:sz w:val="18"/>
-                <w:szCs w:val="18"/>
-              </w:rPr>
-              <w:t xml:space="preserve"> coding.</w:t>
+              <w:t>Writes Summary, Detail, Changed tabs with colour coding.</w:t>
             </w:r>
           </w:p>
         </w:tc>
       </w:tr>
       <w:tr>
-        <w:tblPrEx>
-          <w:tblCellMar>
-            <w:top w:w="0" w:type="dxa"/>
-            <w:bottom w:w="0" w:type="dxa"/>
-          </w:tblCellMar>
-        </w:tblPrEx>
         <w:tc>
           <w:tcPr>
             <w:tcW w:w="3000" w:type="dxa"/>
@@ -25799,46 +21601,12 @@
             </w:tcMar>
           </w:tcPr>
           <w:p>
-            <w:proofErr w:type="spellStart"/>
-            <w:r>
-              <w:rPr>
-                <w:sz w:val="18"/>
-                <w:szCs w:val="18"/>
-              </w:rPr>
-              <w:t>write_duplicate_</w:t>
-            </w:r>
-            <w:proofErr w:type="gramStart"/>
-            <w:r>
-              <w:rPr>
-                <w:sz w:val="18"/>
-                <w:szCs w:val="18"/>
-              </w:rPr>
-              <w:t>report</w:t>
-            </w:r>
-            <w:proofErr w:type="spellEnd"/>
-            <w:r>
-              <w:rPr>
-                <w:sz w:val="18"/>
-                <w:szCs w:val="18"/>
-              </w:rPr>
-              <w:t>(</w:t>
-            </w:r>
-            <w:proofErr w:type="spellStart"/>
-            <w:proofErr w:type="gramEnd"/>
-            <w:r>
-              <w:rPr>
-                <w:sz w:val="18"/>
-                <w:szCs w:val="18"/>
-              </w:rPr>
-              <w:t>all_glueup</w:t>
-            </w:r>
-            <w:proofErr w:type="spellEnd"/>
-            <w:r>
-              <w:rPr>
-                <w:sz w:val="18"/>
-                <w:szCs w:val="18"/>
-              </w:rPr>
-              <w:t>, path)</w:t>
+            <w:r>
+              <w:rPr>
+                <w:sz w:val="18"/>
+                <w:szCs w:val="18"/>
+              </w:rPr>
+              <w:t>write_duplicate_report(all_glueup, path)</w:t>
             </w:r>
           </w:p>
         </w:tc>
@@ -25865,34 +21633,12 @@
                 <w:sz w:val="18"/>
                 <w:szCs w:val="18"/>
               </w:rPr>
-              <w:t xml:space="preserve">Groups by </w:t>
-            </w:r>
-            <w:proofErr w:type="spellStart"/>
-            <w:r>
-              <w:rPr>
-                <w:sz w:val="18"/>
-                <w:szCs w:val="18"/>
-              </w:rPr>
-              <w:t>icfmemberid</w:t>
-            </w:r>
-            <w:proofErr w:type="spellEnd"/>
-            <w:r>
-              <w:rPr>
-                <w:sz w:val="18"/>
-                <w:szCs w:val="18"/>
-              </w:rPr>
-              <w:t>; flags duplicates KEEP / REVIEW — CANCEL IN GLUEUP.</w:t>
+              <w:t>Groups by icfmemberid; flags duplicates KEEP / REVIEW — CANCEL IN GLUEUP.</w:t>
             </w:r>
           </w:p>
         </w:tc>
       </w:tr>
       <w:tr>
-        <w:tblPrEx>
-          <w:tblCellMar>
-            <w:top w:w="0" w:type="dxa"/>
-            <w:bottom w:w="0" w:type="dxa"/>
-          </w:tblCellMar>
-        </w:tblPrEx>
         <w:tc>
           <w:tcPr>
             <w:tcW w:w="3000" w:type="dxa"/>
@@ -25911,69 +21657,12 @@
             </w:tcMar>
           </w:tcPr>
           <w:p>
-            <w:proofErr w:type="spellStart"/>
-            <w:r>
-              <w:rPr>
-                <w:sz w:val="18"/>
-                <w:szCs w:val="18"/>
-              </w:rPr>
-              <w:t>process_</w:t>
-            </w:r>
-            <w:proofErr w:type="gramStart"/>
-            <w:r>
-              <w:rPr>
-                <w:sz w:val="18"/>
-                <w:szCs w:val="18"/>
-              </w:rPr>
-              <w:t>rows</w:t>
-            </w:r>
-            <w:proofErr w:type="spellEnd"/>
-            <w:r>
-              <w:rPr>
-                <w:sz w:val="18"/>
-                <w:szCs w:val="18"/>
-              </w:rPr>
-              <w:t>(</w:t>
-            </w:r>
-            <w:proofErr w:type="gramEnd"/>
-            <w:r>
-              <w:rPr>
-                <w:sz w:val="18"/>
-                <w:szCs w:val="18"/>
-              </w:rPr>
-              <w:t xml:space="preserve">rows, </w:t>
-            </w:r>
-            <w:proofErr w:type="spellStart"/>
-            <w:r>
-              <w:rPr>
-                <w:sz w:val="18"/>
-                <w:szCs w:val="18"/>
-              </w:rPr>
-              <w:t>by_email</w:t>
-            </w:r>
-            <w:proofErr w:type="spellEnd"/>
-            <w:r>
-              <w:rPr>
-                <w:sz w:val="18"/>
-                <w:szCs w:val="18"/>
-              </w:rPr>
-              <w:t xml:space="preserve">, </w:t>
-            </w:r>
-            <w:proofErr w:type="spellStart"/>
-            <w:r>
-              <w:rPr>
-                <w:sz w:val="18"/>
-                <w:szCs w:val="18"/>
-              </w:rPr>
-              <w:t>by_member_id</w:t>
-            </w:r>
-            <w:proofErr w:type="spellEnd"/>
-            <w:r>
-              <w:rPr>
-                <w:sz w:val="18"/>
-                <w:szCs w:val="18"/>
-              </w:rPr>
-              <w:t>)</w:t>
+            <w:r>
+              <w:rPr>
+                <w:sz w:val="18"/>
+                <w:szCs w:val="18"/>
+              </w:rPr>
+              <w:t>process_rows(rows, by_email, by_member_id)</w:t>
             </w:r>
           </w:p>
         </w:tc>
@@ -26006,12 +21695,6 @@
         </w:tc>
       </w:tr>
       <w:tr>
-        <w:tblPrEx>
-          <w:tblCellMar>
-            <w:top w:w="0" w:type="dxa"/>
-            <w:bottom w:w="0" w:type="dxa"/>
-          </w:tblCellMar>
-        </w:tblPrEx>
         <w:tc>
           <w:tcPr>
             <w:tcW w:w="3000" w:type="dxa"/>
@@ -26030,21 +21713,12 @@
             </w:tcMar>
           </w:tcPr>
           <w:p>
-            <w:proofErr w:type="spellStart"/>
-            <w:r>
-              <w:rPr>
-                <w:sz w:val="18"/>
-                <w:szCs w:val="18"/>
-              </w:rPr>
-              <w:t>save_log</w:t>
-            </w:r>
-            <w:proofErr w:type="spellEnd"/>
-            <w:r>
-              <w:rPr>
-                <w:sz w:val="18"/>
-                <w:szCs w:val="18"/>
-              </w:rPr>
-              <w:t>(path)</w:t>
+            <w:r>
+              <w:rPr>
+                <w:sz w:val="18"/>
+                <w:szCs w:val="18"/>
+              </w:rPr>
+              <w:t>save_log(path)</w:t>
             </w:r>
           </w:p>
         </w:tc>
@@ -26071,34 +21745,12 @@
                 <w:sz w:val="18"/>
                 <w:szCs w:val="18"/>
               </w:rPr>
-              <w:t xml:space="preserve">Writes all log lines to </w:t>
-            </w:r>
-            <w:proofErr w:type="spellStart"/>
-            <w:r>
-              <w:rPr>
-                <w:sz w:val="18"/>
-                <w:szCs w:val="18"/>
-              </w:rPr>
-              <w:t>run_log</w:t>
-            </w:r>
-            <w:proofErr w:type="spellEnd"/>
-            <w:r>
-              <w:rPr>
-                <w:sz w:val="18"/>
-                <w:szCs w:val="18"/>
-              </w:rPr>
-              <w:t>_*.txt.</w:t>
+              <w:t>Writes all log lines to run_log_*.txt.</w:t>
             </w:r>
           </w:p>
         </w:tc>
       </w:tr>
       <w:tr>
-        <w:tblPrEx>
-          <w:tblCellMar>
-            <w:top w:w="0" w:type="dxa"/>
-            <w:bottom w:w="0" w:type="dxa"/>
-          </w:tblCellMar>
-        </w:tblPrEx>
         <w:tc>
           <w:tcPr>
             <w:tcW w:w="3000" w:type="dxa"/>
@@ -26117,21 +21769,12 @@
             </w:tcMar>
           </w:tcPr>
           <w:p>
-            <w:proofErr w:type="spellStart"/>
-            <w:r>
-              <w:rPr>
-                <w:sz w:val="18"/>
-                <w:szCs w:val="18"/>
-              </w:rPr>
-              <w:t>upload_to_drive</w:t>
-            </w:r>
-            <w:proofErr w:type="spellEnd"/>
-            <w:r>
-              <w:rPr>
-                <w:sz w:val="18"/>
-                <w:szCs w:val="18"/>
-              </w:rPr>
-              <w:t>(files)</w:t>
+            <w:r>
+              <w:rPr>
+                <w:sz w:val="18"/>
+                <w:szCs w:val="18"/>
+              </w:rPr>
+              <w:t>upload_to_drive(files)</w:t>
             </w:r>
           </w:p>
         </w:tc>
@@ -26158,96 +21801,7 @@
                 <w:sz w:val="18"/>
                 <w:szCs w:val="18"/>
               </w:rPr>
-              <w:t>Authenticates to Google Drive via OAuth 2.0 (</w:t>
-            </w:r>
-            <w:proofErr w:type="spellStart"/>
-            <w:proofErr w:type="gramStart"/>
-            <w:r>
-              <w:rPr>
-                <w:sz w:val="18"/>
-                <w:szCs w:val="18"/>
-              </w:rPr>
-              <w:t>credentials.json</w:t>
-            </w:r>
-            <w:proofErr w:type="spellEnd"/>
-            <w:proofErr w:type="gramEnd"/>
-            <w:r>
-              <w:rPr>
-                <w:sz w:val="18"/>
-                <w:szCs w:val="18"/>
-              </w:rPr>
-              <w:t xml:space="preserve"> / </w:t>
-            </w:r>
-            <w:proofErr w:type="spellStart"/>
-            <w:r>
-              <w:rPr>
-                <w:sz w:val="18"/>
-                <w:szCs w:val="18"/>
-              </w:rPr>
-              <w:t>drive_</w:t>
-            </w:r>
-            <w:proofErr w:type="gramStart"/>
-            <w:r>
-              <w:rPr>
-                <w:sz w:val="18"/>
-                <w:szCs w:val="18"/>
-              </w:rPr>
-              <w:t>token.json</w:t>
-            </w:r>
-            <w:proofErr w:type="spellEnd"/>
-            <w:proofErr w:type="gramEnd"/>
-            <w:r>
-              <w:rPr>
-                <w:sz w:val="18"/>
-                <w:szCs w:val="18"/>
-              </w:rPr>
-              <w:t xml:space="preserve">). Creates a dated </w:t>
-            </w:r>
-            <w:proofErr w:type="spellStart"/>
-            <w:r>
-              <w:rPr>
-                <w:sz w:val="18"/>
-                <w:szCs w:val="18"/>
-              </w:rPr>
-              <w:t>Sync_YYYYMMDD_HHMM</w:t>
-            </w:r>
-            <w:proofErr w:type="spellEnd"/>
-            <w:r>
-              <w:rPr>
-                <w:sz w:val="18"/>
-                <w:szCs w:val="18"/>
-              </w:rPr>
-              <w:t xml:space="preserve"> subfolder inside DRIVE_FOLDER_ID. Uploads all five output files into that subfolder. Logs the folder link. </w:t>
-            </w:r>
-            <w:r>
-              <w:rPr>
-                <w:sz w:val="18"/>
-                <w:szCs w:val="18"/>
-              </w:rPr>
-              <w:t xml:space="preserve">The flag </w:t>
-            </w:r>
-            <w:proofErr w:type="spellStart"/>
-            <w:r>
-              <w:rPr>
-                <w:sz w:val="18"/>
-                <w:szCs w:val="18"/>
-              </w:rPr>
-              <w:t>supportsAllDrives</w:t>
-            </w:r>
-            <w:proofErr w:type="spellEnd"/>
-            <w:r>
-              <w:rPr>
-                <w:sz w:val="18"/>
-                <w:szCs w:val="18"/>
-              </w:rPr>
-              <w:t xml:space="preserve">=True is included for both the subfolder creation call and each file upload. </w:t>
-            </w:r>
-            <w:r>
-              <w:rPr>
-                <w:sz w:val="18"/>
-                <w:szCs w:val="18"/>
-              </w:rPr>
-              <w:t>On any failure, logs the error and continues — output files are always written locally.</w:t>
+              <w:t>Authenticates to Google Drive via OAuth 2.0 (credentials.json / drive_token.json). Creates a dated Sync_YYYYMMDD_HHMM subfolder inside DRIVE_FOLDER_ID. Uploads all five output files into that subfolder. Logs the folder link. The flag supportsAllDrives=True is included for both the subfolder creation call and each file upload. On any failure, logs the error and continues — output files are always written locally.</w:t>
             </w:r>
           </w:p>
         </w:tc>
@@ -26284,13 +21838,8 @@
         </w:numPr>
         <w:spacing w:after="80"/>
       </w:pPr>
-      <w:proofErr w:type="spellStart"/>
       <w:r>
-        <w:t>GlueUp</w:t>
-      </w:r>
-      <w:proofErr w:type="spellEnd"/>
-      <w:r>
-        <w:t xml:space="preserve"> 401 Unauthorized: exit immediately with message to run GetToken.py.</w:t>
+        <w:t>GlueUp 401 Unauthorized: exit immediately with message to run GetToken.py.</w:t>
       </w:r>
     </w:p>
     <w:p>
@@ -26302,13 +21851,8 @@
         </w:numPr>
         <w:spacing w:after="80"/>
       </w:pPr>
-      <w:proofErr w:type="spellStart"/>
       <w:r>
-        <w:t>GlueUp</w:t>
-      </w:r>
-      <w:proofErr w:type="spellEnd"/>
-      <w:r>
-        <w:t xml:space="preserve"> API errors (non-200): log warning, treat member as NEW, continue.</w:t>
+        <w:t>GlueUp API errors (non-200): log warning, treat member as NEW, continue.</w:t>
       </w:r>
     </w:p>
     <w:p>
@@ -26334,15 +21878,7 @@
         <w:spacing w:after="80"/>
       </w:pPr>
       <w:r>
-        <w:t xml:space="preserve">ZipCodes_Areas_CCC.xlsx </w:t>
-      </w:r>
-      <w:proofErr w:type="gramStart"/>
-      <w:r>
-        <w:t>missing:</w:t>
-      </w:r>
-      <w:proofErr w:type="gramEnd"/>
-      <w:r>
-        <w:t xml:space="preserve"> log warning, all members get 'No Region', continue.</w:t>
+        <w:t>ZipCodes_Areas_CCC.xlsx missing: log warning, all members get 'No Region', continue.</w:t>
       </w:r>
     </w:p>
     <w:p>
@@ -26385,16 +21921,10 @@
         <w:tblLook w:val="04A0" w:firstRow="1" w:lastRow="0" w:firstColumn="1" w:lastColumn="0" w:noHBand="0" w:noVBand="1"/>
       </w:tblPr>
       <w:tblGrid>
-        <w:gridCol w:w="1077"/>
-        <w:gridCol w:w="8283"/>
+        <w:gridCol w:w="1177"/>
+        <w:gridCol w:w="8183"/>
       </w:tblGrid>
       <w:tr>
-        <w:tblPrEx>
-          <w:tblCellMar>
-            <w:top w:w="0" w:type="dxa"/>
-            <w:bottom w:w="0" w:type="dxa"/>
-          </w:tblCellMar>
-        </w:tblPrEx>
         <w:trPr>
           <w:tblHeader/>
         </w:trPr>
@@ -26458,12 +21988,6 @@
         </w:tc>
       </w:tr>
       <w:tr>
-        <w:tblPrEx>
-          <w:tblCellMar>
-            <w:top w:w="0" w:type="dxa"/>
-            <w:bottom w:w="0" w:type="dxa"/>
-          </w:tblCellMar>
-        </w:tblPrEx>
         <w:tc>
           <w:tcPr>
             <w:tcW w:w="1000" w:type="dxa"/>
@@ -26520,12 +22044,6 @@
         </w:tc>
       </w:tr>
       <w:tr>
-        <w:tblPrEx>
-          <w:tblCellMar>
-            <w:top w:w="0" w:type="dxa"/>
-            <w:bottom w:w="0" w:type="dxa"/>
-          </w:tblCellMar>
-        </w:tblPrEx>
         <w:tc>
           <w:tcPr>
             <w:tcW w:w="1000" w:type="dxa"/>
@@ -26576,34 +22094,12 @@
                 <w:sz w:val="18"/>
                 <w:szCs w:val="18"/>
               </w:rPr>
-              <w:t xml:space="preserve">Auto-discovery of activemembers*.csv (most recently modified). Column names fixed to match actual Make output. </w:t>
-            </w:r>
-            <w:proofErr w:type="spellStart"/>
-            <w:r>
-              <w:rPr>
-                <w:sz w:val="18"/>
-                <w:szCs w:val="18"/>
-              </w:rPr>
-              <w:t>Member_Type</w:t>
-            </w:r>
-            <w:proofErr w:type="spellEnd"/>
-            <w:r>
-              <w:rPr>
-                <w:sz w:val="18"/>
-                <w:szCs w:val="18"/>
-              </w:rPr>
-              <w:t xml:space="preserve"> made optional.</w:t>
+              <w:t>Auto-discovery of activemembers*.csv (most recently modified). Column names fixed to match actual Make output. Member_Type made optional.</w:t>
             </w:r>
           </w:p>
         </w:tc>
       </w:tr>
       <w:tr>
-        <w:tblPrEx>
-          <w:tblCellMar>
-            <w:top w:w="0" w:type="dxa"/>
-            <w:bottom w:w="0" w:type="dxa"/>
-          </w:tblCellMar>
-        </w:tblPrEx>
         <w:tc>
           <w:tcPr>
             <w:tcW w:w="1000" w:type="dxa"/>
@@ -26654,34 +22150,12 @@
                 <w:sz w:val="18"/>
                 <w:szCs w:val="18"/>
               </w:rPr>
-              <w:t xml:space="preserve">Fixed --dry-run bypassing </w:t>
-            </w:r>
-            <w:proofErr w:type="spellStart"/>
-            <w:r>
-              <w:rPr>
-                <w:sz w:val="18"/>
-                <w:szCs w:val="18"/>
-              </w:rPr>
-              <w:t>GlueUp</w:t>
-            </w:r>
-            <w:proofErr w:type="spellEnd"/>
-            <w:r>
-              <w:rPr>
-                <w:sz w:val="18"/>
-                <w:szCs w:val="18"/>
-              </w:rPr>
-              <w:t xml:space="preserve"> lookups. Dry run now performs lookups but skips file writes.</w:t>
+              <w:t>Fixed --dry-run bypassing GlueUp lookups. Dry run now performs lookups but skips file writes.</w:t>
             </w:r>
           </w:p>
         </w:tc>
       </w:tr>
       <w:tr>
-        <w:tblPrEx>
-          <w:tblCellMar>
-            <w:top w:w="0" w:type="dxa"/>
-            <w:bottom w:w="0" w:type="dxa"/>
-          </w:tblCellMar>
-        </w:tblPrEx>
         <w:tc>
           <w:tcPr>
             <w:tcW w:w="1000" w:type="dxa"/>
@@ -26705,6 +22179,7 @@
                 <w:sz w:val="18"/>
                 <w:szCs w:val="18"/>
               </w:rPr>
+              <w:lastRenderedPageBreak/>
               <w:t>1.3</w:t>
             </w:r>
           </w:p>
@@ -26738,12 +22213,6 @@
         </w:tc>
       </w:tr>
       <w:tr>
-        <w:tblPrEx>
-          <w:tblCellMar>
-            <w:top w:w="0" w:type="dxa"/>
-            <w:bottom w:w="0" w:type="dxa"/>
-          </w:tblCellMar>
-        </w:tblPrEx>
         <w:tc>
           <w:tcPr>
             <w:tcW w:w="1000" w:type="dxa"/>
@@ -26800,12 +22269,6 @@
         </w:tc>
       </w:tr>
       <w:tr>
-        <w:tblPrEx>
-          <w:tblCellMar>
-            <w:top w:w="0" w:type="dxa"/>
-            <w:bottom w:w="0" w:type="dxa"/>
-          </w:tblCellMar>
-        </w:tblPrEx>
         <w:tc>
           <w:tcPr>
             <w:tcW w:w="1000" w:type="dxa"/>
@@ -26856,34 +22319,12 @@
                 <w:sz w:val="18"/>
                 <w:szCs w:val="18"/>
               </w:rPr>
-              <w:t xml:space="preserve">Added First/Last Name to membership import row (required by </w:t>
-            </w:r>
-            <w:proofErr w:type="spellStart"/>
-            <w:r>
-              <w:rPr>
-                <w:sz w:val="18"/>
-                <w:szCs w:val="18"/>
-              </w:rPr>
-              <w:t>GlueUp</w:t>
-            </w:r>
-            <w:proofErr w:type="spellEnd"/>
-            <w:r>
-              <w:rPr>
-                <w:sz w:val="18"/>
-                <w:szCs w:val="18"/>
-              </w:rPr>
-              <w:t xml:space="preserve"> for record matching).</w:t>
+              <w:t>Added First/Last Name to membership import row (required by GlueUp for record matching).</w:t>
             </w:r>
           </w:p>
         </w:tc>
       </w:tr>
       <w:tr>
-        <w:tblPrEx>
-          <w:tblCellMar>
-            <w:top w:w="0" w:type="dxa"/>
-            <w:bottom w:w="0" w:type="dxa"/>
-          </w:tblCellMar>
-        </w:tblPrEx>
         <w:tc>
           <w:tcPr>
             <w:tcW w:w="1000" w:type="dxa"/>
@@ -26934,66 +22375,12 @@
                 <w:sz w:val="18"/>
                 <w:szCs w:val="18"/>
               </w:rPr>
-              <w:t xml:space="preserve">Fixed </w:t>
-            </w:r>
-            <w:proofErr w:type="spellStart"/>
-            <w:r>
-              <w:rPr>
-                <w:sz w:val="18"/>
-                <w:szCs w:val="18"/>
-              </w:rPr>
-              <w:t>build_glueup_index</w:t>
-            </w:r>
-            <w:proofErr w:type="spellEnd"/>
-            <w:r>
-              <w:rPr>
-                <w:sz w:val="18"/>
-                <w:szCs w:val="18"/>
-              </w:rPr>
-              <w:t xml:space="preserve"> to unwrap {membership, </w:t>
-            </w:r>
-            <w:proofErr w:type="spellStart"/>
-            <w:r>
-              <w:rPr>
-                <w:sz w:val="18"/>
-                <w:szCs w:val="18"/>
-              </w:rPr>
-              <w:t>individualMember</w:t>
-            </w:r>
-            <w:proofErr w:type="spellEnd"/>
-            <w:r>
-              <w:rPr>
-                <w:sz w:val="18"/>
-                <w:szCs w:val="18"/>
-              </w:rPr>
-              <w:t xml:space="preserve">} API response envelope. Fixed </w:t>
-            </w:r>
-            <w:proofErr w:type="spellStart"/>
-            <w:r>
-              <w:rPr>
-                <w:sz w:val="18"/>
-                <w:szCs w:val="18"/>
-              </w:rPr>
-              <w:t>icfimportdate</w:t>
-            </w:r>
-            <w:proofErr w:type="spellEnd"/>
-            <w:r>
-              <w:rPr>
-                <w:sz w:val="18"/>
-                <w:szCs w:val="18"/>
-              </w:rPr>
-              <w:t xml:space="preserve"> YYYY-MM-DD parsing.</w:t>
+              <w:t>Fixed build_glueup_index to unwrap {membership, individualMember} API response envelope. Fixed icfimportdate YYYY-MM-DD parsing.</w:t>
             </w:r>
           </w:p>
         </w:tc>
       </w:tr>
       <w:tr>
-        <w:tblPrEx>
-          <w:tblCellMar>
-            <w:top w:w="0" w:type="dxa"/>
-            <w:bottom w:w="0" w:type="dxa"/>
-          </w:tblCellMar>
-        </w:tblPrEx>
         <w:tc>
           <w:tcPr>
             <w:tcW w:w="1000" w:type="dxa"/>
@@ -27017,7 +22404,6 @@
                 <w:sz w:val="18"/>
                 <w:szCs w:val="18"/>
               </w:rPr>
-              <w:lastRenderedPageBreak/>
               <w:t>1.7</w:t>
             </w:r>
           </w:p>
@@ -27051,12 +22437,6 @@
         </w:tc>
       </w:tr>
       <w:tr>
-        <w:tblPrEx>
-          <w:tblCellMar>
-            <w:top w:w="0" w:type="dxa"/>
-            <w:bottom w:w="0" w:type="dxa"/>
-          </w:tblCellMar>
-        </w:tblPrEx>
         <w:tc>
           <w:tcPr>
             <w:tcW w:w="1000" w:type="dxa"/>
@@ -27107,102 +22487,12 @@
                 <w:sz w:val="18"/>
                 <w:szCs w:val="18"/>
               </w:rPr>
-              <w:t xml:space="preserve">Fixed </w:t>
-            </w:r>
-            <w:proofErr w:type="spellStart"/>
-            <w:r>
-              <w:rPr>
-                <w:sz w:val="18"/>
-                <w:szCs w:val="18"/>
-              </w:rPr>
-              <w:t>extract_glueup_field</w:t>
-            </w:r>
-            <w:proofErr w:type="spellEnd"/>
-            <w:r>
-              <w:rPr>
-                <w:sz w:val="18"/>
-                <w:szCs w:val="18"/>
-              </w:rPr>
-              <w:t xml:space="preserve">: </w:t>
-            </w:r>
-            <w:proofErr w:type="spellStart"/>
-            <w:r>
-              <w:rPr>
-                <w:sz w:val="18"/>
-                <w:szCs w:val="18"/>
-              </w:rPr>
-              <w:t>dict</w:t>
-            </w:r>
-            <w:proofErr w:type="spellEnd"/>
-            <w:r>
-              <w:rPr>
-                <w:sz w:val="18"/>
-                <w:szCs w:val="18"/>
-              </w:rPr>
-              <w:t xml:space="preserve">-valued properties (credential, auto renewal) now extract code value. Fixed </w:t>
-            </w:r>
-            <w:proofErr w:type="spellStart"/>
-            <w:proofErr w:type="gramStart"/>
-            <w:r>
-              <w:rPr>
-                <w:sz w:val="18"/>
-                <w:szCs w:val="18"/>
-              </w:rPr>
-              <w:t>address.cityName</w:t>
-            </w:r>
-            <w:proofErr w:type="spellEnd"/>
-            <w:proofErr w:type="gramEnd"/>
-            <w:r>
-              <w:rPr>
-                <w:sz w:val="18"/>
-                <w:szCs w:val="18"/>
-              </w:rPr>
-              <w:t xml:space="preserve"> lookup (was </w:t>
-            </w:r>
-            <w:proofErr w:type="spellStart"/>
-            <w:proofErr w:type="gramStart"/>
-            <w:r>
-              <w:rPr>
-                <w:sz w:val="18"/>
-                <w:szCs w:val="18"/>
-              </w:rPr>
-              <w:t>address.city</w:t>
-            </w:r>
-            <w:proofErr w:type="spellEnd"/>
-            <w:proofErr w:type="gramEnd"/>
-            <w:r>
-              <w:rPr>
-                <w:sz w:val="18"/>
-                <w:szCs w:val="18"/>
-              </w:rPr>
-              <w:t xml:space="preserve">). Fixed city </w:t>
-            </w:r>
-            <w:proofErr w:type="gramStart"/>
-            <w:r>
-              <w:rPr>
-                <w:sz w:val="18"/>
-                <w:szCs w:val="18"/>
-              </w:rPr>
-              <w:t>false-CHANGED</w:t>
-            </w:r>
-            <w:proofErr w:type="gramEnd"/>
-            <w:r>
-              <w:rPr>
-                <w:sz w:val="18"/>
-                <w:szCs w:val="18"/>
-              </w:rPr>
-              <w:t>. Rebuilt both import templates to match exact column count and order from sample files (33 contact, 34 membership).</w:t>
+              <w:t>Fixed extract_glueup_field: dict-valued properties (credential, auto renewal) now extract code value. Fixed address.cityName lookup (was address.city). Fixed city false-CHANGED. Rebuilt both import templates to match exact column count and order from sample files (33 contact, 34 membership).</w:t>
             </w:r>
           </w:p>
         </w:tc>
       </w:tr>
       <w:tr>
-        <w:tblPrEx>
-          <w:tblCellMar>
-            <w:top w:w="0" w:type="dxa"/>
-            <w:bottom w:w="0" w:type="dxa"/>
-          </w:tblCellMar>
-        </w:tblPrEx>
         <w:tc>
           <w:tcPr>
             <w:tcW w:w="1000" w:type="dxa"/>
@@ -27259,12 +22549,6 @@
         </w:tc>
       </w:tr>
       <w:tr>
-        <w:tblPrEx>
-          <w:tblCellMar>
-            <w:top w:w="0" w:type="dxa"/>
-            <w:bottom w:w="0" w:type="dxa"/>
-          </w:tblCellMar>
-        </w:tblPrEx>
         <w:tc>
           <w:tcPr>
             <w:tcW w:w="1000" w:type="dxa"/>
@@ -27315,34 +22599,12 @@
                 <w:sz w:val="18"/>
                 <w:szCs w:val="18"/>
               </w:rPr>
-              <w:t xml:space="preserve">Restored all template columns in both import files (blank for ignored). </w:t>
-            </w:r>
-            <w:proofErr w:type="spellStart"/>
-            <w:r>
-              <w:rPr>
-                <w:sz w:val="18"/>
-                <w:szCs w:val="18"/>
-              </w:rPr>
-              <w:t>GlueUp</w:t>
-            </w:r>
-            <w:proofErr w:type="spellEnd"/>
-            <w:r>
-              <w:rPr>
-                <w:sz w:val="18"/>
-                <w:szCs w:val="18"/>
-              </w:rPr>
-              <w:t xml:space="preserve"> requires all columns present regardless of content.</w:t>
+              <w:t>Restored all template columns in both import files (blank for ignored). GlueUp requires all columns present regardless of content.</w:t>
             </w:r>
           </w:p>
         </w:tc>
       </w:tr>
       <w:tr>
-        <w:tblPrEx>
-          <w:tblCellMar>
-            <w:top w:w="0" w:type="dxa"/>
-            <w:bottom w:w="0" w:type="dxa"/>
-          </w:tblCellMar>
-        </w:tblPrEx>
         <w:tc>
           <w:tcPr>
             <w:tcW w:w="1000" w:type="dxa"/>
@@ -27393,70 +22655,12 @@
                 <w:sz w:val="18"/>
                 <w:szCs w:val="18"/>
               </w:rPr>
-              <w:t xml:space="preserve">Fixed </w:t>
-            </w:r>
-            <w:proofErr w:type="spellStart"/>
-            <w:proofErr w:type="gramStart"/>
-            <w:r>
-              <w:rPr>
-                <w:sz w:val="18"/>
-                <w:szCs w:val="18"/>
-              </w:rPr>
-              <w:t>address.cityName</w:t>
-            </w:r>
-            <w:proofErr w:type="spellEnd"/>
-            <w:proofErr w:type="gramEnd"/>
-            <w:r>
-              <w:rPr>
-                <w:sz w:val="18"/>
-                <w:szCs w:val="18"/>
-              </w:rPr>
-              <w:t xml:space="preserve"> (was </w:t>
-            </w:r>
-            <w:proofErr w:type="spellStart"/>
-            <w:proofErr w:type="gramStart"/>
-            <w:r>
-              <w:rPr>
-                <w:sz w:val="18"/>
-                <w:szCs w:val="18"/>
-              </w:rPr>
-              <w:t>address.city</w:t>
-            </w:r>
-            <w:proofErr w:type="spellEnd"/>
-            <w:proofErr w:type="gramEnd"/>
-            <w:r>
-              <w:rPr>
-                <w:sz w:val="18"/>
-                <w:szCs w:val="18"/>
-              </w:rPr>
-              <w:t xml:space="preserve">). Fixed </w:t>
-            </w:r>
-            <w:proofErr w:type="spellStart"/>
-            <w:r>
-              <w:rPr>
-                <w:sz w:val="18"/>
-                <w:szCs w:val="18"/>
-              </w:rPr>
-              <w:t>icfimportdate</w:t>
-            </w:r>
-            <w:proofErr w:type="spellEnd"/>
-            <w:r>
-              <w:rPr>
-                <w:sz w:val="18"/>
-                <w:szCs w:val="18"/>
-              </w:rPr>
-              <w:t xml:space="preserve"> dual-format parsing for duplicate report.</w:t>
+              <w:t>Fixed address.cityName (was address.city). Fixed icfimportdate dual-format parsing for duplicate report.</w:t>
             </w:r>
           </w:p>
         </w:tc>
       </w:tr>
       <w:tr>
-        <w:tblPrEx>
-          <w:tblCellMar>
-            <w:top w:w="0" w:type="dxa"/>
-            <w:bottom w:w="0" w:type="dxa"/>
-          </w:tblCellMar>
-        </w:tblPrEx>
         <w:tc>
           <w:tcPr>
             <w:tcW w:w="1000" w:type="dxa"/>
@@ -27507,34 +22711,12 @@
                 <w:sz w:val="18"/>
                 <w:szCs w:val="18"/>
               </w:rPr>
-              <w:t xml:space="preserve">Added non-overwrite rule: ICF blank + </w:t>
-            </w:r>
-            <w:proofErr w:type="spellStart"/>
-            <w:r>
-              <w:rPr>
-                <w:sz w:val="18"/>
-                <w:szCs w:val="18"/>
-              </w:rPr>
-              <w:t>GlueUp</w:t>
-            </w:r>
-            <w:proofErr w:type="spellEnd"/>
-            <w:r>
-              <w:rPr>
-                <w:sz w:val="18"/>
-                <w:szCs w:val="18"/>
-              </w:rPr>
-              <w:t xml:space="preserve"> has value → treated as equal. Prevents blanking historical credential dates.</w:t>
+              <w:t>Added non-overwrite rule: ICF blank + GlueUp has value → treated as equal. Prevents blanking historical credential dates.</w:t>
             </w:r>
           </w:p>
         </w:tc>
       </w:tr>
       <w:tr>
-        <w:tblPrEx>
-          <w:tblCellMar>
-            <w:top w:w="0" w:type="dxa"/>
-            <w:bottom w:w="0" w:type="dxa"/>
-          </w:tblCellMar>
-        </w:tblPrEx>
         <w:tc>
           <w:tcPr>
             <w:tcW w:w="1000" w:type="dxa"/>
@@ -27591,12 +22773,6 @@
         </w:tc>
       </w:tr>
       <w:tr>
-        <w:tblPrEx>
-          <w:tblCellMar>
-            <w:top w:w="0" w:type="dxa"/>
-            <w:bottom w:w="0" w:type="dxa"/>
-          </w:tblCellMar>
-        </w:tblPrEx>
         <w:tc>
           <w:tcPr>
             <w:tcW w:w="1000" w:type="dxa"/>
@@ -27653,12 +22829,6 @@
         </w:tc>
       </w:tr>
       <w:tr>
-        <w:tblPrEx>
-          <w:tblCellMar>
-            <w:top w:w="0" w:type="dxa"/>
-            <w:bottom w:w="0" w:type="dxa"/>
-          </w:tblCellMar>
-        </w:tblPrEx>
         <w:tc>
           <w:tcPr>
             <w:tcW w:w="1000" w:type="dxa"/>
@@ -27709,34 +22879,12 @@
                 <w:sz w:val="18"/>
                 <w:szCs w:val="18"/>
               </w:rPr>
-              <w:t xml:space="preserve">Added First/Last Name to membership import row (required by </w:t>
-            </w:r>
-            <w:proofErr w:type="spellStart"/>
-            <w:r>
-              <w:rPr>
-                <w:sz w:val="18"/>
-                <w:szCs w:val="18"/>
-              </w:rPr>
-              <w:t>GlueUp</w:t>
-            </w:r>
-            <w:proofErr w:type="spellEnd"/>
-            <w:r>
-              <w:rPr>
-                <w:sz w:val="18"/>
-                <w:szCs w:val="18"/>
-              </w:rPr>
-              <w:t xml:space="preserve"> for record matching, confirmed by test import).</w:t>
+              <w:t>Added First/Last Name to membership import row (required by GlueUp for record matching, confirmed by test import).</w:t>
             </w:r>
           </w:p>
         </w:tc>
       </w:tr>
       <w:tr>
-        <w:tblPrEx>
-          <w:tblCellMar>
-            <w:top w:w="0" w:type="dxa"/>
-            <w:bottom w:w="0" w:type="dxa"/>
-          </w:tblCellMar>
-        </w:tblPrEx>
         <w:tc>
           <w:tcPr>
             <w:tcW w:w="1000" w:type="dxa"/>
@@ -27793,12 +22941,6 @@
         </w:tc>
       </w:tr>
       <w:tr>
-        <w:tblPrEx>
-          <w:tblCellMar>
-            <w:top w:w="0" w:type="dxa"/>
-            <w:bottom w:w="0" w:type="dxa"/>
-          </w:tblCellMar>
-        </w:tblPrEx>
         <w:tc>
           <w:tcPr>
             <w:tcW w:w="1000" w:type="dxa"/>
@@ -27849,50 +22991,12 @@
                 <w:sz w:val="18"/>
                 <w:szCs w:val="18"/>
               </w:rPr>
-              <w:t xml:space="preserve">Added </w:t>
-            </w:r>
-            <w:proofErr w:type="spellStart"/>
-            <w:r>
-              <w:rPr>
-                <w:sz w:val="18"/>
-                <w:szCs w:val="18"/>
-              </w:rPr>
-              <w:t>validate_</w:t>
-            </w:r>
-            <w:proofErr w:type="gramStart"/>
-            <w:r>
-              <w:rPr>
-                <w:sz w:val="18"/>
-                <w:szCs w:val="18"/>
-              </w:rPr>
-              <w:t>row</w:t>
-            </w:r>
-            <w:proofErr w:type="spellEnd"/>
-            <w:r>
-              <w:rPr>
-                <w:sz w:val="18"/>
-                <w:szCs w:val="18"/>
-              </w:rPr>
-              <w:t>(</w:t>
-            </w:r>
-            <w:proofErr w:type="gramEnd"/>
-            <w:r>
-              <w:rPr>
-                <w:sz w:val="18"/>
-                <w:szCs w:val="18"/>
-              </w:rPr>
-              <w:t>): hard-skip rows with column shifts, bad dates, invalid credentials, non-numeric member IDs, malformed emails. Catches international address format issues (Estonian column shift pattern).</w:t>
+              <w:t>Added validate_row(): hard-skip rows with column shifts, bad dates, invalid credentials, non-numeric member IDs, malformed emails. Catches international address format issues (Estonian column shift pattern).</w:t>
             </w:r>
           </w:p>
         </w:tc>
       </w:tr>
       <w:tr>
-        <w:tblPrEx>
-          <w:tblCellMar>
-            <w:top w:w="0" w:type="dxa"/>
-            <w:bottom w:w="0" w:type="dxa"/>
-          </w:tblCellMar>
-        </w:tblPrEx>
         <w:tc>
           <w:tcPr>
             <w:tcW w:w="1080" w:type="dxa"/>
@@ -27943,141 +23047,124 @@
                 <w:sz w:val="18"/>
                 <w:szCs w:val="18"/>
               </w:rPr>
-              <w:t>Implemented Google Drive upload. DRIVE_FOLDER_ID set to Sync Output folder (1BQ53mlYzkl3N5wz6AiTZm1kDpibempJy). Added _</w:t>
-            </w:r>
-            <w:proofErr w:type="spellStart"/>
-            <w:r>
-              <w:rPr>
-                <w:sz w:val="18"/>
-                <w:szCs w:val="18"/>
-              </w:rPr>
-              <w:t>get_drive_</w:t>
-            </w:r>
-            <w:proofErr w:type="gramStart"/>
-            <w:r>
-              <w:rPr>
-                <w:sz w:val="18"/>
-                <w:szCs w:val="18"/>
-              </w:rPr>
-              <w:t>service</w:t>
-            </w:r>
-            <w:proofErr w:type="spellEnd"/>
-            <w:r>
-              <w:rPr>
-                <w:sz w:val="18"/>
-                <w:szCs w:val="18"/>
-              </w:rPr>
-              <w:t>(</w:t>
-            </w:r>
-            <w:proofErr w:type="gramEnd"/>
-            <w:r>
-              <w:rPr>
-                <w:sz w:val="18"/>
-                <w:szCs w:val="18"/>
-              </w:rPr>
-              <w:t xml:space="preserve">) (OAuth 2.0 via </w:t>
-            </w:r>
-            <w:proofErr w:type="spellStart"/>
-            <w:proofErr w:type="gramStart"/>
-            <w:r>
-              <w:rPr>
-                <w:sz w:val="18"/>
-                <w:szCs w:val="18"/>
-              </w:rPr>
-              <w:t>credentials.json</w:t>
-            </w:r>
-            <w:proofErr w:type="spellEnd"/>
-            <w:proofErr w:type="gramEnd"/>
-            <w:r>
-              <w:rPr>
-                <w:sz w:val="18"/>
-                <w:szCs w:val="18"/>
-              </w:rPr>
-              <w:t xml:space="preserve"> / </w:t>
-            </w:r>
-            <w:proofErr w:type="spellStart"/>
-            <w:r>
-              <w:rPr>
-                <w:sz w:val="18"/>
-                <w:szCs w:val="18"/>
-              </w:rPr>
-              <w:t>drive_</w:t>
-            </w:r>
-            <w:proofErr w:type="gramStart"/>
-            <w:r>
-              <w:rPr>
-                <w:sz w:val="18"/>
-                <w:szCs w:val="18"/>
-              </w:rPr>
-              <w:t>token.json</w:t>
-            </w:r>
-            <w:proofErr w:type="spellEnd"/>
-            <w:proofErr w:type="gramEnd"/>
-            <w:r>
-              <w:rPr>
-                <w:sz w:val="18"/>
-                <w:szCs w:val="18"/>
-              </w:rPr>
-              <w:t xml:space="preserve">) and </w:t>
-            </w:r>
-            <w:proofErr w:type="spellStart"/>
-            <w:r>
-              <w:rPr>
-                <w:sz w:val="18"/>
-                <w:szCs w:val="18"/>
-              </w:rPr>
-              <w:t>upload_to_</w:t>
-            </w:r>
-            <w:proofErr w:type="gramStart"/>
-            <w:r>
-              <w:rPr>
-                <w:sz w:val="18"/>
-                <w:szCs w:val="18"/>
-              </w:rPr>
-              <w:t>drive</w:t>
-            </w:r>
-            <w:proofErr w:type="spellEnd"/>
-            <w:r>
-              <w:rPr>
-                <w:sz w:val="18"/>
-                <w:szCs w:val="18"/>
-              </w:rPr>
-              <w:t>(</w:t>
-            </w:r>
-            <w:proofErr w:type="gramEnd"/>
-            <w:r>
-              <w:rPr>
-                <w:sz w:val="18"/>
-                <w:szCs w:val="18"/>
-              </w:rPr>
-              <w:t xml:space="preserve">) (creates </w:t>
-            </w:r>
-            <w:proofErr w:type="spellStart"/>
-            <w:r>
-              <w:rPr>
-                <w:sz w:val="18"/>
-                <w:szCs w:val="18"/>
-              </w:rPr>
-              <w:t>Sync_YYYYMMDD_HHMM</w:t>
-            </w:r>
-            <w:proofErr w:type="spellEnd"/>
-            <w:r>
-              <w:rPr>
-                <w:sz w:val="18"/>
-                <w:szCs w:val="18"/>
-              </w:rPr>
-              <w:t xml:space="preserve"> subfolder, uploads all five output files). Drive libraries imported conditionally — script runs without them if --no-drive is used. Closed Open Item 6. Added Section 8.4 Google Drive Setup.</w:t>
+              <w:t>Implemented Google Drive upload. DRIVE_FOLDER_ID set to Sync Output folder (1BQ53mlYzkl3N5wz6AiTZm1kDpibempJy). Added _get_drive_service() (OAuth 2.0 via credentials.json / drive_token.json) and upload_to_drive() (creates Sync_YYYYMMDD_HHMM subfolder, uploads all five output files). Drive libraries imported conditionally — script runs without them if --no-drive is used. Closed Open Item 6. Added Section 8.4 Google Drive Setup.</w:t>
             </w:r>
           </w:p>
         </w:tc>
       </w:tr>
       <w:tr>
-        <w:tblPrEx>
-          <w:tblCellMar>
-            <w:top w:w="0" w:type="dxa"/>
-            <w:bottom w:w="0" w:type="dxa"/>
-          </w:tblCellMar>
-        </w:tblPrEx>
+        <w:tc>
+          <w:tcPr>
+            <w:tcW w:w="1188" w:type="dxa"/>
+            <w:tcBorders>
+              <w:top w:val="single" w:sz="1" w:space="0" w:color="CCCCCC"/>
+              <w:left w:val="single" w:sz="1" w:space="0" w:color="CCCCCC"/>
+              <w:bottom w:val="single" w:sz="1" w:space="0" w:color="CCCCCC"/>
+              <w:right w:val="single" w:sz="1" w:space="0" w:color="CCCCCC"/>
+            </w:tcBorders>
+            <w:shd w:val="clear" w:color="auto" w:fill="FFFFFF"/>
+            <w:tcMar>
+              <w:top w:w="80" w:type="dxa"/>
+              <w:left w:w="120" w:type="dxa"/>
+              <w:bottom w:w="80" w:type="dxa"/>
+              <w:right w:w="120" w:type="dxa"/>
+            </w:tcMar>
+          </w:tcPr>
+          <w:p>
+            <w:r>
+              <w:rPr>
+                <w:sz w:val="18"/>
+                <w:szCs w:val="18"/>
+              </w:rPr>
+              <w:t>1.19</w:t>
+            </w:r>
+          </w:p>
+        </w:tc>
+        <w:tc>
+          <w:tcPr>
+            <w:tcW w:w="8172" w:type="dxa"/>
+            <w:tcBorders>
+              <w:top w:val="single" w:sz="1" w:space="0" w:color="CCCCCC"/>
+              <w:left w:val="single" w:sz="1" w:space="0" w:color="CCCCCC"/>
+              <w:bottom w:val="single" w:sz="1" w:space="0" w:color="CCCCCC"/>
+              <w:right w:val="single" w:sz="1" w:space="0" w:color="CCCCCC"/>
+            </w:tcBorders>
+            <w:shd w:val="clear" w:color="auto" w:fill="FFFFFF"/>
+            <w:tcMar>
+              <w:top w:w="80" w:type="dxa"/>
+              <w:left w:w="120" w:type="dxa"/>
+              <w:bottom w:w="80" w:type="dxa"/>
+              <w:right w:w="120" w:type="dxa"/>
+            </w:tcMar>
+          </w:tcPr>
+          <w:p>
+            <w:r>
+              <w:rPr>
+                <w:sz w:val="18"/>
+                <w:szCs w:val="18"/>
+              </w:rPr>
+              <w:t>Tweaked the error output from drive upload to “See the Design Spec” rather than a specific section number. Added supportsAllDrives = true to both the subfolder creation and file upload. This flag is required any time the target is a Shared Drive rather than My Drive.</w:t>
+            </w:r>
+          </w:p>
+        </w:tc>
+      </w:tr>
+      <w:tr>
+        <w:tc>
+          <w:tcPr>
+            <w:tcW w:w="1188" w:type="dxa"/>
+            <w:tcBorders>
+              <w:top w:val="single" w:sz="1" w:space="0" w:color="CCCCCC"/>
+              <w:left w:val="single" w:sz="1" w:space="0" w:color="CCCCCC"/>
+              <w:bottom w:val="single" w:sz="1" w:space="0" w:color="CCCCCC"/>
+              <w:right w:val="single" w:sz="1" w:space="0" w:color="CCCCCC"/>
+            </w:tcBorders>
+            <w:shd w:val="clear" w:color="auto" w:fill="FFFFFF"/>
+            <w:tcMar>
+              <w:top w:w="80" w:type="dxa"/>
+              <w:left w:w="120" w:type="dxa"/>
+              <w:bottom w:w="80" w:type="dxa"/>
+              <w:right w:w="120" w:type="dxa"/>
+            </w:tcMar>
+          </w:tcPr>
+          <w:p>
+            <w:r>
+              <w:rPr>
+                <w:sz w:val="18"/>
+                <w:szCs w:val="18"/>
+              </w:rPr>
+              <w:t>1.20</w:t>
+            </w:r>
+          </w:p>
+        </w:tc>
+        <w:tc>
+          <w:tcPr>
+            <w:tcW w:w="8172" w:type="dxa"/>
+            <w:tcBorders>
+              <w:top w:val="single" w:sz="1" w:space="0" w:color="CCCCCC"/>
+              <w:left w:val="single" w:sz="1" w:space="0" w:color="CCCCCC"/>
+              <w:bottom w:val="single" w:sz="1" w:space="0" w:color="CCCCCC"/>
+              <w:right w:val="single" w:sz="1" w:space="0" w:color="CCCCCC"/>
+            </w:tcBorders>
+            <w:shd w:val="clear" w:color="auto" w:fill="FFFFFF"/>
+            <w:tcMar>
+              <w:top w:w="80" w:type="dxa"/>
+              <w:left w:w="120" w:type="dxa"/>
+              <w:bottom w:w="80" w:type="dxa"/>
+              <w:right w:w="120" w:type="dxa"/>
+            </w:tcMar>
+          </w:tcPr>
+          <w:p>
+            <w:r>
+              <w:rPr>
+                <w:sz w:val="18"/>
+                <w:szCs w:val="18"/>
+              </w:rPr>
+              <w:t>Migrated to Google Cloud Run. Script now runs as a Cloud Run job (glueup-sync, us-west1, project gg-sync-492000) triggered by Cloud Scheduler (glueup-sync-weekly, Mondays 9:00 AM Pacific). Service account glueup-sync@gg-sync-492000.iam.gserviceaccount.com replaces OAuth 2.0 credentials.json / drive_token.json flow for Drive access. No-file-present path sends notification email and exits cleanly. Updated Section 7 Operational Workflow. Closed Open Item 15.</w:t>
+            </w:r>
+          </w:p>
+        </w:tc>
+      </w:tr>
+      <w:tr>
         <w:tc>
           <w:tcPr>
             <w:tcW w:w="1080" w:type="dxa"/>
@@ -28140,23 +23227,7 @@
                 <w:sz w:val="18"/>
                 <w:szCs w:val="18"/>
               </w:rPr>
-              <w:t xml:space="preserve">Tweaked the error output from drive upload to “See the Design Spec” rather than a specific section number. Added </w:t>
-            </w:r>
-            <w:proofErr w:type="spellStart"/>
-            <w:r>
-              <w:rPr>
-                <w:sz w:val="18"/>
-                <w:szCs w:val="18"/>
-              </w:rPr>
-              <w:t>supportsAllDrives</w:t>
-            </w:r>
-            <w:proofErr w:type="spellEnd"/>
-            <w:r>
-              <w:rPr>
-                <w:sz w:val="18"/>
-                <w:szCs w:val="18"/>
-              </w:rPr>
-              <w:t xml:space="preserve"> = true to both the subfolder creation and file upload. This flag is required ay time the target is a Shared Drive rather than My Drive.</w:t>
+              <w:t>Tweaked the error output from drive upload to “See the Design Spec” rather than a specific section number. Added supportsAllDrives = true to both the subfolder creation and file upload. This flag is required ay time the target is a Shared Drive rather than My Drive.</w:t>
             </w:r>
           </w:p>
         </w:tc>

--- a/docs/GlobalGlueUpSync_Design_Spec.docx
+++ b/docs/GlobalGlueUpSync_Design_Spec.docx
@@ -44,7 +44,7 @@
           <w:i/>
           <w:iCs/>
         </w:rPr>
-        <w:t>Design Specification  |  Version 1.20  |  May 2026</w:t>
+        <w:t>Design Specification  |  Version 1.21  |  June 2026</w:t>
       </w:r>
     </w:p>
     <w:p>
@@ -187,7 +187,7 @@
                 <w:sz w:val="18"/>
                 <w:szCs w:val="18"/>
               </w:rPr>
-              <w:t>1.20</w:t>
+              <w:t>1.21</w:t>
             </w:r>
           </w:p>
         </w:tc>
@@ -614,7 +614,7 @@
         <w:spacing w:after="120"/>
       </w:pPr>
       <w:r>
-        <w:t>GlobalGlueUpSync.py is the redesigned replacement for ICFGlueUpSync.py. It reads the ICF Global active-member CSV export (produced by the Get Active Members Make scenario), looks up each member in GlueUp by loading all GlueUp members into memory once at startup, and produces five output files per run.</w:t>
+        <w:t>GlobalGlueUpSync.py is the redesigned replacement for ICFGlueUpSync.py. It reads the ICF Global active-member CSV export (produced by the Get Active Members Make scenario), looks up each member in GlueUp by loading all GlueUp members into memory once at startup, and produces seven output files per run.</w:t>
       </w:r>
     </w:p>
     <w:p>
@@ -1287,7 +1287,7 @@
                 <w:sz w:val="18"/>
                 <w:szCs w:val="18"/>
               </w:rPr>
-              <w:t>NEW records where Status = Active AND Expiration Date is today or in the future only. CHANGED records only if Membership End Date or Auto Renewal changed.</w:t>
+              <w:t>NEW records only. Membership import is never used for renewals or updates to existing members — GlueUp’s membership import adds records only; it does not update existing ones.</w:t>
             </w:r>
           </w:p>
         </w:tc>
@@ -1343,7 +1343,7 @@
                 <w:sz w:val="18"/>
                 <w:szCs w:val="18"/>
               </w:rPr>
-              <w:t>If ICF Global Status = Active but Expiration Date has already passed, contact is imported but no membership row is created. GlueUp handles the grace period automatically.</w:t>
+              <w:t>ICF Global is the sole source of truth for chapter membership status. Members absent from the ICF Global active export are flagged as DROPPED and must be manually expired in GlueUp. Grace period handling is not applicable — ICF Global only returns currently active members.</w:t>
             </w:r>
           </w:p>
         </w:tc>
@@ -1372,7 +1372,7 @@
                 <w:sz w:val="18"/>
                 <w:szCs w:val="18"/>
               </w:rPr>
-              <w:t>Non-Active new members</w:t>
+              <w:t>GlueUp membership term</w:t>
             </w:r>
           </w:p>
         </w:tc>
@@ -1399,7 +1399,7 @@
                 <w:sz w:val="18"/>
                 <w:szCs w:val="18"/>
               </w:rPr>
-              <w:t>If ICF Global Status ≠ Active (e.g. Expired), contact is imported but no membership row is created.</w:t>
+              <w:t>GlueUp membership type is configured with a 10-year term to prevent auto-renewal. Membership End Date in the membership import is set to 10 years from the run date. ICF Global Membership End Date is set to the actual ICF expiry (approximately 1 year). The two fields serve different purposes: GlueUp uses Membership End Date for membership validity; the sync script uses ICF Global Membership End Date for renewal detection.</w:t>
             </w:r>
           </w:p>
         </w:tc>
@@ -1819,6 +1819,7 @@
                 <w:sz w:val="18"/>
                 <w:szCs w:val="18"/>
               </w:rPr>
+              <w:lastRenderedPageBreak/>
               <w:t>ICF Chapter API SOAP Documentation</w:t>
             </w:r>
           </w:p>
@@ -1987,7 +1988,6 @@
                 <w:sz w:val="18"/>
                 <w:szCs w:val="18"/>
               </w:rPr>
-              <w:lastRenderedPageBreak/>
               <w:t>Membership Import Template</w:t>
             </w:r>
           </w:p>
@@ -3970,6 +3970,7 @@
                 <w:sz w:val="18"/>
                 <w:szCs w:val="18"/>
               </w:rPr>
+              <w:lastRenderedPageBreak/>
               <w:t>M</w:t>
             </w:r>
           </w:p>
@@ -4244,7 +4245,6 @@
                 <w:sz w:val="18"/>
                 <w:szCs w:val="18"/>
               </w:rPr>
-              <w:lastRenderedPageBreak/>
               <w:t>O</w:t>
             </w:r>
           </w:p>
@@ -5572,6 +5572,7 @@
           <w:sz w:val="20"/>
           <w:szCs w:val="20"/>
         </w:rPr>
+        <w:lastRenderedPageBreak/>
         <w:t>Note: The Estonian address format (city + parish + zip) can cause column shifts in the Make output. The Country and date validations are specifically designed to catch this pattern.</w:t>
       </w:r>
     </w:p>
@@ -5582,7 +5583,6 @@
         <w:pStyle w:val="Heading1"/>
       </w:pPr>
       <w:r>
-        <w:lastRenderedPageBreak/>
         <w:t>3. GlueUp Lookup Logic</w:t>
       </w:r>
     </w:p>
@@ -6650,6 +6650,7 @@
                 <w:sz w:val="18"/>
                 <w:szCs w:val="18"/>
               </w:rPr>
+              <w:lastRenderedPageBreak/>
               <w:t>Member Type</w:t>
             </w:r>
           </w:p>
@@ -6820,7 +6821,6 @@
                 <w:sz w:val="18"/>
                 <w:szCs w:val="18"/>
               </w:rPr>
-              <w:lastRenderedPageBreak/>
               <w:t>Existing — real email</w:t>
             </w:r>
           </w:p>
@@ -7230,7 +7230,7 @@
                 <w:sz w:val="18"/>
                 <w:szCs w:val="18"/>
               </w:rPr>
-              <w:t>Membership import — NEW active members + CHANGED memberships. 34 columns matching sample_membership_import.xlsx exactly.</w:t>
+              <w:t>Membership import — NEW members only. 34 columns matching sample_membership_import.xlsx exactly. Membership End Date is set to 10 years from run date; ICF Global Membership End Date reflects the actual ICF expiry.</w:t>
             </w:r>
           </w:p>
         </w:tc>
@@ -8247,6 +8247,7 @@
                 <w:sz w:val="18"/>
                 <w:szCs w:val="18"/>
               </w:rPr>
+              <w:lastRenderedPageBreak/>
               <w:t>6</w:t>
             </w:r>
           </w:p>
@@ -8577,7 +8578,6 @@
                 <w:sz w:val="18"/>
                 <w:szCs w:val="18"/>
               </w:rPr>
-              <w:lastRenderedPageBreak/>
               <w:t>9</w:t>
             </w:r>
           </w:p>
@@ -11218,6 +11218,7 @@
                 <w:sz w:val="18"/>
                 <w:szCs w:val="18"/>
               </w:rPr>
+              <w:lastRenderedPageBreak/>
               <w:t>33</w:t>
             </w:r>
           </w:p>
@@ -11319,7 +11320,6 @@
         <w:spacing w:after="120"/>
       </w:pPr>
       <w:r>
-        <w:lastRenderedPageBreak/>
         <w:t>All 34 columns from sample_membership_import.xlsx are present. Blue (ignored) columns are blank. Active columns are populated per TemplateList.xlsx. First Name and Last Name are required by GlueUp for record matching.</w:t>
       </w:r>
     </w:p>
@@ -11655,7 +11655,7 @@
                 <w:sz w:val="18"/>
                 <w:szCs w:val="18"/>
               </w:rPr>
-              <w:t>Col N (Expiration Date)</w:t>
+              <w:t>10 years from script run date (RUN_TS + 3650 days). Ensures GlueUp membership remains valid regardless of ICF renewal cycle.</w:t>
             </w:r>
           </w:p>
         </w:tc>
@@ -13471,6 +13471,7 @@
                 <w:sz w:val="18"/>
                 <w:szCs w:val="18"/>
               </w:rPr>
+              <w:lastRenderedPageBreak/>
               <w:t>19</w:t>
             </w:r>
           </w:p>
@@ -13911,7 +13912,6 @@
                 <w:sz w:val="18"/>
                 <w:szCs w:val="18"/>
               </w:rPr>
-              <w:lastRenderedPageBreak/>
               <w:t>23</w:t>
             </w:r>
           </w:p>
@@ -15307,6 +15307,7 @@
         <w:pStyle w:val="Heading2"/>
       </w:pPr>
       <w:r>
+        <w:lastRenderedPageBreak/>
         <w:t>5.3 Credential Fields</w:t>
       </w:r>
     </w:p>
@@ -15891,6 +15892,7 @@
                 <w:sz w:val="18"/>
                 <w:szCs w:val="18"/>
               </w:rPr>
+              <w:lastRenderedPageBreak/>
               <w:t>5</w:t>
             </w:r>
           </w:p>
@@ -16142,7 +16144,7 @@
                 <w:sz w:val="18"/>
                 <w:szCs w:val="18"/>
               </w:rPr>
-              <w:t>Membership import — NEW: include if Status = Active AND Expiration Date is today or future.</w:t>
+              <w:t>Membership import — NEW members only. All NEW members receive a membership import row unconditionally.</w:t>
             </w:r>
           </w:p>
         </w:tc>
@@ -16198,7 +16200,7 @@
                 <w:sz w:val="18"/>
                 <w:szCs w:val="18"/>
               </w:rPr>
-              <w:t>Membership import — CHANGED: include if Membership End Date or Auto Renewal changed.</w:t>
+              <w:t>RENEWAL (CHANGED where ICF expiry has advanced): contact import + renewals_*.xlsx worklist for manual GlueUp UI update. No membership import row. CHANGED (other fields): contact import only.</w:t>
             </w:r>
           </w:p>
         </w:tc>
@@ -16266,7 +16268,7 @@
         <w:pStyle w:val="Heading2"/>
       </w:pPr>
       <w:r>
-        <w:t>6.2 Membership Import Row Decision Table</w:t>
+        <w:t>6.2 Sync Status Decision Table</w:t>
       </w:r>
     </w:p>
     <w:tbl>
@@ -17216,6 +17218,7 @@
         <w:pStyle w:val="Heading1"/>
       </w:pPr>
       <w:r>
+        <w:lastRenderedPageBreak/>
         <w:t>7. Operational Workflow</w:t>
       </w:r>
     </w:p>
@@ -17577,7 +17580,7 @@
                 <w:sz w:val="18"/>
                 <w:szCs w:val="18"/>
               </w:rPr>
-              <w:t>GlobalGlueUpSync.py runs automatically inside the Cloud Run job. The script authenticates to Google Drive and GlueUp using the service account (glueup-sync@gg-sync-492000.iam.gserviceaccount.com). It auto-discovers the most recent activemembers*.csv in the Inbound folder, processes all rows, writes the five output files to Drive, and sends a completion notification email. No manual script execution required.</w:t>
+              <w:t>GlobalGlueUpSync.py runs automatically inside the Cloud Run job. The script authenticates to Google Drive and GlueUp using the service account (glueup-sync@gg-sync-492000.iam.gserviceaccount.com). It auto-discovers the most recent activemembers*.csv in the Inbound folder, processes all rows, writes the seven output files to Drive, and sends a completion notification email. No manual script execution required.</w:t>
             </w:r>
           </w:p>
         </w:tc>
@@ -17606,7 +17609,6 @@
                 <w:sz w:val="18"/>
                 <w:szCs w:val="18"/>
               </w:rPr>
-              <w:lastRenderedPageBreak/>
               <w:t>4</w:t>
             </w:r>
           </w:p>
@@ -18461,6 +18463,7 @@
         <w:pStyle w:val="Heading2"/>
       </w:pPr>
       <w:r>
+        <w:lastRenderedPageBreak/>
         <w:t>8.2 Command Syntax</w:t>
       </w:r>
     </w:p>
@@ -18835,7 +18838,6 @@
         <w:pStyle w:val="Heading2"/>
       </w:pPr>
       <w:r>
-        <w:lastRenderedPageBreak/>
         <w:t>8.3 Run Summary Output</w:t>
       </w:r>
     </w:p>
@@ -18857,7 +18859,7 @@
           <w:sz w:val="18"/>
           <w:szCs w:val="18"/>
         </w:rPr>
-        <w:t>── Run Summary ──────────────────────────────────────────────   Total rows read:                                1036   Skipped (no data):                                 0   New — Active:                                      6   New — no membership created (expired/grace):     101   Existing — real email:                           929   Existing — shadow email:                           0   Errors:                                            0   Contact rows to import:                          ...     Membership rows to import:                         6 ─────────────────────────────────────────────────────────────</w:t>
+        <w:t>── Run Summary ─────────────────────────────────────────────────────   Total rows read:                    848   Skipped (no data):                    0   New members:                          4   Renewals (manual):                   17   Changed (other fields):              36   Same (no change):                   791   Dropped from ICF Global:              6   Contact rows to import:              57   Membership rows to import:            4   Renewal rows (manual):               17 ─────────────────────────────────────────────────────────────</w:t>
       </w:r>
     </w:p>
     <w:p>
@@ -19362,7 +19364,7 @@
                 <w:sz w:val="18"/>
                 <w:szCs w:val="18"/>
               </w:rPr>
-              <w:t>All five output files: contact_import, membership_import, comparison_report, duplicate_report, run_log.</w:t>
+              <w:t>All seven output files: contact_import, membership_import, renewals, dropped_members, comparison_report, duplicate_report, run_log.</w:t>
             </w:r>
           </w:p>
         </w:tc>
@@ -19401,13 +19403,7 @@
         <w:pStyle w:val="Heading1"/>
       </w:pPr>
       <w:r>
-        <w:t xml:space="preserve">9. Open </w:t>
-      </w:r>
-      <w:r>
-        <w:t xml:space="preserve">(or Recently Closed) </w:t>
-      </w:r>
-      <w:r>
-        <w:t>Items</w:t>
+        <w:t>9. Open (or Recently Closed) Items</w:t>
       </w:r>
     </w:p>
     <w:tbl>
@@ -19800,7 +19796,6 @@
                 <w:sz w:val="18"/>
                 <w:szCs w:val="18"/>
               </w:rPr>
-              <w:lastRenderedPageBreak/>
               <w:t>7</w:t>
             </w:r>
           </w:p>
@@ -20166,29 +20161,7 @@
                 <w:szCs w:val="18"/>
               </w:rPr>
               <w:br/>
-            </w:r>
-            <w:r>
-              <w:rPr>
-                <w:sz w:val="18"/>
-                <w:szCs w:val="18"/>
-              </w:rPr>
-              <w:t xml:space="preserve">Job: </w:t>
-            </w:r>
-            <w:proofErr w:type="spellStart"/>
-            <w:r>
-              <w:rPr>
-                <w:sz w:val="18"/>
-                <w:szCs w:val="18"/>
-              </w:rPr>
-              <w:t>glueup</w:t>
-            </w:r>
-            <w:proofErr w:type="spellEnd"/>
-            <w:r>
-              <w:rPr>
-                <w:sz w:val="18"/>
-                <w:szCs w:val="18"/>
-              </w:rPr>
-              <w:t xml:space="preserve">-sync. </w:t>
+              <w:t xml:space="preserve">Job: glueup-sync. </w:t>
             </w:r>
             <w:r>
               <w:rPr>
@@ -20196,12 +20169,6 @@
                 <w:szCs w:val="18"/>
               </w:rPr>
               <w:br/>
-            </w:r>
-            <w:r>
-              <w:rPr>
-                <w:sz w:val="18"/>
-                <w:szCs w:val="18"/>
-              </w:rPr>
               <w:t xml:space="preserve">Region: us-west1. </w:t>
             </w:r>
             <w:r>
@@ -20210,12 +20177,6 @@
                 <w:szCs w:val="18"/>
               </w:rPr>
               <w:br/>
-            </w:r>
-            <w:r>
-              <w:rPr>
-                <w:sz w:val="18"/>
-                <w:szCs w:val="18"/>
-              </w:rPr>
               <w:t xml:space="preserve">Service account: glueup-sync@gg-sync-492000.iam.gserviceaccount.com. </w:t>
             </w:r>
             <w:r>
@@ -20224,36 +20185,7 @@
                 <w:szCs w:val="18"/>
               </w:rPr>
               <w:br/>
-            </w:r>
-            <w:r>
-              <w:rPr>
-                <w:sz w:val="18"/>
-                <w:szCs w:val="18"/>
-              </w:rPr>
-              <w:t xml:space="preserve">Scheduler: </w:t>
-            </w:r>
-            <w:proofErr w:type="spellStart"/>
-            <w:r>
-              <w:rPr>
-                <w:sz w:val="18"/>
-                <w:szCs w:val="18"/>
-              </w:rPr>
-              <w:t>glueup</w:t>
-            </w:r>
-            <w:proofErr w:type="spellEnd"/>
-            <w:r>
-              <w:rPr>
-                <w:sz w:val="18"/>
-                <w:szCs w:val="18"/>
-              </w:rPr>
-              <w:t>-sync-weekly, Mondays 9:00 AM Pacific.</w:t>
-            </w:r>
-            <w:r>
-              <w:rPr>
-                <w:sz w:val="18"/>
-                <w:szCs w:val="18"/>
-              </w:rPr>
-              <w:t xml:space="preserve"> (Make scenario runs Mondays @ 7:00 AM Pacific).</w:t>
+              <w:t>Scheduler: glueup-sync-weekly, Mondays 9:00 AM Pacific. (Make scenario runs Mondays @ 7:00 AM Pacific).</w:t>
             </w:r>
           </w:p>
         </w:tc>
@@ -20765,6 +20697,7 @@
                 <w:sz w:val="18"/>
                 <w:szCs w:val="18"/>
               </w:rPr>
+              <w:lastRenderedPageBreak/>
               <w:t>build_glueup_index(all_records)</w:t>
             </w:r>
           </w:p>
@@ -21101,7 +21034,6 @@
                 <w:sz w:val="18"/>
                 <w:szCs w:val="18"/>
               </w:rPr>
-              <w:lastRenderedPageBreak/>
               <w:t>normalize_for_compare(value, transform)</w:t>
             </w:r>
           </w:p>
@@ -21878,6 +21810,7 @@
         <w:spacing w:after="80"/>
       </w:pPr>
       <w:r>
+        <w:lastRenderedPageBreak/>
         <w:t>ZipCodes_Areas_CCC.xlsx missing: log warning, all members get 'No Region', continue.</w:t>
       </w:r>
     </w:p>
@@ -22179,7 +22112,6 @@
                 <w:sz w:val="18"/>
                 <w:szCs w:val="18"/>
               </w:rPr>
-              <w:lastRenderedPageBreak/>
               <w:t>1.3</w:t>
             </w:r>
           </w:p>
@@ -23132,6 +23064,7 @@
                 <w:sz w:val="18"/>
                 <w:szCs w:val="18"/>
               </w:rPr>
+              <w:lastRenderedPageBreak/>
               <w:t>1.20</w:t>
             </w:r>
           </w:p>
@@ -23160,6 +23093,62 @@
                 <w:szCs w:val="18"/>
               </w:rPr>
               <w:t>Migrated to Google Cloud Run. Script now runs as a Cloud Run job (glueup-sync, us-west1, project gg-sync-492000) triggered by Cloud Scheduler (glueup-sync-weekly, Mondays 9:00 AM Pacific). Service account glueup-sync@gg-sync-492000.iam.gserviceaccount.com replaces OAuth 2.0 credentials.json / drive_token.json flow for Drive access. No-file-present path sends notification email and exits cleanly. Updated Section 7 Operational Workflow. Closed Open Item 15.</w:t>
+            </w:r>
+          </w:p>
+        </w:tc>
+      </w:tr>
+      <w:tr>
+        <w:tc>
+          <w:tcPr>
+            <w:tcW w:w="1188" w:type="dxa"/>
+            <w:tcBorders>
+              <w:top w:val="single" w:sz="1" w:space="0" w:color="CCCCCC"/>
+              <w:left w:val="single" w:sz="1" w:space="0" w:color="CCCCCC"/>
+              <w:bottom w:val="single" w:sz="1" w:space="0" w:color="CCCCCC"/>
+              <w:right w:val="single" w:sz="1" w:space="0" w:color="CCCCCC"/>
+            </w:tcBorders>
+            <w:shd w:val="clear" w:color="auto" w:fill="FFFFFF"/>
+            <w:tcMar>
+              <w:top w:w="80" w:type="dxa"/>
+              <w:left w:w="120" w:type="dxa"/>
+              <w:bottom w:w="80" w:type="dxa"/>
+              <w:right w:w="120" w:type="dxa"/>
+            </w:tcMar>
+          </w:tcPr>
+          <w:p>
+            <w:r>
+              <w:rPr>
+                <w:sz w:val="18"/>
+                <w:szCs w:val="18"/>
+              </w:rPr>
+              <w:t>1.21</w:t>
+            </w:r>
+          </w:p>
+        </w:tc>
+        <w:tc>
+          <w:tcPr>
+            <w:tcW w:w="8172" w:type="dxa"/>
+            <w:tcBorders>
+              <w:top w:val="single" w:sz="1" w:space="0" w:color="CCCCCC"/>
+              <w:left w:val="single" w:sz="1" w:space="0" w:color="CCCCCC"/>
+              <w:bottom w:val="single" w:sz="1" w:space="0" w:color="CCCCCC"/>
+              <w:right w:val="single" w:sz="1" w:space="0" w:color="CCCCCC"/>
+            </w:tcBorders>
+            <w:shd w:val="clear" w:color="auto" w:fill="FFFFFF"/>
+            <w:tcMar>
+              <w:top w:w="80" w:type="dxa"/>
+              <w:left w:w="120" w:type="dxa"/>
+              <w:bottom w:w="80" w:type="dxa"/>
+              <w:right w:w="120" w:type="dxa"/>
+            </w:tcMar>
+          </w:tcPr>
+          <w:p>
+            <w:r>
+              <w:rPr>
+                <w:sz w:val="18"/>
+                <w:szCs w:val="18"/>
+              </w:rPr>
+              <w:t>Redesigned sync logic. Make scenario row filter removed — ICF Global API now correctly returns only active members. Sync statuses: NEW (contact + membership import), RENEWAL (contact import + renewals_*.xlsx for manual GlueUp UI update), CHANGED (contact import only), DROPPED (dropped_members_*.xlsx for manual membership cancellation). Membership import restricted to NEW members only — renewals no longer imported via membership import to prevent duplicate membership records. Membership End Date in import set to 10 years from run date (GlueUp membership term reconfigured to 10 years to disable auto-renewal). Two new output files: renewals_*.xlsx and dropped_members_*.xlsx. Comparison report updated: six statuses with colour coding and Action Required column; new Renewals and Dropped tabs. Notification email updated to reflect new 7-file output and action steps. Removed: is_active, new_expired, expiry_passed, membership_triggered logic. Script version: 2.1.1. Utility script FindAutoRenewed.py added to identify members whose membership.endDate was auto-advanced by GlueUp before the 10-year term change.</w:t>
             </w:r>
           </w:p>
         </w:tc>

--- a/docs/GlobalGlueUpSync_Design_Spec.docx
+++ b/docs/GlobalGlueUpSync_Design_Spec.docx
@@ -18441,19 +18441,6 @@
         <w:spacing w:after="80"/>
       </w:pPr>
       <w:r>
-        <w:t>glueup_token.json in working directory (generated by GetToken.py)</w:t>
-      </w:r>
-    </w:p>
-    <w:p>
-      <w:pPr>
-        <w:pStyle w:val="ListParagraph"/>
-        <w:numPr>
-          <w:ilvl w:val="0"/>
-          <w:numId w:val="2"/>
-        </w:numPr>
-        <w:spacing w:after="80"/>
-      </w:pPr>
-      <w:r>
         <w:t>ZipCodes_Areas_CCC.xlsx in working directory (for Local Region lookup)</w:t>
       </w:r>
     </w:p>
@@ -18463,7 +18450,6 @@
         <w:pStyle w:val="Heading2"/>
       </w:pPr>
       <w:r>
-        <w:lastRenderedPageBreak/>
         <w:t>8.2 Command Syntax</w:t>
       </w:r>
     </w:p>
@@ -18517,6 +18503,7 @@
                 <w:sz w:val="18"/>
                 <w:szCs w:val="18"/>
               </w:rPr>
+              <w:lastRenderedPageBreak/>
               <w:t>Command</w:t>
             </w:r>
           </w:p>
@@ -18844,6 +18831,11 @@
     <w:p>
       <w:pPr>
         <w:spacing w:after="120"/>
+        <w:rPr>
+          <w:rFonts w:ascii="Courier New" w:eastAsia="Courier New" w:hAnsi="Courier New" w:cs="Courier New"/>
+          <w:sz w:val="18"/>
+          <w:szCs w:val="18"/>
+        </w:rPr>
       </w:pPr>
       <w:r>
         <w:t>The console and run log show the following summary after every run:</w:t>
@@ -18855,11 +18847,49 @@
       </w:pPr>
       <w:r>
         <w:rPr>
-          <w:rFonts w:ascii="Courier New" w:eastAsia="Courier New" w:hAnsi="Courier New" w:cs="Courier New"/>
-          <w:sz w:val="18"/>
-          <w:szCs w:val="18"/>
+          <w:noProof/>
         </w:rPr>
-        <w:t>── Run Summary ─────────────────────────────────────────────────────   Total rows read:                    848   Skipped (no data):                    0   New members:                          4   Renewals (manual):                   17   Changed (other fields):              36   Same (no change):                   791   Dropped from ICF Global:              6   Contact rows to import:              57   Membership rows to import:            4   Renewal rows (manual):               17 ─────────────────────────────────────────────────────────────</w:t>
+        <w:drawing>
+          <wp:inline distT="0" distB="0" distL="0" distR="0" wp14:anchorId="2CF9AC7D" wp14:editId="17412D57">
+            <wp:extent cx="4240106" cy="1597611"/>
+            <wp:effectExtent l="0" t="0" r="1905" b="3175"/>
+            <wp:docPr id="774410342" name="Picture 1"/>
+            <wp:cNvGraphicFramePr>
+              <a:graphicFrameLocks xmlns:a="http://schemas.openxmlformats.org/drawingml/2006/main" noChangeAspect="1"/>
+            </wp:cNvGraphicFramePr>
+            <a:graphic xmlns:a="http://schemas.openxmlformats.org/drawingml/2006/main">
+              <a:graphicData uri="http://schemas.openxmlformats.org/drawingml/2006/picture">
+                <pic:pic xmlns:pic="http://schemas.openxmlformats.org/drawingml/2006/picture">
+                  <pic:nvPicPr>
+                    <pic:cNvPr id="774410342" name="Picture 774410342"/>
+                    <pic:cNvPicPr/>
+                  </pic:nvPicPr>
+                  <pic:blipFill>
+                    <a:blip r:embed="rId7">
+                      <a:extLst>
+                        <a:ext uri="{28A0092B-C50C-407E-A947-70E740481C1C}">
+                          <a14:useLocalDpi xmlns:a14="http://schemas.microsoft.com/office/drawing/2010/main" val="0"/>
+                        </a:ext>
+                      </a:extLst>
+                    </a:blip>
+                    <a:stretch>
+                      <a:fillRect/>
+                    </a:stretch>
+                  </pic:blipFill>
+                  <pic:spPr>
+                    <a:xfrm>
+                      <a:off x="0" y="0"/>
+                      <a:ext cx="4315211" cy="1625909"/>
+                    </a:xfrm>
+                    <a:prstGeom prst="rect">
+                      <a:avLst/>
+                    </a:prstGeom>
+                  </pic:spPr>
+                </pic:pic>
+              </a:graphicData>
+            </a:graphic>
+          </wp:inline>
+        </w:drawing>
       </w:r>
     </w:p>
     <w:p>
@@ -19435,7 +19465,7 @@
         </w:trPr>
         <w:tc>
           <w:tcPr>
-            <w:tcW w:w="350" w:type="dxa"/>
+            <w:tcW w:w="441" w:type="dxa"/>
             <w:tcBorders>
               <w:top w:val="single" w:sz="1" w:space="0" w:color="CCCCCC"/>
               <w:left w:val="single" w:sz="1" w:space="0" w:color="CCCCCC"/>
@@ -19464,7 +19494,7 @@
         </w:tc>
         <w:tc>
           <w:tcPr>
-            <w:tcW w:w="4000" w:type="dxa"/>
+            <w:tcW w:w="3990" w:type="dxa"/>
             <w:tcBorders>
               <w:top w:val="single" w:sz="1" w:space="0" w:color="CCCCCC"/>
               <w:left w:val="single" w:sz="1" w:space="0" w:color="CCCCCC"/>
@@ -19493,7 +19523,7 @@
         </w:tc>
         <w:tc>
           <w:tcPr>
-            <w:tcW w:w="1800" w:type="dxa"/>
+            <w:tcW w:w="1780" w:type="dxa"/>
             <w:tcBorders>
               <w:top w:val="single" w:sz="1" w:space="0" w:color="CCCCCC"/>
               <w:left w:val="single" w:sz="1" w:space="0" w:color="CCCCCC"/>
@@ -19522,7 +19552,7 @@
         </w:tc>
         <w:tc>
           <w:tcPr>
-            <w:tcW w:w="3210" w:type="dxa"/>
+            <w:tcW w:w="3149" w:type="dxa"/>
             <w:tcBorders>
               <w:top w:val="single" w:sz="1" w:space="0" w:color="CCCCCC"/>
               <w:left w:val="single" w:sz="1" w:space="0" w:color="CCCCCC"/>
@@ -19553,7 +19583,7 @@
       <w:tr>
         <w:tc>
           <w:tcPr>
-            <w:tcW w:w="350" w:type="dxa"/>
+            <w:tcW w:w="441" w:type="dxa"/>
             <w:tcBorders>
               <w:top w:val="single" w:sz="1" w:space="0" w:color="CCCCCC"/>
               <w:left w:val="single" w:sz="1" w:space="0" w:color="CCCCCC"/>
@@ -19580,7 +19610,7 @@
         </w:tc>
         <w:tc>
           <w:tcPr>
-            <w:tcW w:w="4000" w:type="dxa"/>
+            <w:tcW w:w="3990" w:type="dxa"/>
             <w:tcBorders>
               <w:top w:val="single" w:sz="1" w:space="0" w:color="CCCCCC"/>
               <w:left w:val="single" w:sz="1" w:space="0" w:color="CCCCCC"/>
@@ -19607,7 +19637,7 @@
         </w:tc>
         <w:tc>
           <w:tcPr>
-            <w:tcW w:w="1800" w:type="dxa"/>
+            <w:tcW w:w="1780" w:type="dxa"/>
             <w:tcBorders>
               <w:top w:val="single" w:sz="1" w:space="0" w:color="CCCCCC"/>
               <w:left w:val="single" w:sz="1" w:space="0" w:color="CCCCCC"/>
@@ -19634,7 +19664,7 @@
         </w:tc>
         <w:tc>
           <w:tcPr>
-            <w:tcW w:w="3210" w:type="dxa"/>
+            <w:tcW w:w="3149" w:type="dxa"/>
             <w:tcBorders>
               <w:top w:val="single" w:sz="1" w:space="0" w:color="CCCCCC"/>
               <w:left w:val="single" w:sz="1" w:space="0" w:color="CCCCCC"/>
@@ -19663,7 +19693,7 @@
       <w:tr>
         <w:tc>
           <w:tcPr>
-            <w:tcW w:w="350" w:type="dxa"/>
+            <w:tcW w:w="441" w:type="dxa"/>
             <w:tcBorders>
               <w:top w:val="single" w:sz="1" w:space="0" w:color="CCCCCC"/>
               <w:left w:val="single" w:sz="1" w:space="0" w:color="CCCCCC"/>
@@ -19690,7 +19720,7 @@
         </w:tc>
         <w:tc>
           <w:tcPr>
-            <w:tcW w:w="4000" w:type="dxa"/>
+            <w:tcW w:w="3990" w:type="dxa"/>
             <w:tcBorders>
               <w:top w:val="single" w:sz="1" w:space="0" w:color="CCCCCC"/>
               <w:left w:val="single" w:sz="1" w:space="0" w:color="CCCCCC"/>
@@ -19717,7 +19747,7 @@
         </w:tc>
         <w:tc>
           <w:tcPr>
-            <w:tcW w:w="1800" w:type="dxa"/>
+            <w:tcW w:w="1780" w:type="dxa"/>
             <w:tcBorders>
               <w:top w:val="single" w:sz="1" w:space="0" w:color="CCCCCC"/>
               <w:left w:val="single" w:sz="1" w:space="0" w:color="CCCCCC"/>
@@ -19744,7 +19774,7 @@
         </w:tc>
         <w:tc>
           <w:tcPr>
-            <w:tcW w:w="3210" w:type="dxa"/>
+            <w:tcW w:w="3149" w:type="dxa"/>
             <w:tcBorders>
               <w:top w:val="single" w:sz="1" w:space="0" w:color="CCCCCC"/>
               <w:left w:val="single" w:sz="1" w:space="0" w:color="CCCCCC"/>
@@ -19775,61 +19805,61 @@
       <w:tr>
         <w:tc>
           <w:tcPr>
-            <w:tcW w:w="350" w:type="dxa"/>
-            <w:tcBorders>
-              <w:top w:val="single" w:sz="1" w:space="0" w:color="CCCCCC"/>
-              <w:left w:val="single" w:sz="1" w:space="0" w:color="CCCCCC"/>
-              <w:bottom w:val="single" w:sz="1" w:space="0" w:color="CCCCCC"/>
-              <w:right w:val="single" w:sz="1" w:space="0" w:color="CCCCCC"/>
-            </w:tcBorders>
-            <w:shd w:val="clear" w:color="auto" w:fill="FFFFFF"/>
-            <w:tcMar>
-              <w:top w:w="80" w:type="dxa"/>
-              <w:left w:w="120" w:type="dxa"/>
-              <w:bottom w:w="80" w:type="dxa"/>
-              <w:right w:w="120" w:type="dxa"/>
-            </w:tcMar>
-          </w:tcPr>
-          <w:p>
-            <w:r>
-              <w:rPr>
-                <w:sz w:val="18"/>
-                <w:szCs w:val="18"/>
-              </w:rPr>
-              <w:t>7</w:t>
-            </w:r>
-          </w:p>
-        </w:tc>
-        <w:tc>
-          <w:tcPr>
-            <w:tcW w:w="4000" w:type="dxa"/>
-            <w:tcBorders>
-              <w:top w:val="single" w:sz="1" w:space="0" w:color="CCCCCC"/>
-              <w:left w:val="single" w:sz="1" w:space="0" w:color="CCCCCC"/>
-              <w:bottom w:val="single" w:sz="1" w:space="0" w:color="CCCCCC"/>
-              <w:right w:val="single" w:sz="1" w:space="0" w:color="CCCCCC"/>
-            </w:tcBorders>
-            <w:shd w:val="clear" w:color="auto" w:fill="FFFFFF"/>
-            <w:tcMar>
-              <w:top w:w="80" w:type="dxa"/>
-              <w:left w:w="120" w:type="dxa"/>
-              <w:bottom w:w="80" w:type="dxa"/>
-              <w:right w:w="120" w:type="dxa"/>
-            </w:tcMar>
-          </w:tcPr>
-          <w:p>
-            <w:r>
-              <w:rPr>
-                <w:sz w:val="18"/>
-                <w:szCs w:val="18"/>
-              </w:rPr>
-              <w:t>Member_Type column: add to the Make Get Active Members scenario output (Col W).</w:t>
-            </w:r>
-          </w:p>
-        </w:tc>
-        <w:tc>
-          <w:tcPr>
-            <w:tcW w:w="1800" w:type="dxa"/>
+            <w:tcW w:w="441" w:type="dxa"/>
+            <w:tcBorders>
+              <w:top w:val="single" w:sz="1" w:space="0" w:color="CCCCCC"/>
+              <w:left w:val="single" w:sz="1" w:space="0" w:color="CCCCCC"/>
+              <w:bottom w:val="single" w:sz="1" w:space="0" w:color="CCCCCC"/>
+              <w:right w:val="single" w:sz="1" w:space="0" w:color="CCCCCC"/>
+            </w:tcBorders>
+            <w:shd w:val="clear" w:color="auto" w:fill="FFFFFF"/>
+            <w:tcMar>
+              <w:top w:w="80" w:type="dxa"/>
+              <w:left w:w="120" w:type="dxa"/>
+              <w:bottom w:w="80" w:type="dxa"/>
+              <w:right w:w="120" w:type="dxa"/>
+            </w:tcMar>
+          </w:tcPr>
+          <w:p>
+            <w:r>
+              <w:rPr>
+                <w:sz w:val="18"/>
+                <w:szCs w:val="18"/>
+              </w:rPr>
+              <w:t>9</w:t>
+            </w:r>
+          </w:p>
+        </w:tc>
+        <w:tc>
+          <w:tcPr>
+            <w:tcW w:w="3990" w:type="dxa"/>
+            <w:tcBorders>
+              <w:top w:val="single" w:sz="1" w:space="0" w:color="CCCCCC"/>
+              <w:left w:val="single" w:sz="1" w:space="0" w:color="CCCCCC"/>
+              <w:bottom w:val="single" w:sz="1" w:space="0" w:color="CCCCCC"/>
+              <w:right w:val="single" w:sz="1" w:space="0" w:color="CCCCCC"/>
+            </w:tcBorders>
+            <w:shd w:val="clear" w:color="auto" w:fill="FFFFFF"/>
+            <w:tcMar>
+              <w:top w:w="80" w:type="dxa"/>
+              <w:left w:w="120" w:type="dxa"/>
+              <w:bottom w:w="80" w:type="dxa"/>
+              <w:right w:w="120" w:type="dxa"/>
+            </w:tcMar>
+          </w:tcPr>
+          <w:p>
+            <w:r>
+              <w:rPr>
+                <w:sz w:val="18"/>
+                <w:szCs w:val="18"/>
+              </w:rPr>
+              <w:t>International address formats: Make scenario may produce column-shifted rows for non-US/CA addresses (confirmed for Estonia). Fix in Make Module 5 column mappings.</w:t>
+            </w:r>
+          </w:p>
+        </w:tc>
+        <w:tc>
+          <w:tcPr>
+            <w:tcW w:w="1780" w:type="dxa"/>
             <w:tcBorders>
               <w:top w:val="single" w:sz="1" w:space="0" w:color="CCCCCC"/>
               <w:left w:val="single" w:sz="1" w:space="0" w:color="CCCCCC"/>
@@ -19856,28 +19886,28 @@
         </w:tc>
         <w:tc>
           <w:tcPr>
-            <w:tcW w:w="3210" w:type="dxa"/>
-            <w:tcBorders>
-              <w:top w:val="single" w:sz="1" w:space="0" w:color="CCCCCC"/>
-              <w:left w:val="single" w:sz="1" w:space="0" w:color="CCCCCC"/>
-              <w:bottom w:val="single" w:sz="1" w:space="0" w:color="CCCCCC"/>
-              <w:right w:val="single" w:sz="1" w:space="0" w:color="CCCCCC"/>
-            </w:tcBorders>
-            <w:shd w:val="clear" w:color="auto" w:fill="FFFFFF"/>
-            <w:tcMar>
-              <w:top w:w="80" w:type="dxa"/>
-              <w:left w:w="120" w:type="dxa"/>
-              <w:bottom w:w="80" w:type="dxa"/>
-              <w:right w:w="120" w:type="dxa"/>
-            </w:tcMar>
-          </w:tcPr>
-          <w:p>
-            <w:r>
-              <w:rPr>
-                <w:sz w:val="18"/>
-                <w:szCs w:val="18"/>
-              </w:rPr>
-              <w:t>Open — field defaults to blank if absent</w:t>
+            <w:tcW w:w="3149" w:type="dxa"/>
+            <w:tcBorders>
+              <w:top w:val="single" w:sz="1" w:space="0" w:color="CCCCCC"/>
+              <w:left w:val="single" w:sz="1" w:space="0" w:color="CCCCCC"/>
+              <w:bottom w:val="single" w:sz="1" w:space="0" w:color="CCCCCC"/>
+              <w:right w:val="single" w:sz="1" w:space="0" w:color="CCCCCC"/>
+            </w:tcBorders>
+            <w:shd w:val="clear" w:color="auto" w:fill="FFFFFF"/>
+            <w:tcMar>
+              <w:top w:w="80" w:type="dxa"/>
+              <w:left w:w="120" w:type="dxa"/>
+              <w:bottom w:w="80" w:type="dxa"/>
+              <w:right w:w="120" w:type="dxa"/>
+            </w:tcMar>
+          </w:tcPr>
+          <w:p>
+            <w:r>
+              <w:rPr>
+                <w:sz w:val="18"/>
+                <w:szCs w:val="18"/>
+              </w:rPr>
+              <w:t>Open — validation catches and hard-skips affected rows</w:t>
             </w:r>
           </w:p>
         </w:tc>
@@ -19885,227 +19915,7 @@
       <w:tr>
         <w:tc>
           <w:tcPr>
-            <w:tcW w:w="350" w:type="dxa"/>
-            <w:tcBorders>
-              <w:top w:val="single" w:sz="1" w:space="0" w:color="CCCCCC"/>
-              <w:left w:val="single" w:sz="1" w:space="0" w:color="CCCCCC"/>
-              <w:bottom w:val="single" w:sz="1" w:space="0" w:color="CCCCCC"/>
-              <w:right w:val="single" w:sz="1" w:space="0" w:color="CCCCCC"/>
-            </w:tcBorders>
-            <w:shd w:val="clear" w:color="auto" w:fill="FFFFFF"/>
-            <w:tcMar>
-              <w:top w:w="80" w:type="dxa"/>
-              <w:left w:w="120" w:type="dxa"/>
-              <w:bottom w:w="80" w:type="dxa"/>
-              <w:right w:w="120" w:type="dxa"/>
-            </w:tcMar>
-          </w:tcPr>
-          <w:p>
-            <w:r>
-              <w:rPr>
-                <w:sz w:val="18"/>
-                <w:szCs w:val="18"/>
-              </w:rPr>
-              <w:t>8</w:t>
-            </w:r>
-          </w:p>
-        </w:tc>
-        <w:tc>
-          <w:tcPr>
-            <w:tcW w:w="4000" w:type="dxa"/>
-            <w:tcBorders>
-              <w:top w:val="single" w:sz="1" w:space="0" w:color="CCCCCC"/>
-              <w:left w:val="single" w:sz="1" w:space="0" w:color="CCCCCC"/>
-              <w:bottom w:val="single" w:sz="1" w:space="0" w:color="CCCCCC"/>
-              <w:right w:val="single" w:sz="1" w:space="0" w:color="CCCCCC"/>
-            </w:tcBorders>
-            <w:shd w:val="clear" w:color="auto" w:fill="FFFFFF"/>
-            <w:tcMar>
-              <w:top w:w="80" w:type="dxa"/>
-              <w:left w:w="120" w:type="dxa"/>
-              <w:bottom w:w="80" w:type="dxa"/>
-              <w:right w:w="120" w:type="dxa"/>
-            </w:tcMar>
-          </w:tcPr>
-          <w:p>
-            <w:r>
-              <w:rPr>
-                <w:sz w:val="18"/>
-                <w:szCs w:val="18"/>
-              </w:rPr>
-              <w:t>Grace-period members: GlueUp API does not return members in the 90-day grace period. These will always appear as NEW. No API workaround available.</w:t>
-            </w:r>
-          </w:p>
-        </w:tc>
-        <w:tc>
-          <w:tcPr>
-            <w:tcW w:w="1800" w:type="dxa"/>
-            <w:tcBorders>
-              <w:top w:val="single" w:sz="1" w:space="0" w:color="CCCCCC"/>
-              <w:left w:val="single" w:sz="1" w:space="0" w:color="CCCCCC"/>
-              <w:bottom w:val="single" w:sz="1" w:space="0" w:color="CCCCCC"/>
-              <w:right w:val="single" w:sz="1" w:space="0" w:color="CCCCCC"/>
-            </w:tcBorders>
-            <w:shd w:val="clear" w:color="auto" w:fill="FFFFFF"/>
-            <w:tcMar>
-              <w:top w:w="80" w:type="dxa"/>
-              <w:left w:w="120" w:type="dxa"/>
-              <w:bottom w:w="80" w:type="dxa"/>
-              <w:right w:w="120" w:type="dxa"/>
-            </w:tcMar>
-          </w:tcPr>
-          <w:p>
-            <w:r>
-              <w:rPr>
-                <w:sz w:val="18"/>
-                <w:szCs w:val="18"/>
-              </w:rPr>
-              <w:t>GlueUp Platform</w:t>
-            </w:r>
-          </w:p>
-        </w:tc>
-        <w:tc>
-          <w:tcPr>
-            <w:tcW w:w="3210" w:type="dxa"/>
-            <w:tcBorders>
-              <w:top w:val="single" w:sz="1" w:space="0" w:color="CCCCCC"/>
-              <w:left w:val="single" w:sz="1" w:space="0" w:color="CCCCCC"/>
-              <w:bottom w:val="single" w:sz="1" w:space="0" w:color="CCCCCC"/>
-              <w:right w:val="single" w:sz="1" w:space="0" w:color="CCCCCC"/>
-            </w:tcBorders>
-            <w:shd w:val="clear" w:color="auto" w:fill="FFFFFF"/>
-            <w:tcMar>
-              <w:top w:w="80" w:type="dxa"/>
-              <w:left w:w="120" w:type="dxa"/>
-              <w:bottom w:w="80" w:type="dxa"/>
-              <w:right w:w="120" w:type="dxa"/>
-            </w:tcMar>
-          </w:tcPr>
-          <w:p>
-            <w:r>
-              <w:rPr>
-                <w:sz w:val="18"/>
-                <w:szCs w:val="18"/>
-              </w:rPr>
-              <w:t>Open — known limitation, no fix available</w:t>
-            </w:r>
-          </w:p>
-        </w:tc>
-      </w:tr>
-      <w:tr>
-        <w:tc>
-          <w:tcPr>
-            <w:tcW w:w="350" w:type="dxa"/>
-            <w:tcBorders>
-              <w:top w:val="single" w:sz="1" w:space="0" w:color="CCCCCC"/>
-              <w:left w:val="single" w:sz="1" w:space="0" w:color="CCCCCC"/>
-              <w:bottom w:val="single" w:sz="1" w:space="0" w:color="CCCCCC"/>
-              <w:right w:val="single" w:sz="1" w:space="0" w:color="CCCCCC"/>
-            </w:tcBorders>
-            <w:shd w:val="clear" w:color="auto" w:fill="FFFFFF"/>
-            <w:tcMar>
-              <w:top w:w="80" w:type="dxa"/>
-              <w:left w:w="120" w:type="dxa"/>
-              <w:bottom w:w="80" w:type="dxa"/>
-              <w:right w:w="120" w:type="dxa"/>
-            </w:tcMar>
-          </w:tcPr>
-          <w:p>
-            <w:r>
-              <w:rPr>
-                <w:sz w:val="18"/>
-                <w:szCs w:val="18"/>
-              </w:rPr>
-              <w:t>9</w:t>
-            </w:r>
-          </w:p>
-        </w:tc>
-        <w:tc>
-          <w:tcPr>
-            <w:tcW w:w="4000" w:type="dxa"/>
-            <w:tcBorders>
-              <w:top w:val="single" w:sz="1" w:space="0" w:color="CCCCCC"/>
-              <w:left w:val="single" w:sz="1" w:space="0" w:color="CCCCCC"/>
-              <w:bottom w:val="single" w:sz="1" w:space="0" w:color="CCCCCC"/>
-              <w:right w:val="single" w:sz="1" w:space="0" w:color="CCCCCC"/>
-            </w:tcBorders>
-            <w:shd w:val="clear" w:color="auto" w:fill="FFFFFF"/>
-            <w:tcMar>
-              <w:top w:w="80" w:type="dxa"/>
-              <w:left w:w="120" w:type="dxa"/>
-              <w:bottom w:w="80" w:type="dxa"/>
-              <w:right w:w="120" w:type="dxa"/>
-            </w:tcMar>
-          </w:tcPr>
-          <w:p>
-            <w:r>
-              <w:rPr>
-                <w:sz w:val="18"/>
-                <w:szCs w:val="18"/>
-              </w:rPr>
-              <w:t>International address formats: Make scenario may produce column-shifted rows for non-US/CA addresses (confirmed for Estonia). Fix in Make Module 5 column mappings.</w:t>
-            </w:r>
-          </w:p>
-        </w:tc>
-        <w:tc>
-          <w:tcPr>
-            <w:tcW w:w="1800" w:type="dxa"/>
-            <w:tcBorders>
-              <w:top w:val="single" w:sz="1" w:space="0" w:color="CCCCCC"/>
-              <w:left w:val="single" w:sz="1" w:space="0" w:color="CCCCCC"/>
-              <w:bottom w:val="single" w:sz="1" w:space="0" w:color="CCCCCC"/>
-              <w:right w:val="single" w:sz="1" w:space="0" w:color="CCCCCC"/>
-            </w:tcBorders>
-            <w:shd w:val="clear" w:color="auto" w:fill="FFFFFF"/>
-            <w:tcMar>
-              <w:top w:w="80" w:type="dxa"/>
-              <w:left w:w="120" w:type="dxa"/>
-              <w:bottom w:w="80" w:type="dxa"/>
-              <w:right w:w="120" w:type="dxa"/>
-            </w:tcMar>
-          </w:tcPr>
-          <w:p>
-            <w:r>
-              <w:rPr>
-                <w:sz w:val="18"/>
-                <w:szCs w:val="18"/>
-              </w:rPr>
-              <w:t>Developer</w:t>
-            </w:r>
-          </w:p>
-        </w:tc>
-        <w:tc>
-          <w:tcPr>
-            <w:tcW w:w="3210" w:type="dxa"/>
-            <w:tcBorders>
-              <w:top w:val="single" w:sz="1" w:space="0" w:color="CCCCCC"/>
-              <w:left w:val="single" w:sz="1" w:space="0" w:color="CCCCCC"/>
-              <w:bottom w:val="single" w:sz="1" w:space="0" w:color="CCCCCC"/>
-              <w:right w:val="single" w:sz="1" w:space="0" w:color="CCCCCC"/>
-            </w:tcBorders>
-            <w:shd w:val="clear" w:color="auto" w:fill="FFFFFF"/>
-            <w:tcMar>
-              <w:top w:w="80" w:type="dxa"/>
-              <w:left w:w="120" w:type="dxa"/>
-              <w:bottom w:w="80" w:type="dxa"/>
-              <w:right w:w="120" w:type="dxa"/>
-            </w:tcMar>
-          </w:tcPr>
-          <w:p>
-            <w:r>
-              <w:rPr>
-                <w:sz w:val="18"/>
-                <w:szCs w:val="18"/>
-              </w:rPr>
-              <w:t>Open — validation catches and hard-skips affected rows</w:t>
-            </w:r>
-          </w:p>
-        </w:tc>
-      </w:tr>
-      <w:tr>
-        <w:tc>
-          <w:tcPr>
-            <w:tcW w:w="350" w:type="dxa"/>
+            <w:tcW w:w="441" w:type="dxa"/>
             <w:tcBorders>
               <w:top w:val="single" w:sz="1" w:space="0" w:color="CCCCCC"/>
               <w:left w:val="single" w:sz="1" w:space="0" w:color="CCCCCC"/>
@@ -20132,7 +19942,7 @@
         </w:tc>
         <w:tc>
           <w:tcPr>
-            <w:tcW w:w="4000" w:type="dxa"/>
+            <w:tcW w:w="3990" w:type="dxa"/>
             <w:tcBorders>
               <w:top w:val="single" w:sz="1" w:space="0" w:color="CCCCCC"/>
               <w:left w:val="single" w:sz="1" w:space="0" w:color="CCCCCC"/>
@@ -20191,7 +20001,7 @@
         </w:tc>
         <w:tc>
           <w:tcPr>
-            <w:tcW w:w="1800" w:type="dxa"/>
+            <w:tcW w:w="1780" w:type="dxa"/>
             <w:tcBorders>
               <w:top w:val="single" w:sz="1" w:space="0" w:color="CCCCCC"/>
               <w:left w:val="single" w:sz="1" w:space="0" w:color="CCCCCC"/>
@@ -20218,7 +20028,7 @@
         </w:tc>
         <w:tc>
           <w:tcPr>
-            <w:tcW w:w="3210" w:type="dxa"/>
+            <w:tcW w:w="3149" w:type="dxa"/>
             <w:tcBorders>
               <w:top w:val="single" w:sz="1" w:space="0" w:color="CCCCCC"/>
               <w:left w:val="single" w:sz="1" w:space="0" w:color="CCCCCC"/>
@@ -20697,7 +20507,6 @@
                 <w:sz w:val="18"/>
                 <w:szCs w:val="18"/>
               </w:rPr>
-              <w:lastRenderedPageBreak/>
               <w:t>build_glueup_index(all_records)</w:t>
             </w:r>
           </w:p>
@@ -20754,6 +20563,7 @@
                 <w:sz w:val="18"/>
                 <w:szCs w:val="18"/>
               </w:rPr>
+              <w:lastRenderedPageBreak/>
               <w:t>should_skip(row)</w:t>
             </w:r>
           </w:p>
@@ -21810,7 +21620,6 @@
         <w:spacing w:after="80"/>
       </w:pPr>
       <w:r>
-        <w:lastRenderedPageBreak/>
         <w:t>ZipCodes_Areas_CCC.xlsx missing: log warning, all members get 'No Region', continue.</w:t>
       </w:r>
     </w:p>
@@ -23064,35 +22873,42 @@
                 <w:sz w:val="18"/>
                 <w:szCs w:val="18"/>
               </w:rPr>
+              <w:t>1.20</w:t>
+            </w:r>
+          </w:p>
+        </w:tc>
+        <w:tc>
+          <w:tcPr>
+            <w:tcW w:w="8172" w:type="dxa"/>
+            <w:tcBorders>
+              <w:top w:val="single" w:sz="1" w:space="0" w:color="CCCCCC"/>
+              <w:left w:val="single" w:sz="1" w:space="0" w:color="CCCCCC"/>
+              <w:bottom w:val="single" w:sz="1" w:space="0" w:color="CCCCCC"/>
+              <w:right w:val="single" w:sz="1" w:space="0" w:color="CCCCCC"/>
+            </w:tcBorders>
+            <w:shd w:val="clear" w:color="auto" w:fill="FFFFFF"/>
+            <w:tcMar>
+              <w:top w:w="80" w:type="dxa"/>
+              <w:left w:w="120" w:type="dxa"/>
+              <w:bottom w:w="80" w:type="dxa"/>
+              <w:right w:w="120" w:type="dxa"/>
+            </w:tcMar>
+          </w:tcPr>
+          <w:p>
+            <w:r>
+              <w:rPr>
+                <w:sz w:val="18"/>
+                <w:szCs w:val="18"/>
+              </w:rPr>
+              <w:t xml:space="preserve">Migrated to Google Cloud Run. Script now runs as a Cloud Run job (glueup-sync, us-west1, project gg-sync-492000) triggered by Cloud Scheduler (glueup-sync-weekly, Mondays 9:00 AM Pacific). Service account glueup-sync@gg-sync-492000.iam.gserviceaccount.com replaces OAuth 2.0 </w:t>
+            </w:r>
+            <w:r>
+              <w:rPr>
+                <w:sz w:val="18"/>
+                <w:szCs w:val="18"/>
+              </w:rPr>
               <w:lastRenderedPageBreak/>
-              <w:t>1.20</w:t>
-            </w:r>
-          </w:p>
-        </w:tc>
-        <w:tc>
-          <w:tcPr>
-            <w:tcW w:w="8172" w:type="dxa"/>
-            <w:tcBorders>
-              <w:top w:val="single" w:sz="1" w:space="0" w:color="CCCCCC"/>
-              <w:left w:val="single" w:sz="1" w:space="0" w:color="CCCCCC"/>
-              <w:bottom w:val="single" w:sz="1" w:space="0" w:color="CCCCCC"/>
-              <w:right w:val="single" w:sz="1" w:space="0" w:color="CCCCCC"/>
-            </w:tcBorders>
-            <w:shd w:val="clear" w:color="auto" w:fill="FFFFFF"/>
-            <w:tcMar>
-              <w:top w:w="80" w:type="dxa"/>
-              <w:left w:w="120" w:type="dxa"/>
-              <w:bottom w:w="80" w:type="dxa"/>
-              <w:right w:w="120" w:type="dxa"/>
-            </w:tcMar>
-          </w:tcPr>
-          <w:p>
-            <w:r>
-              <w:rPr>
-                <w:sz w:val="18"/>
-                <w:szCs w:val="18"/>
-              </w:rPr>
-              <w:t>Migrated to Google Cloud Run. Script now runs as a Cloud Run job (glueup-sync, us-west1, project gg-sync-492000) triggered by Cloud Scheduler (glueup-sync-weekly, Mondays 9:00 AM Pacific). Service account glueup-sync@gg-sync-492000.iam.gserviceaccount.com replaces OAuth 2.0 credentials.json / drive_token.json flow for Drive access. No-file-present path sends notification email and exits cleanly. Updated Section 7 Operational Workflow. Closed Open Item 15.</w:t>
+              <w:t>credentials.json / drive_token.json flow for Drive access. No-file-present path sends notification email and exits cleanly. Updated Section 7 Operational Workflow. Closed Open Item 15.</w:t>
             </w:r>
           </w:p>
         </w:tc>
@@ -23121,6 +22937,7 @@
                 <w:sz w:val="18"/>
                 <w:szCs w:val="18"/>
               </w:rPr>
+              <w:lastRenderedPageBreak/>
               <w:t>1.21</w:t>
             </w:r>
           </w:p>
@@ -23217,6 +23034,1330 @@
                 <w:szCs w:val="18"/>
               </w:rPr>
               <w:t>Tweaked the error output from drive upload to “See the Design Spec” rather than a specific section number. Added supportsAllDrives = true to both the subfolder creation and file upload. This flag is required ay time the target is a Shared Drive rather than My Drive.</w:t>
+            </w:r>
+          </w:p>
+        </w:tc>
+      </w:tr>
+      <w:tr>
+        <w:tc>
+          <w:tcPr>
+            <w:tcW w:w="1080" w:type="dxa"/>
+            <w:tcBorders>
+              <w:top w:val="single" w:sz="1" w:space="0" w:color="CCCCCC"/>
+              <w:left w:val="single" w:sz="1" w:space="0" w:color="CCCCCC"/>
+              <w:bottom w:val="single" w:sz="1" w:space="0" w:color="CCCCCC"/>
+              <w:right w:val="single" w:sz="1" w:space="0" w:color="CCCCCC"/>
+            </w:tcBorders>
+            <w:shd w:val="clear" w:color="auto" w:fill="FFFFFF"/>
+            <w:tcMar>
+              <w:top w:w="80" w:type="dxa"/>
+              <w:left w:w="120" w:type="dxa"/>
+              <w:bottom w:w="80" w:type="dxa"/>
+              <w:right w:w="120" w:type="dxa"/>
+            </w:tcMar>
+          </w:tcPr>
+          <w:p>
+            <w:pPr>
+              <w:rPr>
+                <w:sz w:val="18"/>
+                <w:szCs w:val="18"/>
+              </w:rPr>
+            </w:pPr>
+            <w:r>
+              <w:rPr>
+                <w:sz w:val="18"/>
+                <w:szCs w:val="18"/>
+              </w:rPr>
+              <w:t>2.0.0</w:t>
+            </w:r>
+          </w:p>
+        </w:tc>
+        <w:tc>
+          <w:tcPr>
+            <w:tcW w:w="8280" w:type="dxa"/>
+            <w:tcBorders>
+              <w:top w:val="single" w:sz="1" w:space="0" w:color="CCCCCC"/>
+              <w:left w:val="single" w:sz="1" w:space="0" w:color="CCCCCC"/>
+              <w:bottom w:val="single" w:sz="1" w:space="0" w:color="CCCCCC"/>
+              <w:right w:val="single" w:sz="1" w:space="0" w:color="CCCCCC"/>
+            </w:tcBorders>
+            <w:shd w:val="clear" w:color="auto" w:fill="FFFFFF"/>
+            <w:tcMar>
+              <w:top w:w="80" w:type="dxa"/>
+              <w:left w:w="120" w:type="dxa"/>
+              <w:bottom w:w="80" w:type="dxa"/>
+              <w:right w:w="120" w:type="dxa"/>
+            </w:tcMar>
+          </w:tcPr>
+          <w:p>
+            <w:pPr>
+              <w:rPr>
+                <w:sz w:val="18"/>
+                <w:szCs w:val="18"/>
+              </w:rPr>
+            </w:pPr>
+            <w:r>
+              <w:rPr>
+                <w:sz w:val="18"/>
+                <w:szCs w:val="18"/>
+              </w:rPr>
+              <w:t xml:space="preserve">  - Cloud Run migration: replaced OAuth 2.0 browser flow in _</w:t>
+            </w:r>
+            <w:proofErr w:type="spellStart"/>
+            <w:r>
+              <w:rPr>
+                <w:sz w:val="18"/>
+                <w:szCs w:val="18"/>
+              </w:rPr>
+              <w:t>get_drive_</w:t>
+            </w:r>
+            <w:proofErr w:type="gramStart"/>
+            <w:r>
+              <w:rPr>
+                <w:sz w:val="18"/>
+                <w:szCs w:val="18"/>
+              </w:rPr>
+              <w:t>service</w:t>
+            </w:r>
+            <w:proofErr w:type="spellEnd"/>
+            <w:r>
+              <w:rPr>
+                <w:sz w:val="18"/>
+                <w:szCs w:val="18"/>
+              </w:rPr>
+              <w:t>(</w:t>
+            </w:r>
+            <w:proofErr w:type="gramEnd"/>
+            <w:r>
+              <w:rPr>
+                <w:sz w:val="18"/>
+                <w:szCs w:val="18"/>
+              </w:rPr>
+              <w:t>)</w:t>
+            </w:r>
+          </w:p>
+          <w:p>
+            <w:pPr>
+              <w:rPr>
+                <w:sz w:val="18"/>
+                <w:szCs w:val="18"/>
+              </w:rPr>
+            </w:pPr>
+            <w:r>
+              <w:rPr>
+                <w:sz w:val="18"/>
+                <w:szCs w:val="18"/>
+              </w:rPr>
+              <w:t xml:space="preserve">    with Application Default Credentials (ADC). On Cloud Run the service account</w:t>
+            </w:r>
+          </w:p>
+          <w:p>
+            <w:pPr>
+              <w:rPr>
+                <w:sz w:val="18"/>
+                <w:szCs w:val="18"/>
+              </w:rPr>
+            </w:pPr>
+            <w:r>
+              <w:rPr>
+                <w:sz w:val="18"/>
+                <w:szCs w:val="18"/>
+              </w:rPr>
+              <w:t xml:space="preserve">    supplies credentials automatically; locally use '</w:t>
+            </w:r>
+            <w:proofErr w:type="spellStart"/>
+            <w:r>
+              <w:rPr>
+                <w:sz w:val="18"/>
+                <w:szCs w:val="18"/>
+              </w:rPr>
+              <w:t>gcloud</w:t>
+            </w:r>
+            <w:proofErr w:type="spellEnd"/>
+            <w:r>
+              <w:rPr>
+                <w:sz w:val="18"/>
+                <w:szCs w:val="18"/>
+              </w:rPr>
+              <w:t xml:space="preserve"> auth application-default login'.</w:t>
+            </w:r>
+          </w:p>
+          <w:p>
+            <w:pPr>
+              <w:rPr>
+                <w:sz w:val="18"/>
+                <w:szCs w:val="18"/>
+              </w:rPr>
+            </w:pPr>
+            <w:r>
+              <w:rPr>
+                <w:sz w:val="18"/>
+                <w:szCs w:val="18"/>
+              </w:rPr>
+              <w:t xml:space="preserve">  - </w:t>
+            </w:r>
+            <w:proofErr w:type="spellStart"/>
+            <w:r>
+              <w:rPr>
+                <w:sz w:val="18"/>
+                <w:szCs w:val="18"/>
+              </w:rPr>
+              <w:t>GlueUp</w:t>
+            </w:r>
+            <w:proofErr w:type="spellEnd"/>
+            <w:r>
+              <w:rPr>
+                <w:sz w:val="18"/>
+                <w:szCs w:val="18"/>
+              </w:rPr>
+              <w:t xml:space="preserve"> auth: replaced token-file approach (</w:t>
+            </w:r>
+            <w:proofErr w:type="spellStart"/>
+            <w:r>
+              <w:rPr>
+                <w:sz w:val="18"/>
+                <w:szCs w:val="18"/>
+              </w:rPr>
+              <w:t>glueup_</w:t>
+            </w:r>
+            <w:proofErr w:type="gramStart"/>
+            <w:r>
+              <w:rPr>
+                <w:sz w:val="18"/>
+                <w:szCs w:val="18"/>
+              </w:rPr>
+              <w:t>token.json</w:t>
+            </w:r>
+            <w:proofErr w:type="spellEnd"/>
+            <w:proofErr w:type="gramEnd"/>
+            <w:r>
+              <w:rPr>
+                <w:sz w:val="18"/>
+                <w:szCs w:val="18"/>
+              </w:rPr>
+              <w:t>) with direct</w:t>
+            </w:r>
+          </w:p>
+          <w:p>
+            <w:pPr>
+              <w:rPr>
+                <w:sz w:val="18"/>
+                <w:szCs w:val="18"/>
+              </w:rPr>
+            </w:pPr>
+            <w:r>
+              <w:rPr>
+                <w:sz w:val="18"/>
+                <w:szCs w:val="18"/>
+              </w:rPr>
+              <w:t xml:space="preserve">    HMAC-SHA256 authentication. </w:t>
+            </w:r>
+            <w:proofErr w:type="spellStart"/>
+            <w:r>
+              <w:rPr>
+                <w:sz w:val="18"/>
+                <w:szCs w:val="18"/>
+              </w:rPr>
+              <w:t>glueup_</w:t>
+            </w:r>
+            <w:proofErr w:type="gramStart"/>
+            <w:r>
+              <w:rPr>
+                <w:sz w:val="18"/>
+                <w:szCs w:val="18"/>
+              </w:rPr>
+              <w:t>auth</w:t>
+            </w:r>
+            <w:proofErr w:type="spellEnd"/>
+            <w:r>
+              <w:rPr>
+                <w:sz w:val="18"/>
+                <w:szCs w:val="18"/>
+              </w:rPr>
+              <w:t>(</w:t>
+            </w:r>
+            <w:proofErr w:type="gramEnd"/>
+            <w:r>
+              <w:rPr>
+                <w:sz w:val="18"/>
+                <w:szCs w:val="18"/>
+              </w:rPr>
+              <w:t xml:space="preserve">) now calls the </w:t>
+            </w:r>
+            <w:proofErr w:type="spellStart"/>
+            <w:r>
+              <w:rPr>
+                <w:sz w:val="18"/>
+                <w:szCs w:val="18"/>
+              </w:rPr>
+              <w:t>GlueUp</w:t>
+            </w:r>
+            <w:proofErr w:type="spellEnd"/>
+            <w:r>
+              <w:rPr>
+                <w:sz w:val="18"/>
+                <w:szCs w:val="18"/>
+              </w:rPr>
+              <w:t xml:space="preserve"> session</w:t>
+            </w:r>
+          </w:p>
+          <w:p>
+            <w:pPr>
+              <w:rPr>
+                <w:sz w:val="18"/>
+                <w:szCs w:val="18"/>
+              </w:rPr>
+            </w:pPr>
+            <w:r>
+              <w:rPr>
+                <w:sz w:val="18"/>
+                <w:szCs w:val="18"/>
+              </w:rPr>
+              <w:t xml:space="preserve">    endpoint and returns a live token — no pre-generated token file required.</w:t>
+            </w:r>
+          </w:p>
+          <w:p>
+            <w:pPr>
+              <w:rPr>
+                <w:sz w:val="18"/>
+                <w:szCs w:val="18"/>
+              </w:rPr>
+            </w:pPr>
+            <w:r>
+              <w:rPr>
+                <w:sz w:val="18"/>
+                <w:szCs w:val="18"/>
+              </w:rPr>
+              <w:t xml:space="preserve">  - Secret Manager: added _</w:t>
+            </w:r>
+            <w:proofErr w:type="spellStart"/>
+            <w:r>
+              <w:rPr>
+                <w:sz w:val="18"/>
+                <w:szCs w:val="18"/>
+              </w:rPr>
+              <w:t>load_secrets_from_secret_</w:t>
+            </w:r>
+            <w:proofErr w:type="gramStart"/>
+            <w:r>
+              <w:rPr>
+                <w:sz w:val="18"/>
+                <w:szCs w:val="18"/>
+              </w:rPr>
+              <w:t>manager</w:t>
+            </w:r>
+            <w:proofErr w:type="spellEnd"/>
+            <w:r>
+              <w:rPr>
+                <w:sz w:val="18"/>
+                <w:szCs w:val="18"/>
+              </w:rPr>
+              <w:t>(</w:t>
+            </w:r>
+            <w:proofErr w:type="gramEnd"/>
+            <w:r>
+              <w:rPr>
+                <w:sz w:val="18"/>
+                <w:szCs w:val="18"/>
+              </w:rPr>
+              <w:t>) — when</w:t>
+            </w:r>
+          </w:p>
+          <w:p>
+            <w:pPr>
+              <w:rPr>
+                <w:sz w:val="18"/>
+                <w:szCs w:val="18"/>
+              </w:rPr>
+            </w:pPr>
+            <w:r>
+              <w:rPr>
+                <w:sz w:val="18"/>
+                <w:szCs w:val="18"/>
+              </w:rPr>
+              <w:t xml:space="preserve">    GLUEUP_USE_SECRET_MANAGER=1 is set (Cloud Run), GLUEUP_SK is fetched</w:t>
+            </w:r>
+          </w:p>
+          <w:p>
+            <w:pPr>
+              <w:rPr>
+                <w:sz w:val="18"/>
+                <w:szCs w:val="18"/>
+              </w:rPr>
+            </w:pPr>
+            <w:r>
+              <w:rPr>
+                <w:sz w:val="18"/>
+                <w:szCs w:val="18"/>
+              </w:rPr>
+              <w:t xml:space="preserve">    from GCP Secret Manager at startup, overriding the hardcoded fallback.</w:t>
+            </w:r>
+          </w:p>
+          <w:p>
+            <w:pPr>
+              <w:rPr>
+                <w:sz w:val="18"/>
+                <w:szCs w:val="18"/>
+              </w:rPr>
+            </w:pPr>
+            <w:r>
+              <w:rPr>
+                <w:sz w:val="18"/>
+                <w:szCs w:val="18"/>
+              </w:rPr>
+              <w:t xml:space="preserve">  - Drive download: added </w:t>
+            </w:r>
+            <w:proofErr w:type="spellStart"/>
+            <w:r>
+              <w:rPr>
+                <w:sz w:val="18"/>
+                <w:szCs w:val="18"/>
+              </w:rPr>
+              <w:t>download_latest_icf_file_from_</w:t>
+            </w:r>
+            <w:proofErr w:type="gramStart"/>
+            <w:r>
+              <w:rPr>
+                <w:sz w:val="18"/>
+                <w:szCs w:val="18"/>
+              </w:rPr>
+              <w:t>drive</w:t>
+            </w:r>
+            <w:proofErr w:type="spellEnd"/>
+            <w:r>
+              <w:rPr>
+                <w:sz w:val="18"/>
+                <w:szCs w:val="18"/>
+              </w:rPr>
+              <w:t>(</w:t>
+            </w:r>
+            <w:proofErr w:type="gramEnd"/>
+            <w:r>
+              <w:rPr>
+                <w:sz w:val="18"/>
+                <w:szCs w:val="18"/>
+              </w:rPr>
+              <w:t>) — when no</w:t>
+            </w:r>
+          </w:p>
+          <w:p>
+            <w:pPr>
+              <w:rPr>
+                <w:sz w:val="18"/>
+                <w:szCs w:val="18"/>
+              </w:rPr>
+            </w:pPr>
+            <w:r>
+              <w:rPr>
+                <w:sz w:val="18"/>
+                <w:szCs w:val="18"/>
+              </w:rPr>
+              <w:t xml:space="preserve">    local </w:t>
+            </w:r>
+            <w:proofErr w:type="spellStart"/>
+            <w:r>
+              <w:rPr>
+                <w:sz w:val="18"/>
+                <w:szCs w:val="18"/>
+              </w:rPr>
+              <w:t>activemembers</w:t>
+            </w:r>
+            <w:proofErr w:type="spellEnd"/>
+            <w:r>
+              <w:rPr>
+                <w:sz w:val="18"/>
+                <w:szCs w:val="18"/>
+              </w:rPr>
+              <w:t xml:space="preserve"> CSV is found, the script downloads the most recent</w:t>
+            </w:r>
+          </w:p>
+          <w:p>
+            <w:pPr>
+              <w:rPr>
+                <w:sz w:val="18"/>
+                <w:szCs w:val="18"/>
+              </w:rPr>
+            </w:pPr>
+            <w:r>
+              <w:rPr>
+                <w:sz w:val="18"/>
+                <w:szCs w:val="18"/>
+              </w:rPr>
+              <w:t xml:space="preserve">    one from the Drive Inbound folder (DRIVE_INBOUND_FOLDER_ID).</w:t>
+            </w:r>
+          </w:p>
+          <w:p>
+            <w:pPr>
+              <w:rPr>
+                <w:sz w:val="18"/>
+                <w:szCs w:val="18"/>
+              </w:rPr>
+            </w:pPr>
+            <w:r>
+              <w:rPr>
+                <w:sz w:val="18"/>
+                <w:szCs w:val="18"/>
+              </w:rPr>
+              <w:t xml:space="preserve">  - Drive move: after successful upload, the inbound CSV is moved to the</w:t>
+            </w:r>
+          </w:p>
+          <w:p>
+            <w:pPr>
+              <w:rPr>
+                <w:sz w:val="18"/>
+                <w:szCs w:val="18"/>
+              </w:rPr>
+            </w:pPr>
+            <w:r>
+              <w:rPr>
+                <w:sz w:val="18"/>
+                <w:szCs w:val="18"/>
+              </w:rPr>
+              <w:t xml:space="preserve">    Processed folder (DRIVE_PROCESSED_FOLDER_ID) so it is not reprocessed.</w:t>
+            </w:r>
+          </w:p>
+          <w:p>
+            <w:pPr>
+              <w:rPr>
+                <w:sz w:val="18"/>
+                <w:szCs w:val="18"/>
+              </w:rPr>
+            </w:pPr>
+            <w:r>
+              <w:rPr>
+                <w:sz w:val="18"/>
+                <w:szCs w:val="18"/>
+              </w:rPr>
+              <w:t xml:space="preserve">  - Notifications: added SendGrid email notifications — 'Import Ready' after</w:t>
+            </w:r>
+          </w:p>
+          <w:p>
+            <w:pPr>
+              <w:rPr>
+                <w:sz w:val="18"/>
+                <w:szCs w:val="18"/>
+              </w:rPr>
+            </w:pPr>
+            <w:r>
+              <w:rPr>
+                <w:sz w:val="18"/>
+                <w:szCs w:val="18"/>
+              </w:rPr>
+              <w:t xml:space="preserve">    a successful run, 'No Inbound File' warning when the Inbound folder is empty.</w:t>
+            </w:r>
+          </w:p>
+          <w:p>
+            <w:pPr>
+              <w:rPr>
+                <w:sz w:val="18"/>
+                <w:szCs w:val="18"/>
+              </w:rPr>
+            </w:pPr>
+            <w:r>
+              <w:rPr>
+                <w:sz w:val="18"/>
+                <w:szCs w:val="18"/>
+              </w:rPr>
+              <w:t xml:space="preserve">  - DRIVE_SCOPES broadened from </w:t>
+            </w:r>
+            <w:proofErr w:type="spellStart"/>
+            <w:proofErr w:type="gramStart"/>
+            <w:r>
+              <w:rPr>
+                <w:sz w:val="18"/>
+                <w:szCs w:val="18"/>
+              </w:rPr>
+              <w:t>drive.file</w:t>
+            </w:r>
+            <w:proofErr w:type="spellEnd"/>
+            <w:proofErr w:type="gramEnd"/>
+            <w:r>
+              <w:rPr>
+                <w:sz w:val="18"/>
+                <w:szCs w:val="18"/>
+              </w:rPr>
+              <w:t xml:space="preserve"> to drive for Shared Drive access.</w:t>
+            </w:r>
+          </w:p>
+          <w:p>
+            <w:pPr>
+              <w:rPr>
+                <w:sz w:val="18"/>
+                <w:szCs w:val="18"/>
+              </w:rPr>
+            </w:pPr>
+            <w:r>
+              <w:rPr>
+                <w:sz w:val="18"/>
+                <w:szCs w:val="18"/>
+              </w:rPr>
+              <w:t xml:space="preserve">  - Added DRIVE_INBOUND_FOLDER_ID and DRIVE_PROCESSED_FOLDER_ID constants.</w:t>
+            </w:r>
+          </w:p>
+          <w:p>
+            <w:pPr>
+              <w:rPr>
+                <w:sz w:val="18"/>
+                <w:szCs w:val="18"/>
+              </w:rPr>
+            </w:pPr>
+            <w:r>
+              <w:rPr>
+                <w:sz w:val="18"/>
+                <w:szCs w:val="18"/>
+              </w:rPr>
+              <w:t xml:space="preserve">  - Added GLUEUP_MD5_PW and GLUEUP_EMAIL constants for headless auth.</w:t>
+            </w:r>
+          </w:p>
+          <w:p>
+            <w:pPr>
+              <w:rPr>
+                <w:sz w:val="18"/>
+                <w:szCs w:val="18"/>
+              </w:rPr>
+            </w:pPr>
+            <w:r>
+              <w:rPr>
+                <w:sz w:val="18"/>
+                <w:szCs w:val="18"/>
+              </w:rPr>
+              <w:t xml:space="preserve">  - Removed DRIVE_TOKEN_FILE, DRIVE_CREDENTIALS, TOKEN_FILE references.</w:t>
+            </w:r>
+          </w:p>
+        </w:tc>
+      </w:tr>
+      <w:tr>
+        <w:tc>
+          <w:tcPr>
+            <w:tcW w:w="1080" w:type="dxa"/>
+            <w:tcBorders>
+              <w:top w:val="single" w:sz="1" w:space="0" w:color="CCCCCC"/>
+              <w:left w:val="single" w:sz="1" w:space="0" w:color="CCCCCC"/>
+              <w:bottom w:val="single" w:sz="1" w:space="0" w:color="CCCCCC"/>
+              <w:right w:val="single" w:sz="1" w:space="0" w:color="CCCCCC"/>
+            </w:tcBorders>
+            <w:shd w:val="clear" w:color="auto" w:fill="FFFFFF"/>
+            <w:tcMar>
+              <w:top w:w="80" w:type="dxa"/>
+              <w:left w:w="120" w:type="dxa"/>
+              <w:bottom w:w="80" w:type="dxa"/>
+              <w:right w:w="120" w:type="dxa"/>
+            </w:tcMar>
+          </w:tcPr>
+          <w:p>
+            <w:pPr>
+              <w:rPr>
+                <w:sz w:val="18"/>
+                <w:szCs w:val="18"/>
+              </w:rPr>
+            </w:pPr>
+            <w:r>
+              <w:rPr>
+                <w:sz w:val="18"/>
+                <w:szCs w:val="18"/>
+              </w:rPr>
+              <w:t>2.0.1</w:t>
+            </w:r>
+          </w:p>
+        </w:tc>
+        <w:tc>
+          <w:tcPr>
+            <w:tcW w:w="8280" w:type="dxa"/>
+            <w:tcBorders>
+              <w:top w:val="single" w:sz="1" w:space="0" w:color="CCCCCC"/>
+              <w:left w:val="single" w:sz="1" w:space="0" w:color="CCCCCC"/>
+              <w:bottom w:val="single" w:sz="1" w:space="0" w:color="CCCCCC"/>
+              <w:right w:val="single" w:sz="1" w:space="0" w:color="CCCCCC"/>
+            </w:tcBorders>
+            <w:shd w:val="clear" w:color="auto" w:fill="FFFFFF"/>
+            <w:tcMar>
+              <w:top w:w="80" w:type="dxa"/>
+              <w:left w:w="120" w:type="dxa"/>
+              <w:bottom w:w="80" w:type="dxa"/>
+              <w:right w:w="120" w:type="dxa"/>
+            </w:tcMar>
+          </w:tcPr>
+          <w:p>
+            <w:pPr>
+              <w:rPr>
+                <w:sz w:val="18"/>
+                <w:szCs w:val="18"/>
+              </w:rPr>
+            </w:pPr>
+            <w:r>
+              <w:rPr>
+                <w:sz w:val="18"/>
+                <w:szCs w:val="18"/>
+              </w:rPr>
+              <w:t xml:space="preserve">  - Updated import-ready notification email: steps 2 and 3 now correctly</w:t>
+            </w:r>
+          </w:p>
+          <w:p>
+            <w:pPr>
+              <w:rPr>
+                <w:sz w:val="18"/>
+                <w:szCs w:val="18"/>
+              </w:rPr>
+            </w:pPr>
+            <w:r>
+              <w:rPr>
+                <w:sz w:val="18"/>
+                <w:szCs w:val="18"/>
+              </w:rPr>
+              <w:t xml:space="preserve">    reference contact_import_*.xlsx (Contacts → Import) and</w:t>
+            </w:r>
+          </w:p>
+          <w:p>
+            <w:pPr>
+              <w:rPr>
+                <w:sz w:val="18"/>
+                <w:szCs w:val="18"/>
+              </w:rPr>
+            </w:pPr>
+            <w:r>
+              <w:rPr>
+                <w:sz w:val="18"/>
+                <w:szCs w:val="18"/>
+              </w:rPr>
+              <w:t xml:space="preserve">    membership_import_*.xlsx (Memberships → Import) separately, and</w:t>
+            </w:r>
+          </w:p>
+          <w:p>
+            <w:pPr>
+              <w:rPr>
+                <w:sz w:val="18"/>
+                <w:szCs w:val="18"/>
+              </w:rPr>
+            </w:pPr>
+            <w:r>
+              <w:rPr>
+                <w:sz w:val="18"/>
+                <w:szCs w:val="18"/>
+              </w:rPr>
+              <w:t xml:space="preserve">    reference the "ICF Global </w:t>
+            </w:r>
+            <w:proofErr w:type="spellStart"/>
+            <w:r>
+              <w:rPr>
+                <w:sz w:val="18"/>
+                <w:szCs w:val="18"/>
+              </w:rPr>
+              <w:t>GlueUp</w:t>
+            </w:r>
+            <w:proofErr w:type="spellEnd"/>
+            <w:r>
+              <w:rPr>
+                <w:sz w:val="18"/>
+                <w:szCs w:val="18"/>
+              </w:rPr>
+              <w:t xml:space="preserve"> Sync Operations" doc for full instructions.</w:t>
+            </w:r>
+          </w:p>
+        </w:tc>
+      </w:tr>
+      <w:tr>
+        <w:tc>
+          <w:tcPr>
+            <w:tcW w:w="1080" w:type="dxa"/>
+            <w:tcBorders>
+              <w:top w:val="single" w:sz="1" w:space="0" w:color="CCCCCC"/>
+              <w:left w:val="single" w:sz="1" w:space="0" w:color="CCCCCC"/>
+              <w:bottom w:val="single" w:sz="1" w:space="0" w:color="CCCCCC"/>
+              <w:right w:val="single" w:sz="1" w:space="0" w:color="CCCCCC"/>
+            </w:tcBorders>
+            <w:shd w:val="clear" w:color="auto" w:fill="FFFFFF"/>
+            <w:tcMar>
+              <w:top w:w="80" w:type="dxa"/>
+              <w:left w:w="120" w:type="dxa"/>
+              <w:bottom w:w="80" w:type="dxa"/>
+              <w:right w:w="120" w:type="dxa"/>
+            </w:tcMar>
+          </w:tcPr>
+          <w:p>
+            <w:pPr>
+              <w:rPr>
+                <w:sz w:val="18"/>
+                <w:szCs w:val="18"/>
+              </w:rPr>
+            </w:pPr>
+            <w:r>
+              <w:rPr>
+                <w:sz w:val="18"/>
+                <w:szCs w:val="18"/>
+              </w:rPr>
+              <w:t>2.1.0</w:t>
+            </w:r>
+          </w:p>
+        </w:tc>
+        <w:tc>
+          <w:tcPr>
+            <w:tcW w:w="8280" w:type="dxa"/>
+            <w:tcBorders>
+              <w:top w:val="single" w:sz="1" w:space="0" w:color="CCCCCC"/>
+              <w:left w:val="single" w:sz="1" w:space="0" w:color="CCCCCC"/>
+              <w:bottom w:val="single" w:sz="1" w:space="0" w:color="CCCCCC"/>
+              <w:right w:val="single" w:sz="1" w:space="0" w:color="CCCCCC"/>
+            </w:tcBorders>
+            <w:shd w:val="clear" w:color="auto" w:fill="FFFFFF"/>
+            <w:tcMar>
+              <w:top w:w="80" w:type="dxa"/>
+              <w:left w:w="120" w:type="dxa"/>
+              <w:bottom w:w="80" w:type="dxa"/>
+              <w:right w:w="120" w:type="dxa"/>
+            </w:tcMar>
+          </w:tcPr>
+          <w:p>
+            <w:pPr>
+              <w:rPr>
+                <w:sz w:val="18"/>
+                <w:szCs w:val="18"/>
+              </w:rPr>
+            </w:pPr>
+            <w:r>
+              <w:rPr>
+                <w:sz w:val="18"/>
+                <w:szCs w:val="18"/>
+              </w:rPr>
+              <w:t xml:space="preserve">  - Removed Make scenario row filter (Status = Active OR expiry &gt; now-365) from</w:t>
+            </w:r>
+          </w:p>
+          <w:p>
+            <w:pPr>
+              <w:rPr>
+                <w:sz w:val="18"/>
+                <w:szCs w:val="18"/>
+              </w:rPr>
+            </w:pPr>
+            <w:r>
+              <w:rPr>
+                <w:sz w:val="18"/>
+                <w:szCs w:val="18"/>
+              </w:rPr>
+              <w:t xml:space="preserve">    sync logic; ICF Global API now correctly returns only active members.</w:t>
+            </w:r>
+          </w:p>
+          <w:p>
+            <w:pPr>
+              <w:rPr>
+                <w:sz w:val="18"/>
+                <w:szCs w:val="18"/>
+              </w:rPr>
+            </w:pPr>
+            <w:r>
+              <w:rPr>
+                <w:sz w:val="18"/>
+                <w:szCs w:val="18"/>
+              </w:rPr>
+              <w:t xml:space="preserve">  - Sync logic redesigned: NEW members get contact + membership import;</w:t>
+            </w:r>
+          </w:p>
+          <w:p>
+            <w:pPr>
+              <w:rPr>
+                <w:sz w:val="18"/>
+                <w:szCs w:val="18"/>
+              </w:rPr>
+            </w:pPr>
+            <w:r>
+              <w:rPr>
+                <w:sz w:val="18"/>
+                <w:szCs w:val="18"/>
+              </w:rPr>
+              <w:t xml:space="preserve">    RENEWED members (expiry date advanced) get contact import + renewals report</w:t>
+            </w:r>
+          </w:p>
+          <w:p>
+            <w:pPr>
+              <w:rPr>
+                <w:sz w:val="18"/>
+                <w:szCs w:val="18"/>
+              </w:rPr>
+            </w:pPr>
+            <w:r>
+              <w:rPr>
+                <w:sz w:val="18"/>
+                <w:szCs w:val="18"/>
+              </w:rPr>
+              <w:t xml:space="preserve">    for manual </w:t>
+            </w:r>
+            <w:proofErr w:type="spellStart"/>
+            <w:r>
+              <w:rPr>
+                <w:sz w:val="18"/>
+                <w:szCs w:val="18"/>
+              </w:rPr>
+              <w:t>GlueUp</w:t>
+            </w:r>
+            <w:proofErr w:type="spellEnd"/>
+            <w:r>
+              <w:rPr>
+                <w:sz w:val="18"/>
+                <w:szCs w:val="18"/>
+              </w:rPr>
+              <w:t xml:space="preserve"> UI update; CHANGED members (other fields only) get contact</w:t>
+            </w:r>
+          </w:p>
+          <w:p>
+            <w:pPr>
+              <w:rPr>
+                <w:sz w:val="18"/>
+                <w:szCs w:val="18"/>
+              </w:rPr>
+            </w:pPr>
+            <w:r>
+              <w:rPr>
+                <w:sz w:val="18"/>
+                <w:szCs w:val="18"/>
+              </w:rPr>
+              <w:t xml:space="preserve">    import only. Membership import is no longer used for existing members.</w:t>
+            </w:r>
+          </w:p>
+          <w:p>
+            <w:pPr>
+              <w:rPr>
+                <w:sz w:val="18"/>
+                <w:szCs w:val="18"/>
+              </w:rPr>
+            </w:pPr>
+            <w:r>
+              <w:rPr>
+                <w:sz w:val="18"/>
+                <w:szCs w:val="18"/>
+              </w:rPr>
+              <w:t xml:space="preserve">  - Added dropped member detection: </w:t>
+            </w:r>
+            <w:proofErr w:type="spellStart"/>
+            <w:r>
+              <w:rPr>
+                <w:sz w:val="18"/>
+                <w:szCs w:val="18"/>
+              </w:rPr>
+              <w:t>GlueUp</w:t>
+            </w:r>
+            <w:proofErr w:type="spellEnd"/>
+            <w:r>
+              <w:rPr>
+                <w:sz w:val="18"/>
+                <w:szCs w:val="18"/>
+              </w:rPr>
+              <w:t xml:space="preserve"> records with an ICF Member ID not</w:t>
+            </w:r>
+          </w:p>
+          <w:p>
+            <w:pPr>
+              <w:rPr>
+                <w:sz w:val="18"/>
+                <w:szCs w:val="18"/>
+              </w:rPr>
+            </w:pPr>
+            <w:r>
+              <w:rPr>
+                <w:sz w:val="18"/>
+                <w:szCs w:val="18"/>
+              </w:rPr>
+              <w:t xml:space="preserve">    present in the current ICF Global export are flagged in dropped_members_*.xlsx</w:t>
+            </w:r>
+          </w:p>
+          <w:p>
+            <w:pPr>
+              <w:rPr>
+                <w:sz w:val="18"/>
+                <w:szCs w:val="18"/>
+              </w:rPr>
+            </w:pPr>
+            <w:r>
+              <w:rPr>
+                <w:sz w:val="18"/>
+                <w:szCs w:val="18"/>
+              </w:rPr>
+              <w:t xml:space="preserve">    for manual membership cancellation in </w:t>
+            </w:r>
+            <w:proofErr w:type="spellStart"/>
+            <w:r>
+              <w:rPr>
+                <w:sz w:val="18"/>
+                <w:szCs w:val="18"/>
+              </w:rPr>
+              <w:t>GlueUp</w:t>
+            </w:r>
+            <w:proofErr w:type="spellEnd"/>
+            <w:r>
+              <w:rPr>
+                <w:sz w:val="18"/>
+                <w:szCs w:val="18"/>
+              </w:rPr>
+              <w:t xml:space="preserve"> Admin UI.</w:t>
+            </w:r>
+          </w:p>
+          <w:p>
+            <w:pPr>
+              <w:rPr>
+                <w:sz w:val="18"/>
+                <w:szCs w:val="18"/>
+              </w:rPr>
+            </w:pPr>
+            <w:r>
+              <w:rPr>
+                <w:sz w:val="18"/>
+                <w:szCs w:val="18"/>
+              </w:rPr>
+              <w:t xml:space="preserve">  - New output file: renewals_*.xlsx — same structure as membership import,</w:t>
+            </w:r>
+          </w:p>
+          <w:p>
+            <w:pPr>
+              <w:rPr>
+                <w:sz w:val="18"/>
+                <w:szCs w:val="18"/>
+              </w:rPr>
+            </w:pPr>
+            <w:r>
+              <w:rPr>
+                <w:sz w:val="18"/>
+                <w:szCs w:val="18"/>
+              </w:rPr>
+              <w:t xml:space="preserve">    contains members whose expiration date has advanced; for manual processing.</w:t>
+            </w:r>
+          </w:p>
+          <w:p>
+            <w:pPr>
+              <w:rPr>
+                <w:sz w:val="18"/>
+                <w:szCs w:val="18"/>
+              </w:rPr>
+            </w:pPr>
+            <w:r>
+              <w:rPr>
+                <w:sz w:val="18"/>
+                <w:szCs w:val="18"/>
+              </w:rPr>
+              <w:t xml:space="preserve">  - New output file: dropped_members_*.xlsx — replaces the old </w:t>
+            </w:r>
+            <w:proofErr w:type="spellStart"/>
+            <w:r>
+              <w:rPr>
+                <w:sz w:val="18"/>
+                <w:szCs w:val="18"/>
+              </w:rPr>
+              <w:t>process_rows</w:t>
+            </w:r>
+            <w:proofErr w:type="spellEnd"/>
+          </w:p>
+          <w:p>
+            <w:pPr>
+              <w:rPr>
+                <w:sz w:val="18"/>
+                <w:szCs w:val="18"/>
+              </w:rPr>
+            </w:pPr>
+            <w:r>
+              <w:rPr>
+                <w:sz w:val="18"/>
+                <w:szCs w:val="18"/>
+              </w:rPr>
+              <w:t xml:space="preserve">    DROPPED logic; now generated directly from </w:t>
+            </w:r>
+            <w:proofErr w:type="spellStart"/>
+            <w:r>
+              <w:rPr>
+                <w:sz w:val="18"/>
+                <w:szCs w:val="18"/>
+              </w:rPr>
+              <w:t>GlueUp</w:t>
+            </w:r>
+            <w:proofErr w:type="spellEnd"/>
+            <w:r>
+              <w:rPr>
+                <w:sz w:val="18"/>
+                <w:szCs w:val="18"/>
+              </w:rPr>
+              <w:t xml:space="preserve"> index comparison.</w:t>
+            </w:r>
+          </w:p>
+          <w:p>
+            <w:pPr>
+              <w:rPr>
+                <w:sz w:val="18"/>
+                <w:szCs w:val="18"/>
+              </w:rPr>
+            </w:pPr>
+            <w:r>
+              <w:rPr>
+                <w:sz w:val="18"/>
+                <w:szCs w:val="18"/>
+              </w:rPr>
+              <w:t xml:space="preserve">  - Comparison report Summary tab updated: shows all 6 statuses (NEW, RENEWAL,</w:t>
+            </w:r>
+          </w:p>
+          <w:p>
+            <w:pPr>
+              <w:rPr>
+                <w:sz w:val="18"/>
+                <w:szCs w:val="18"/>
+              </w:rPr>
+            </w:pPr>
+            <w:r>
+              <w:rPr>
+                <w:sz w:val="18"/>
+                <w:szCs w:val="18"/>
+              </w:rPr>
+              <w:t xml:space="preserve">    CHANGED, SAME, SKIPPED, DROPPED) with color coding and Action Required column.</w:t>
+            </w:r>
+          </w:p>
+          <w:p>
+            <w:pPr>
+              <w:rPr>
+                <w:sz w:val="18"/>
+                <w:szCs w:val="18"/>
+              </w:rPr>
+            </w:pPr>
+            <w:r>
+              <w:rPr>
+                <w:sz w:val="18"/>
+                <w:szCs w:val="18"/>
+              </w:rPr>
+              <w:t xml:space="preserve">  - Comparison report: added Renewals and Dropped tabs alongside Detail/Changed.</w:t>
+            </w:r>
+          </w:p>
+          <w:p>
+            <w:pPr>
+              <w:rPr>
+                <w:sz w:val="18"/>
+                <w:szCs w:val="18"/>
+              </w:rPr>
+            </w:pPr>
+            <w:r>
+              <w:rPr>
+                <w:sz w:val="18"/>
+                <w:szCs w:val="18"/>
+              </w:rPr>
+              <w:t xml:space="preserve">  - Removed: </w:t>
+            </w:r>
+            <w:proofErr w:type="spellStart"/>
+            <w:r>
+              <w:rPr>
+                <w:sz w:val="18"/>
+                <w:szCs w:val="18"/>
+              </w:rPr>
+              <w:t>is_active</w:t>
+            </w:r>
+            <w:proofErr w:type="spellEnd"/>
+            <w:r>
+              <w:rPr>
+                <w:sz w:val="18"/>
+                <w:szCs w:val="18"/>
+              </w:rPr>
+              <w:t xml:space="preserve">, </w:t>
+            </w:r>
+            <w:proofErr w:type="spellStart"/>
+            <w:r>
+              <w:rPr>
+                <w:sz w:val="18"/>
+                <w:szCs w:val="18"/>
+              </w:rPr>
+              <w:t>new_expired</w:t>
+            </w:r>
+            <w:proofErr w:type="spellEnd"/>
+            <w:r>
+              <w:rPr>
+                <w:sz w:val="18"/>
+                <w:szCs w:val="18"/>
+              </w:rPr>
+              <w:t xml:space="preserve">, </w:t>
+            </w:r>
+            <w:proofErr w:type="spellStart"/>
+            <w:r>
+              <w:rPr>
+                <w:sz w:val="18"/>
+                <w:szCs w:val="18"/>
+              </w:rPr>
+              <w:t>expiry_passed</w:t>
+            </w:r>
+            <w:proofErr w:type="spellEnd"/>
+            <w:r>
+              <w:rPr>
+                <w:sz w:val="18"/>
+                <w:szCs w:val="18"/>
+              </w:rPr>
+              <w:t xml:space="preserve">, </w:t>
+            </w:r>
+            <w:proofErr w:type="spellStart"/>
+            <w:r>
+              <w:rPr>
+                <w:sz w:val="18"/>
+                <w:szCs w:val="18"/>
+              </w:rPr>
+              <w:t>membership_triggered</w:t>
+            </w:r>
+            <w:proofErr w:type="spellEnd"/>
+            <w:r>
+              <w:rPr>
+                <w:sz w:val="18"/>
+                <w:szCs w:val="18"/>
+              </w:rPr>
+              <w:t xml:space="preserve"> logic.</w:t>
+            </w:r>
+          </w:p>
+          <w:p>
+            <w:pPr>
+              <w:rPr>
+                <w:sz w:val="18"/>
+                <w:szCs w:val="18"/>
+              </w:rPr>
+            </w:pPr>
+            <w:r>
+              <w:rPr>
+                <w:sz w:val="18"/>
+                <w:szCs w:val="18"/>
+              </w:rPr>
+              <w:lastRenderedPageBreak/>
+              <w:t xml:space="preserve">  - Notification email updated to reflect new 6-file output and action steps.</w:t>
+            </w:r>
+          </w:p>
+        </w:tc>
+      </w:tr>
+      <w:tr>
+        <w:tc>
+          <w:tcPr>
+            <w:tcW w:w="1080" w:type="dxa"/>
+            <w:tcBorders>
+              <w:top w:val="single" w:sz="1" w:space="0" w:color="CCCCCC"/>
+              <w:left w:val="single" w:sz="1" w:space="0" w:color="CCCCCC"/>
+              <w:bottom w:val="single" w:sz="1" w:space="0" w:color="CCCCCC"/>
+              <w:right w:val="single" w:sz="1" w:space="0" w:color="CCCCCC"/>
+            </w:tcBorders>
+            <w:shd w:val="clear" w:color="auto" w:fill="FFFFFF"/>
+            <w:tcMar>
+              <w:top w:w="80" w:type="dxa"/>
+              <w:left w:w="120" w:type="dxa"/>
+              <w:bottom w:w="80" w:type="dxa"/>
+              <w:right w:w="120" w:type="dxa"/>
+            </w:tcMar>
+          </w:tcPr>
+          <w:p>
+            <w:pPr>
+              <w:rPr>
+                <w:sz w:val="18"/>
+                <w:szCs w:val="18"/>
+              </w:rPr>
+            </w:pPr>
+            <w:r>
+              <w:rPr>
+                <w:sz w:val="18"/>
+                <w:szCs w:val="18"/>
+              </w:rPr>
+              <w:lastRenderedPageBreak/>
+              <w:t>2.1.1</w:t>
+            </w:r>
+          </w:p>
+        </w:tc>
+        <w:tc>
+          <w:tcPr>
+            <w:tcW w:w="8280" w:type="dxa"/>
+            <w:tcBorders>
+              <w:top w:val="single" w:sz="1" w:space="0" w:color="CCCCCC"/>
+              <w:left w:val="single" w:sz="1" w:space="0" w:color="CCCCCC"/>
+              <w:bottom w:val="single" w:sz="1" w:space="0" w:color="CCCCCC"/>
+              <w:right w:val="single" w:sz="1" w:space="0" w:color="CCCCCC"/>
+            </w:tcBorders>
+            <w:shd w:val="clear" w:color="auto" w:fill="FFFFFF"/>
+            <w:tcMar>
+              <w:top w:w="80" w:type="dxa"/>
+              <w:left w:w="120" w:type="dxa"/>
+              <w:bottom w:w="80" w:type="dxa"/>
+              <w:right w:w="120" w:type="dxa"/>
+            </w:tcMar>
+          </w:tcPr>
+          <w:p>
+            <w:pPr>
+              <w:rPr>
+                <w:sz w:val="18"/>
+                <w:szCs w:val="18"/>
+              </w:rPr>
+            </w:pPr>
+            <w:r>
+              <w:rPr>
+                <w:sz w:val="18"/>
+                <w:szCs w:val="18"/>
+              </w:rPr>
+              <w:t xml:space="preserve">  - </w:t>
+            </w:r>
+            <w:proofErr w:type="spellStart"/>
+            <w:r>
+              <w:rPr>
+                <w:sz w:val="18"/>
+                <w:szCs w:val="18"/>
+              </w:rPr>
+              <w:t>build_membership_row</w:t>
+            </w:r>
+            <w:proofErr w:type="spellEnd"/>
+            <w:r>
+              <w:rPr>
+                <w:sz w:val="18"/>
+                <w:szCs w:val="18"/>
+              </w:rPr>
+              <w:t>: "Membership End Date" now set to 10 years from</w:t>
+            </w:r>
+          </w:p>
+          <w:p>
+            <w:pPr>
+              <w:rPr>
+                <w:sz w:val="18"/>
+                <w:szCs w:val="18"/>
+              </w:rPr>
+            </w:pPr>
+            <w:r>
+              <w:rPr>
+                <w:sz w:val="18"/>
+                <w:szCs w:val="18"/>
+              </w:rPr>
+              <w:t xml:space="preserve">    run date (matching </w:t>
+            </w:r>
+            <w:proofErr w:type="spellStart"/>
+            <w:r>
+              <w:rPr>
+                <w:sz w:val="18"/>
+                <w:szCs w:val="18"/>
+              </w:rPr>
+              <w:t>GlueUp's</w:t>
+            </w:r>
+            <w:proofErr w:type="spellEnd"/>
+            <w:r>
+              <w:rPr>
+                <w:sz w:val="18"/>
+                <w:szCs w:val="18"/>
+              </w:rPr>
+              <w:t xml:space="preserve"> new 10-year membership term configuration)</w:t>
+            </w:r>
+          </w:p>
+          <w:p>
+            <w:pPr>
+              <w:rPr>
+                <w:sz w:val="18"/>
+                <w:szCs w:val="18"/>
+              </w:rPr>
+            </w:pPr>
+            <w:r>
+              <w:rPr>
+                <w:sz w:val="18"/>
+                <w:szCs w:val="18"/>
+              </w:rPr>
+              <w:t xml:space="preserve">    instead of the ICF Global expiry date. "ICF Global Membership End Date"</w:t>
+            </w:r>
+          </w:p>
+          <w:p>
+            <w:pPr>
+              <w:rPr>
+                <w:sz w:val="18"/>
+                <w:szCs w:val="18"/>
+              </w:rPr>
+            </w:pPr>
+            <w:r>
+              <w:rPr>
+                <w:sz w:val="18"/>
+                <w:szCs w:val="18"/>
+              </w:rPr>
+              <w:t xml:space="preserve">    continues to reflect the actual ICF expiry date.</w:t>
             </w:r>
           </w:p>
         </w:tc>
@@ -23224,8 +24365,8 @@
     </w:tbl>
     <w:p/>
     <w:sectPr>
-      <w:headerReference w:type="default" r:id="rId7"/>
-      <w:footerReference w:type="default" r:id="rId8"/>
+      <w:headerReference w:type="default" r:id="rId8"/>
+      <w:footerReference w:type="default" r:id="rId9"/>
       <w:pgSz w:w="12240" w:h="15840"/>
       <w:pgMar w:top="1080" w:right="1080" w:bottom="1080" w:left="1080" w:header="708" w:footer="708" w:gutter="0"/>
       <w:cols w:space="720"/>
@@ -24190,7 +25331,6 @@
   <w:style w:type="character" w:default="1" w:styleId="DefaultParagraphFont">
     <w:name w:val="Default Paragraph Font"/>
     <w:uiPriority w:val="1"/>
-    <w:semiHidden/>
     <w:unhideWhenUsed/>
   </w:style>
   <w:style w:type="table" w:default="1" w:styleId="TableNormal">

--- a/docs/GlobalGlueUpSync_Design_Spec.docx
+++ b/docs/GlobalGlueUpSync_Design_Spec.docx
@@ -44,7 +44,46 @@
           <w:i/>
           <w:iCs/>
         </w:rPr>
-        <w:t>Design Specification  |  Version 1.21  |  June 2026</w:t>
+        <w:t xml:space="preserve">Design </w:t>
+      </w:r>
+      <w:proofErr w:type="gramStart"/>
+      <w:r>
+        <w:rPr>
+          <w:i/>
+          <w:iCs/>
+        </w:rPr>
+        <w:t>Specification  |</w:t>
+      </w:r>
+      <w:proofErr w:type="gramEnd"/>
+      <w:r>
+        <w:rPr>
+          <w:i/>
+          <w:iCs/>
+        </w:rPr>
+        <w:t xml:space="preserve">  Version </w:t>
+      </w:r>
+      <w:proofErr w:type="gramStart"/>
+      <w:r>
+        <w:rPr>
+          <w:i/>
+          <w:iCs/>
+        </w:rPr>
+        <w:t>2.2.0</w:t>
+      </w:r>
+      <w:r>
+        <w:rPr>
+          <w:i/>
+          <w:iCs/>
+        </w:rPr>
+        <w:t xml:space="preserve">  |</w:t>
+      </w:r>
+      <w:proofErr w:type="gramEnd"/>
+      <w:r>
+        <w:rPr>
+          <w:i/>
+          <w:iCs/>
+        </w:rPr>
+        <w:t xml:space="preserve">  June 2026</w:t>
       </w:r>
     </w:p>
     <w:p>
@@ -182,12 +221,18 @@
             </w:tcMar>
           </w:tcPr>
           <w:p>
-            <w:r>
-              <w:rPr>
-                <w:sz w:val="18"/>
-                <w:szCs w:val="18"/>
-              </w:rPr>
-              <w:t>1.21</w:t>
+            <w:pPr>
+              <w:rPr>
+                <w:sz w:val="18"/>
+                <w:szCs w:val="18"/>
+              </w:rPr>
+            </w:pPr>
+            <w:r>
+              <w:rPr>
+                <w:sz w:val="18"/>
+                <w:szCs w:val="18"/>
+              </w:rPr>
+              <w:t>2.2.0</w:t>
             </w:r>
           </w:p>
         </w:tc>
@@ -9946,15 +9991,7 @@
               <w:right w:w="120" w:type="dxa"/>
             </w:tcMar>
           </w:tcPr>
-          <w:p>
-            <w:r>
-              <w:rPr>
-                <w:sz w:val="18"/>
-                <w:szCs w:val="18"/>
-              </w:rPr>
-              <w:t>(blank — belongs to Membership import)</w:t>
-            </w:r>
-          </w:p>
+          <w:p/>
         </w:tc>
         <w:tc>
           <w:tcPr>
@@ -9979,7 +10016,7 @@
                 <w:sz w:val="18"/>
                 <w:szCs w:val="18"/>
               </w:rPr>
-              <w:t>No — ignored</w:t>
+              <w:t>Yes</w:t>
             </w:r>
           </w:p>
         </w:tc>
@@ -15587,7 +15624,7 @@
         </w:trPr>
         <w:tc>
           <w:tcPr>
-            <w:tcW w:w="500" w:type="dxa"/>
+            <w:tcW w:w="631" w:type="dxa"/>
             <w:tcBorders>
               <w:top w:val="single" w:sz="1" w:space="0" w:color="CCCCCC"/>
               <w:left w:val="single" w:sz="1" w:space="0" w:color="CCCCCC"/>
@@ -15616,7 +15653,7 @@
         </w:tc>
         <w:tc>
           <w:tcPr>
-            <w:tcW w:w="8860" w:type="dxa"/>
+            <w:tcW w:w="8729" w:type="dxa"/>
             <w:tcBorders>
               <w:top w:val="single" w:sz="1" w:space="0" w:color="CCCCCC"/>
               <w:left w:val="single" w:sz="1" w:space="0" w:color="CCCCCC"/>
@@ -15647,7 +15684,7 @@
       <w:tr>
         <w:tc>
           <w:tcPr>
-            <w:tcW w:w="500" w:type="dxa"/>
+            <w:tcW w:w="631" w:type="dxa"/>
             <w:tcBorders>
               <w:top w:val="single" w:sz="1" w:space="0" w:color="CCCCCC"/>
               <w:left w:val="single" w:sz="1" w:space="0" w:color="CCCCCC"/>
@@ -15674,7 +15711,7 @@
         </w:tc>
         <w:tc>
           <w:tcPr>
-            <w:tcW w:w="8860" w:type="dxa"/>
+            <w:tcW w:w="8729" w:type="dxa"/>
             <w:tcBorders>
               <w:top w:val="single" w:sz="1" w:space="0" w:color="CCCCCC"/>
               <w:left w:val="single" w:sz="1" w:space="0" w:color="CCCCCC"/>
@@ -15703,7 +15740,7 @@
       <w:tr>
         <w:tc>
           <w:tcPr>
-            <w:tcW w:w="500" w:type="dxa"/>
+            <w:tcW w:w="631" w:type="dxa"/>
             <w:tcBorders>
               <w:top w:val="single" w:sz="1" w:space="0" w:color="CCCCCC"/>
               <w:left w:val="single" w:sz="1" w:space="0" w:color="CCCCCC"/>
@@ -15730,7 +15767,7 @@
         </w:tc>
         <w:tc>
           <w:tcPr>
-            <w:tcW w:w="8860" w:type="dxa"/>
+            <w:tcW w:w="8729" w:type="dxa"/>
             <w:tcBorders>
               <w:top w:val="single" w:sz="1" w:space="0" w:color="CCCCCC"/>
               <w:left w:val="single" w:sz="1" w:space="0" w:color="CCCCCC"/>
@@ -15759,7 +15796,7 @@
       <w:tr>
         <w:tc>
           <w:tcPr>
-            <w:tcW w:w="500" w:type="dxa"/>
+            <w:tcW w:w="631" w:type="dxa"/>
             <w:tcBorders>
               <w:top w:val="single" w:sz="1" w:space="0" w:color="CCCCCC"/>
               <w:left w:val="single" w:sz="1" w:space="0" w:color="CCCCCC"/>
@@ -15786,7 +15823,7 @@
         </w:tc>
         <w:tc>
           <w:tcPr>
-            <w:tcW w:w="8860" w:type="dxa"/>
+            <w:tcW w:w="8729" w:type="dxa"/>
             <w:tcBorders>
               <w:top w:val="single" w:sz="1" w:space="0" w:color="CCCCCC"/>
               <w:left w:val="single" w:sz="1" w:space="0" w:color="CCCCCC"/>
@@ -15815,7 +15852,7 @@
       <w:tr>
         <w:tc>
           <w:tcPr>
-            <w:tcW w:w="500" w:type="dxa"/>
+            <w:tcW w:w="631" w:type="dxa"/>
             <w:tcBorders>
               <w:top w:val="single" w:sz="1" w:space="0" w:color="CCCCCC"/>
               <w:left w:val="single" w:sz="1" w:space="0" w:color="CCCCCC"/>
@@ -15842,7 +15879,7 @@
         </w:tc>
         <w:tc>
           <w:tcPr>
-            <w:tcW w:w="8860" w:type="dxa"/>
+            <w:tcW w:w="8729" w:type="dxa"/>
             <w:tcBorders>
               <w:top w:val="single" w:sz="1" w:space="0" w:color="CCCCCC"/>
               <w:left w:val="single" w:sz="1" w:space="0" w:color="CCCCCC"/>
@@ -15871,7 +15908,7 @@
       <w:tr>
         <w:tc>
           <w:tcPr>
-            <w:tcW w:w="500" w:type="dxa"/>
+            <w:tcW w:w="631" w:type="dxa"/>
             <w:tcBorders>
               <w:top w:val="single" w:sz="1" w:space="0" w:color="CCCCCC"/>
               <w:left w:val="single" w:sz="1" w:space="0" w:color="CCCCCC"/>
@@ -15899,7 +15936,7 @@
         </w:tc>
         <w:tc>
           <w:tcPr>
-            <w:tcW w:w="8860" w:type="dxa"/>
+            <w:tcW w:w="8729" w:type="dxa"/>
             <w:tcBorders>
               <w:top w:val="single" w:sz="1" w:space="0" w:color="CCCCCC"/>
               <w:left w:val="single" w:sz="1" w:space="0" w:color="CCCCCC"/>
@@ -15928,7 +15965,7 @@
       <w:tr>
         <w:tc>
           <w:tcPr>
-            <w:tcW w:w="500" w:type="dxa"/>
+            <w:tcW w:w="631" w:type="dxa"/>
             <w:tcBorders>
               <w:top w:val="single" w:sz="1" w:space="0" w:color="CCCCCC"/>
               <w:left w:val="single" w:sz="1" w:space="0" w:color="CCCCCC"/>
@@ -15955,7 +15992,7 @@
         </w:tc>
         <w:tc>
           <w:tcPr>
-            <w:tcW w:w="8860" w:type="dxa"/>
+            <w:tcW w:w="8729" w:type="dxa"/>
             <w:tcBorders>
               <w:top w:val="single" w:sz="1" w:space="0" w:color="CCCCCC"/>
               <w:left w:val="single" w:sz="1" w:space="0" w:color="CCCCCC"/>
@@ -15984,7 +16021,7 @@
       <w:tr>
         <w:tc>
           <w:tcPr>
-            <w:tcW w:w="500" w:type="dxa"/>
+            <w:tcW w:w="631" w:type="dxa"/>
             <w:tcBorders>
               <w:top w:val="single" w:sz="1" w:space="0" w:color="CCCCCC"/>
               <w:left w:val="single" w:sz="1" w:space="0" w:color="CCCCCC"/>
@@ -16011,7 +16048,7 @@
         </w:tc>
         <w:tc>
           <w:tcPr>
-            <w:tcW w:w="8860" w:type="dxa"/>
+            <w:tcW w:w="8729" w:type="dxa"/>
             <w:tcBorders>
               <w:top w:val="single" w:sz="1" w:space="0" w:color="CCCCCC"/>
               <w:left w:val="single" w:sz="1" w:space="0" w:color="CCCCCC"/>
@@ -16040,7 +16077,7 @@
       <w:tr>
         <w:tc>
           <w:tcPr>
-            <w:tcW w:w="500" w:type="dxa"/>
+            <w:tcW w:w="631" w:type="dxa"/>
             <w:tcBorders>
               <w:top w:val="single" w:sz="1" w:space="0" w:color="CCCCCC"/>
               <w:left w:val="single" w:sz="1" w:space="0" w:color="CCCCCC"/>
@@ -16067,28 +16104,42 @@
         </w:tc>
         <w:tc>
           <w:tcPr>
-            <w:tcW w:w="8860" w:type="dxa"/>
-            <w:tcBorders>
-              <w:top w:val="single" w:sz="1" w:space="0" w:color="CCCCCC"/>
-              <w:left w:val="single" w:sz="1" w:space="0" w:color="CCCCCC"/>
-              <w:bottom w:val="single" w:sz="1" w:space="0" w:color="CCCCCC"/>
-              <w:right w:val="single" w:sz="1" w:space="0" w:color="CCCCCC"/>
-            </w:tcBorders>
-            <w:shd w:val="clear" w:color="auto" w:fill="FFFFFF"/>
-            <w:tcMar>
-              <w:top w:w="80" w:type="dxa"/>
-              <w:left w:w="120" w:type="dxa"/>
-              <w:bottom w:w="80" w:type="dxa"/>
-              <w:right w:w="120" w:type="dxa"/>
-            </w:tcMar>
-          </w:tcPr>
-          <w:p>
-            <w:r>
-              <w:rPr>
-                <w:sz w:val="18"/>
-                <w:szCs w:val="18"/>
-              </w:rPr>
-              <w:t>Contact import: include row if NEW or CHANGED.</w:t>
+            <w:tcW w:w="8729" w:type="dxa"/>
+            <w:tcBorders>
+              <w:top w:val="single" w:sz="1" w:space="0" w:color="CCCCCC"/>
+              <w:left w:val="single" w:sz="1" w:space="0" w:color="CCCCCC"/>
+              <w:bottom w:val="single" w:sz="1" w:space="0" w:color="CCCCCC"/>
+              <w:right w:val="single" w:sz="1" w:space="0" w:color="CCCCCC"/>
+            </w:tcBorders>
+            <w:shd w:val="clear" w:color="auto" w:fill="FFFFFF"/>
+            <w:tcMar>
+              <w:top w:w="80" w:type="dxa"/>
+              <w:left w:w="120" w:type="dxa"/>
+              <w:bottom w:w="80" w:type="dxa"/>
+              <w:right w:w="120" w:type="dxa"/>
+            </w:tcMar>
+          </w:tcPr>
+          <w:p>
+            <w:r>
+              <w:rPr>
+                <w:sz w:val="18"/>
+                <w:szCs w:val="18"/>
+              </w:rPr>
+              <w:t>Contact import: include row if NEW or CHANGED</w:t>
+            </w:r>
+            <w:r>
+              <w:rPr>
+                <w:sz w:val="18"/>
+                <w:szCs w:val="18"/>
+              </w:rPr>
+              <w:t xml:space="preserve"> or RENEWAL</w:t>
+            </w:r>
+            <w:r>
+              <w:rPr>
+                <w:sz w:val="18"/>
+                <w:szCs w:val="18"/>
+              </w:rPr>
+              <w:t>.</w:t>
             </w:r>
           </w:p>
         </w:tc>
@@ -16096,7 +16147,7 @@
       <w:tr>
         <w:tc>
           <w:tcPr>
-            <w:tcW w:w="500" w:type="dxa"/>
+            <w:tcW w:w="631" w:type="dxa"/>
             <w:tcBorders>
               <w:top w:val="single" w:sz="1" w:space="0" w:color="CCCCCC"/>
               <w:left w:val="single" w:sz="1" w:space="0" w:color="CCCCCC"/>
@@ -16123,7 +16174,7 @@
         </w:tc>
         <w:tc>
           <w:tcPr>
-            <w:tcW w:w="8860" w:type="dxa"/>
+            <w:tcW w:w="8729" w:type="dxa"/>
             <w:tcBorders>
               <w:top w:val="single" w:sz="1" w:space="0" w:color="CCCCCC"/>
               <w:left w:val="single" w:sz="1" w:space="0" w:color="CCCCCC"/>
@@ -16152,63 +16203,7 @@
       <w:tr>
         <w:tc>
           <w:tcPr>
-            <w:tcW w:w="500" w:type="dxa"/>
-            <w:tcBorders>
-              <w:top w:val="single" w:sz="1" w:space="0" w:color="CCCCCC"/>
-              <w:left w:val="single" w:sz="1" w:space="0" w:color="CCCCCC"/>
-              <w:bottom w:val="single" w:sz="1" w:space="0" w:color="CCCCCC"/>
-              <w:right w:val="single" w:sz="1" w:space="0" w:color="CCCCCC"/>
-            </w:tcBorders>
-            <w:shd w:val="clear" w:color="auto" w:fill="FFFFFF"/>
-            <w:tcMar>
-              <w:top w:w="80" w:type="dxa"/>
-              <w:left w:w="120" w:type="dxa"/>
-              <w:bottom w:w="80" w:type="dxa"/>
-              <w:right w:w="120" w:type="dxa"/>
-            </w:tcMar>
-          </w:tcPr>
-          <w:p>
-            <w:r>
-              <w:rPr>
-                <w:sz w:val="18"/>
-                <w:szCs w:val="18"/>
-              </w:rPr>
-              <w:t>8c</w:t>
-            </w:r>
-          </w:p>
-        </w:tc>
-        <w:tc>
-          <w:tcPr>
-            <w:tcW w:w="8860" w:type="dxa"/>
-            <w:tcBorders>
-              <w:top w:val="single" w:sz="1" w:space="0" w:color="CCCCCC"/>
-              <w:left w:val="single" w:sz="1" w:space="0" w:color="CCCCCC"/>
-              <w:bottom w:val="single" w:sz="1" w:space="0" w:color="CCCCCC"/>
-              <w:right w:val="single" w:sz="1" w:space="0" w:color="CCCCCC"/>
-            </w:tcBorders>
-            <w:shd w:val="clear" w:color="auto" w:fill="FFFFFF"/>
-            <w:tcMar>
-              <w:top w:w="80" w:type="dxa"/>
-              <w:left w:w="120" w:type="dxa"/>
-              <w:bottom w:w="80" w:type="dxa"/>
-              <w:right w:w="120" w:type="dxa"/>
-            </w:tcMar>
-          </w:tcPr>
-          <w:p>
-            <w:r>
-              <w:rPr>
-                <w:sz w:val="18"/>
-                <w:szCs w:val="18"/>
-              </w:rPr>
-              <w:t>RENEWAL (CHANGED where ICF expiry has advanced): contact import + renewals_*.xlsx worklist for manual GlueUp UI update. No membership import row. CHANGED (other fields): contact import only.</w:t>
-            </w:r>
-          </w:p>
-        </w:tc>
-      </w:tr>
-      <w:tr>
-        <w:tc>
-          <w:tcPr>
-            <w:tcW w:w="500" w:type="dxa"/>
+            <w:tcW w:w="631" w:type="dxa"/>
             <w:tcBorders>
               <w:top w:val="single" w:sz="1" w:space="0" w:color="CCCCCC"/>
               <w:left w:val="single" w:sz="1" w:space="0" w:color="CCCCCC"/>
@@ -16235,7 +16230,7 @@
         </w:tc>
         <w:tc>
           <w:tcPr>
-            <w:tcW w:w="8860" w:type="dxa"/>
+            <w:tcW w:w="8729" w:type="dxa"/>
             <w:tcBorders>
               <w:top w:val="single" w:sz="1" w:space="0" w:color="CCCCCC"/>
               <w:left w:val="single" w:sz="1" w:space="0" w:color="CCCCCC"/>
@@ -17218,7 +17213,6 @@
         <w:pStyle w:val="Heading1"/>
       </w:pPr>
       <w:r>
-        <w:lastRenderedPageBreak/>
         <w:t>7. Operational Workflow</w:t>
       </w:r>
     </w:p>
@@ -17273,6 +17267,7 @@
                 <w:sz w:val="18"/>
                 <w:szCs w:val="18"/>
               </w:rPr>
+              <w:lastRenderedPageBreak/>
               <w:t>Step</w:t>
             </w:r>
           </w:p>
@@ -19394,7 +19389,7 @@
                 <w:sz w:val="18"/>
                 <w:szCs w:val="18"/>
               </w:rPr>
-              <w:t>All seven output files: contact_import, membership_import, renewals, dropped_members, comparison_report, duplicate_report, run_log.</w:t>
+              <w:t>All seven output files: contact_import, membership_import, dropped_members, comparison_report, duplicate_report, run_log.</w:t>
             </w:r>
           </w:p>
         </w:tc>
@@ -22965,7 +22960,37 @@
                 <w:sz w:val="18"/>
                 <w:szCs w:val="18"/>
               </w:rPr>
-              <w:t>Redesigned sync logic. Make scenario row filter removed — ICF Global API now correctly returns only active members. Sync statuses: NEW (contact + membership import), RENEWAL (contact import + renewals_*.xlsx for manual GlueUp UI update), CHANGED (contact import only), DROPPED (dropped_members_*.xlsx for manual membership cancellation). Membership import restricted to NEW members only — renewals no longer imported via membership import to prevent duplicate membership records. Membership End Date in import set to 10 years from run date (GlueUp membership term reconfigured to 10 years to disable auto-renewal). Two new output files: renewals_*.xlsx and dropped_members_*.xlsx. Comparison report updated: six statuses with colour coding and Action Required column; new Renewals and Dropped tabs. Notification email updated to reflect new 7-file output and action steps. Removed: is_active, new_expired, expiry_passed, membership_triggered logic. Script version: 2.1.1. Utility script FindAutoRenewed.py added to identify members whose membership.endDate was auto-advanced by GlueUp before the 10-year term change.</w:t>
+              <w:t xml:space="preserve">Redesigned sync logic. Make scenario row filter removed — ICF Global API now correctly returns only active members. Sync statuses: NEW (contact + membership import), RENEWAL (contact import), CHANGED (contact import only), DROPPED (dropped_members_*.xlsx for manual membership cancellation). Membership import restricted to NEW members only — renewals no longer imported via membership import to prevent duplicate membership records. Membership End Date in import set to 10 years from run date (GlueUp membership term reconfigured to 10 years to disable auto-renewal). </w:t>
+            </w:r>
+            <w:r>
+              <w:rPr>
+                <w:sz w:val="18"/>
+                <w:szCs w:val="18"/>
+              </w:rPr>
+              <w:t>One</w:t>
+            </w:r>
+            <w:r>
+              <w:rPr>
+                <w:sz w:val="18"/>
+                <w:szCs w:val="18"/>
+              </w:rPr>
+              <w:t xml:space="preserve"> new output </w:t>
+            </w:r>
+            <w:proofErr w:type="gramStart"/>
+            <w:r>
+              <w:rPr>
+                <w:sz w:val="18"/>
+                <w:szCs w:val="18"/>
+              </w:rPr>
+              <w:t>files</w:t>
+            </w:r>
+            <w:proofErr w:type="gramEnd"/>
+            <w:r>
+              <w:rPr>
+                <w:sz w:val="18"/>
+                <w:szCs w:val="18"/>
+              </w:rPr>
+              <w:t>: renewals_*.xlsx and dropped_members_*.xlsx. Comparison report updated: six statuses with colour coding and Action Required column; new Renewals and Dropped tabs. Notification email updated to reflect new 7-file output and action steps. Removed: is_active, new_expired, expiry_passed, membership_triggered logic. Script version: 2.1.1. Utility script FindAutoRenewed.py added to identify members whose membership.endDate was auto-advanced by GlueUp before the 10-year term change.</w:t>
             </w:r>
           </w:p>
         </w:tc>
@@ -23101,15 +23126,7 @@
                 <w:sz w:val="18"/>
                 <w:szCs w:val="18"/>
               </w:rPr>
-              <w:t xml:space="preserve">  - Cloud Run migration: replaced OAuth 2.0 browser flow in _</w:t>
-            </w:r>
-            <w:proofErr w:type="spellStart"/>
-            <w:r>
-              <w:rPr>
-                <w:sz w:val="18"/>
-                <w:szCs w:val="18"/>
-              </w:rPr>
-              <w:t>get_drive_</w:t>
+              <w:t xml:space="preserve">  - Cloud Run migration: replaced OAuth 2.0 browser flow in _get_drive_</w:t>
             </w:r>
             <w:proofErr w:type="gramStart"/>
             <w:r>
@@ -23117,15 +23134,7 @@
                 <w:sz w:val="18"/>
                 <w:szCs w:val="18"/>
               </w:rPr>
-              <w:t>service</w:t>
-            </w:r>
-            <w:proofErr w:type="spellEnd"/>
-            <w:r>
-              <w:rPr>
-                <w:sz w:val="18"/>
-                <w:szCs w:val="18"/>
-              </w:rPr>
-              <w:t>(</w:t>
+              <w:t>service(</w:t>
             </w:r>
             <w:proofErr w:type="gramEnd"/>
             <w:r>
@@ -23163,23 +23172,7 @@
                 <w:sz w:val="18"/>
                 <w:szCs w:val="18"/>
               </w:rPr>
-              <w:t xml:space="preserve">    supplies credentials automatically; locally use '</w:t>
-            </w:r>
-            <w:proofErr w:type="spellStart"/>
-            <w:r>
-              <w:rPr>
-                <w:sz w:val="18"/>
-                <w:szCs w:val="18"/>
-              </w:rPr>
-              <w:t>gcloud</w:t>
-            </w:r>
-            <w:proofErr w:type="spellEnd"/>
-            <w:r>
-              <w:rPr>
-                <w:sz w:val="18"/>
-                <w:szCs w:val="18"/>
-              </w:rPr>
-              <w:t xml:space="preserve"> auth application-default login'.</w:t>
+              <w:t xml:space="preserve">    supplies credentials automatically; locally use 'gcloud auth application-default login'.</w:t>
             </w:r>
           </w:p>
           <w:p>
@@ -23194,31 +23187,7 @@
                 <w:sz w:val="18"/>
                 <w:szCs w:val="18"/>
               </w:rPr>
-              <w:t xml:space="preserve">  - </w:t>
-            </w:r>
-            <w:proofErr w:type="spellStart"/>
-            <w:r>
-              <w:rPr>
-                <w:sz w:val="18"/>
-                <w:szCs w:val="18"/>
-              </w:rPr>
-              <w:t>GlueUp</w:t>
-            </w:r>
-            <w:proofErr w:type="spellEnd"/>
-            <w:r>
-              <w:rPr>
-                <w:sz w:val="18"/>
-                <w:szCs w:val="18"/>
-              </w:rPr>
-              <w:t xml:space="preserve"> auth: replaced token-file approach (</w:t>
-            </w:r>
-            <w:proofErr w:type="spellStart"/>
-            <w:r>
-              <w:rPr>
-                <w:sz w:val="18"/>
-                <w:szCs w:val="18"/>
-              </w:rPr>
-              <w:t>glueup_</w:t>
+              <w:t xml:space="preserve">  - GlueUp auth: replaced token-file approach (glueup_</w:t>
             </w:r>
             <w:proofErr w:type="gramStart"/>
             <w:r>
@@ -23228,7 +23197,6 @@
               </w:rPr>
               <w:t>token.json</w:t>
             </w:r>
-            <w:proofErr w:type="spellEnd"/>
             <w:proofErr w:type="gramEnd"/>
             <w:r>
               <w:rPr>
@@ -23250,15 +23218,7 @@
                 <w:sz w:val="18"/>
                 <w:szCs w:val="18"/>
               </w:rPr>
-              <w:t xml:space="preserve">    HMAC-SHA256 authentication. </w:t>
-            </w:r>
-            <w:proofErr w:type="spellStart"/>
-            <w:r>
-              <w:rPr>
-                <w:sz w:val="18"/>
-                <w:szCs w:val="18"/>
-              </w:rPr>
-              <w:t>glueup_</w:t>
+              <w:t xml:space="preserve">    HMAC-SHA256 authentication. glueup_</w:t>
             </w:r>
             <w:proofErr w:type="gramStart"/>
             <w:r>
@@ -23266,15 +23226,7 @@
                 <w:sz w:val="18"/>
                 <w:szCs w:val="18"/>
               </w:rPr>
-              <w:t>auth</w:t>
-            </w:r>
-            <w:proofErr w:type="spellEnd"/>
-            <w:r>
-              <w:rPr>
-                <w:sz w:val="18"/>
-                <w:szCs w:val="18"/>
-              </w:rPr>
-              <w:t>(</w:t>
+              <w:t>auth(</w:t>
             </w:r>
             <w:proofErr w:type="gramEnd"/>
             <w:r>
@@ -23282,23 +23234,7 @@
                 <w:sz w:val="18"/>
                 <w:szCs w:val="18"/>
               </w:rPr>
-              <w:t xml:space="preserve">) now calls the </w:t>
-            </w:r>
-            <w:proofErr w:type="spellStart"/>
-            <w:r>
-              <w:rPr>
-                <w:sz w:val="18"/>
-                <w:szCs w:val="18"/>
-              </w:rPr>
-              <w:t>GlueUp</w:t>
-            </w:r>
-            <w:proofErr w:type="spellEnd"/>
-            <w:r>
-              <w:rPr>
-                <w:sz w:val="18"/>
-                <w:szCs w:val="18"/>
-              </w:rPr>
-              <w:t xml:space="preserve"> session</w:t>
+              <w:t>) now calls the GlueUp session</w:t>
             </w:r>
           </w:p>
           <w:p>
@@ -23328,15 +23264,7 @@
                 <w:sz w:val="18"/>
                 <w:szCs w:val="18"/>
               </w:rPr>
-              <w:t xml:space="preserve">  - Secret Manager: added _</w:t>
-            </w:r>
-            <w:proofErr w:type="spellStart"/>
-            <w:r>
-              <w:rPr>
-                <w:sz w:val="18"/>
-                <w:szCs w:val="18"/>
-              </w:rPr>
-              <w:t>load_secrets_from_secret_</w:t>
+              <w:t xml:space="preserve">  - Secret Manager: added _load_secrets_from_secret_</w:t>
             </w:r>
             <w:proofErr w:type="gramStart"/>
             <w:r>
@@ -23344,15 +23272,7 @@
                 <w:sz w:val="18"/>
                 <w:szCs w:val="18"/>
               </w:rPr>
-              <w:t>manager</w:t>
-            </w:r>
-            <w:proofErr w:type="spellEnd"/>
-            <w:r>
-              <w:rPr>
-                <w:sz w:val="18"/>
-                <w:szCs w:val="18"/>
-              </w:rPr>
-              <w:t>(</w:t>
+              <w:t>manager(</w:t>
             </w:r>
             <w:proofErr w:type="gramEnd"/>
             <w:r>
@@ -23405,15 +23325,7 @@
                 <w:sz w:val="18"/>
                 <w:szCs w:val="18"/>
               </w:rPr>
-              <w:t xml:space="preserve">  - Drive download: added </w:t>
-            </w:r>
-            <w:proofErr w:type="spellStart"/>
-            <w:r>
-              <w:rPr>
-                <w:sz w:val="18"/>
-                <w:szCs w:val="18"/>
-              </w:rPr>
-              <w:t>download_latest_icf_file_from_</w:t>
+              <w:t xml:space="preserve">  - Drive download: added download_latest_icf_file_from_</w:t>
             </w:r>
             <w:proofErr w:type="gramStart"/>
             <w:r>
@@ -23421,15 +23333,7 @@
                 <w:sz w:val="18"/>
                 <w:szCs w:val="18"/>
               </w:rPr>
-              <w:t>drive</w:t>
-            </w:r>
-            <w:proofErr w:type="spellEnd"/>
-            <w:r>
-              <w:rPr>
-                <w:sz w:val="18"/>
-                <w:szCs w:val="18"/>
-              </w:rPr>
-              <w:t>(</w:t>
+              <w:t>drive(</w:t>
             </w:r>
             <w:proofErr w:type="gramEnd"/>
             <w:r>
@@ -23452,23 +23356,7 @@
                 <w:sz w:val="18"/>
                 <w:szCs w:val="18"/>
               </w:rPr>
-              <w:t xml:space="preserve">    local </w:t>
-            </w:r>
-            <w:proofErr w:type="spellStart"/>
-            <w:r>
-              <w:rPr>
-                <w:sz w:val="18"/>
-                <w:szCs w:val="18"/>
-              </w:rPr>
-              <w:t>activemembers</w:t>
-            </w:r>
-            <w:proofErr w:type="spellEnd"/>
-            <w:r>
-              <w:rPr>
-                <w:sz w:val="18"/>
-                <w:szCs w:val="18"/>
-              </w:rPr>
-              <w:t xml:space="preserve"> CSV is found, the script downloads the most recent</w:t>
+              <w:t xml:space="preserve">    local activemembers CSV is found, the script downloads the most recent</w:t>
             </w:r>
           </w:p>
           <w:p>
@@ -23560,7 +23448,6 @@
               </w:rPr>
               <w:t xml:space="preserve">  - DRIVE_SCOPES broadened from </w:t>
             </w:r>
-            <w:proofErr w:type="spellStart"/>
             <w:proofErr w:type="gramStart"/>
             <w:r>
               <w:rPr>
@@ -23569,7 +23456,6 @@
               </w:rPr>
               <w:t>drive.file</w:t>
             </w:r>
-            <w:proofErr w:type="spellEnd"/>
             <w:proofErr w:type="gramEnd"/>
             <w:r>
               <w:rPr>
@@ -23734,23 +23620,7 @@
                 <w:sz w:val="18"/>
                 <w:szCs w:val="18"/>
               </w:rPr>
-              <w:t xml:space="preserve">    reference the "ICF Global </w:t>
-            </w:r>
-            <w:proofErr w:type="spellStart"/>
-            <w:r>
-              <w:rPr>
-                <w:sz w:val="18"/>
-                <w:szCs w:val="18"/>
-              </w:rPr>
-              <w:t>GlueUp</w:t>
-            </w:r>
-            <w:proofErr w:type="spellEnd"/>
-            <w:r>
-              <w:rPr>
-                <w:sz w:val="18"/>
-                <w:szCs w:val="18"/>
-              </w:rPr>
-              <w:t xml:space="preserve"> Sync Operations" doc for full instructions.</w:t>
+              <w:t xml:space="preserve">    reference the "ICF Global GlueUp Sync Operations" doc for full instructions.</w:t>
             </w:r>
           </w:p>
         </w:tc>
@@ -23878,23 +23748,7 @@
                 <w:sz w:val="18"/>
                 <w:szCs w:val="18"/>
               </w:rPr>
-              <w:t xml:space="preserve">    for manual </w:t>
-            </w:r>
-            <w:proofErr w:type="spellStart"/>
-            <w:r>
-              <w:rPr>
-                <w:sz w:val="18"/>
-                <w:szCs w:val="18"/>
-              </w:rPr>
-              <w:t>GlueUp</w:t>
-            </w:r>
-            <w:proofErr w:type="spellEnd"/>
-            <w:r>
-              <w:rPr>
-                <w:sz w:val="18"/>
-                <w:szCs w:val="18"/>
-              </w:rPr>
-              <w:t xml:space="preserve"> UI update; CHANGED members (other fields only) get contact</w:t>
+              <w:t xml:space="preserve">    for manual GlueUp UI update; CHANGED members (other fields only) get contact</w:t>
             </w:r>
           </w:p>
           <w:p>
@@ -23924,23 +23778,7 @@
                 <w:sz w:val="18"/>
                 <w:szCs w:val="18"/>
               </w:rPr>
-              <w:t xml:space="preserve">  - Added dropped member detection: </w:t>
-            </w:r>
-            <w:proofErr w:type="spellStart"/>
-            <w:r>
-              <w:rPr>
-                <w:sz w:val="18"/>
-                <w:szCs w:val="18"/>
-              </w:rPr>
-              <w:t>GlueUp</w:t>
-            </w:r>
-            <w:proofErr w:type="spellEnd"/>
-            <w:r>
-              <w:rPr>
-                <w:sz w:val="18"/>
-                <w:szCs w:val="18"/>
-              </w:rPr>
-              <w:t xml:space="preserve"> records with an ICF Member ID not</w:t>
+              <w:t xml:space="preserve">  - Added dropped member detection: GlueUp records with an ICF Member ID not</w:t>
             </w:r>
           </w:p>
           <w:p>
@@ -23970,23 +23808,7 @@
                 <w:sz w:val="18"/>
                 <w:szCs w:val="18"/>
               </w:rPr>
-              <w:t xml:space="preserve">    for manual membership cancellation in </w:t>
-            </w:r>
-            <w:proofErr w:type="spellStart"/>
-            <w:r>
-              <w:rPr>
-                <w:sz w:val="18"/>
-                <w:szCs w:val="18"/>
-              </w:rPr>
-              <w:t>GlueUp</w:t>
-            </w:r>
-            <w:proofErr w:type="spellEnd"/>
-            <w:r>
-              <w:rPr>
-                <w:sz w:val="18"/>
-                <w:szCs w:val="18"/>
-              </w:rPr>
-              <w:t xml:space="preserve"> Admin UI.</w:t>
+              <w:t xml:space="preserve">    for manual membership cancellation in GlueUp Admin UI.</w:t>
             </w:r>
           </w:p>
           <w:p>
@@ -24031,17 +23853,8 @@
                 <w:sz w:val="18"/>
                 <w:szCs w:val="18"/>
               </w:rPr>
-              <w:t xml:space="preserve">  - New output file: dropped_members_*.xlsx — replaces the old </w:t>
-            </w:r>
-            <w:proofErr w:type="spellStart"/>
-            <w:r>
-              <w:rPr>
-                <w:sz w:val="18"/>
-                <w:szCs w:val="18"/>
-              </w:rPr>
-              <w:t>process_rows</w:t>
-            </w:r>
-            <w:proofErr w:type="spellEnd"/>
+              <w:t xml:space="preserve">  - New output file: dropped_members_*.xlsx — replaces the old process_rows</w:t>
+            </w:r>
           </w:p>
           <w:p>
             <w:pPr>
@@ -24055,23 +23868,7 @@
                 <w:sz w:val="18"/>
                 <w:szCs w:val="18"/>
               </w:rPr>
-              <w:t xml:space="preserve">    DROPPED logic; now generated directly from </w:t>
-            </w:r>
-            <w:proofErr w:type="spellStart"/>
-            <w:r>
-              <w:rPr>
-                <w:sz w:val="18"/>
-                <w:szCs w:val="18"/>
-              </w:rPr>
-              <w:t>GlueUp</w:t>
-            </w:r>
-            <w:proofErr w:type="spellEnd"/>
-            <w:r>
-              <w:rPr>
-                <w:sz w:val="18"/>
-                <w:szCs w:val="18"/>
-              </w:rPr>
-              <w:t xml:space="preserve"> index comparison.</w:t>
+              <w:t xml:space="preserve">    DROPPED logic; now generated directly from GlueUp index comparison.</w:t>
             </w:r>
           </w:p>
           <w:p>
@@ -24131,71 +23928,7 @@
                 <w:sz w:val="18"/>
                 <w:szCs w:val="18"/>
               </w:rPr>
-              <w:t xml:space="preserve">  - Removed: </w:t>
-            </w:r>
-            <w:proofErr w:type="spellStart"/>
-            <w:r>
-              <w:rPr>
-                <w:sz w:val="18"/>
-                <w:szCs w:val="18"/>
-              </w:rPr>
-              <w:t>is_active</w:t>
-            </w:r>
-            <w:proofErr w:type="spellEnd"/>
-            <w:r>
-              <w:rPr>
-                <w:sz w:val="18"/>
-                <w:szCs w:val="18"/>
-              </w:rPr>
-              <w:t xml:space="preserve">, </w:t>
-            </w:r>
-            <w:proofErr w:type="spellStart"/>
-            <w:r>
-              <w:rPr>
-                <w:sz w:val="18"/>
-                <w:szCs w:val="18"/>
-              </w:rPr>
-              <w:t>new_expired</w:t>
-            </w:r>
-            <w:proofErr w:type="spellEnd"/>
-            <w:r>
-              <w:rPr>
-                <w:sz w:val="18"/>
-                <w:szCs w:val="18"/>
-              </w:rPr>
-              <w:t xml:space="preserve">, </w:t>
-            </w:r>
-            <w:proofErr w:type="spellStart"/>
-            <w:r>
-              <w:rPr>
-                <w:sz w:val="18"/>
-                <w:szCs w:val="18"/>
-              </w:rPr>
-              <w:t>expiry_passed</w:t>
-            </w:r>
-            <w:proofErr w:type="spellEnd"/>
-            <w:r>
-              <w:rPr>
-                <w:sz w:val="18"/>
-                <w:szCs w:val="18"/>
-              </w:rPr>
-              <w:t xml:space="preserve">, </w:t>
-            </w:r>
-            <w:proofErr w:type="spellStart"/>
-            <w:r>
-              <w:rPr>
-                <w:sz w:val="18"/>
-                <w:szCs w:val="18"/>
-              </w:rPr>
-              <w:t>membership_triggered</w:t>
-            </w:r>
-            <w:proofErr w:type="spellEnd"/>
-            <w:r>
-              <w:rPr>
-                <w:sz w:val="18"/>
-                <w:szCs w:val="18"/>
-              </w:rPr>
-              <w:t xml:space="preserve"> logic.</w:t>
+              <w:t xml:space="preserve">  - Removed: is_active, new_expired, expiry_passed, membership_triggered logic.</w:t>
             </w:r>
           </w:p>
           <w:p>
@@ -24210,7 +23943,6 @@
                 <w:sz w:val="18"/>
                 <w:szCs w:val="18"/>
               </w:rPr>
-              <w:lastRenderedPageBreak/>
               <w:t xml:space="preserve">  - Notification email updated to reflect new 6-file output and action steps.</w:t>
             </w:r>
           </w:p>
@@ -24280,23 +24012,7 @@
                 <w:sz w:val="18"/>
                 <w:szCs w:val="18"/>
               </w:rPr>
-              <w:t xml:space="preserve">  - </w:t>
-            </w:r>
-            <w:proofErr w:type="spellStart"/>
-            <w:r>
-              <w:rPr>
-                <w:sz w:val="18"/>
-                <w:szCs w:val="18"/>
-              </w:rPr>
-              <w:t>build_membership_row</w:t>
-            </w:r>
-            <w:proofErr w:type="spellEnd"/>
-            <w:r>
-              <w:rPr>
-                <w:sz w:val="18"/>
-                <w:szCs w:val="18"/>
-              </w:rPr>
-              <w:t>: "Membership End Date" now set to 10 years from</w:t>
+              <w:t xml:space="preserve">  - build_membership_row: "Membership End Date" now set to 10 years from</w:t>
             </w:r>
           </w:p>
           <w:p>
@@ -24311,23 +24027,7 @@
                 <w:sz w:val="18"/>
                 <w:szCs w:val="18"/>
               </w:rPr>
-              <w:t xml:space="preserve">    run date (matching </w:t>
-            </w:r>
-            <w:proofErr w:type="spellStart"/>
-            <w:r>
-              <w:rPr>
-                <w:sz w:val="18"/>
-                <w:szCs w:val="18"/>
-              </w:rPr>
-              <w:t>GlueUp's</w:t>
-            </w:r>
-            <w:proofErr w:type="spellEnd"/>
-            <w:r>
-              <w:rPr>
-                <w:sz w:val="18"/>
-                <w:szCs w:val="18"/>
-              </w:rPr>
-              <w:t xml:space="preserve"> new 10-year membership term configuration)</w:t>
+              <w:t xml:space="preserve">    run date (matching GlueUp's new 10-year membership term configuration)</w:t>
             </w:r>
           </w:p>
           <w:p>
@@ -24358,6 +24058,331 @@
                 <w:szCs w:val="18"/>
               </w:rPr>
               <w:t xml:space="preserve">    continues to reflect the actual ICF expiry date.</w:t>
+            </w:r>
+          </w:p>
+        </w:tc>
+      </w:tr>
+      <w:tr>
+        <w:tc>
+          <w:tcPr>
+            <w:tcW w:w="1080" w:type="dxa"/>
+            <w:tcBorders>
+              <w:top w:val="single" w:sz="1" w:space="0" w:color="CCCCCC"/>
+              <w:left w:val="single" w:sz="1" w:space="0" w:color="CCCCCC"/>
+              <w:bottom w:val="single" w:sz="1" w:space="0" w:color="CCCCCC"/>
+              <w:right w:val="single" w:sz="1" w:space="0" w:color="CCCCCC"/>
+            </w:tcBorders>
+            <w:shd w:val="clear" w:color="auto" w:fill="FFFFFF"/>
+            <w:tcMar>
+              <w:top w:w="80" w:type="dxa"/>
+              <w:left w:w="120" w:type="dxa"/>
+              <w:bottom w:w="80" w:type="dxa"/>
+              <w:right w:w="120" w:type="dxa"/>
+            </w:tcMar>
+          </w:tcPr>
+          <w:p>
+            <w:pPr>
+              <w:rPr>
+                <w:sz w:val="18"/>
+                <w:szCs w:val="18"/>
+              </w:rPr>
+            </w:pPr>
+            <w:r>
+              <w:rPr>
+                <w:sz w:val="18"/>
+                <w:szCs w:val="18"/>
+              </w:rPr>
+              <w:t>2.2.0</w:t>
+            </w:r>
+          </w:p>
+        </w:tc>
+        <w:tc>
+          <w:tcPr>
+            <w:tcW w:w="8280" w:type="dxa"/>
+            <w:tcBorders>
+              <w:top w:val="single" w:sz="1" w:space="0" w:color="CCCCCC"/>
+              <w:left w:val="single" w:sz="1" w:space="0" w:color="CCCCCC"/>
+              <w:bottom w:val="single" w:sz="1" w:space="0" w:color="CCCCCC"/>
+              <w:right w:val="single" w:sz="1" w:space="0" w:color="CCCCCC"/>
+            </w:tcBorders>
+            <w:shd w:val="clear" w:color="auto" w:fill="FFFFFF"/>
+            <w:tcMar>
+              <w:top w:w="80" w:type="dxa"/>
+              <w:left w:w="120" w:type="dxa"/>
+              <w:bottom w:w="80" w:type="dxa"/>
+              <w:right w:w="120" w:type="dxa"/>
+            </w:tcMar>
+          </w:tcPr>
+          <w:p>
+            <w:pPr>
+              <w:rPr>
+                <w:sz w:val="18"/>
+                <w:szCs w:val="18"/>
+              </w:rPr>
+            </w:pPr>
+            <w:r>
+              <w:rPr>
+                <w:sz w:val="18"/>
+                <w:szCs w:val="18"/>
+              </w:rPr>
+              <w:t xml:space="preserve">  - GlueUp Contact Settings confirmed all ICF Global * custom fields,</w:t>
+            </w:r>
+          </w:p>
+          <w:p>
+            <w:pPr>
+              <w:rPr>
+                <w:sz w:val="18"/>
+                <w:szCs w:val="18"/>
+              </w:rPr>
+            </w:pPr>
+            <w:r>
+              <w:rPr>
+                <w:sz w:val="18"/>
+                <w:szCs w:val="18"/>
+              </w:rPr>
+              <w:t xml:space="preserve">    including "ICF Global Membership End Date", are Contact-scoped (GlueUp</w:t>
+            </w:r>
+          </w:p>
+          <w:p>
+            <w:pPr>
+              <w:rPr>
+                <w:sz w:val="18"/>
+                <w:szCs w:val="18"/>
+              </w:rPr>
+            </w:pPr>
+            <w:r>
+              <w:rPr>
+                <w:sz w:val="18"/>
+                <w:szCs w:val="18"/>
+              </w:rPr>
+              <w:t xml:space="preserve">    has no custom fields on the Membership object). Verified via live test</w:t>
+            </w:r>
+          </w:p>
+          <w:p>
+            <w:pPr>
+              <w:rPr>
+                <w:sz w:val="18"/>
+                <w:szCs w:val="18"/>
+              </w:rPr>
+            </w:pPr>
+            <w:r>
+              <w:rPr>
+                <w:sz w:val="18"/>
+                <w:szCs w:val="18"/>
+              </w:rPr>
+              <w:t xml:space="preserve">    import (Tommy Price, member 9066454) with no duplication and a correct</w:t>
+            </w:r>
+          </w:p>
+          <w:p>
+            <w:pPr>
+              <w:rPr>
+                <w:sz w:val="18"/>
+                <w:szCs w:val="18"/>
+              </w:rPr>
+            </w:pPr>
+            <w:r>
+              <w:rPr>
+                <w:sz w:val="18"/>
+                <w:szCs w:val="18"/>
+              </w:rPr>
+              <w:t xml:space="preserve">    field update.</w:t>
+            </w:r>
+          </w:p>
+          <w:p>
+            <w:pPr>
+              <w:rPr>
+                <w:sz w:val="18"/>
+                <w:szCs w:val="18"/>
+              </w:rPr>
+            </w:pPr>
+            <w:r>
+              <w:rPr>
+                <w:sz w:val="18"/>
+                <w:szCs w:val="18"/>
+              </w:rPr>
+              <w:t xml:space="preserve">  - RENEWAL status no longer generates a separate renewals_*.xlsx worklist</w:t>
+            </w:r>
+          </w:p>
+          <w:p>
+            <w:pPr>
+              <w:rPr>
+                <w:sz w:val="18"/>
+                <w:szCs w:val="18"/>
+              </w:rPr>
+            </w:pPr>
+            <w:r>
+              <w:rPr>
+                <w:sz w:val="18"/>
+                <w:szCs w:val="18"/>
+              </w:rPr>
+              <w:t xml:space="preserve">    or requires manual GlueUp Admin UI date edits. build_contact_</w:t>
+            </w:r>
+            <w:proofErr w:type="gramStart"/>
+            <w:r>
+              <w:rPr>
+                <w:sz w:val="18"/>
+                <w:szCs w:val="18"/>
+              </w:rPr>
+              <w:t>row(</w:t>
+            </w:r>
+            <w:proofErr w:type="gramEnd"/>
+            <w:r>
+              <w:rPr>
+                <w:sz w:val="18"/>
+                <w:szCs w:val="18"/>
+              </w:rPr>
+              <w:t>) now</w:t>
+            </w:r>
+          </w:p>
+          <w:p>
+            <w:pPr>
+              <w:rPr>
+                <w:sz w:val="18"/>
+                <w:szCs w:val="18"/>
+              </w:rPr>
+            </w:pPr>
+            <w:r>
+              <w:rPr>
+                <w:sz w:val="18"/>
+                <w:szCs w:val="18"/>
+              </w:rPr>
+              <w:t xml:space="preserve">    accepts is_renewal and populates "ICF Global Membership End Date"</w:t>
+            </w:r>
+          </w:p>
+          <w:p>
+            <w:pPr>
+              <w:rPr>
+                <w:sz w:val="18"/>
+                <w:szCs w:val="18"/>
+              </w:rPr>
+            </w:pPr>
+            <w:r>
+              <w:rPr>
+                <w:sz w:val="18"/>
+                <w:szCs w:val="18"/>
+              </w:rPr>
+              <w:t xml:space="preserve">    directly when True. Start Date / Restart Date / Type remain blank on</w:t>
+            </w:r>
+          </w:p>
+          <w:p>
+            <w:pPr>
+              <w:rPr>
+                <w:sz w:val="18"/>
+                <w:szCs w:val="18"/>
+              </w:rPr>
+            </w:pPr>
+            <w:r>
+              <w:rPr>
+                <w:sz w:val="18"/>
+                <w:szCs w:val="18"/>
+              </w:rPr>
+              <w:t xml:space="preserve">    renewal by design, to preserve legacy values in those fields.</w:t>
+            </w:r>
+          </w:p>
+          <w:p>
+            <w:pPr>
+              <w:rPr>
+                <w:sz w:val="18"/>
+                <w:szCs w:val="18"/>
+              </w:rPr>
+            </w:pPr>
+            <w:r>
+              <w:rPr>
+                <w:sz w:val="18"/>
+                <w:szCs w:val="18"/>
+              </w:rPr>
+              <w:t xml:space="preserve">  - process_</w:t>
+            </w:r>
+            <w:proofErr w:type="gramStart"/>
+            <w:r>
+              <w:rPr>
+                <w:sz w:val="18"/>
+                <w:szCs w:val="18"/>
+              </w:rPr>
+              <w:t>rows(</w:t>
+            </w:r>
+            <w:proofErr w:type="gramEnd"/>
+            <w:r>
+              <w:rPr>
+                <w:sz w:val="18"/>
+                <w:szCs w:val="18"/>
+              </w:rPr>
+              <w:t>) RENEWAL branch: contact import only (no membership</w:t>
+            </w:r>
+          </w:p>
+          <w:p>
+            <w:pPr>
+              <w:rPr>
+                <w:sz w:val="18"/>
+                <w:szCs w:val="18"/>
+              </w:rPr>
+            </w:pPr>
+            <w:r>
+              <w:rPr>
+                <w:sz w:val="18"/>
+                <w:szCs w:val="18"/>
+              </w:rPr>
+              <w:t xml:space="preserve">    import, no renewal_rows list). RENEWAL remains a distinct status in</w:t>
+            </w:r>
+          </w:p>
+          <w:p>
+            <w:pPr>
+              <w:rPr>
+                <w:sz w:val="18"/>
+                <w:szCs w:val="18"/>
+              </w:rPr>
+            </w:pPr>
+            <w:r>
+              <w:rPr>
+                <w:sz w:val="18"/>
+                <w:szCs w:val="18"/>
+              </w:rPr>
+              <w:t xml:space="preserve">    the comparison report and run log for visibility/audit trail.</w:t>
+            </w:r>
+          </w:p>
+          <w:p>
+            <w:pPr>
+              <w:rPr>
+                <w:sz w:val="18"/>
+                <w:szCs w:val="18"/>
+              </w:rPr>
+            </w:pPr>
+            <w:r>
+              <w:rPr>
+                <w:sz w:val="18"/>
+                <w:szCs w:val="18"/>
+              </w:rPr>
+              <w:t xml:space="preserve">  - Removed renewals_*.xlsx from output files, Drive upload list, and the</w:t>
+            </w:r>
+          </w:p>
+          <w:p>
+            <w:pPr>
+              <w:rPr>
+                <w:sz w:val="18"/>
+                <w:szCs w:val="18"/>
+              </w:rPr>
+            </w:pPr>
+            <w:r>
+              <w:rPr>
+                <w:sz w:val="18"/>
+                <w:szCs w:val="18"/>
+              </w:rPr>
+              <w:t xml:space="preserve">    import-ready notification email. Email step numbering and wording</w:t>
+            </w:r>
+          </w:p>
+          <w:p>
+            <w:pPr>
+              <w:rPr>
+                <w:sz w:val="18"/>
+                <w:szCs w:val="18"/>
+              </w:rPr>
+            </w:pPr>
+            <w:r>
+              <w:rPr>
+                <w:sz w:val="18"/>
+                <w:szCs w:val="18"/>
+              </w:rPr>
+              <w:t xml:space="preserve">    updated accordingly.</w:t>
             </w:r>
           </w:p>
         </w:tc>
